--- a/convert_source_description/QB_Op5_B_conv.docx
+++ b/convert_source_description/QB_Op5_B_conv.docx
@@ -11593,7 +11593,6 @@
                 <w:rFonts w:ascii="Times New Roman" w:hAnsi="Times New Roman" w:cs="Times New Roman"/>
                 <w:sz w:val="20"/>
                 <w:szCs w:val="20"/>
-                <w:lang w:val="fr-CH"/>
               </w:rPr>
               <w:t>c</w:t>
             </w:r>
@@ -11603,7 +11602,6 @@
                 <w:sz w:val="20"/>
                 <w:szCs w:val="20"/>
                 <w:vertAlign w:val="superscript"/>
-                <w:lang w:val="fr-CH"/>
               </w:rPr>
               <w:t>3</w:t>
             </w:r>
@@ -11612,7 +11610,6 @@
                 <w:rFonts w:ascii="Times New Roman" w:hAnsi="Times New Roman" w:cs="Times New Roman"/>
                 <w:sz w:val="20"/>
                 <w:szCs w:val="20"/>
-                <w:lang w:val="fr-CH"/>
               </w:rPr>
               <w:t xml:space="preserve"> a</w:t>
             </w:r>
@@ -11621,7 +11618,6 @@
                 <w:rFonts w:ascii="Times New Roman" w:hAnsi="Times New Roman" w:cs="Times New Roman"/>
                 <w:sz w:val="20"/>
                 <w:szCs w:val="20"/>
-                <w:lang w:val="fr-CH"/>
               </w:rPr>
               <w:t>uf Rasur</w:t>
             </w:r>
@@ -11630,7 +11626,6 @@
                 <w:rFonts w:ascii="Times New Roman" w:hAnsi="Times New Roman" w:cs="Times New Roman"/>
                 <w:sz w:val="20"/>
                 <w:szCs w:val="20"/>
-                <w:lang w:val="fr-CH"/>
               </w:rPr>
               <w:t xml:space="preserve">. </w:t>
             </w:r>
@@ -11962,25 +11957,7 @@
                 <w:szCs w:val="20"/>
                 <w:lang w:val="de-DE"/>
               </w:rPr>
-              <w:t xml:space="preserve">(M 148: Textfassung </w:t>
-            </w:r>
-            <w:r>
-              <w:rPr>
-                <w:rFonts w:ascii="Times New Roman" w:hAnsi="Times New Roman" w:cs="Times New Roman"/>
-                <w:sz w:val="20"/>
-                <w:szCs w:val="20"/>
-                <w:lang w:val="de-DE"/>
-              </w:rPr>
-              <w:t>1</w:t>
-            </w:r>
-            <w:r>
-              <w:rPr>
-                <w:rFonts w:ascii="Times New Roman" w:hAnsi="Times New Roman" w:cs="Times New Roman"/>
-                <w:sz w:val="20"/>
-                <w:szCs w:val="20"/>
-                <w:lang w:val="de-DE"/>
-              </w:rPr>
-              <w:t>)</w:t>
+              <w:t>(M 148: Textfassung 1)</w:t>
             </w:r>
           </w:p>
         </w:tc>
@@ -12518,52 +12495,16 @@
                 <w:sz w:val="20"/>
                 <w:szCs w:val="20"/>
               </w:rPr>
-              <w:t>II</w:t>
-            </w:r>
-            <w:r>
-              <w:rPr>
-                <w:rFonts w:ascii="Times New Roman" w:hAnsi="Times New Roman" w:cs="Times New Roman"/>
-                <w:iCs/>
-                <w:sz w:val="20"/>
-                <w:szCs w:val="20"/>
-              </w:rPr>
-              <w:t>I</w:t>
-            </w:r>
-            <w:r>
-              <w:rPr>
-                <w:rFonts w:ascii="Times New Roman" w:hAnsi="Times New Roman" w:cs="Times New Roman"/>
-                <w:iCs/>
-                <w:sz w:val="20"/>
-                <w:szCs w:val="20"/>
-              </w:rPr>
-              <w:t xml:space="preserve"> </w:t>
-            </w:r>
-            <w:r>
-              <w:rPr>
-                <w:rFonts w:ascii="Times New Roman" w:hAnsi="Times New Roman" w:cs="Times New Roman"/>
-                <w:sz w:val="20"/>
-                <w:szCs w:val="20"/>
-                <w:lang w:val="de-DE"/>
-              </w:rPr>
-              <w:t>(M 14</w:t>
-            </w:r>
-            <w:r>
-              <w:rPr>
-                <w:rFonts w:ascii="Times New Roman" w:hAnsi="Times New Roman" w:cs="Times New Roman"/>
-                <w:sz w:val="20"/>
-                <w:szCs w:val="20"/>
-                <w:lang w:val="de-DE"/>
-              </w:rPr>
-              <w:t>9</w:t>
-            </w:r>
-            <w:r>
-              <w:rPr>
-                <w:rFonts w:ascii="Times New Roman" w:hAnsi="Times New Roman" w:cs="Times New Roman"/>
-                <w:sz w:val="20"/>
-                <w:szCs w:val="20"/>
-                <w:lang w:val="de-DE"/>
-              </w:rPr>
-              <w:t>: Textfassung 1)</w:t>
+              <w:t xml:space="preserve">III </w:t>
+            </w:r>
+            <w:r>
+              <w:rPr>
+                <w:rFonts w:ascii="Times New Roman" w:hAnsi="Times New Roman" w:cs="Times New Roman"/>
+                <w:sz w:val="20"/>
+                <w:szCs w:val="20"/>
+                <w:lang w:val="de-DE"/>
+              </w:rPr>
+              <w:t>(M 149: Textfassung 1)</w:t>
             </w:r>
           </w:p>
         </w:tc>
@@ -13235,6 +13176,14 @@
                 <w:szCs w:val="20"/>
               </w:rPr>
             </w:pPr>
+            <w:r>
+              <w:rPr>
+                <w:rFonts w:ascii="Times New Roman" w:hAnsi="Times New Roman" w:cs="Times New Roman"/>
+                <w:sz w:val="20"/>
+                <w:szCs w:val="20"/>
+              </w:rPr>
+              <w:t>15</w:t>
+            </w:r>
           </w:p>
         </w:tc>
         <w:tc>
@@ -13257,6 +13206,14 @@
                 <w:szCs w:val="20"/>
               </w:rPr>
             </w:pPr>
+            <w:r>
+              <w:rPr>
+                <w:rFonts w:ascii="Times New Roman" w:hAnsi="Times New Roman" w:cs="Times New Roman"/>
+                <w:sz w:val="20"/>
+                <w:szCs w:val="20"/>
+              </w:rPr>
+              <w:t>Vc.</w:t>
+            </w:r>
           </w:p>
         </w:tc>
         <w:tc>
@@ -13279,6 +13236,14 @@
                 <w:szCs w:val="20"/>
               </w:rPr>
             </w:pPr>
+            <w:r>
+              <w:rPr>
+                <w:rFonts w:ascii="Times New Roman" w:hAnsi="Times New Roman" w:cs="Times New Roman"/>
+                <w:sz w:val="20"/>
+                <w:szCs w:val="20"/>
+              </w:rPr>
+              <w:t>4/8</w:t>
+            </w:r>
           </w:p>
         </w:tc>
         <w:tc>
@@ -13301,6 +13266,14 @@
                 <w:szCs w:val="20"/>
               </w:rPr>
             </w:pPr>
+            <w:r>
+              <w:rPr>
+                <w:rFonts w:ascii="Times New Roman" w:hAnsi="Times New Roman" w:cs="Times New Roman"/>
+                <w:sz w:val="20"/>
+                <w:szCs w:val="20"/>
+              </w:rPr>
+              <w:t>Auf Rasur.</w:t>
+            </w:r>
           </w:p>
         </w:tc>
       </w:tr>
@@ -13328,6 +13301,14 @@
                 <w:szCs w:val="20"/>
               </w:rPr>
             </w:pPr>
+            <w:r>
+              <w:rPr>
+                <w:rFonts w:ascii="Times New Roman" w:hAnsi="Times New Roman" w:cs="Times New Roman"/>
+                <w:sz w:val="20"/>
+                <w:szCs w:val="20"/>
+              </w:rPr>
+              <w:t>16</w:t>
+            </w:r>
           </w:p>
         </w:tc>
         <w:tc>
@@ -13350,6 +13331,14 @@
                 <w:szCs w:val="20"/>
               </w:rPr>
             </w:pPr>
+            <w:r>
+              <w:rPr>
+                <w:rFonts w:ascii="Times New Roman" w:hAnsi="Times New Roman" w:cs="Times New Roman"/>
+                <w:sz w:val="20"/>
+                <w:szCs w:val="20"/>
+              </w:rPr>
+              <w:t>II. Gg.</w:t>
+            </w:r>
           </w:p>
         </w:tc>
         <w:tc>
@@ -13372,6 +13361,14 @@
                 <w:szCs w:val="20"/>
               </w:rPr>
             </w:pPr>
+            <w:r>
+              <w:rPr>
+                <w:rFonts w:ascii="Times New Roman" w:hAnsi="Times New Roman" w:cs="Times New Roman"/>
+                <w:sz w:val="20"/>
+                <w:szCs w:val="20"/>
+              </w:rPr>
+              <w:t>2/8</w:t>
+            </w:r>
           </w:p>
         </w:tc>
         <w:tc>
@@ -13394,6 +13391,48 @@
                 <w:szCs w:val="20"/>
               </w:rPr>
             </w:pPr>
+            <w:r>
+              <w:rPr>
+                <w:rFonts w:ascii="Times New Roman" w:hAnsi="Times New Roman" w:cs="Times New Roman"/>
+                <w:sz w:val="20"/>
+                <w:szCs w:val="20"/>
+              </w:rPr>
+              <w:t>[a] zu e</w:t>
+            </w:r>
+            <w:r>
+              <w:rPr>
+                <w:rFonts w:ascii="Times New Roman" w:hAnsi="Times New Roman" w:cs="Times New Roman"/>
+                <w:sz w:val="20"/>
+                <w:szCs w:val="20"/>
+                <w:vertAlign w:val="superscript"/>
+              </w:rPr>
+              <w:t>1</w:t>
+            </w:r>
+            <w:r>
+              <w:rPr>
+                <w:rFonts w:ascii="Times New Roman" w:hAnsi="Times New Roman" w:cs="Times New Roman"/>
+                <w:sz w:val="20"/>
+                <w:szCs w:val="20"/>
+              </w:rPr>
+              <w:t xml:space="preserve"> überschreibt [b] zu es</w:t>
+            </w:r>
+            <w:r>
+              <w:rPr>
+                <w:rFonts w:ascii="Times New Roman" w:hAnsi="Times New Roman" w:cs="Times New Roman"/>
+                <w:sz w:val="20"/>
+                <w:szCs w:val="20"/>
+                <w:vertAlign w:val="superscript"/>
+              </w:rPr>
+              <w:t>1</w:t>
+            </w:r>
+            <w:r>
+              <w:rPr>
+                <w:rFonts w:ascii="Times New Roman" w:hAnsi="Times New Roman" w:cs="Times New Roman"/>
+                <w:sz w:val="20"/>
+                <w:szCs w:val="20"/>
+              </w:rPr>
+              <w:t xml:space="preserve">. </w:t>
+            </w:r>
           </w:p>
         </w:tc>
       </w:tr>
@@ -13427,7 +13466,7 @@
                 <w:sz w:val="20"/>
                 <w:szCs w:val="20"/>
               </w:rPr>
-              <w:t>###</w:t>
+              <w:t xml:space="preserve">17–19 </w:t>
             </w:r>
           </w:p>
         </w:tc>
@@ -13495,6 +13534,14 @@
                 <w:szCs w:val="20"/>
               </w:rPr>
             </w:pPr>
+            <w:r>
+              <w:rPr>
+                <w:rFonts w:ascii="Times New Roman" w:hAnsi="Times New Roman" w:cs="Times New Roman"/>
+                <w:sz w:val="20"/>
+                <w:szCs w:val="20"/>
+              </w:rPr>
+              <w:t>Rasuren über der Akkolade.</w:t>
+            </w:r>
           </w:p>
         </w:tc>
       </w:tr>
@@ -13656,52 +13703,16 @@
                 <w:sz w:val="20"/>
                 <w:szCs w:val="20"/>
               </w:rPr>
-              <w:t>I</w:t>
-            </w:r>
-            <w:r>
-              <w:rPr>
-                <w:rFonts w:ascii="Times New Roman" w:hAnsi="Times New Roman" w:cs="Times New Roman"/>
-                <w:iCs/>
-                <w:sz w:val="20"/>
-                <w:szCs w:val="20"/>
-              </w:rPr>
-              <w:t>V</w:t>
-            </w:r>
-            <w:r>
-              <w:rPr>
-                <w:rFonts w:ascii="Times New Roman" w:hAnsi="Times New Roman" w:cs="Times New Roman"/>
-                <w:iCs/>
-                <w:sz w:val="20"/>
-                <w:szCs w:val="20"/>
-              </w:rPr>
-              <w:t xml:space="preserve"> </w:t>
-            </w:r>
-            <w:r>
-              <w:rPr>
-                <w:rFonts w:ascii="Times New Roman" w:hAnsi="Times New Roman" w:cs="Times New Roman"/>
-                <w:sz w:val="20"/>
-                <w:szCs w:val="20"/>
-                <w:lang w:val="de-DE"/>
-              </w:rPr>
-              <w:t>(M 1</w:t>
-            </w:r>
-            <w:r>
-              <w:rPr>
-                <w:rFonts w:ascii="Times New Roman" w:hAnsi="Times New Roman" w:cs="Times New Roman"/>
-                <w:sz w:val="20"/>
-                <w:szCs w:val="20"/>
-                <w:lang w:val="de-DE"/>
-              </w:rPr>
-              <w:t>50</w:t>
-            </w:r>
-            <w:r>
-              <w:rPr>
-                <w:rFonts w:ascii="Times New Roman" w:hAnsi="Times New Roman" w:cs="Times New Roman"/>
-                <w:sz w:val="20"/>
-                <w:szCs w:val="20"/>
-                <w:lang w:val="de-DE"/>
-              </w:rPr>
-              <w:t>: Textfassung 1)</w:t>
+              <w:t xml:space="preserve">IV </w:t>
+            </w:r>
+            <w:r>
+              <w:rPr>
+                <w:rFonts w:ascii="Times New Roman" w:hAnsi="Times New Roman" w:cs="Times New Roman"/>
+                <w:sz w:val="20"/>
+                <w:szCs w:val="20"/>
+                <w:lang w:val="de-DE"/>
+              </w:rPr>
+              <w:t>(M 150: Textfassung 1)</w:t>
             </w:r>
           </w:p>
         </w:tc>
@@ -14119,43 +14130,16 @@
                 <w:sz w:val="20"/>
                 <w:szCs w:val="20"/>
               </w:rPr>
-              <w:t>V</w:t>
-            </w:r>
-            <w:r>
-              <w:rPr>
-                <w:rFonts w:ascii="Times New Roman" w:hAnsi="Times New Roman" w:cs="Times New Roman"/>
-                <w:iCs/>
-                <w:sz w:val="20"/>
-                <w:szCs w:val="20"/>
-              </w:rPr>
-              <w:t xml:space="preserve"> </w:t>
-            </w:r>
-            <w:r>
-              <w:rPr>
-                <w:rFonts w:ascii="Times New Roman" w:hAnsi="Times New Roman" w:cs="Times New Roman"/>
-                <w:sz w:val="20"/>
-                <w:szCs w:val="20"/>
-                <w:lang w:val="de-DE"/>
-              </w:rPr>
-              <w:t>(M 1</w:t>
-            </w:r>
-            <w:r>
-              <w:rPr>
-                <w:rFonts w:ascii="Times New Roman" w:hAnsi="Times New Roman" w:cs="Times New Roman"/>
-                <w:sz w:val="20"/>
-                <w:szCs w:val="20"/>
-                <w:lang w:val="de-DE"/>
-              </w:rPr>
-              <w:t>51</w:t>
-            </w:r>
-            <w:r>
-              <w:rPr>
-                <w:rFonts w:ascii="Times New Roman" w:hAnsi="Times New Roman" w:cs="Times New Roman"/>
-                <w:sz w:val="20"/>
-                <w:szCs w:val="20"/>
-                <w:lang w:val="de-DE"/>
-              </w:rPr>
-              <w:t>: Textfassung 1)</w:t>
+              <w:t xml:space="preserve">V </w:t>
+            </w:r>
+            <w:r>
+              <w:rPr>
+                <w:rFonts w:ascii="Times New Roman" w:hAnsi="Times New Roman" w:cs="Times New Roman"/>
+                <w:sz w:val="20"/>
+                <w:szCs w:val="20"/>
+                <w:lang w:val="de-DE"/>
+              </w:rPr>
+              <w:t>(M 151: Textfassung 1)</w:t>
             </w:r>
           </w:p>
         </w:tc>
@@ -23944,25 +23928,7 @@
                 <w:szCs w:val="20"/>
                 <w:lang w:val="de-DE"/>
               </w:rPr>
-              <w:t>(M 14</w:t>
-            </w:r>
-            <w:r>
-              <w:rPr>
-                <w:rFonts w:ascii="Times New Roman" w:hAnsi="Times New Roman" w:cs="Times New Roman"/>
-                <w:sz w:val="20"/>
-                <w:szCs w:val="20"/>
-                <w:lang w:val="de-DE"/>
-              </w:rPr>
-              <w:t>8</w:t>
-            </w:r>
-            <w:r>
-              <w:rPr>
-                <w:rFonts w:ascii="Times New Roman" w:hAnsi="Times New Roman" w:cs="Times New Roman"/>
-                <w:sz w:val="20"/>
-                <w:szCs w:val="20"/>
-                <w:lang w:val="de-DE"/>
-              </w:rPr>
-              <w:t>: Textfassung 2)</w:t>
+              <w:t>(M 148: Textfassung 2)</w:t>
             </w:r>
           </w:p>
         </w:tc>
@@ -24162,25 +24128,7 @@
                 <w:szCs w:val="20"/>
                 <w:lang w:val="de-DE"/>
               </w:rPr>
-              <w:t xml:space="preserve"> </w:t>
-            </w:r>
-            <w:r>
-              <w:rPr>
-                <w:rFonts w:ascii="Times New Roman" w:hAnsi="Times New Roman" w:cs="Times New Roman"/>
-                <w:sz w:val="20"/>
-                <w:szCs w:val="20"/>
-                <w:lang w:val="de-DE"/>
-              </w:rPr>
-              <w:t>hinzugefügt</w:t>
-            </w:r>
-            <w:r>
-              <w:rPr>
-                <w:rFonts w:ascii="Times New Roman" w:hAnsi="Times New Roman" w:cs="Times New Roman"/>
-                <w:sz w:val="20"/>
-                <w:szCs w:val="20"/>
-                <w:lang w:val="de-DE"/>
-              </w:rPr>
-              <w:t xml:space="preserve"> mit violettem Buntstift. </w:t>
+              <w:t xml:space="preserve"> hinzugefügt mit violettem Buntstift. </w:t>
             </w:r>
           </w:p>
           <w:p>
@@ -24241,25 +24189,7 @@
                 <w:szCs w:val="20"/>
                 <w:lang w:val="de-DE"/>
               </w:rPr>
-              <w:t xml:space="preserve"> </w:t>
-            </w:r>
-            <w:r>
-              <w:rPr>
-                <w:rFonts w:ascii="Times New Roman" w:hAnsi="Times New Roman" w:cs="Times New Roman"/>
-                <w:sz w:val="20"/>
-                <w:szCs w:val="20"/>
-                <w:lang w:val="de-DE"/>
-              </w:rPr>
-              <w:t>geändert</w:t>
-            </w:r>
-            <w:r>
-              <w:rPr>
-                <w:rFonts w:ascii="Times New Roman" w:hAnsi="Times New Roman" w:cs="Times New Roman"/>
-                <w:sz w:val="20"/>
-                <w:szCs w:val="20"/>
-                <w:lang w:val="de-DE"/>
-              </w:rPr>
-              <w:t xml:space="preserve"> zu </w:t>
+              <w:t xml:space="preserve"> geändert zu </w:t>
             </w:r>
             <w:r>
               <w:rPr>
@@ -24279,25 +24209,7 @@
                 <w:szCs w:val="20"/>
                 <w:lang w:val="de-DE"/>
               </w:rPr>
-              <w:t>[</w:t>
-            </w:r>
-            <w:r>
-              <w:rPr>
-                <w:rFonts w:ascii="Times New Roman" w:hAnsi="Times New Roman" w:cs="Times New Roman"/>
-                <w:sz w:val="20"/>
-                <w:szCs w:val="20"/>
-                <w:lang w:val="de-DE"/>
-              </w:rPr>
-              <w:t>Ach</w:t>
-            </w:r>
-            <w:r>
-              <w:rPr>
-                <w:rFonts w:ascii="Times New Roman" w:hAnsi="Times New Roman" w:cs="Times New Roman"/>
-                <w:sz w:val="20"/>
-                <w:szCs w:val="20"/>
-                <w:lang w:val="de-DE"/>
-              </w:rPr>
-              <w:t>telnote]</w:t>
+              <w:t>[Achtelnote]</w:t>
             </w:r>
             <w:r>
               <w:rPr>
@@ -24328,25 +24240,7 @@
                 <w:szCs w:val="20"/>
                 <w:lang w:val="de-DE"/>
               </w:rPr>
-              <w:t xml:space="preserve"> mit rotem Buntstift</w:t>
-            </w:r>
-            <w:r>
-              <w:rPr>
-                <w:rFonts w:ascii="Times New Roman" w:hAnsi="Times New Roman" w:cs="Times New Roman"/>
-                <w:sz w:val="20"/>
-                <w:szCs w:val="20"/>
-                <w:lang w:val="de-DE"/>
-              </w:rPr>
-              <w:t xml:space="preserve"> und Bleistift (Hinzufügungen und Streichung)</w:t>
-            </w:r>
-            <w:r>
-              <w:rPr>
-                <w:rFonts w:ascii="Times New Roman" w:hAnsi="Times New Roman" w:cs="Times New Roman"/>
-                <w:sz w:val="20"/>
-                <w:szCs w:val="20"/>
-                <w:lang w:val="de-DE"/>
-              </w:rPr>
-              <w:t>.</w:t>
+              <w:t xml:space="preserve"> mit rotem Buntstift und Bleistift (Hinzufügungen und Streichung).</w:t>
             </w:r>
           </w:p>
         </w:tc>
@@ -24646,7 +24540,6 @@
                 <w:iCs/>
                 <w:sz w:val="20"/>
                 <w:szCs w:val="20"/>
-                <w:lang w:val="fr-CH"/>
               </w:rPr>
               <w:t>Crescendogabel</w:t>
             </w:r>
@@ -24656,7 +24549,6 @@
                 <w:iCs/>
                 <w:sz w:val="20"/>
                 <w:szCs w:val="20"/>
-                <w:lang w:val="fr-CH"/>
               </w:rPr>
               <w:t xml:space="preserve"> vor T. 1 1.–2. </w:t>
             </w:r>
@@ -25134,52 +25026,16 @@
                 <w:sz w:val="20"/>
                 <w:szCs w:val="20"/>
               </w:rPr>
-              <w:t>I</w:t>
-            </w:r>
-            <w:r>
-              <w:rPr>
-                <w:rFonts w:ascii="Times New Roman" w:hAnsi="Times New Roman" w:cs="Times New Roman"/>
-                <w:iCs/>
-                <w:sz w:val="20"/>
-                <w:szCs w:val="20"/>
-              </w:rPr>
-              <w:t>I</w:t>
-            </w:r>
-            <w:r>
-              <w:rPr>
-                <w:rFonts w:ascii="Times New Roman" w:hAnsi="Times New Roman" w:cs="Times New Roman"/>
-                <w:iCs/>
-                <w:sz w:val="20"/>
-                <w:szCs w:val="20"/>
-              </w:rPr>
-              <w:t xml:space="preserve">I </w:t>
-            </w:r>
-            <w:r>
-              <w:rPr>
-                <w:rFonts w:ascii="Times New Roman" w:hAnsi="Times New Roman" w:cs="Times New Roman"/>
-                <w:sz w:val="20"/>
-                <w:szCs w:val="20"/>
-                <w:lang w:val="de-DE"/>
-              </w:rPr>
-              <w:t>(M 14</w:t>
-            </w:r>
-            <w:r>
-              <w:rPr>
-                <w:rFonts w:ascii="Times New Roman" w:hAnsi="Times New Roman" w:cs="Times New Roman"/>
-                <w:sz w:val="20"/>
-                <w:szCs w:val="20"/>
-                <w:lang w:val="de-DE"/>
-              </w:rPr>
-              <w:t>9</w:t>
-            </w:r>
-            <w:r>
-              <w:rPr>
-                <w:rFonts w:ascii="Times New Roman" w:hAnsi="Times New Roman" w:cs="Times New Roman"/>
-                <w:sz w:val="20"/>
-                <w:szCs w:val="20"/>
-                <w:lang w:val="de-DE"/>
-              </w:rPr>
-              <w:t>: Textfassung 2)</w:t>
+              <w:t xml:space="preserve">III </w:t>
+            </w:r>
+            <w:r>
+              <w:rPr>
+                <w:rFonts w:ascii="Times New Roman" w:hAnsi="Times New Roman" w:cs="Times New Roman"/>
+                <w:sz w:val="20"/>
+                <w:szCs w:val="20"/>
+                <w:lang w:val="de-DE"/>
+              </w:rPr>
+              <w:t>(M 149: Textfassung 2)</w:t>
             </w:r>
           </w:p>
         </w:tc>
@@ -25541,27 +25397,97 @@
                 <w:szCs w:val="20"/>
                 <w:lang w:val="de-DE"/>
               </w:rPr>
+              <w:t xml:space="preserve">Dann: Gestrichen mit violettem Buntstift und </w:t>
+            </w:r>
+            <w:r>
+              <w:rPr>
+                <w:rFonts w:ascii="Times New Roman" w:hAnsi="Times New Roman" w:cs="Times New Roman"/>
+                <w:i/>
+                <w:iCs/>
+                <w:sz w:val="20"/>
+                <w:szCs w:val="20"/>
+                <w:lang w:val="de-DE"/>
+              </w:rPr>
+              <w:t xml:space="preserve">Bewegte </w:t>
+            </w:r>
+            <w:r>
+              <w:rPr>
+                <w:rFonts w:ascii="Times New Roman" w:hAnsi="Times New Roman" w:cs="Times New Roman"/>
+                <w:sz w:val="20"/>
+                <w:szCs w:val="20"/>
+                <w:lang w:val="de-DE"/>
+              </w:rPr>
+              <w:t>[</w:t>
+            </w:r>
+            <w:r>
+              <w:rPr>
+                <w:rFonts w:ascii="Times New Roman" w:hAnsi="Times New Roman" w:cs="Times New Roman"/>
+                <w:sz w:val="20"/>
+                <w:szCs w:val="20"/>
+                <w:lang w:val="de-DE"/>
+              </w:rPr>
+              <w:t>Halbe N</w:t>
+            </w:r>
+            <w:r>
+              <w:rPr>
+                <w:rFonts w:ascii="Times New Roman" w:hAnsi="Times New Roman" w:cs="Times New Roman"/>
+                <w:sz w:val="20"/>
+                <w:szCs w:val="20"/>
+                <w:lang w:val="de-DE"/>
+              </w:rPr>
+              <w:t>ote]</w:t>
+            </w:r>
+            <w:r>
+              <w:rPr>
+                <w:rFonts w:ascii="Times New Roman" w:hAnsi="Times New Roman" w:cs="Times New Roman"/>
+                <w:i/>
+                <w:iCs/>
+                <w:sz w:val="20"/>
+                <w:szCs w:val="20"/>
+                <w:lang w:val="de-DE"/>
+              </w:rPr>
+              <w:t>)</w:t>
+            </w:r>
+            <w:r>
+              <w:rPr>
+                <w:rFonts w:ascii="Times New Roman" w:hAnsi="Times New Roman" w:cs="Times New Roman"/>
+                <w:sz w:val="20"/>
+                <w:szCs w:val="20"/>
+                <w:lang w:val="de-DE"/>
+              </w:rPr>
+              <w:t xml:space="preserve"> &lt;= 92&gt; hinzugefügt mit violettem Buntstift und rotem Buntstift (Hinzufügung).</w:t>
+            </w:r>
+          </w:p>
+          <w:p>
+            <w:pPr>
+              <w:spacing w:after="0" w:line="360" w:lineRule="auto"/>
+              <w:outlineLvl w:val="0"/>
+              <w:rPr>
+                <w:rFonts w:ascii="Times New Roman" w:hAnsi="Times New Roman" w:cs="Times New Roman"/>
+                <w:iCs/>
+                <w:sz w:val="20"/>
+                <w:szCs w:val="20"/>
+              </w:rPr>
+            </w:pPr>
+            <w:r>
+              <w:rPr>
+                <w:rFonts w:ascii="Times New Roman" w:hAnsi="Times New Roman" w:cs="Times New Roman"/>
+                <w:sz w:val="20"/>
+                <w:szCs w:val="20"/>
+                <w:lang w:val="de-DE"/>
+              </w:rPr>
               <w:t xml:space="preserve">Dann: </w:t>
             </w:r>
             <w:r>
               <w:rPr>
                 <w:rFonts w:ascii="Times New Roman" w:hAnsi="Times New Roman" w:cs="Times New Roman"/>
-                <w:sz w:val="20"/>
-                <w:szCs w:val="20"/>
-                <w:lang w:val="de-DE"/>
-              </w:rPr>
-              <w:t xml:space="preserve">Gestrichen mit violettem Buntstift und </w:t>
-            </w:r>
-            <w:r>
-              <w:rPr>
-                <w:rFonts w:ascii="Times New Roman" w:hAnsi="Times New Roman" w:cs="Times New Roman"/>
                 <w:i/>
                 <w:iCs/>
                 <w:sz w:val="20"/>
                 <w:szCs w:val="20"/>
                 <w:lang w:val="de-DE"/>
               </w:rPr>
-              <w:t xml:space="preserve">Bewegte </w:t>
+              <w:t>Sehr bewegt (</w:t>
             </w:r>
             <w:r>
               <w:rPr>
@@ -25593,170 +25519,22 @@
             <w:r>
               <w:rPr>
                 <w:rFonts w:ascii="Times New Roman" w:hAnsi="Times New Roman" w:cs="Times New Roman"/>
+                <w:sz w:val="20"/>
+                <w:szCs w:val="20"/>
+                <w:lang w:val="de-DE"/>
+              </w:rPr>
+              <w:t xml:space="preserve"> </w:t>
+            </w:r>
+            <w:r>
+              <w:rPr>
+                <w:rFonts w:ascii="Times New Roman" w:hAnsi="Times New Roman" w:cs="Times New Roman"/>
                 <w:i/>
                 <w:iCs/>
                 <w:sz w:val="20"/>
                 <w:szCs w:val="20"/>
                 <w:lang w:val="de-DE"/>
               </w:rPr>
-              <w:t>)</w:t>
-            </w:r>
-            <w:r>
-              <w:rPr>
-                <w:rFonts w:ascii="Times New Roman" w:hAnsi="Times New Roman" w:cs="Times New Roman"/>
-                <w:sz w:val="20"/>
-                <w:szCs w:val="20"/>
-                <w:lang w:val="de-DE"/>
-              </w:rPr>
-              <w:t xml:space="preserve"> </w:t>
-            </w:r>
-            <w:r>
-              <w:rPr>
-                <w:rFonts w:ascii="Times New Roman" w:hAnsi="Times New Roman" w:cs="Times New Roman"/>
-                <w:sz w:val="20"/>
-                <w:szCs w:val="20"/>
-                <w:lang w:val="de-DE"/>
-              </w:rPr>
-              <w:t>&lt;= 92&gt; hinzugefügt</w:t>
-            </w:r>
-            <w:r>
-              <w:rPr>
-                <w:rFonts w:ascii="Times New Roman" w:hAnsi="Times New Roman" w:cs="Times New Roman"/>
-                <w:sz w:val="20"/>
-                <w:szCs w:val="20"/>
-                <w:lang w:val="de-DE"/>
-              </w:rPr>
-              <w:t xml:space="preserve"> mit</w:t>
-            </w:r>
-            <w:r>
-              <w:rPr>
-                <w:rFonts w:ascii="Times New Roman" w:hAnsi="Times New Roman" w:cs="Times New Roman"/>
-                <w:sz w:val="20"/>
-                <w:szCs w:val="20"/>
-                <w:lang w:val="de-DE"/>
-              </w:rPr>
-              <w:t xml:space="preserve"> violettem Buntstift und</w:t>
-            </w:r>
-            <w:r>
-              <w:rPr>
-                <w:rFonts w:ascii="Times New Roman" w:hAnsi="Times New Roman" w:cs="Times New Roman"/>
-                <w:sz w:val="20"/>
-                <w:szCs w:val="20"/>
-                <w:lang w:val="de-DE"/>
-              </w:rPr>
-              <w:t xml:space="preserve"> rotem Buntstift (Hinzufügung).</w:t>
-            </w:r>
-          </w:p>
-          <w:p>
-            <w:pPr>
-              <w:spacing w:after="0" w:line="360" w:lineRule="auto"/>
-              <w:outlineLvl w:val="0"/>
-              <w:rPr>
-                <w:rFonts w:ascii="Times New Roman" w:hAnsi="Times New Roman" w:cs="Times New Roman"/>
-                <w:iCs/>
-                <w:sz w:val="20"/>
-                <w:szCs w:val="20"/>
-              </w:rPr>
-            </w:pPr>
-            <w:r>
-              <w:rPr>
-                <w:rFonts w:ascii="Times New Roman" w:hAnsi="Times New Roman" w:cs="Times New Roman"/>
-                <w:sz w:val="20"/>
-                <w:szCs w:val="20"/>
-                <w:lang w:val="de-DE"/>
-              </w:rPr>
-              <w:t xml:space="preserve">Dann: </w:t>
-            </w:r>
-            <w:r>
-              <w:rPr>
-                <w:rFonts w:ascii="Times New Roman" w:hAnsi="Times New Roman" w:cs="Times New Roman"/>
-                <w:i/>
-                <w:iCs/>
-                <w:sz w:val="20"/>
-                <w:szCs w:val="20"/>
-                <w:lang w:val="de-DE"/>
-              </w:rPr>
-              <w:t>Sehr b</w:t>
-            </w:r>
-            <w:r>
-              <w:rPr>
-                <w:rFonts w:ascii="Times New Roman" w:hAnsi="Times New Roman" w:cs="Times New Roman"/>
-                <w:i/>
-                <w:iCs/>
-                <w:sz w:val="20"/>
-                <w:szCs w:val="20"/>
-                <w:lang w:val="de-DE"/>
-              </w:rPr>
-              <w:t>ewegt</w:t>
-            </w:r>
-            <w:r>
-              <w:rPr>
-                <w:rFonts w:ascii="Times New Roman" w:hAnsi="Times New Roman" w:cs="Times New Roman"/>
-                <w:i/>
-                <w:iCs/>
-                <w:sz w:val="20"/>
-                <w:szCs w:val="20"/>
-                <w:lang w:val="de-DE"/>
-              </w:rPr>
-              <w:t xml:space="preserve"> (</w:t>
-            </w:r>
-            <w:r>
-              <w:rPr>
-                <w:rFonts w:ascii="Times New Roman" w:hAnsi="Times New Roman" w:cs="Times New Roman"/>
-                <w:sz w:val="20"/>
-                <w:szCs w:val="20"/>
-                <w:lang w:val="de-DE"/>
-              </w:rPr>
-              <w:t>[</w:t>
-            </w:r>
-            <w:r>
-              <w:rPr>
-                <w:rFonts w:ascii="Times New Roman" w:hAnsi="Times New Roman" w:cs="Times New Roman"/>
-                <w:sz w:val="20"/>
-                <w:szCs w:val="20"/>
-                <w:lang w:val="de-DE"/>
-              </w:rPr>
-              <w:t>Halbe N</w:t>
-            </w:r>
-            <w:r>
-              <w:rPr>
-                <w:rFonts w:ascii="Times New Roman" w:hAnsi="Times New Roman" w:cs="Times New Roman"/>
-                <w:sz w:val="20"/>
-                <w:szCs w:val="20"/>
-                <w:lang w:val="de-DE"/>
-              </w:rPr>
-              <w:t>ote]</w:t>
-            </w:r>
-            <w:r>
-              <w:rPr>
-                <w:rFonts w:ascii="Times New Roman" w:hAnsi="Times New Roman" w:cs="Times New Roman"/>
-                <w:sz w:val="20"/>
-                <w:szCs w:val="20"/>
-                <w:lang w:val="de-DE"/>
-              </w:rPr>
-              <w:t xml:space="preserve"> </w:t>
-            </w:r>
-            <w:r>
-              <w:rPr>
-                <w:rFonts w:ascii="Times New Roman" w:hAnsi="Times New Roman" w:cs="Times New Roman"/>
-                <w:i/>
-                <w:iCs/>
-                <w:sz w:val="20"/>
-                <w:szCs w:val="20"/>
-                <w:lang w:val="de-DE"/>
-              </w:rPr>
-              <w:t xml:space="preserve">= </w:t>
-            </w:r>
-            <w:r>
-              <w:rPr>
-                <w:rFonts w:ascii="Times New Roman" w:hAnsi="Times New Roman" w:cs="Times New Roman"/>
-                <w:i/>
-                <w:iCs/>
-                <w:sz w:val="20"/>
-                <w:szCs w:val="20"/>
-                <w:lang w:val="de-DE"/>
-              </w:rPr>
-              <w:t>84)</w:t>
+              <w:t>= 84)</w:t>
             </w:r>
             <w:r>
               <w:rPr>
@@ -26094,31 +25872,7 @@
                 <w:sz w:val="20"/>
                 <w:szCs w:val="20"/>
               </w:rPr>
-              <w:t>I</w:t>
-            </w:r>
-            <w:r>
-              <w:rPr>
-                <w:rFonts w:ascii="Times New Roman" w:hAnsi="Times New Roman" w:cs="Times New Roman"/>
-                <w:sz w:val="20"/>
-                <w:szCs w:val="20"/>
-              </w:rPr>
-              <w:t>I</w:t>
-            </w:r>
-            <w:r>
-              <w:rPr>
-                <w:rFonts w:ascii="Times New Roman" w:hAnsi="Times New Roman" w:cs="Times New Roman"/>
-                <w:sz w:val="20"/>
-                <w:szCs w:val="20"/>
-              </w:rPr>
-              <w:t>. Gg.</w:t>
-            </w:r>
-            <w:r>
-              <w:rPr>
-                <w:rFonts w:ascii="Times New Roman" w:hAnsi="Times New Roman" w:cs="Times New Roman"/>
-                <w:sz w:val="20"/>
-                <w:szCs w:val="20"/>
-              </w:rPr>
-              <w:t>, Br.</w:t>
+              <w:t>II. Gg., Br.</w:t>
             </w:r>
           </w:p>
         </w:tc>
@@ -26189,16 +25943,7 @@
                 <w:sz w:val="20"/>
                 <w:szCs w:val="20"/>
               </w:rPr>
-              <w:t xml:space="preserve"> </w:t>
-            </w:r>
-            <w:r>
-              <w:rPr>
-                <w:rFonts w:ascii="Times New Roman" w:hAnsi="Times New Roman" w:cs="Times New Roman"/>
-                <w:iCs/>
-                <w:sz w:val="20"/>
-                <w:szCs w:val="20"/>
-              </w:rPr>
-              <w:t xml:space="preserve">(I. Gg.) und </w:t>
+              <w:t xml:space="preserve"> (I. Gg.) und </w:t>
             </w:r>
             <w:r>
               <w:rPr>
@@ -26217,16 +25962,7 @@
                 <w:sz w:val="20"/>
                 <w:szCs w:val="20"/>
               </w:rPr>
-              <w:t xml:space="preserve"> (Br.) </w:t>
-            </w:r>
-            <w:r>
-              <w:rPr>
-                <w:rFonts w:ascii="Times New Roman" w:hAnsi="Times New Roman" w:cs="Times New Roman"/>
-                <w:iCs/>
-                <w:sz w:val="20"/>
-                <w:szCs w:val="20"/>
-              </w:rPr>
-              <w:t>hinzugefügt mit Bleistift.</w:t>
+              <w:t xml:space="preserve"> (Br.) hinzugefügt mit Bleistift.</w:t>
             </w:r>
           </w:p>
         </w:tc>
@@ -26388,7 +26124,26 @@
                 <w:sz w:val="20"/>
                 <w:szCs w:val="20"/>
               </w:rPr>
-              <w:t>###</w:t>
+              <w:t>10</w:t>
+            </w:r>
+          </w:p>
+          <w:p>
+            <w:pPr>
+              <w:spacing w:after="0" w:line="360" w:lineRule="auto"/>
+              <w:outlineLvl w:val="0"/>
+              <w:rPr>
+                <w:rFonts w:ascii="Times New Roman" w:hAnsi="Times New Roman" w:cs="Times New Roman"/>
+                <w:sz w:val="20"/>
+                <w:szCs w:val="20"/>
+              </w:rPr>
+            </w:pPr>
+            <w:r>
+              <w:rPr>
+                <w:rFonts w:ascii="Times New Roman" w:hAnsi="Times New Roman" w:cs="Times New Roman"/>
+                <w:sz w:val="20"/>
+                <w:szCs w:val="20"/>
+              </w:rPr>
+              <w:t>bis 11</w:t>
             </w:r>
           </w:p>
         </w:tc>
@@ -26412,6 +26167,14 @@
                 <w:szCs w:val="20"/>
               </w:rPr>
             </w:pPr>
+            <w:r>
+              <w:rPr>
+                <w:rFonts w:ascii="Times New Roman" w:hAnsi="Times New Roman" w:cs="Times New Roman"/>
+                <w:sz w:val="20"/>
+                <w:szCs w:val="20"/>
+              </w:rPr>
+              <w:t>Vc.</w:t>
+            </w:r>
           </w:p>
         </w:tc>
         <w:tc>
@@ -26434,6 +26197,33 @@
                 <w:szCs w:val="20"/>
               </w:rPr>
             </w:pPr>
+            <w:r>
+              <w:rPr>
+                <w:rFonts w:ascii="Times New Roman" w:hAnsi="Times New Roman" w:cs="Times New Roman"/>
+                <w:sz w:val="20"/>
+                <w:szCs w:val="20"/>
+              </w:rPr>
+              <w:t xml:space="preserve">6/8 </w:t>
+            </w:r>
+          </w:p>
+          <w:p>
+            <w:pPr>
+              <w:spacing w:after="0" w:line="360" w:lineRule="auto"/>
+              <w:outlineLvl w:val="0"/>
+              <w:rPr>
+                <w:rFonts w:ascii="Times New Roman" w:hAnsi="Times New Roman" w:cs="Times New Roman"/>
+                <w:sz w:val="20"/>
+                <w:szCs w:val="20"/>
+              </w:rPr>
+            </w:pPr>
+            <w:r>
+              <w:rPr>
+                <w:rFonts w:ascii="Times New Roman" w:hAnsi="Times New Roman" w:cs="Times New Roman"/>
+                <w:sz w:val="20"/>
+                <w:szCs w:val="20"/>
+              </w:rPr>
+              <w:t>1/8</w:t>
+            </w:r>
           </w:p>
         </w:tc>
         <w:tc>
@@ -26457,6 +26247,35 @@
                 <w:szCs w:val="20"/>
               </w:rPr>
             </w:pPr>
+            <w:r>
+              <w:rPr>
+                <w:rFonts w:ascii="Times New Roman" w:hAnsi="Times New Roman" w:cs="Times New Roman"/>
+                <w:iCs/>
+                <w:sz w:val="20"/>
+                <w:szCs w:val="20"/>
+              </w:rPr>
+              <w:t xml:space="preserve">Crescendogabel bis T. 10 Taktende hinzugefügt mit Bleistift. </w:t>
+            </w:r>
+            <w:r>
+              <w:rPr>
+                <w:rFonts w:ascii="Times New Roman" w:hAnsi="Times New Roman" w:cs="Times New Roman"/>
+                <w:b/>
+                <w:bCs/>
+                <w:iCs/>
+                <w:sz w:val="20"/>
+                <w:szCs w:val="20"/>
+              </w:rPr>
+              <w:t>B</w:t>
+            </w:r>
+            <w:r>
+              <w:rPr>
+                <w:rFonts w:ascii="Times New Roman" w:hAnsi="Times New Roman" w:cs="Times New Roman"/>
+                <w:iCs/>
+                <w:sz w:val="20"/>
+                <w:szCs w:val="20"/>
+              </w:rPr>
+              <w:t xml:space="preserve">: Akkoladenumbruch nach T. 10. </w:t>
+            </w:r>
           </w:p>
         </w:tc>
       </w:tr>
@@ -26484,6 +26303,14 @@
                 <w:szCs w:val="20"/>
               </w:rPr>
             </w:pPr>
+            <w:r>
+              <w:rPr>
+                <w:rFonts w:ascii="Times New Roman" w:hAnsi="Times New Roman" w:cs="Times New Roman"/>
+                <w:sz w:val="20"/>
+                <w:szCs w:val="20"/>
+              </w:rPr>
+              <w:t>11</w:t>
+            </w:r>
           </w:p>
         </w:tc>
         <w:tc>
@@ -26506,6 +26333,14 @@
                 <w:szCs w:val="20"/>
               </w:rPr>
             </w:pPr>
+            <w:r>
+              <w:rPr>
+                <w:rFonts w:ascii="Times New Roman" w:hAnsi="Times New Roman" w:cs="Times New Roman"/>
+                <w:sz w:val="20"/>
+                <w:szCs w:val="20"/>
+              </w:rPr>
+              <w:t>Vc.</w:t>
+            </w:r>
           </w:p>
         </w:tc>
         <w:tc>
@@ -26528,6 +26363,14 @@
                 <w:szCs w:val="20"/>
               </w:rPr>
             </w:pPr>
+            <w:r>
+              <w:rPr>
+                <w:rFonts w:ascii="Times New Roman" w:hAnsi="Times New Roman" w:cs="Times New Roman"/>
+                <w:sz w:val="20"/>
+                <w:szCs w:val="20"/>
+              </w:rPr>
+              <w:t>2–4/8</w:t>
+            </w:r>
           </w:p>
         </w:tc>
         <w:tc>
@@ -26551,6 +26394,15 @@
                 <w:szCs w:val="20"/>
               </w:rPr>
             </w:pPr>
+            <w:r>
+              <w:rPr>
+                <w:rFonts w:ascii="Times New Roman" w:hAnsi="Times New Roman" w:cs="Times New Roman"/>
+                <w:iCs/>
+                <w:sz w:val="20"/>
+                <w:szCs w:val="20"/>
+              </w:rPr>
+              <w:t>Decrescendogabel hinzugefügt mit Bleistift.</w:t>
+            </w:r>
           </w:p>
         </w:tc>
       </w:tr>
@@ -26578,6 +26430,14 @@
                 <w:szCs w:val="20"/>
               </w:rPr>
             </w:pPr>
+            <w:r>
+              <w:rPr>
+                <w:rFonts w:ascii="Times New Roman" w:hAnsi="Times New Roman" w:cs="Times New Roman"/>
+                <w:sz w:val="20"/>
+                <w:szCs w:val="20"/>
+              </w:rPr>
+              <w:t>12</w:t>
+            </w:r>
           </w:p>
         </w:tc>
         <w:tc>
@@ -26600,6 +26460,14 @@
                 <w:szCs w:val="20"/>
               </w:rPr>
             </w:pPr>
+            <w:r>
+              <w:rPr>
+                <w:rFonts w:ascii="Times New Roman" w:hAnsi="Times New Roman" w:cs="Times New Roman"/>
+                <w:sz w:val="20"/>
+                <w:szCs w:val="20"/>
+              </w:rPr>
+              <w:t>I. Gg.</w:t>
+            </w:r>
           </w:p>
         </w:tc>
         <w:tc>
@@ -26622,6 +26490,14 @@
                 <w:szCs w:val="20"/>
               </w:rPr>
             </w:pPr>
+            <w:r>
+              <w:rPr>
+                <w:rFonts w:ascii="Times New Roman" w:hAnsi="Times New Roman" w:cs="Times New Roman"/>
+                <w:sz w:val="20"/>
+                <w:szCs w:val="20"/>
+              </w:rPr>
+              <w:t>2/8</w:t>
+            </w:r>
           </w:p>
         </w:tc>
         <w:tc>
@@ -26645,6 +26521,15 @@
                 <w:szCs w:val="20"/>
               </w:rPr>
             </w:pPr>
+            <w:r>
+              <w:rPr>
+                <w:rFonts w:ascii="Times New Roman" w:hAnsi="Times New Roman" w:cs="Times New Roman"/>
+                <w:iCs/>
+                <w:sz w:val="20"/>
+                <w:szCs w:val="20"/>
+              </w:rPr>
+              <w:t>[a] hinzugefügt mit Bleistift.</w:t>
+            </w:r>
           </w:p>
         </w:tc>
       </w:tr>
@@ -26672,6 +26557,14 @@
                 <w:szCs w:val="20"/>
               </w:rPr>
             </w:pPr>
+            <w:r>
+              <w:rPr>
+                <w:rFonts w:ascii="Times New Roman" w:hAnsi="Times New Roman" w:cs="Times New Roman"/>
+                <w:sz w:val="20"/>
+                <w:szCs w:val="20"/>
+              </w:rPr>
+              <w:t>12</w:t>
+            </w:r>
           </w:p>
         </w:tc>
         <w:tc>
@@ -26716,6 +26609,14 @@
                 <w:szCs w:val="20"/>
               </w:rPr>
             </w:pPr>
+            <w:r>
+              <w:rPr>
+                <w:rFonts w:ascii="Times New Roman" w:hAnsi="Times New Roman" w:cs="Times New Roman"/>
+                <w:sz w:val="20"/>
+                <w:szCs w:val="20"/>
+              </w:rPr>
+              <w:t>(3/8)</w:t>
+            </w:r>
           </w:p>
         </w:tc>
         <w:tc>
@@ -26739,6 +26640,24 @@
                 <w:szCs w:val="20"/>
               </w:rPr>
             </w:pPr>
+            <w:r>
+              <w:rPr>
+                <w:rFonts w:ascii="Times New Roman" w:hAnsi="Times New Roman" w:cs="Times New Roman"/>
+                <w:i/>
+                <w:sz w:val="20"/>
+                <w:szCs w:val="20"/>
+              </w:rPr>
+              <w:t>molto rit.</w:t>
+            </w:r>
+            <w:r>
+              <w:rPr>
+                <w:rFonts w:ascii="Times New Roman" w:hAnsi="Times New Roman" w:cs="Times New Roman"/>
+                <w:iCs/>
+                <w:sz w:val="20"/>
+                <w:szCs w:val="20"/>
+              </w:rPr>
+              <w:t xml:space="preserve"> hinzugefügt mit Bleistift.</w:t>
+            </w:r>
           </w:p>
         </w:tc>
       </w:tr>
@@ -26748,97 +26667,144 @@
         </w:trPr>
         <w:tc>
           <w:tcPr>
-            <w:tcW w:w="9212" w:type="dxa"/>
-            <w:gridSpan w:val="4"/>
-            <w:tcBorders>
-              <w:top w:val="single" w:sz="4" w:space="0" w:color="auto"/>
-              <w:left w:val="single" w:sz="4" w:space="0" w:color="auto"/>
-              <w:bottom w:val="single" w:sz="4" w:space="0" w:color="auto"/>
-              <w:right w:val="single" w:sz="4" w:space="0" w:color="auto"/>
-            </w:tcBorders>
-          </w:tcPr>
-          <w:p>
-            <w:pPr>
-              <w:spacing w:after="0" w:line="360" w:lineRule="auto"/>
-              <w:outlineLvl w:val="0"/>
-              <w:rPr>
-                <w:rFonts w:ascii="Times New Roman" w:hAnsi="Times New Roman" w:cs="Times New Roman"/>
-                <w:iCs/>
-                <w:sz w:val="20"/>
-                <w:szCs w:val="20"/>
-              </w:rPr>
-            </w:pPr>
-            <w:r>
-              <w:rPr>
-                <w:rFonts w:ascii="Times New Roman" w:hAnsi="Times New Roman" w:cs="Times New Roman"/>
-                <w:iCs/>
-                <w:sz w:val="20"/>
-                <w:szCs w:val="20"/>
-              </w:rPr>
-              <w:t>I</w:t>
-            </w:r>
-            <w:r>
-              <w:rPr>
-                <w:rFonts w:ascii="Times New Roman" w:hAnsi="Times New Roman" w:cs="Times New Roman"/>
-                <w:iCs/>
-                <w:sz w:val="20"/>
-                <w:szCs w:val="20"/>
-              </w:rPr>
-              <w:t>V</w:t>
-            </w:r>
-            <w:r>
-              <w:rPr>
-                <w:rFonts w:ascii="Times New Roman" w:hAnsi="Times New Roman" w:cs="Times New Roman"/>
-                <w:iCs/>
-                <w:sz w:val="20"/>
-                <w:szCs w:val="20"/>
-              </w:rPr>
-              <w:t xml:space="preserve"> </w:t>
-            </w:r>
-            <w:r>
-              <w:rPr>
-                <w:rFonts w:ascii="Times New Roman" w:hAnsi="Times New Roman" w:cs="Times New Roman"/>
-                <w:sz w:val="20"/>
-                <w:szCs w:val="20"/>
-                <w:lang w:val="de-DE"/>
-              </w:rPr>
-              <w:t>(M 1</w:t>
-            </w:r>
-            <w:r>
-              <w:rPr>
-                <w:rFonts w:ascii="Times New Roman" w:hAnsi="Times New Roman" w:cs="Times New Roman"/>
-                <w:sz w:val="20"/>
-                <w:szCs w:val="20"/>
-                <w:lang w:val="de-DE"/>
-              </w:rPr>
-              <w:t>50</w:t>
-            </w:r>
-            <w:r>
-              <w:rPr>
-                <w:rFonts w:ascii="Times New Roman" w:hAnsi="Times New Roman" w:cs="Times New Roman"/>
-                <w:sz w:val="20"/>
-                <w:szCs w:val="20"/>
-                <w:lang w:val="de-DE"/>
-              </w:rPr>
-              <w:t xml:space="preserve">: Textfassung </w:t>
-            </w:r>
-            <w:r>
-              <w:rPr>
-                <w:rFonts w:ascii="Times New Roman" w:hAnsi="Times New Roman" w:cs="Times New Roman"/>
-                <w:sz w:val="20"/>
-                <w:szCs w:val="20"/>
-                <w:lang w:val="de-DE"/>
-              </w:rPr>
-              <w:t>2</w:t>
-            </w:r>
-            <w:r>
-              <w:rPr>
-                <w:rFonts w:ascii="Times New Roman" w:hAnsi="Times New Roman" w:cs="Times New Roman"/>
-                <w:sz w:val="20"/>
-                <w:szCs w:val="20"/>
-                <w:lang w:val="de-DE"/>
-              </w:rPr>
-              <w:t>)</w:t>
+            <w:tcW w:w="920" w:type="dxa"/>
+            <w:tcBorders>
+              <w:top w:val="single" w:sz="4" w:space="0" w:color="auto"/>
+              <w:left w:val="single" w:sz="4" w:space="0" w:color="auto"/>
+              <w:bottom w:val="single" w:sz="4" w:space="0" w:color="auto"/>
+              <w:right w:val="single" w:sz="4" w:space="0" w:color="auto"/>
+            </w:tcBorders>
+          </w:tcPr>
+          <w:p>
+            <w:pPr>
+              <w:spacing w:after="0" w:line="360" w:lineRule="auto"/>
+              <w:outlineLvl w:val="0"/>
+              <w:rPr>
+                <w:rFonts w:ascii="Times New Roman" w:hAnsi="Times New Roman" w:cs="Times New Roman"/>
+                <w:sz w:val="20"/>
+                <w:szCs w:val="20"/>
+              </w:rPr>
+            </w:pPr>
+            <w:r>
+              <w:rPr>
+                <w:rFonts w:ascii="Times New Roman" w:hAnsi="Times New Roman" w:cs="Times New Roman"/>
+                <w:sz w:val="20"/>
+                <w:szCs w:val="20"/>
+              </w:rPr>
+              <w:t>12</w:t>
+            </w:r>
+          </w:p>
+        </w:tc>
+        <w:tc>
+          <w:tcPr>
+            <w:tcW w:w="1134" w:type="dxa"/>
+            <w:tcBorders>
+              <w:top w:val="single" w:sz="4" w:space="0" w:color="auto"/>
+              <w:left w:val="single" w:sz="4" w:space="0" w:color="auto"/>
+              <w:bottom w:val="single" w:sz="4" w:space="0" w:color="auto"/>
+              <w:right w:val="single" w:sz="4" w:space="0" w:color="auto"/>
+            </w:tcBorders>
+          </w:tcPr>
+          <w:p>
+            <w:pPr>
+              <w:spacing w:after="0" w:line="360" w:lineRule="auto"/>
+              <w:outlineLvl w:val="0"/>
+              <w:rPr>
+                <w:rFonts w:ascii="Times New Roman" w:hAnsi="Times New Roman" w:cs="Times New Roman"/>
+                <w:sz w:val="20"/>
+                <w:szCs w:val="20"/>
+              </w:rPr>
+            </w:pPr>
+            <w:r>
+              <w:rPr>
+                <w:rFonts w:ascii="Times New Roman" w:hAnsi="Times New Roman" w:cs="Times New Roman"/>
+                <w:sz w:val="20"/>
+                <w:szCs w:val="20"/>
+              </w:rPr>
+              <w:t xml:space="preserve">Vc. </w:t>
+            </w:r>
+          </w:p>
+        </w:tc>
+        <w:tc>
+          <w:tcPr>
+            <w:tcW w:w="1278" w:type="dxa"/>
+            <w:tcBorders>
+              <w:top w:val="single" w:sz="4" w:space="0" w:color="auto"/>
+              <w:left w:val="single" w:sz="4" w:space="0" w:color="auto"/>
+              <w:bottom w:val="single" w:sz="4" w:space="0" w:color="auto"/>
+              <w:right w:val="single" w:sz="4" w:space="0" w:color="auto"/>
+            </w:tcBorders>
+          </w:tcPr>
+          <w:p>
+            <w:pPr>
+              <w:spacing w:after="0" w:line="360" w:lineRule="auto"/>
+              <w:outlineLvl w:val="0"/>
+              <w:rPr>
+                <w:rFonts w:ascii="Times New Roman" w:hAnsi="Times New Roman" w:cs="Times New Roman"/>
+                <w:sz w:val="20"/>
+                <w:szCs w:val="20"/>
+              </w:rPr>
+            </w:pPr>
+            <w:r>
+              <w:rPr>
+                <w:rFonts w:ascii="Times New Roman" w:hAnsi="Times New Roman" w:cs="Times New Roman"/>
+                <w:sz w:val="20"/>
+                <w:szCs w:val="20"/>
+              </w:rPr>
+              <w:t>7/8</w:t>
+            </w:r>
+          </w:p>
+        </w:tc>
+        <w:tc>
+          <w:tcPr>
+            <w:tcW w:w="5880" w:type="dxa"/>
+            <w:tcBorders>
+              <w:top w:val="single" w:sz="4" w:space="0" w:color="auto"/>
+              <w:left w:val="single" w:sz="4" w:space="0" w:color="auto"/>
+              <w:bottom w:val="single" w:sz="4" w:space="0" w:color="auto"/>
+              <w:right w:val="single" w:sz="4" w:space="0" w:color="auto"/>
+            </w:tcBorders>
+          </w:tcPr>
+          <w:p>
+            <w:pPr>
+              <w:spacing w:after="0" w:line="360" w:lineRule="auto"/>
+              <w:outlineLvl w:val="0"/>
+              <w:rPr>
+                <w:rFonts w:ascii="Times New Roman" w:hAnsi="Times New Roman" w:cs="Times New Roman"/>
+                <w:iCs/>
+                <w:sz w:val="20"/>
+                <w:szCs w:val="20"/>
+              </w:rPr>
+            </w:pPr>
+            <w:r>
+              <w:rPr>
+                <w:rFonts w:ascii="Times New Roman" w:hAnsi="Times New Roman" w:cs="Times New Roman"/>
+                <w:iCs/>
+                <w:sz w:val="20"/>
+                <w:szCs w:val="20"/>
+              </w:rPr>
+              <w:t xml:space="preserve">Zuerst: [p] geändert zu [ppp] mit Bleistift. </w:t>
+            </w:r>
+          </w:p>
+          <w:p>
+            <w:pPr>
+              <w:spacing w:after="0" w:line="360" w:lineRule="auto"/>
+              <w:outlineLvl w:val="0"/>
+              <w:rPr>
+                <w:rFonts w:ascii="Times New Roman" w:hAnsi="Times New Roman" w:cs="Times New Roman"/>
+                <w:iCs/>
+                <w:sz w:val="20"/>
+                <w:szCs w:val="20"/>
+              </w:rPr>
+            </w:pPr>
+            <w:r>
+              <w:rPr>
+                <w:rFonts w:ascii="Times New Roman" w:hAnsi="Times New Roman" w:cs="Times New Roman"/>
+                <w:iCs/>
+                <w:sz w:val="20"/>
+                <w:szCs w:val="20"/>
+              </w:rPr>
+              <w:t>Dann: [ppp] geändert zu [p] mit Bleistift.</w:t>
             </w:r>
           </w:p>
         </w:tc>
@@ -26873,7 +26839,26 @@
                 <w:sz w:val="20"/>
                 <w:szCs w:val="20"/>
               </w:rPr>
-              <w:t>##</w:t>
+              <w:t>12</w:t>
+            </w:r>
+          </w:p>
+          <w:p>
+            <w:pPr>
+              <w:spacing w:after="0" w:line="360" w:lineRule="auto"/>
+              <w:outlineLvl w:val="0"/>
+              <w:rPr>
+                <w:rFonts w:ascii="Times New Roman" w:hAnsi="Times New Roman" w:cs="Times New Roman"/>
+                <w:sz w:val="20"/>
+                <w:szCs w:val="20"/>
+              </w:rPr>
+            </w:pPr>
+            <w:r>
+              <w:rPr>
+                <w:rFonts w:ascii="Times New Roman" w:hAnsi="Times New Roman" w:cs="Times New Roman"/>
+                <w:sz w:val="20"/>
+                <w:szCs w:val="20"/>
+              </w:rPr>
+              <w:t>bis 13</w:t>
             </w:r>
           </w:p>
         </w:tc>
@@ -26897,6 +26882,14 @@
                 <w:szCs w:val="20"/>
               </w:rPr>
             </w:pPr>
+            <w:r>
+              <w:rPr>
+                <w:rFonts w:ascii="Times New Roman" w:hAnsi="Times New Roman" w:cs="Times New Roman"/>
+                <w:sz w:val="20"/>
+                <w:szCs w:val="20"/>
+              </w:rPr>
+              <w:t xml:space="preserve">Vc. </w:t>
+            </w:r>
           </w:p>
         </w:tc>
         <w:tc>
@@ -26919,6 +26912,41 @@
                 <w:szCs w:val="20"/>
               </w:rPr>
             </w:pPr>
+            <w:r>
+              <w:rPr>
+                <w:rFonts w:ascii="Times New Roman" w:hAnsi="Times New Roman" w:cs="Times New Roman"/>
+                <w:sz w:val="20"/>
+                <w:szCs w:val="20"/>
+              </w:rPr>
+              <w:t>7</w:t>
+            </w:r>
+            <w:r>
+              <w:rPr>
+                <w:rFonts w:ascii="Times New Roman" w:hAnsi="Times New Roman" w:cs="Times New Roman"/>
+                <w:sz w:val="20"/>
+                <w:szCs w:val="20"/>
+              </w:rPr>
+              <w:t>/8</w:t>
+            </w:r>
+          </w:p>
+          <w:p>
+            <w:pPr>
+              <w:spacing w:after="0" w:line="360" w:lineRule="auto"/>
+              <w:outlineLvl w:val="0"/>
+              <w:rPr>
+                <w:rFonts w:ascii="Times New Roman" w:hAnsi="Times New Roman" w:cs="Times New Roman"/>
+                <w:sz w:val="20"/>
+                <w:szCs w:val="20"/>
+              </w:rPr>
+            </w:pPr>
+            <w:r>
+              <w:rPr>
+                <w:rFonts w:ascii="Times New Roman" w:hAnsi="Times New Roman" w:cs="Times New Roman"/>
+                <w:sz w:val="20"/>
+                <w:szCs w:val="20"/>
+              </w:rPr>
+              <w:t>4/8</w:t>
+            </w:r>
           </w:p>
         </w:tc>
         <w:tc>
@@ -26942,6 +26970,24 @@
                 <w:szCs w:val="20"/>
               </w:rPr>
             </w:pPr>
+            <w:r>
+              <w:rPr>
+                <w:rFonts w:ascii="Times New Roman" w:hAnsi="Times New Roman" w:cs="Times New Roman"/>
+                <w:iCs/>
+                <w:sz w:val="20"/>
+                <w:szCs w:val="20"/>
+              </w:rPr>
+              <w:t>Crescendogabel T. 12 8/8 bis T. 13 4/8 (</w:t>
+            </w:r>
+            <w:r>
+              <w:rPr>
+                <w:rFonts w:ascii="Times New Roman" w:hAnsi="Times New Roman" w:cs="Times New Roman"/>
+                <w:iCs/>
+                <w:sz w:val="20"/>
+                <w:szCs w:val="20"/>
+              </w:rPr>
+              <w:t xml:space="preserve">wie Textfassung 1) geändert zu Crescendogabel T. 12 7/8 bis Taktende und Decrescendogabel T. 13 2–4/8 mit Bleistift. </w:t>
+            </w:r>
           </w:p>
         </w:tc>
       </w:tr>
@@ -26951,6 +26997,5597 @@
         </w:trPr>
         <w:tc>
           <w:tcPr>
+            <w:tcW w:w="920" w:type="dxa"/>
+            <w:tcBorders>
+              <w:top w:val="single" w:sz="4" w:space="0" w:color="auto"/>
+              <w:left w:val="single" w:sz="4" w:space="0" w:color="auto"/>
+              <w:bottom w:val="single" w:sz="4" w:space="0" w:color="auto"/>
+              <w:right w:val="single" w:sz="4" w:space="0" w:color="auto"/>
+            </w:tcBorders>
+          </w:tcPr>
+          <w:p>
+            <w:pPr>
+              <w:spacing w:after="0" w:line="360" w:lineRule="auto"/>
+              <w:outlineLvl w:val="0"/>
+              <w:rPr>
+                <w:rFonts w:ascii="Times New Roman" w:hAnsi="Times New Roman" w:cs="Times New Roman"/>
+                <w:sz w:val="20"/>
+                <w:szCs w:val="20"/>
+              </w:rPr>
+            </w:pPr>
+            <w:r>
+              <w:rPr>
+                <w:rFonts w:ascii="Times New Roman" w:hAnsi="Times New Roman" w:cs="Times New Roman"/>
+                <w:sz w:val="20"/>
+                <w:szCs w:val="20"/>
+              </w:rPr>
+              <w:t>13</w:t>
+            </w:r>
+          </w:p>
+        </w:tc>
+        <w:tc>
+          <w:tcPr>
+            <w:tcW w:w="1134" w:type="dxa"/>
+            <w:tcBorders>
+              <w:top w:val="single" w:sz="4" w:space="0" w:color="auto"/>
+              <w:left w:val="single" w:sz="4" w:space="0" w:color="auto"/>
+              <w:bottom w:val="single" w:sz="4" w:space="0" w:color="auto"/>
+              <w:right w:val="single" w:sz="4" w:space="0" w:color="auto"/>
+            </w:tcBorders>
+          </w:tcPr>
+          <w:p>
+            <w:pPr>
+              <w:spacing w:after="0" w:line="360" w:lineRule="auto"/>
+              <w:outlineLvl w:val="0"/>
+              <w:rPr>
+                <w:rFonts w:ascii="Times New Roman" w:hAnsi="Times New Roman" w:cs="Times New Roman"/>
+                <w:sz w:val="20"/>
+                <w:szCs w:val="20"/>
+              </w:rPr>
+            </w:pPr>
+            <w:r>
+              <w:rPr>
+                <w:rFonts w:ascii="Times New Roman" w:hAnsi="Times New Roman" w:cs="Times New Roman"/>
+                <w:sz w:val="20"/>
+                <w:szCs w:val="20"/>
+              </w:rPr>
+              <w:t xml:space="preserve">Br. </w:t>
+            </w:r>
+          </w:p>
+        </w:tc>
+        <w:tc>
+          <w:tcPr>
+            <w:tcW w:w="1278" w:type="dxa"/>
+            <w:tcBorders>
+              <w:top w:val="single" w:sz="4" w:space="0" w:color="auto"/>
+              <w:left w:val="single" w:sz="4" w:space="0" w:color="auto"/>
+              <w:bottom w:val="single" w:sz="4" w:space="0" w:color="auto"/>
+              <w:right w:val="single" w:sz="4" w:space="0" w:color="auto"/>
+            </w:tcBorders>
+          </w:tcPr>
+          <w:p>
+            <w:pPr>
+              <w:spacing w:after="0" w:line="360" w:lineRule="auto"/>
+              <w:outlineLvl w:val="0"/>
+              <w:rPr>
+                <w:rFonts w:ascii="Times New Roman" w:hAnsi="Times New Roman" w:cs="Times New Roman"/>
+                <w:sz w:val="20"/>
+                <w:szCs w:val="20"/>
+              </w:rPr>
+            </w:pPr>
+            <w:r>
+              <w:rPr>
+                <w:rFonts w:ascii="Times New Roman" w:hAnsi="Times New Roman" w:cs="Times New Roman"/>
+                <w:sz w:val="20"/>
+                <w:szCs w:val="20"/>
+              </w:rPr>
+              <w:t>4–7/8</w:t>
+            </w:r>
+          </w:p>
+        </w:tc>
+        <w:tc>
+          <w:tcPr>
+            <w:tcW w:w="5880" w:type="dxa"/>
+            <w:tcBorders>
+              <w:top w:val="single" w:sz="4" w:space="0" w:color="auto"/>
+              <w:left w:val="single" w:sz="4" w:space="0" w:color="auto"/>
+              <w:bottom w:val="single" w:sz="4" w:space="0" w:color="auto"/>
+              <w:right w:val="single" w:sz="4" w:space="0" w:color="auto"/>
+            </w:tcBorders>
+          </w:tcPr>
+          <w:p>
+            <w:pPr>
+              <w:spacing w:after="0" w:line="360" w:lineRule="auto"/>
+              <w:outlineLvl w:val="0"/>
+              <w:rPr>
+                <w:rFonts w:ascii="Times New Roman" w:hAnsi="Times New Roman" w:cs="Times New Roman"/>
+                <w:iCs/>
+                <w:sz w:val="20"/>
+                <w:szCs w:val="20"/>
+              </w:rPr>
+            </w:pPr>
+            <w:r>
+              <w:rPr>
+                <w:rFonts w:ascii="Times New Roman" w:hAnsi="Times New Roman" w:cs="Times New Roman"/>
+                <w:iCs/>
+                <w:sz w:val="20"/>
+                <w:szCs w:val="20"/>
+              </w:rPr>
+              <w:t>Crescendogabel (wie Textfassung 1) geändert zu Crescendogabel 4–5/8 und Decrescendogabel 6–7/8 mit Bleistift.</w:t>
+            </w:r>
+          </w:p>
+        </w:tc>
+      </w:tr>
+      <w:tr>
+        <w:trPr>
+          <w:cantSplit/>
+        </w:trPr>
+        <w:tc>
+          <w:tcPr>
+            <w:tcW w:w="920" w:type="dxa"/>
+            <w:tcBorders>
+              <w:top w:val="single" w:sz="4" w:space="0" w:color="auto"/>
+              <w:left w:val="single" w:sz="4" w:space="0" w:color="auto"/>
+              <w:bottom w:val="single" w:sz="4" w:space="0" w:color="auto"/>
+              <w:right w:val="single" w:sz="4" w:space="0" w:color="auto"/>
+            </w:tcBorders>
+          </w:tcPr>
+          <w:p>
+            <w:pPr>
+              <w:spacing w:after="0" w:line="360" w:lineRule="auto"/>
+              <w:outlineLvl w:val="0"/>
+              <w:rPr>
+                <w:rFonts w:ascii="Times New Roman" w:hAnsi="Times New Roman" w:cs="Times New Roman"/>
+                <w:sz w:val="20"/>
+                <w:szCs w:val="20"/>
+              </w:rPr>
+            </w:pPr>
+            <w:r>
+              <w:rPr>
+                <w:rFonts w:ascii="Times New Roman" w:hAnsi="Times New Roman" w:cs="Times New Roman"/>
+                <w:sz w:val="20"/>
+                <w:szCs w:val="20"/>
+              </w:rPr>
+              <w:t>13</w:t>
+            </w:r>
+          </w:p>
+        </w:tc>
+        <w:tc>
+          <w:tcPr>
+            <w:tcW w:w="1134" w:type="dxa"/>
+            <w:tcBorders>
+              <w:top w:val="single" w:sz="4" w:space="0" w:color="auto"/>
+              <w:left w:val="single" w:sz="4" w:space="0" w:color="auto"/>
+              <w:bottom w:val="single" w:sz="4" w:space="0" w:color="auto"/>
+              <w:right w:val="single" w:sz="4" w:space="0" w:color="auto"/>
+            </w:tcBorders>
+          </w:tcPr>
+          <w:p>
+            <w:pPr>
+              <w:spacing w:after="0" w:line="360" w:lineRule="auto"/>
+              <w:outlineLvl w:val="0"/>
+              <w:rPr>
+                <w:rFonts w:ascii="Times New Roman" w:hAnsi="Times New Roman" w:cs="Times New Roman"/>
+                <w:sz w:val="20"/>
+                <w:szCs w:val="20"/>
+              </w:rPr>
+            </w:pPr>
+            <w:r>
+              <w:rPr>
+                <w:rFonts w:ascii="Times New Roman" w:hAnsi="Times New Roman" w:cs="Times New Roman"/>
+                <w:sz w:val="20"/>
+                <w:szCs w:val="20"/>
+              </w:rPr>
+              <w:t>I. Gg.</w:t>
+            </w:r>
+          </w:p>
+        </w:tc>
+        <w:tc>
+          <w:tcPr>
+            <w:tcW w:w="1278" w:type="dxa"/>
+            <w:tcBorders>
+              <w:top w:val="single" w:sz="4" w:space="0" w:color="auto"/>
+              <w:left w:val="single" w:sz="4" w:space="0" w:color="auto"/>
+              <w:bottom w:val="single" w:sz="4" w:space="0" w:color="auto"/>
+              <w:right w:val="single" w:sz="4" w:space="0" w:color="auto"/>
+            </w:tcBorders>
+          </w:tcPr>
+          <w:p>
+            <w:pPr>
+              <w:spacing w:after="0" w:line="360" w:lineRule="auto"/>
+              <w:outlineLvl w:val="0"/>
+              <w:rPr>
+                <w:rFonts w:ascii="Times New Roman" w:hAnsi="Times New Roman" w:cs="Times New Roman"/>
+                <w:sz w:val="20"/>
+                <w:szCs w:val="20"/>
+              </w:rPr>
+            </w:pPr>
+            <w:r>
+              <w:rPr>
+                <w:rFonts w:ascii="Times New Roman" w:hAnsi="Times New Roman" w:cs="Times New Roman"/>
+                <w:sz w:val="20"/>
+                <w:szCs w:val="20"/>
+              </w:rPr>
+              <w:t>12–16/16</w:t>
+            </w:r>
+          </w:p>
+        </w:tc>
+        <w:tc>
+          <w:tcPr>
+            <w:tcW w:w="5880" w:type="dxa"/>
+            <w:tcBorders>
+              <w:top w:val="single" w:sz="4" w:space="0" w:color="auto"/>
+              <w:left w:val="single" w:sz="4" w:space="0" w:color="auto"/>
+              <w:bottom w:val="single" w:sz="4" w:space="0" w:color="auto"/>
+              <w:right w:val="single" w:sz="4" w:space="0" w:color="auto"/>
+            </w:tcBorders>
+          </w:tcPr>
+          <w:p>
+            <w:pPr>
+              <w:spacing w:after="0" w:line="360" w:lineRule="auto"/>
+              <w:outlineLvl w:val="0"/>
+              <w:rPr>
+                <w:rFonts w:ascii="Times New Roman" w:hAnsi="Times New Roman" w:cs="Times New Roman"/>
+                <w:iCs/>
+                <w:sz w:val="20"/>
+                <w:szCs w:val="20"/>
+              </w:rPr>
+            </w:pPr>
+            <w:r>
+              <w:rPr>
+                <w:rFonts w:ascii="Times New Roman" w:hAnsi="Times New Roman" w:cs="Times New Roman"/>
+                <w:iCs/>
+                <w:sz w:val="20"/>
+                <w:szCs w:val="20"/>
+              </w:rPr>
+              <w:t>Crescendogabel (wie Textfassung 1) geändert zu Decrescendogabel mit Bleistift.</w:t>
+            </w:r>
+          </w:p>
+        </w:tc>
+      </w:tr>
+      <w:tr>
+        <w:trPr>
+          <w:cantSplit/>
+        </w:trPr>
+        <w:tc>
+          <w:tcPr>
+            <w:tcW w:w="920" w:type="dxa"/>
+            <w:tcBorders>
+              <w:top w:val="single" w:sz="4" w:space="0" w:color="auto"/>
+              <w:left w:val="single" w:sz="4" w:space="0" w:color="auto"/>
+              <w:bottom w:val="single" w:sz="4" w:space="0" w:color="auto"/>
+              <w:right w:val="single" w:sz="4" w:space="0" w:color="auto"/>
+            </w:tcBorders>
+          </w:tcPr>
+          <w:p>
+            <w:pPr>
+              <w:spacing w:after="0" w:line="360" w:lineRule="auto"/>
+              <w:outlineLvl w:val="0"/>
+              <w:rPr>
+                <w:rFonts w:ascii="Times New Roman" w:hAnsi="Times New Roman" w:cs="Times New Roman"/>
+                <w:sz w:val="20"/>
+                <w:szCs w:val="20"/>
+              </w:rPr>
+            </w:pPr>
+            <w:r>
+              <w:rPr>
+                <w:rFonts w:ascii="Times New Roman" w:hAnsi="Times New Roman" w:cs="Times New Roman"/>
+                <w:sz w:val="20"/>
+                <w:szCs w:val="20"/>
+              </w:rPr>
+              <w:t>13</w:t>
+            </w:r>
+          </w:p>
+        </w:tc>
+        <w:tc>
+          <w:tcPr>
+            <w:tcW w:w="1134" w:type="dxa"/>
+            <w:tcBorders>
+              <w:top w:val="single" w:sz="4" w:space="0" w:color="auto"/>
+              <w:left w:val="single" w:sz="4" w:space="0" w:color="auto"/>
+              <w:bottom w:val="single" w:sz="4" w:space="0" w:color="auto"/>
+              <w:right w:val="single" w:sz="4" w:space="0" w:color="auto"/>
+            </w:tcBorders>
+          </w:tcPr>
+          <w:p>
+            <w:pPr>
+              <w:spacing w:after="0" w:line="360" w:lineRule="auto"/>
+              <w:outlineLvl w:val="0"/>
+              <w:rPr>
+                <w:rFonts w:ascii="Times New Roman" w:hAnsi="Times New Roman" w:cs="Times New Roman"/>
+                <w:sz w:val="20"/>
+                <w:szCs w:val="20"/>
+              </w:rPr>
+            </w:pPr>
+            <w:r>
+              <w:rPr>
+                <w:rFonts w:ascii="Times New Roman" w:hAnsi="Times New Roman" w:cs="Times New Roman"/>
+                <w:sz w:val="20"/>
+                <w:szCs w:val="20"/>
+              </w:rPr>
+              <w:t>Vc.</w:t>
+            </w:r>
+          </w:p>
+        </w:tc>
+        <w:tc>
+          <w:tcPr>
+            <w:tcW w:w="1278" w:type="dxa"/>
+            <w:tcBorders>
+              <w:top w:val="single" w:sz="4" w:space="0" w:color="auto"/>
+              <w:left w:val="single" w:sz="4" w:space="0" w:color="auto"/>
+              <w:bottom w:val="single" w:sz="4" w:space="0" w:color="auto"/>
+              <w:right w:val="single" w:sz="4" w:space="0" w:color="auto"/>
+            </w:tcBorders>
+          </w:tcPr>
+          <w:p>
+            <w:pPr>
+              <w:spacing w:after="0" w:line="360" w:lineRule="auto"/>
+              <w:outlineLvl w:val="0"/>
+              <w:rPr>
+                <w:rFonts w:ascii="Times New Roman" w:hAnsi="Times New Roman" w:cs="Times New Roman"/>
+                <w:sz w:val="20"/>
+                <w:szCs w:val="20"/>
+              </w:rPr>
+            </w:pPr>
+            <w:r>
+              <w:rPr>
+                <w:rFonts w:ascii="Times New Roman" w:hAnsi="Times New Roman" w:cs="Times New Roman"/>
+                <w:sz w:val="20"/>
+                <w:szCs w:val="20"/>
+              </w:rPr>
+              <w:t>6/8</w:t>
+            </w:r>
+          </w:p>
+        </w:tc>
+        <w:tc>
+          <w:tcPr>
+            <w:tcW w:w="5880" w:type="dxa"/>
+            <w:tcBorders>
+              <w:top w:val="single" w:sz="4" w:space="0" w:color="auto"/>
+              <w:left w:val="single" w:sz="4" w:space="0" w:color="auto"/>
+              <w:bottom w:val="single" w:sz="4" w:space="0" w:color="auto"/>
+              <w:right w:val="single" w:sz="4" w:space="0" w:color="auto"/>
+            </w:tcBorders>
+          </w:tcPr>
+          <w:p>
+            <w:pPr>
+              <w:spacing w:after="0" w:line="360" w:lineRule="auto"/>
+              <w:outlineLvl w:val="0"/>
+              <w:rPr>
+                <w:rFonts w:ascii="Times New Roman" w:hAnsi="Times New Roman" w:cs="Times New Roman"/>
+                <w:iCs/>
+                <w:sz w:val="20"/>
+                <w:szCs w:val="20"/>
+              </w:rPr>
+            </w:pPr>
+            <w:r>
+              <w:rPr>
+                <w:rFonts w:ascii="Times New Roman" w:hAnsi="Times New Roman" w:cs="Times New Roman"/>
+                <w:iCs/>
+                <w:sz w:val="20"/>
+                <w:szCs w:val="20"/>
+              </w:rPr>
+              <w:t>[p] hinzugefügt mit Bleistift.</w:t>
+            </w:r>
+          </w:p>
+        </w:tc>
+      </w:tr>
+      <w:tr>
+        <w:trPr>
+          <w:cantSplit/>
+        </w:trPr>
+        <w:tc>
+          <w:tcPr>
+            <w:tcW w:w="920" w:type="dxa"/>
+            <w:tcBorders>
+              <w:top w:val="single" w:sz="4" w:space="0" w:color="auto"/>
+              <w:left w:val="single" w:sz="4" w:space="0" w:color="auto"/>
+              <w:bottom w:val="single" w:sz="4" w:space="0" w:color="auto"/>
+              <w:right w:val="single" w:sz="4" w:space="0" w:color="auto"/>
+            </w:tcBorders>
+          </w:tcPr>
+          <w:p>
+            <w:pPr>
+              <w:spacing w:after="0" w:line="360" w:lineRule="auto"/>
+              <w:outlineLvl w:val="0"/>
+              <w:rPr>
+                <w:rFonts w:ascii="Times New Roman" w:hAnsi="Times New Roman" w:cs="Times New Roman"/>
+                <w:sz w:val="20"/>
+                <w:szCs w:val="20"/>
+              </w:rPr>
+            </w:pPr>
+            <w:r>
+              <w:rPr>
+                <w:rFonts w:ascii="Times New Roman" w:hAnsi="Times New Roman" w:cs="Times New Roman"/>
+                <w:sz w:val="20"/>
+                <w:szCs w:val="20"/>
+              </w:rPr>
+              <w:t>13</w:t>
+            </w:r>
+          </w:p>
+        </w:tc>
+        <w:tc>
+          <w:tcPr>
+            <w:tcW w:w="1134" w:type="dxa"/>
+            <w:tcBorders>
+              <w:top w:val="single" w:sz="4" w:space="0" w:color="auto"/>
+              <w:left w:val="single" w:sz="4" w:space="0" w:color="auto"/>
+              <w:bottom w:val="single" w:sz="4" w:space="0" w:color="auto"/>
+              <w:right w:val="single" w:sz="4" w:space="0" w:color="auto"/>
+            </w:tcBorders>
+          </w:tcPr>
+          <w:p>
+            <w:pPr>
+              <w:spacing w:after="0" w:line="360" w:lineRule="auto"/>
+              <w:outlineLvl w:val="0"/>
+              <w:rPr>
+                <w:rFonts w:ascii="Times New Roman" w:hAnsi="Times New Roman" w:cs="Times New Roman"/>
+                <w:sz w:val="20"/>
+                <w:szCs w:val="20"/>
+              </w:rPr>
+            </w:pPr>
+            <w:r>
+              <w:rPr>
+                <w:rFonts w:ascii="Times New Roman" w:hAnsi="Times New Roman" w:cs="Times New Roman"/>
+                <w:sz w:val="20"/>
+                <w:szCs w:val="20"/>
+              </w:rPr>
+              <w:t>Vc.</w:t>
+            </w:r>
+          </w:p>
+        </w:tc>
+        <w:tc>
+          <w:tcPr>
+            <w:tcW w:w="1278" w:type="dxa"/>
+            <w:tcBorders>
+              <w:top w:val="single" w:sz="4" w:space="0" w:color="auto"/>
+              <w:left w:val="single" w:sz="4" w:space="0" w:color="auto"/>
+              <w:bottom w:val="single" w:sz="4" w:space="0" w:color="auto"/>
+              <w:right w:val="single" w:sz="4" w:space="0" w:color="auto"/>
+            </w:tcBorders>
+          </w:tcPr>
+          <w:p>
+            <w:pPr>
+              <w:spacing w:after="0" w:line="360" w:lineRule="auto"/>
+              <w:outlineLvl w:val="0"/>
+              <w:rPr>
+                <w:rFonts w:ascii="Times New Roman" w:hAnsi="Times New Roman" w:cs="Times New Roman"/>
+                <w:sz w:val="20"/>
+                <w:szCs w:val="20"/>
+              </w:rPr>
+            </w:pPr>
+            <w:r>
+              <w:rPr>
+                <w:rFonts w:ascii="Times New Roman" w:hAnsi="Times New Roman" w:cs="Times New Roman"/>
+                <w:sz w:val="20"/>
+                <w:szCs w:val="20"/>
+              </w:rPr>
+              <w:t>6–8/8</w:t>
+            </w:r>
+          </w:p>
+        </w:tc>
+        <w:tc>
+          <w:tcPr>
+            <w:tcW w:w="5880" w:type="dxa"/>
+            <w:tcBorders>
+              <w:top w:val="single" w:sz="4" w:space="0" w:color="auto"/>
+              <w:left w:val="single" w:sz="4" w:space="0" w:color="auto"/>
+              <w:bottom w:val="single" w:sz="4" w:space="0" w:color="auto"/>
+              <w:right w:val="single" w:sz="4" w:space="0" w:color="auto"/>
+            </w:tcBorders>
+          </w:tcPr>
+          <w:p>
+            <w:pPr>
+              <w:spacing w:after="0" w:line="360" w:lineRule="auto"/>
+              <w:outlineLvl w:val="0"/>
+              <w:rPr>
+                <w:rFonts w:ascii="Times New Roman" w:hAnsi="Times New Roman" w:cs="Times New Roman"/>
+                <w:iCs/>
+                <w:sz w:val="20"/>
+                <w:szCs w:val="20"/>
+              </w:rPr>
+            </w:pPr>
+            <w:r>
+              <w:rPr>
+                <w:rFonts w:ascii="Times New Roman" w:hAnsi="Times New Roman" w:cs="Times New Roman"/>
+                <w:iCs/>
+                <w:sz w:val="20"/>
+                <w:szCs w:val="20"/>
+              </w:rPr>
+              <w:t>Crescendogabel (wie Textfassung 1) geändert zu Decrescendogabel mit Bleistift.</w:t>
+            </w:r>
+          </w:p>
+        </w:tc>
+      </w:tr>
+      <w:tr>
+        <w:trPr>
+          <w:cantSplit/>
+        </w:trPr>
+        <w:tc>
+          <w:tcPr>
+            <w:tcW w:w="920" w:type="dxa"/>
+            <w:tcBorders>
+              <w:top w:val="single" w:sz="4" w:space="0" w:color="auto"/>
+              <w:left w:val="single" w:sz="4" w:space="0" w:color="auto"/>
+              <w:bottom w:val="single" w:sz="4" w:space="0" w:color="auto"/>
+              <w:right w:val="single" w:sz="4" w:space="0" w:color="auto"/>
+            </w:tcBorders>
+          </w:tcPr>
+          <w:p>
+            <w:pPr>
+              <w:spacing w:after="0" w:line="360" w:lineRule="auto"/>
+              <w:outlineLvl w:val="0"/>
+              <w:rPr>
+                <w:rFonts w:ascii="Times New Roman" w:hAnsi="Times New Roman" w:cs="Times New Roman"/>
+                <w:sz w:val="20"/>
+                <w:szCs w:val="20"/>
+              </w:rPr>
+            </w:pPr>
+            <w:r>
+              <w:rPr>
+                <w:rFonts w:ascii="Times New Roman" w:hAnsi="Times New Roman" w:cs="Times New Roman"/>
+                <w:sz w:val="20"/>
+                <w:szCs w:val="20"/>
+              </w:rPr>
+              <w:t>13</w:t>
+            </w:r>
+          </w:p>
+          <w:p>
+            <w:pPr>
+              <w:spacing w:after="0" w:line="360" w:lineRule="auto"/>
+              <w:outlineLvl w:val="0"/>
+              <w:rPr>
+                <w:rFonts w:ascii="Times New Roman" w:hAnsi="Times New Roman" w:cs="Times New Roman"/>
+                <w:sz w:val="20"/>
+                <w:szCs w:val="20"/>
+              </w:rPr>
+            </w:pPr>
+            <w:r>
+              <w:rPr>
+                <w:rFonts w:ascii="Times New Roman" w:hAnsi="Times New Roman" w:cs="Times New Roman"/>
+                <w:sz w:val="20"/>
+                <w:szCs w:val="20"/>
+              </w:rPr>
+              <w:t>bis 14</w:t>
+            </w:r>
+          </w:p>
+        </w:tc>
+        <w:tc>
+          <w:tcPr>
+            <w:tcW w:w="1134" w:type="dxa"/>
+            <w:tcBorders>
+              <w:top w:val="single" w:sz="4" w:space="0" w:color="auto"/>
+              <w:left w:val="single" w:sz="4" w:space="0" w:color="auto"/>
+              <w:bottom w:val="single" w:sz="4" w:space="0" w:color="auto"/>
+              <w:right w:val="single" w:sz="4" w:space="0" w:color="auto"/>
+            </w:tcBorders>
+          </w:tcPr>
+          <w:p>
+            <w:pPr>
+              <w:spacing w:after="0" w:line="360" w:lineRule="auto"/>
+              <w:outlineLvl w:val="0"/>
+              <w:rPr>
+                <w:rFonts w:ascii="Times New Roman" w:hAnsi="Times New Roman" w:cs="Times New Roman"/>
+                <w:sz w:val="20"/>
+                <w:szCs w:val="20"/>
+              </w:rPr>
+            </w:pPr>
+            <w:r>
+              <w:rPr>
+                <w:rFonts w:ascii="Times New Roman" w:hAnsi="Times New Roman" w:cs="Times New Roman"/>
+                <w:sz w:val="20"/>
+                <w:szCs w:val="20"/>
+              </w:rPr>
+              <w:t>II. Gg.</w:t>
+            </w:r>
+          </w:p>
+        </w:tc>
+        <w:tc>
+          <w:tcPr>
+            <w:tcW w:w="1278" w:type="dxa"/>
+            <w:tcBorders>
+              <w:top w:val="single" w:sz="4" w:space="0" w:color="auto"/>
+              <w:left w:val="single" w:sz="4" w:space="0" w:color="auto"/>
+              <w:bottom w:val="single" w:sz="4" w:space="0" w:color="auto"/>
+              <w:right w:val="single" w:sz="4" w:space="0" w:color="auto"/>
+            </w:tcBorders>
+          </w:tcPr>
+          <w:p>
+            <w:pPr>
+              <w:spacing w:after="0" w:line="360" w:lineRule="auto"/>
+              <w:outlineLvl w:val="0"/>
+              <w:rPr>
+                <w:rFonts w:ascii="Times New Roman" w:hAnsi="Times New Roman" w:cs="Times New Roman"/>
+                <w:sz w:val="20"/>
+                <w:szCs w:val="20"/>
+              </w:rPr>
+            </w:pPr>
+            <w:r>
+              <w:rPr>
+                <w:rFonts w:ascii="Times New Roman" w:hAnsi="Times New Roman" w:cs="Times New Roman"/>
+                <w:sz w:val="20"/>
+                <w:szCs w:val="20"/>
+              </w:rPr>
+              <w:t>8/8</w:t>
+            </w:r>
+          </w:p>
+          <w:p>
+            <w:pPr>
+              <w:spacing w:after="0" w:line="360" w:lineRule="auto"/>
+              <w:outlineLvl w:val="0"/>
+              <w:rPr>
+                <w:rFonts w:ascii="Times New Roman" w:hAnsi="Times New Roman" w:cs="Times New Roman"/>
+                <w:sz w:val="20"/>
+                <w:szCs w:val="20"/>
+              </w:rPr>
+            </w:pPr>
+            <w:r>
+              <w:rPr>
+                <w:rFonts w:ascii="Times New Roman" w:hAnsi="Times New Roman" w:cs="Times New Roman"/>
+                <w:sz w:val="20"/>
+                <w:szCs w:val="20"/>
+              </w:rPr>
+              <w:t>1/8</w:t>
+            </w:r>
+          </w:p>
+        </w:tc>
+        <w:tc>
+          <w:tcPr>
+            <w:tcW w:w="5880" w:type="dxa"/>
+            <w:tcBorders>
+              <w:top w:val="single" w:sz="4" w:space="0" w:color="auto"/>
+              <w:left w:val="single" w:sz="4" w:space="0" w:color="auto"/>
+              <w:bottom w:val="single" w:sz="4" w:space="0" w:color="auto"/>
+              <w:right w:val="single" w:sz="4" w:space="0" w:color="auto"/>
+            </w:tcBorders>
+          </w:tcPr>
+          <w:p>
+            <w:pPr>
+              <w:spacing w:after="0" w:line="360" w:lineRule="auto"/>
+              <w:outlineLvl w:val="0"/>
+              <w:rPr>
+                <w:rFonts w:ascii="Times New Roman" w:hAnsi="Times New Roman" w:cs="Times New Roman"/>
+                <w:iCs/>
+                <w:sz w:val="20"/>
+                <w:szCs w:val="20"/>
+              </w:rPr>
+            </w:pPr>
+            <w:r>
+              <w:rPr>
+                <w:rFonts w:ascii="Times New Roman" w:hAnsi="Times New Roman" w:cs="Times New Roman"/>
+                <w:iCs/>
+                <w:sz w:val="20"/>
+                <w:szCs w:val="20"/>
+              </w:rPr>
+              <w:t>Decrescendogabel hinzugefügt mit Bleistift.</w:t>
+            </w:r>
+          </w:p>
+        </w:tc>
+      </w:tr>
+      <w:tr>
+        <w:trPr>
+          <w:cantSplit/>
+        </w:trPr>
+        <w:tc>
+          <w:tcPr>
+            <w:tcW w:w="920" w:type="dxa"/>
+            <w:tcBorders>
+              <w:top w:val="single" w:sz="4" w:space="0" w:color="auto"/>
+              <w:left w:val="single" w:sz="4" w:space="0" w:color="auto"/>
+              <w:bottom w:val="single" w:sz="4" w:space="0" w:color="auto"/>
+              <w:right w:val="single" w:sz="4" w:space="0" w:color="auto"/>
+            </w:tcBorders>
+          </w:tcPr>
+          <w:p>
+            <w:pPr>
+              <w:spacing w:after="0" w:line="360" w:lineRule="auto"/>
+              <w:outlineLvl w:val="0"/>
+              <w:rPr>
+                <w:rFonts w:ascii="Times New Roman" w:hAnsi="Times New Roman" w:cs="Times New Roman"/>
+                <w:sz w:val="20"/>
+                <w:szCs w:val="20"/>
+              </w:rPr>
+            </w:pPr>
+            <w:r>
+              <w:rPr>
+                <w:rFonts w:ascii="Times New Roman" w:hAnsi="Times New Roman" w:cs="Times New Roman"/>
+                <w:sz w:val="20"/>
+                <w:szCs w:val="20"/>
+              </w:rPr>
+              <w:t>14</w:t>
+            </w:r>
+          </w:p>
+        </w:tc>
+        <w:tc>
+          <w:tcPr>
+            <w:tcW w:w="1134" w:type="dxa"/>
+            <w:tcBorders>
+              <w:top w:val="single" w:sz="4" w:space="0" w:color="auto"/>
+              <w:left w:val="single" w:sz="4" w:space="0" w:color="auto"/>
+              <w:bottom w:val="single" w:sz="4" w:space="0" w:color="auto"/>
+              <w:right w:val="single" w:sz="4" w:space="0" w:color="auto"/>
+            </w:tcBorders>
+          </w:tcPr>
+          <w:p>
+            <w:pPr>
+              <w:spacing w:after="0" w:line="360" w:lineRule="auto"/>
+              <w:outlineLvl w:val="0"/>
+              <w:rPr>
+                <w:rFonts w:ascii="Times New Roman" w:hAnsi="Times New Roman" w:cs="Times New Roman"/>
+                <w:sz w:val="20"/>
+                <w:szCs w:val="20"/>
+              </w:rPr>
+            </w:pPr>
+            <w:r>
+              <w:rPr>
+                <w:rFonts w:ascii="Times New Roman" w:hAnsi="Times New Roman" w:cs="Times New Roman"/>
+                <w:sz w:val="20"/>
+                <w:szCs w:val="20"/>
+              </w:rPr>
+              <w:t>Vc.</w:t>
+            </w:r>
+          </w:p>
+        </w:tc>
+        <w:tc>
+          <w:tcPr>
+            <w:tcW w:w="1278" w:type="dxa"/>
+            <w:tcBorders>
+              <w:top w:val="single" w:sz="4" w:space="0" w:color="auto"/>
+              <w:left w:val="single" w:sz="4" w:space="0" w:color="auto"/>
+              <w:bottom w:val="single" w:sz="4" w:space="0" w:color="auto"/>
+              <w:right w:val="single" w:sz="4" w:space="0" w:color="auto"/>
+            </w:tcBorders>
+          </w:tcPr>
+          <w:p>
+            <w:pPr>
+              <w:spacing w:after="0" w:line="360" w:lineRule="auto"/>
+              <w:outlineLvl w:val="0"/>
+              <w:rPr>
+                <w:rFonts w:ascii="Times New Roman" w:hAnsi="Times New Roman" w:cs="Times New Roman"/>
+                <w:sz w:val="20"/>
+                <w:szCs w:val="20"/>
+              </w:rPr>
+            </w:pPr>
+            <w:r>
+              <w:rPr>
+                <w:rFonts w:ascii="Times New Roman" w:hAnsi="Times New Roman" w:cs="Times New Roman"/>
+                <w:sz w:val="20"/>
+                <w:szCs w:val="20"/>
+              </w:rPr>
+              <w:t>1/8</w:t>
+            </w:r>
+          </w:p>
+        </w:tc>
+        <w:tc>
+          <w:tcPr>
+            <w:tcW w:w="5880" w:type="dxa"/>
+            <w:tcBorders>
+              <w:top w:val="single" w:sz="4" w:space="0" w:color="auto"/>
+              <w:left w:val="single" w:sz="4" w:space="0" w:color="auto"/>
+              <w:bottom w:val="single" w:sz="4" w:space="0" w:color="auto"/>
+              <w:right w:val="single" w:sz="4" w:space="0" w:color="auto"/>
+            </w:tcBorders>
+          </w:tcPr>
+          <w:p>
+            <w:pPr>
+              <w:spacing w:after="0" w:line="360" w:lineRule="auto"/>
+              <w:outlineLvl w:val="0"/>
+              <w:rPr>
+                <w:rFonts w:ascii="Times New Roman" w:hAnsi="Times New Roman" w:cs="Times New Roman"/>
+                <w:iCs/>
+                <w:sz w:val="20"/>
+                <w:szCs w:val="20"/>
+              </w:rPr>
+            </w:pPr>
+            <w:r>
+              <w:rPr>
+                <w:rFonts w:ascii="Times New Roman" w:hAnsi="Times New Roman" w:cs="Times New Roman"/>
+                <w:iCs/>
+                <w:sz w:val="20"/>
+                <w:szCs w:val="20"/>
+              </w:rPr>
+              <w:t>[pp] hinzugefügt mit Bleistift.</w:t>
+            </w:r>
+          </w:p>
+        </w:tc>
+      </w:tr>
+      <w:tr>
+        <w:trPr>
+          <w:cantSplit/>
+        </w:trPr>
+        <w:tc>
+          <w:tcPr>
+            <w:tcW w:w="920" w:type="dxa"/>
+            <w:tcBorders>
+              <w:top w:val="single" w:sz="4" w:space="0" w:color="auto"/>
+              <w:left w:val="single" w:sz="4" w:space="0" w:color="auto"/>
+              <w:bottom w:val="single" w:sz="4" w:space="0" w:color="auto"/>
+              <w:right w:val="single" w:sz="4" w:space="0" w:color="auto"/>
+            </w:tcBorders>
+          </w:tcPr>
+          <w:p>
+            <w:pPr>
+              <w:spacing w:after="0" w:line="360" w:lineRule="auto"/>
+              <w:outlineLvl w:val="0"/>
+              <w:rPr>
+                <w:rFonts w:ascii="Times New Roman" w:hAnsi="Times New Roman" w:cs="Times New Roman"/>
+                <w:sz w:val="20"/>
+                <w:szCs w:val="20"/>
+              </w:rPr>
+            </w:pPr>
+            <w:r>
+              <w:rPr>
+                <w:rFonts w:ascii="Times New Roman" w:hAnsi="Times New Roman" w:cs="Times New Roman"/>
+                <w:sz w:val="20"/>
+                <w:szCs w:val="20"/>
+              </w:rPr>
+              <w:t>14</w:t>
+            </w:r>
+          </w:p>
+        </w:tc>
+        <w:tc>
+          <w:tcPr>
+            <w:tcW w:w="1134" w:type="dxa"/>
+            <w:tcBorders>
+              <w:top w:val="single" w:sz="4" w:space="0" w:color="auto"/>
+              <w:left w:val="single" w:sz="4" w:space="0" w:color="auto"/>
+              <w:bottom w:val="single" w:sz="4" w:space="0" w:color="auto"/>
+              <w:right w:val="single" w:sz="4" w:space="0" w:color="auto"/>
+            </w:tcBorders>
+          </w:tcPr>
+          <w:p>
+            <w:pPr>
+              <w:spacing w:after="0" w:line="360" w:lineRule="auto"/>
+              <w:outlineLvl w:val="0"/>
+              <w:rPr>
+                <w:rFonts w:ascii="Times New Roman" w:hAnsi="Times New Roman" w:cs="Times New Roman"/>
+                <w:sz w:val="20"/>
+                <w:szCs w:val="20"/>
+              </w:rPr>
+            </w:pPr>
+            <w:r>
+              <w:rPr>
+                <w:rFonts w:ascii="Times New Roman" w:hAnsi="Times New Roman" w:cs="Times New Roman"/>
+                <w:sz w:val="20"/>
+                <w:szCs w:val="20"/>
+              </w:rPr>
+              <w:t xml:space="preserve">Br. </w:t>
+            </w:r>
+          </w:p>
+        </w:tc>
+        <w:tc>
+          <w:tcPr>
+            <w:tcW w:w="1278" w:type="dxa"/>
+            <w:tcBorders>
+              <w:top w:val="single" w:sz="4" w:space="0" w:color="auto"/>
+              <w:left w:val="single" w:sz="4" w:space="0" w:color="auto"/>
+              <w:bottom w:val="single" w:sz="4" w:space="0" w:color="auto"/>
+              <w:right w:val="single" w:sz="4" w:space="0" w:color="auto"/>
+            </w:tcBorders>
+          </w:tcPr>
+          <w:p>
+            <w:pPr>
+              <w:spacing w:after="0" w:line="360" w:lineRule="auto"/>
+              <w:outlineLvl w:val="0"/>
+              <w:rPr>
+                <w:rFonts w:ascii="Times New Roman" w:hAnsi="Times New Roman" w:cs="Times New Roman"/>
+                <w:sz w:val="20"/>
+                <w:szCs w:val="20"/>
+              </w:rPr>
+            </w:pPr>
+            <w:r>
+              <w:rPr>
+                <w:rFonts w:ascii="Times New Roman" w:hAnsi="Times New Roman" w:cs="Times New Roman"/>
+                <w:sz w:val="20"/>
+                <w:szCs w:val="20"/>
+              </w:rPr>
+              <w:t>2/8</w:t>
+            </w:r>
+          </w:p>
+        </w:tc>
+        <w:tc>
+          <w:tcPr>
+            <w:tcW w:w="5880" w:type="dxa"/>
+            <w:tcBorders>
+              <w:top w:val="single" w:sz="4" w:space="0" w:color="auto"/>
+              <w:left w:val="single" w:sz="4" w:space="0" w:color="auto"/>
+              <w:bottom w:val="single" w:sz="4" w:space="0" w:color="auto"/>
+              <w:right w:val="single" w:sz="4" w:space="0" w:color="auto"/>
+            </w:tcBorders>
+          </w:tcPr>
+          <w:p>
+            <w:pPr>
+              <w:spacing w:after="0" w:line="360" w:lineRule="auto"/>
+              <w:outlineLvl w:val="0"/>
+              <w:rPr>
+                <w:rFonts w:ascii="Times New Roman" w:hAnsi="Times New Roman" w:cs="Times New Roman"/>
+                <w:iCs/>
+                <w:sz w:val="20"/>
+                <w:szCs w:val="20"/>
+              </w:rPr>
+            </w:pPr>
+            <w:r>
+              <w:rPr>
+                <w:rFonts w:ascii="Times New Roman" w:hAnsi="Times New Roman" w:cs="Times New Roman"/>
+                <w:iCs/>
+                <w:sz w:val="20"/>
+                <w:szCs w:val="20"/>
+              </w:rPr>
+              <w:t>[ppp] geändert zu [pp] mit Bleistift.</w:t>
+            </w:r>
+          </w:p>
+        </w:tc>
+      </w:tr>
+      <w:tr>
+        <w:trPr>
+          <w:cantSplit/>
+        </w:trPr>
+        <w:tc>
+          <w:tcPr>
+            <w:tcW w:w="920" w:type="dxa"/>
+            <w:tcBorders>
+              <w:top w:val="single" w:sz="4" w:space="0" w:color="auto"/>
+              <w:left w:val="single" w:sz="4" w:space="0" w:color="auto"/>
+              <w:bottom w:val="single" w:sz="4" w:space="0" w:color="auto"/>
+              <w:right w:val="single" w:sz="4" w:space="0" w:color="auto"/>
+            </w:tcBorders>
+          </w:tcPr>
+          <w:p>
+            <w:pPr>
+              <w:spacing w:after="0" w:line="360" w:lineRule="auto"/>
+              <w:outlineLvl w:val="0"/>
+              <w:rPr>
+                <w:rFonts w:ascii="Times New Roman" w:hAnsi="Times New Roman" w:cs="Times New Roman"/>
+                <w:sz w:val="20"/>
+                <w:szCs w:val="20"/>
+              </w:rPr>
+            </w:pPr>
+            <w:r>
+              <w:rPr>
+                <w:rFonts w:ascii="Times New Roman" w:hAnsi="Times New Roman" w:cs="Times New Roman"/>
+                <w:sz w:val="20"/>
+                <w:szCs w:val="20"/>
+              </w:rPr>
+              <w:t>14</w:t>
+            </w:r>
+          </w:p>
+        </w:tc>
+        <w:tc>
+          <w:tcPr>
+            <w:tcW w:w="1134" w:type="dxa"/>
+            <w:tcBorders>
+              <w:top w:val="single" w:sz="4" w:space="0" w:color="auto"/>
+              <w:left w:val="single" w:sz="4" w:space="0" w:color="auto"/>
+              <w:bottom w:val="single" w:sz="4" w:space="0" w:color="auto"/>
+              <w:right w:val="single" w:sz="4" w:space="0" w:color="auto"/>
+            </w:tcBorders>
+          </w:tcPr>
+          <w:p>
+            <w:pPr>
+              <w:spacing w:after="0" w:line="360" w:lineRule="auto"/>
+              <w:outlineLvl w:val="0"/>
+              <w:rPr>
+                <w:rFonts w:ascii="Times New Roman" w:hAnsi="Times New Roman" w:cs="Times New Roman"/>
+                <w:sz w:val="20"/>
+                <w:szCs w:val="20"/>
+              </w:rPr>
+            </w:pPr>
+            <w:r>
+              <w:rPr>
+                <w:rFonts w:ascii="Times New Roman" w:hAnsi="Times New Roman" w:cs="Times New Roman"/>
+                <w:sz w:val="20"/>
+                <w:szCs w:val="20"/>
+              </w:rPr>
+              <w:t xml:space="preserve">Br. </w:t>
+            </w:r>
+          </w:p>
+        </w:tc>
+        <w:tc>
+          <w:tcPr>
+            <w:tcW w:w="1278" w:type="dxa"/>
+            <w:tcBorders>
+              <w:top w:val="single" w:sz="4" w:space="0" w:color="auto"/>
+              <w:left w:val="single" w:sz="4" w:space="0" w:color="auto"/>
+              <w:bottom w:val="single" w:sz="4" w:space="0" w:color="auto"/>
+              <w:right w:val="single" w:sz="4" w:space="0" w:color="auto"/>
+            </w:tcBorders>
+          </w:tcPr>
+          <w:p>
+            <w:pPr>
+              <w:spacing w:after="0" w:line="360" w:lineRule="auto"/>
+              <w:outlineLvl w:val="0"/>
+              <w:rPr>
+                <w:rFonts w:ascii="Times New Roman" w:hAnsi="Times New Roman" w:cs="Times New Roman"/>
+                <w:sz w:val="20"/>
+                <w:szCs w:val="20"/>
+              </w:rPr>
+            </w:pPr>
+            <w:r>
+              <w:rPr>
+                <w:rFonts w:ascii="Times New Roman" w:hAnsi="Times New Roman" w:cs="Times New Roman"/>
+                <w:sz w:val="20"/>
+                <w:szCs w:val="20"/>
+              </w:rPr>
+              <w:t>2–4/8</w:t>
+            </w:r>
+          </w:p>
+        </w:tc>
+        <w:tc>
+          <w:tcPr>
+            <w:tcW w:w="5880" w:type="dxa"/>
+            <w:tcBorders>
+              <w:top w:val="single" w:sz="4" w:space="0" w:color="auto"/>
+              <w:left w:val="single" w:sz="4" w:space="0" w:color="auto"/>
+              <w:bottom w:val="single" w:sz="4" w:space="0" w:color="auto"/>
+              <w:right w:val="single" w:sz="4" w:space="0" w:color="auto"/>
+            </w:tcBorders>
+          </w:tcPr>
+          <w:p>
+            <w:pPr>
+              <w:spacing w:after="0" w:line="360" w:lineRule="auto"/>
+              <w:outlineLvl w:val="0"/>
+              <w:rPr>
+                <w:rFonts w:ascii="Times New Roman" w:hAnsi="Times New Roman" w:cs="Times New Roman"/>
+                <w:iCs/>
+                <w:sz w:val="20"/>
+                <w:szCs w:val="20"/>
+              </w:rPr>
+            </w:pPr>
+            <w:r>
+              <w:rPr>
+                <w:rFonts w:ascii="Times New Roman" w:hAnsi="Times New Roman" w:cs="Times New Roman"/>
+                <w:iCs/>
+                <w:sz w:val="20"/>
+                <w:szCs w:val="20"/>
+              </w:rPr>
+              <w:t>Decrescendogabel hinzugefügt mit Bleistift.</w:t>
+            </w:r>
+          </w:p>
+        </w:tc>
+      </w:tr>
+      <w:tr>
+        <w:trPr>
+          <w:cantSplit/>
+        </w:trPr>
+        <w:tc>
+          <w:tcPr>
+            <w:tcW w:w="920" w:type="dxa"/>
+            <w:tcBorders>
+              <w:top w:val="single" w:sz="4" w:space="0" w:color="auto"/>
+              <w:left w:val="single" w:sz="4" w:space="0" w:color="auto"/>
+              <w:bottom w:val="single" w:sz="4" w:space="0" w:color="auto"/>
+              <w:right w:val="single" w:sz="4" w:space="0" w:color="auto"/>
+            </w:tcBorders>
+          </w:tcPr>
+          <w:p>
+            <w:pPr>
+              <w:spacing w:after="0" w:line="360" w:lineRule="auto"/>
+              <w:outlineLvl w:val="0"/>
+              <w:rPr>
+                <w:rFonts w:ascii="Times New Roman" w:hAnsi="Times New Roman" w:cs="Times New Roman"/>
+                <w:sz w:val="20"/>
+                <w:szCs w:val="20"/>
+              </w:rPr>
+            </w:pPr>
+            <w:r>
+              <w:rPr>
+                <w:rFonts w:ascii="Times New Roman" w:hAnsi="Times New Roman" w:cs="Times New Roman"/>
+                <w:sz w:val="20"/>
+                <w:szCs w:val="20"/>
+              </w:rPr>
+              <w:t>14</w:t>
+            </w:r>
+          </w:p>
+        </w:tc>
+        <w:tc>
+          <w:tcPr>
+            <w:tcW w:w="1134" w:type="dxa"/>
+            <w:tcBorders>
+              <w:top w:val="single" w:sz="4" w:space="0" w:color="auto"/>
+              <w:left w:val="single" w:sz="4" w:space="0" w:color="auto"/>
+              <w:bottom w:val="single" w:sz="4" w:space="0" w:color="auto"/>
+              <w:right w:val="single" w:sz="4" w:space="0" w:color="auto"/>
+            </w:tcBorders>
+          </w:tcPr>
+          <w:p>
+            <w:pPr>
+              <w:spacing w:after="0" w:line="360" w:lineRule="auto"/>
+              <w:outlineLvl w:val="0"/>
+              <w:rPr>
+                <w:rFonts w:ascii="Times New Roman" w:hAnsi="Times New Roman" w:cs="Times New Roman"/>
+                <w:sz w:val="20"/>
+                <w:szCs w:val="20"/>
+              </w:rPr>
+            </w:pPr>
+            <w:r>
+              <w:rPr>
+                <w:rFonts w:ascii="Times New Roman" w:hAnsi="Times New Roman" w:cs="Times New Roman"/>
+                <w:sz w:val="20"/>
+                <w:szCs w:val="20"/>
+              </w:rPr>
+              <w:t>I. Gg.</w:t>
+            </w:r>
+          </w:p>
+        </w:tc>
+        <w:tc>
+          <w:tcPr>
+            <w:tcW w:w="1278" w:type="dxa"/>
+            <w:tcBorders>
+              <w:top w:val="single" w:sz="4" w:space="0" w:color="auto"/>
+              <w:left w:val="single" w:sz="4" w:space="0" w:color="auto"/>
+              <w:bottom w:val="single" w:sz="4" w:space="0" w:color="auto"/>
+              <w:right w:val="single" w:sz="4" w:space="0" w:color="auto"/>
+            </w:tcBorders>
+          </w:tcPr>
+          <w:p>
+            <w:pPr>
+              <w:spacing w:after="0" w:line="360" w:lineRule="auto"/>
+              <w:outlineLvl w:val="0"/>
+              <w:rPr>
+                <w:rFonts w:ascii="Times New Roman" w:hAnsi="Times New Roman" w:cs="Times New Roman"/>
+                <w:sz w:val="20"/>
+                <w:szCs w:val="20"/>
+              </w:rPr>
+            </w:pPr>
+            <w:r>
+              <w:rPr>
+                <w:rFonts w:ascii="Times New Roman" w:hAnsi="Times New Roman" w:cs="Times New Roman"/>
+                <w:sz w:val="20"/>
+                <w:szCs w:val="20"/>
+              </w:rPr>
+              <w:t>2.–3. Note</w:t>
+            </w:r>
+          </w:p>
+        </w:tc>
+        <w:tc>
+          <w:tcPr>
+            <w:tcW w:w="5880" w:type="dxa"/>
+            <w:tcBorders>
+              <w:top w:val="single" w:sz="4" w:space="0" w:color="auto"/>
+              <w:left w:val="single" w:sz="4" w:space="0" w:color="auto"/>
+              <w:bottom w:val="single" w:sz="4" w:space="0" w:color="auto"/>
+              <w:right w:val="single" w:sz="4" w:space="0" w:color="auto"/>
+            </w:tcBorders>
+          </w:tcPr>
+          <w:p>
+            <w:pPr>
+              <w:spacing w:after="0" w:line="360" w:lineRule="auto"/>
+              <w:outlineLvl w:val="0"/>
+              <w:rPr>
+                <w:rFonts w:ascii="Times New Roman" w:hAnsi="Times New Roman" w:cs="Times New Roman"/>
+                <w:iCs/>
+                <w:sz w:val="20"/>
+                <w:szCs w:val="20"/>
+              </w:rPr>
+            </w:pPr>
+            <w:r>
+              <w:rPr>
+                <w:rFonts w:ascii="Times New Roman" w:hAnsi="Times New Roman" w:cs="Times New Roman"/>
+                <w:iCs/>
+                <w:sz w:val="20"/>
+                <w:szCs w:val="20"/>
+              </w:rPr>
+              <w:t>Decrescendogabel hinzugefügt mit Bleistift.</w:t>
+            </w:r>
+          </w:p>
+        </w:tc>
+      </w:tr>
+      <w:tr>
+        <w:trPr>
+          <w:cantSplit/>
+        </w:trPr>
+        <w:tc>
+          <w:tcPr>
+            <w:tcW w:w="920" w:type="dxa"/>
+            <w:tcBorders>
+              <w:top w:val="single" w:sz="4" w:space="0" w:color="auto"/>
+              <w:left w:val="single" w:sz="4" w:space="0" w:color="auto"/>
+              <w:bottom w:val="single" w:sz="4" w:space="0" w:color="auto"/>
+              <w:right w:val="single" w:sz="4" w:space="0" w:color="auto"/>
+            </w:tcBorders>
+          </w:tcPr>
+          <w:p>
+            <w:pPr>
+              <w:spacing w:after="0" w:line="360" w:lineRule="auto"/>
+              <w:outlineLvl w:val="0"/>
+              <w:rPr>
+                <w:rFonts w:ascii="Times New Roman" w:hAnsi="Times New Roman" w:cs="Times New Roman"/>
+                <w:sz w:val="20"/>
+                <w:szCs w:val="20"/>
+              </w:rPr>
+            </w:pPr>
+            <w:r>
+              <w:rPr>
+                <w:rFonts w:ascii="Times New Roman" w:hAnsi="Times New Roman" w:cs="Times New Roman"/>
+                <w:sz w:val="20"/>
+                <w:szCs w:val="20"/>
+              </w:rPr>
+              <w:lastRenderedPageBreak/>
+              <w:t>14</w:t>
+            </w:r>
+          </w:p>
+          <w:p>
+            <w:pPr>
+              <w:spacing w:after="0" w:line="360" w:lineRule="auto"/>
+              <w:outlineLvl w:val="0"/>
+              <w:rPr>
+                <w:rFonts w:ascii="Times New Roman" w:hAnsi="Times New Roman" w:cs="Times New Roman"/>
+                <w:sz w:val="20"/>
+                <w:szCs w:val="20"/>
+              </w:rPr>
+            </w:pPr>
+            <w:r>
+              <w:rPr>
+                <w:rFonts w:ascii="Times New Roman" w:hAnsi="Times New Roman" w:cs="Times New Roman"/>
+                <w:sz w:val="20"/>
+                <w:szCs w:val="20"/>
+              </w:rPr>
+              <w:t>bis 22</w:t>
+            </w:r>
+          </w:p>
+        </w:tc>
+        <w:tc>
+          <w:tcPr>
+            <w:tcW w:w="1134" w:type="dxa"/>
+            <w:tcBorders>
+              <w:top w:val="single" w:sz="4" w:space="0" w:color="auto"/>
+              <w:left w:val="single" w:sz="4" w:space="0" w:color="auto"/>
+              <w:bottom w:val="single" w:sz="4" w:space="0" w:color="auto"/>
+              <w:right w:val="single" w:sz="4" w:space="0" w:color="auto"/>
+            </w:tcBorders>
+          </w:tcPr>
+          <w:p>
+            <w:pPr>
+              <w:spacing w:after="0" w:line="360" w:lineRule="auto"/>
+              <w:outlineLvl w:val="0"/>
+              <w:rPr>
+                <w:rFonts w:ascii="Times New Roman" w:hAnsi="Times New Roman" w:cs="Times New Roman"/>
+                <w:sz w:val="20"/>
+                <w:szCs w:val="20"/>
+              </w:rPr>
+            </w:pPr>
+          </w:p>
+        </w:tc>
+        <w:tc>
+          <w:tcPr>
+            <w:tcW w:w="1278" w:type="dxa"/>
+            <w:tcBorders>
+              <w:top w:val="single" w:sz="4" w:space="0" w:color="auto"/>
+              <w:left w:val="single" w:sz="4" w:space="0" w:color="auto"/>
+              <w:bottom w:val="single" w:sz="4" w:space="0" w:color="auto"/>
+              <w:right w:val="single" w:sz="4" w:space="0" w:color="auto"/>
+            </w:tcBorders>
+          </w:tcPr>
+          <w:p>
+            <w:pPr>
+              <w:spacing w:after="0" w:line="360" w:lineRule="auto"/>
+              <w:outlineLvl w:val="0"/>
+              <w:rPr>
+                <w:rFonts w:ascii="Times New Roman" w:hAnsi="Times New Roman" w:cs="Times New Roman"/>
+                <w:sz w:val="20"/>
+                <w:szCs w:val="20"/>
+              </w:rPr>
+            </w:pPr>
+            <w:r>
+              <w:rPr>
+                <w:rFonts w:ascii="Times New Roman" w:hAnsi="Times New Roman" w:cs="Times New Roman"/>
+                <w:sz w:val="20"/>
+                <w:szCs w:val="20"/>
+              </w:rPr>
+              <w:t>5/8</w:t>
+            </w:r>
+          </w:p>
+          <w:p>
+            <w:pPr>
+              <w:spacing w:after="0" w:line="360" w:lineRule="auto"/>
+              <w:outlineLvl w:val="0"/>
+              <w:rPr>
+                <w:rFonts w:ascii="Times New Roman" w:hAnsi="Times New Roman" w:cs="Times New Roman"/>
+                <w:sz w:val="20"/>
+                <w:szCs w:val="20"/>
+              </w:rPr>
+            </w:pPr>
+            <w:r>
+              <w:rPr>
+                <w:rFonts w:ascii="Times New Roman" w:hAnsi="Times New Roman" w:cs="Times New Roman"/>
+                <w:sz w:val="20"/>
+                <w:szCs w:val="20"/>
+              </w:rPr>
+              <w:t>Taktanfang</w:t>
+            </w:r>
+          </w:p>
+        </w:tc>
+        <w:tc>
+          <w:tcPr>
+            <w:tcW w:w="5880" w:type="dxa"/>
+            <w:tcBorders>
+              <w:top w:val="single" w:sz="4" w:space="0" w:color="auto"/>
+              <w:left w:val="single" w:sz="4" w:space="0" w:color="auto"/>
+              <w:bottom w:val="single" w:sz="4" w:space="0" w:color="auto"/>
+              <w:right w:val="single" w:sz="4" w:space="0" w:color="auto"/>
+            </w:tcBorders>
+          </w:tcPr>
+          <w:p>
+            <w:pPr>
+              <w:spacing w:after="0" w:line="360" w:lineRule="auto"/>
+              <w:outlineLvl w:val="0"/>
+              <w:rPr>
+                <w:rFonts w:ascii="Times New Roman" w:hAnsi="Times New Roman" w:cs="Times New Roman"/>
+                <w:iCs/>
+                <w:sz w:val="20"/>
+                <w:szCs w:val="20"/>
+              </w:rPr>
+            </w:pPr>
+            <w:r>
+              <w:rPr>
+                <w:rFonts w:ascii="Times New Roman" w:hAnsi="Times New Roman" w:cs="Times New Roman"/>
+                <w:iCs/>
+                <w:sz w:val="20"/>
+                <w:szCs w:val="20"/>
+              </w:rPr>
+              <w:t xml:space="preserve">Zuerst: </w:t>
+            </w:r>
+          </w:p>
+          <w:p>
+            <w:pPr>
+              <w:spacing w:after="0" w:line="360" w:lineRule="auto"/>
+              <w:outlineLvl w:val="0"/>
+              <w:rPr>
+                <w:rFonts w:ascii="Times New Roman" w:hAnsi="Times New Roman" w:cs="Times New Roman"/>
+                <w:iCs/>
+                <w:sz w:val="20"/>
+                <w:szCs w:val="20"/>
+              </w:rPr>
+            </w:pPr>
+            <w:r>
+              <w:rPr>
+                <w:rFonts w:ascii="Times New Roman" w:hAnsi="Times New Roman" w:cs="Times New Roman"/>
+                <w:i/>
+                <w:sz w:val="20"/>
+                <w:szCs w:val="20"/>
+              </w:rPr>
+              <w:t>fast langsam</w:t>
+            </w:r>
+            <w:r>
+              <w:rPr>
+                <w:rFonts w:ascii="Times New Roman" w:hAnsi="Times New Roman" w:cs="Times New Roman"/>
+                <w:iCs/>
+                <w:sz w:val="20"/>
+                <w:szCs w:val="20"/>
+              </w:rPr>
+              <w:t xml:space="preserve"> zu T. 14 8/16 (sic: wie Textfassung 1)</w:t>
+            </w:r>
+            <w:r>
+              <w:rPr>
+                <w:rFonts w:ascii="Times New Roman" w:hAnsi="Times New Roman" w:cs="Times New Roman"/>
+                <w:iCs/>
+                <w:sz w:val="20"/>
+                <w:szCs w:val="20"/>
+              </w:rPr>
+              <w:t xml:space="preserve"> geändert zu [Viertelnote] </w:t>
+            </w:r>
+            <w:r>
+              <w:rPr>
+                <w:rFonts w:ascii="Times New Roman" w:hAnsi="Times New Roman" w:cs="Times New Roman"/>
+                <w:i/>
+                <w:sz w:val="20"/>
+                <w:szCs w:val="20"/>
+              </w:rPr>
+              <w:t>= 52</w:t>
+            </w:r>
+            <w:r>
+              <w:rPr>
+                <w:rFonts w:ascii="Times New Roman" w:hAnsi="Times New Roman" w:cs="Times New Roman"/>
+                <w:iCs/>
+                <w:sz w:val="20"/>
+                <w:szCs w:val="20"/>
+              </w:rPr>
+              <w:t xml:space="preserve"> zu 5/8. </w:t>
+            </w:r>
+          </w:p>
+          <w:p>
+            <w:pPr>
+              <w:spacing w:after="0" w:line="360" w:lineRule="auto"/>
+              <w:outlineLvl w:val="0"/>
+              <w:rPr>
+                <w:rFonts w:ascii="Times New Roman" w:hAnsi="Times New Roman" w:cs="Times New Roman"/>
+                <w:iCs/>
+                <w:sz w:val="20"/>
+                <w:szCs w:val="20"/>
+              </w:rPr>
+            </w:pPr>
+            <w:r>
+              <w:rPr>
+                <w:rFonts w:ascii="Times New Roman" w:hAnsi="Times New Roman" w:cs="Times New Roman"/>
+                <w:iCs/>
+                <w:sz w:val="20"/>
+                <w:szCs w:val="20"/>
+              </w:rPr>
+              <w:t xml:space="preserve">[Halbe Note] </w:t>
+            </w:r>
+            <w:r>
+              <w:rPr>
+                <w:rFonts w:ascii="Times New Roman" w:hAnsi="Times New Roman" w:cs="Times New Roman"/>
+                <w:i/>
+                <w:sz w:val="20"/>
+                <w:szCs w:val="20"/>
+              </w:rPr>
+              <w:t>= 80</w:t>
+            </w:r>
+            <w:r>
+              <w:rPr>
+                <w:rFonts w:ascii="Times New Roman" w:hAnsi="Times New Roman" w:cs="Times New Roman"/>
+                <w:iCs/>
+                <w:sz w:val="20"/>
+                <w:szCs w:val="20"/>
+              </w:rPr>
+              <w:t xml:space="preserve"> hinzugefügt nach </w:t>
+            </w:r>
+            <w:r>
+              <w:rPr>
+                <w:rFonts w:ascii="Times New Roman" w:hAnsi="Times New Roman" w:cs="Times New Roman"/>
+                <w:i/>
+                <w:sz w:val="20"/>
+                <w:szCs w:val="20"/>
+              </w:rPr>
+              <w:t>rasch belebend</w:t>
+            </w:r>
+            <w:r>
+              <w:rPr>
+                <w:rFonts w:ascii="Times New Roman" w:hAnsi="Times New Roman" w:cs="Times New Roman"/>
+                <w:iCs/>
+                <w:sz w:val="20"/>
+                <w:szCs w:val="20"/>
+              </w:rPr>
+              <w:t xml:space="preserve"> (wie Textfassung 1) zu T. 15 Taktanfang mit rotem Buntstift. </w:t>
+            </w:r>
+          </w:p>
+          <w:p>
+            <w:pPr>
+              <w:spacing w:after="0" w:line="360" w:lineRule="auto"/>
+              <w:outlineLvl w:val="0"/>
+              <w:rPr>
+                <w:rFonts w:ascii="Times New Roman" w:hAnsi="Times New Roman" w:cs="Times New Roman"/>
+                <w:iCs/>
+                <w:sz w:val="20"/>
+                <w:szCs w:val="20"/>
+              </w:rPr>
+            </w:pPr>
+            <w:r>
+              <w:rPr>
+                <w:rFonts w:ascii="Times New Roman" w:hAnsi="Times New Roman" w:cs="Times New Roman"/>
+                <w:i/>
+                <w:sz w:val="20"/>
+                <w:szCs w:val="20"/>
+              </w:rPr>
+              <w:t>Tempo</w:t>
+            </w:r>
+            <w:r>
+              <w:rPr>
+                <w:rFonts w:ascii="Times New Roman" w:hAnsi="Times New Roman" w:cs="Times New Roman"/>
+                <w:iCs/>
+                <w:sz w:val="20"/>
+                <w:szCs w:val="20"/>
+              </w:rPr>
+              <w:t xml:space="preserve"> zu T. 16 Taktanfang (wie Textfassung 1) unterstrichen und [Halbe Note] </w:t>
+            </w:r>
+            <w:r>
+              <w:rPr>
+                <w:rFonts w:ascii="Times New Roman" w:hAnsi="Times New Roman" w:cs="Times New Roman"/>
+                <w:i/>
+                <w:sz w:val="20"/>
+                <w:szCs w:val="20"/>
+              </w:rPr>
+              <w:t>= 92</w:t>
+            </w:r>
+            <w:r>
+              <w:rPr>
+                <w:rFonts w:ascii="Times New Roman" w:hAnsi="Times New Roman" w:cs="Times New Roman"/>
+                <w:iCs/>
+                <w:sz w:val="20"/>
+                <w:szCs w:val="20"/>
+              </w:rPr>
+              <w:t xml:space="preserve"> hinzugefügt mit rotem Buntstift. </w:t>
+            </w:r>
+          </w:p>
+          <w:p>
+            <w:pPr>
+              <w:spacing w:after="0" w:line="360" w:lineRule="auto"/>
+              <w:outlineLvl w:val="0"/>
+              <w:rPr>
+                <w:rFonts w:ascii="Times New Roman" w:hAnsi="Times New Roman" w:cs="Times New Roman"/>
+                <w:iCs/>
+                <w:sz w:val="20"/>
+                <w:szCs w:val="20"/>
+              </w:rPr>
+            </w:pPr>
+            <w:r>
+              <w:rPr>
+                <w:rFonts w:ascii="Times New Roman" w:hAnsi="Times New Roman" w:cs="Times New Roman"/>
+                <w:iCs/>
+                <w:sz w:val="20"/>
+                <w:szCs w:val="20"/>
+              </w:rPr>
+              <w:t xml:space="preserve">[Halbe Note] </w:t>
+            </w:r>
+            <w:r>
+              <w:rPr>
+                <w:rFonts w:ascii="Times New Roman" w:hAnsi="Times New Roman" w:cs="Times New Roman"/>
+                <w:i/>
+                <w:sz w:val="20"/>
+                <w:szCs w:val="20"/>
+              </w:rPr>
+              <w:t xml:space="preserve">= </w:t>
+            </w:r>
+            <w:r>
+              <w:rPr>
+                <w:rFonts w:ascii="Times New Roman" w:hAnsi="Times New Roman" w:cs="Times New Roman"/>
+                <w:i/>
+                <w:sz w:val="20"/>
+                <w:szCs w:val="20"/>
+              </w:rPr>
+              <w:t>12</w:t>
+            </w:r>
+            <w:r>
+              <w:rPr>
+                <w:rFonts w:ascii="Times New Roman" w:hAnsi="Times New Roman" w:cs="Times New Roman"/>
+                <w:i/>
+                <w:sz w:val="20"/>
+                <w:szCs w:val="20"/>
+              </w:rPr>
+              <w:t>0</w:t>
+            </w:r>
+            <w:r>
+              <w:rPr>
+                <w:rFonts w:ascii="Times New Roman" w:hAnsi="Times New Roman" w:cs="Times New Roman"/>
+                <w:iCs/>
+                <w:sz w:val="20"/>
+                <w:szCs w:val="20"/>
+              </w:rPr>
+              <w:t xml:space="preserve"> hinzugefügt nach </w:t>
+            </w:r>
+            <w:r>
+              <w:rPr>
+                <w:rFonts w:ascii="Times New Roman" w:hAnsi="Times New Roman" w:cs="Times New Roman"/>
+                <w:i/>
+                <w:sz w:val="20"/>
+                <w:szCs w:val="20"/>
+              </w:rPr>
+              <w:t>Sehr</w:t>
+            </w:r>
+            <w:r>
+              <w:rPr>
+                <w:rFonts w:ascii="Times New Roman" w:hAnsi="Times New Roman" w:cs="Times New Roman"/>
+                <w:i/>
+                <w:sz w:val="20"/>
+                <w:szCs w:val="20"/>
+              </w:rPr>
+              <w:t xml:space="preserve"> </w:t>
+            </w:r>
+            <w:r>
+              <w:rPr>
+                <w:rFonts w:ascii="Times New Roman" w:hAnsi="Times New Roman" w:cs="Times New Roman"/>
+                <w:i/>
+                <w:sz w:val="20"/>
+                <w:szCs w:val="20"/>
+              </w:rPr>
+              <w:t>rasch</w:t>
+            </w:r>
+            <w:r>
+              <w:rPr>
+                <w:rFonts w:ascii="Times New Roman" w:hAnsi="Times New Roman" w:cs="Times New Roman"/>
+                <w:iCs/>
+                <w:sz w:val="20"/>
+                <w:szCs w:val="20"/>
+              </w:rPr>
+              <w:t xml:space="preserve"> (wie Textfassung 1) zu T. </w:t>
+            </w:r>
+            <w:r>
+              <w:rPr>
+                <w:rFonts w:ascii="Times New Roman" w:hAnsi="Times New Roman" w:cs="Times New Roman"/>
+                <w:iCs/>
+                <w:sz w:val="20"/>
+                <w:szCs w:val="20"/>
+              </w:rPr>
+              <w:t>22</w:t>
+            </w:r>
+            <w:r>
+              <w:rPr>
+                <w:rFonts w:ascii="Times New Roman" w:hAnsi="Times New Roman" w:cs="Times New Roman"/>
+                <w:iCs/>
+                <w:sz w:val="20"/>
+                <w:szCs w:val="20"/>
+              </w:rPr>
+              <w:t xml:space="preserve"> Taktanfang mit rotem Buntstift.</w:t>
+            </w:r>
+          </w:p>
+          <w:p>
+            <w:pPr>
+              <w:spacing w:after="0" w:line="360" w:lineRule="auto"/>
+              <w:outlineLvl w:val="0"/>
+              <w:rPr>
+                <w:rFonts w:ascii="Times New Roman" w:hAnsi="Times New Roman" w:cs="Times New Roman"/>
+                <w:iCs/>
+                <w:sz w:val="20"/>
+                <w:szCs w:val="20"/>
+              </w:rPr>
+            </w:pPr>
+            <w:r>
+              <w:rPr>
+                <w:rFonts w:ascii="Times New Roman" w:hAnsi="Times New Roman" w:cs="Times New Roman"/>
+                <w:iCs/>
+                <w:sz w:val="20"/>
+                <w:szCs w:val="20"/>
+              </w:rPr>
+              <w:t>Dann</w:t>
+            </w:r>
+            <w:r>
+              <w:rPr>
+                <w:rFonts w:ascii="Times New Roman" w:hAnsi="Times New Roman" w:cs="Times New Roman"/>
+                <w:iCs/>
+                <w:sz w:val="20"/>
+                <w:szCs w:val="20"/>
+              </w:rPr>
+              <w:t xml:space="preserve"> g</w:t>
+            </w:r>
+            <w:r>
+              <w:rPr>
+                <w:rFonts w:ascii="Times New Roman" w:hAnsi="Times New Roman" w:cs="Times New Roman"/>
+                <w:iCs/>
+                <w:sz w:val="20"/>
+                <w:szCs w:val="20"/>
+              </w:rPr>
+              <w:t>eändert zu</w:t>
+            </w:r>
+            <w:r>
+              <w:rPr>
+                <w:rFonts w:ascii="Times New Roman" w:hAnsi="Times New Roman" w:cs="Times New Roman"/>
+                <w:iCs/>
+                <w:sz w:val="20"/>
+                <w:szCs w:val="20"/>
+              </w:rPr>
+              <w:t>:</w:t>
+            </w:r>
+            <w:r>
+              <w:rPr>
+                <w:rFonts w:ascii="Times New Roman" w:hAnsi="Times New Roman" w:cs="Times New Roman"/>
+                <w:iCs/>
+                <w:sz w:val="20"/>
+                <w:szCs w:val="20"/>
+              </w:rPr>
+              <w:t xml:space="preserve"> </w:t>
+            </w:r>
+          </w:p>
+          <w:p>
+            <w:pPr>
+              <w:spacing w:after="0" w:line="360" w:lineRule="auto"/>
+              <w:outlineLvl w:val="0"/>
+              <w:rPr>
+                <w:rFonts w:ascii="Times New Roman" w:hAnsi="Times New Roman" w:cs="Times New Roman"/>
+                <w:iCs/>
+                <w:sz w:val="20"/>
+                <w:szCs w:val="20"/>
+              </w:rPr>
+            </w:pPr>
+            <w:r>
+              <w:rPr>
+                <w:rFonts w:ascii="Times New Roman" w:hAnsi="Times New Roman" w:cs="Times New Roman"/>
+                <w:iCs/>
+                <w:sz w:val="20"/>
+                <w:szCs w:val="20"/>
+              </w:rPr>
+              <w:t xml:space="preserve">[Viertelnote] </w:t>
+            </w:r>
+            <w:r>
+              <w:rPr>
+                <w:rFonts w:ascii="Times New Roman" w:hAnsi="Times New Roman" w:cs="Times New Roman"/>
+                <w:i/>
+                <w:sz w:val="20"/>
+                <w:szCs w:val="20"/>
+              </w:rPr>
+              <w:t xml:space="preserve">= </w:t>
+            </w:r>
+            <w:r>
+              <w:rPr>
+                <w:rFonts w:ascii="Times New Roman" w:hAnsi="Times New Roman" w:cs="Times New Roman"/>
+                <w:i/>
+                <w:sz w:val="20"/>
+                <w:szCs w:val="20"/>
+              </w:rPr>
+              <w:t>4</w:t>
+            </w:r>
+            <w:r>
+              <w:rPr>
+                <w:rFonts w:ascii="Times New Roman" w:hAnsi="Times New Roman" w:cs="Times New Roman"/>
+                <w:i/>
+                <w:sz w:val="20"/>
+                <w:szCs w:val="20"/>
+              </w:rPr>
+              <w:t>2</w:t>
+            </w:r>
+            <w:r>
+              <w:rPr>
+                <w:rFonts w:ascii="Times New Roman" w:hAnsi="Times New Roman" w:cs="Times New Roman"/>
+                <w:i/>
+                <w:sz w:val="20"/>
+                <w:szCs w:val="20"/>
+              </w:rPr>
+              <w:t xml:space="preserve"> - - -</w:t>
+            </w:r>
+            <w:r>
+              <w:rPr>
+                <w:rFonts w:ascii="Times New Roman" w:hAnsi="Times New Roman" w:cs="Times New Roman"/>
+                <w:iCs/>
+                <w:sz w:val="20"/>
+                <w:szCs w:val="20"/>
+              </w:rPr>
+              <w:t xml:space="preserve"> zu </w:t>
+            </w:r>
+            <w:r>
+              <w:rPr>
+                <w:rFonts w:ascii="Times New Roman" w:hAnsi="Times New Roman" w:cs="Times New Roman"/>
+                <w:iCs/>
+                <w:sz w:val="20"/>
+                <w:szCs w:val="20"/>
+              </w:rPr>
+              <w:t>T. 14 8</w:t>
+            </w:r>
+            <w:r>
+              <w:rPr>
+                <w:rFonts w:ascii="Times New Roman" w:hAnsi="Times New Roman" w:cs="Times New Roman"/>
+                <w:iCs/>
+                <w:sz w:val="20"/>
+                <w:szCs w:val="20"/>
+              </w:rPr>
+              <w:t>/</w:t>
+            </w:r>
+            <w:r>
+              <w:rPr>
+                <w:rFonts w:ascii="Times New Roman" w:hAnsi="Times New Roman" w:cs="Times New Roman"/>
+                <w:iCs/>
+                <w:sz w:val="20"/>
+                <w:szCs w:val="20"/>
+              </w:rPr>
+              <w:t xml:space="preserve">16 (sic), </w:t>
+            </w:r>
+          </w:p>
+          <w:p>
+            <w:pPr>
+              <w:spacing w:after="0" w:line="360" w:lineRule="auto"/>
+              <w:outlineLvl w:val="0"/>
+              <w:rPr>
+                <w:rFonts w:ascii="Times New Roman" w:hAnsi="Times New Roman" w:cs="Times New Roman"/>
+                <w:iCs/>
+                <w:sz w:val="20"/>
+                <w:szCs w:val="20"/>
+              </w:rPr>
+            </w:pPr>
+            <w:r>
+              <w:rPr>
+                <w:rFonts w:ascii="Times New Roman" w:hAnsi="Times New Roman" w:cs="Times New Roman"/>
+                <w:i/>
+                <w:sz w:val="20"/>
+                <w:szCs w:val="20"/>
+              </w:rPr>
+              <w:t>tempo (</w:t>
+            </w:r>
+            <w:r>
+              <w:rPr>
+                <w:rFonts w:ascii="Times New Roman" w:hAnsi="Times New Roman" w:cs="Times New Roman"/>
+                <w:iCs/>
+                <w:sz w:val="20"/>
+                <w:szCs w:val="20"/>
+              </w:rPr>
+              <w:t xml:space="preserve">[Halbe Note] </w:t>
+            </w:r>
+            <w:r>
+              <w:rPr>
+                <w:rFonts w:ascii="Times New Roman" w:hAnsi="Times New Roman" w:cs="Times New Roman"/>
+                <w:i/>
+                <w:sz w:val="20"/>
+                <w:szCs w:val="20"/>
+              </w:rPr>
+              <w:t>= 84)</w:t>
+            </w:r>
+            <w:r>
+              <w:rPr>
+                <w:rFonts w:ascii="Times New Roman" w:hAnsi="Times New Roman" w:cs="Times New Roman"/>
+                <w:i/>
+                <w:sz w:val="20"/>
+                <w:szCs w:val="20"/>
+              </w:rPr>
+              <w:t> - - -</w:t>
+            </w:r>
+            <w:r>
+              <w:rPr>
+                <w:rFonts w:ascii="Times New Roman" w:hAnsi="Times New Roman" w:cs="Times New Roman"/>
+                <w:iCs/>
+                <w:sz w:val="20"/>
+                <w:szCs w:val="20"/>
+              </w:rPr>
+              <w:t xml:space="preserve"> zu T. 15 Taktanfang,</w:t>
+            </w:r>
+            <w:r>
+              <w:rPr>
+                <w:rFonts w:ascii="Times New Roman" w:hAnsi="Times New Roman" w:cs="Times New Roman"/>
+                <w:iCs/>
+                <w:sz w:val="20"/>
+                <w:szCs w:val="20"/>
+              </w:rPr>
+              <w:t xml:space="preserve"> </w:t>
+            </w:r>
+          </w:p>
+          <w:p>
+            <w:pPr>
+              <w:spacing w:after="0" w:line="360" w:lineRule="auto"/>
+              <w:outlineLvl w:val="0"/>
+              <w:rPr>
+                <w:rFonts w:ascii="Times New Roman" w:hAnsi="Times New Roman" w:cs="Times New Roman"/>
+                <w:iCs/>
+                <w:sz w:val="20"/>
+                <w:szCs w:val="20"/>
+                <w:lang w:val="en-US"/>
+              </w:rPr>
+            </w:pPr>
+            <w:r>
+              <w:rPr>
+                <w:rFonts w:ascii="Times New Roman" w:hAnsi="Times New Roman" w:cs="Times New Roman"/>
+                <w:i/>
+                <w:sz w:val="20"/>
+                <w:szCs w:val="20"/>
+                <w:lang w:val="en-US"/>
+              </w:rPr>
+              <w:t>poco accell</w:t>
+            </w:r>
+            <w:r>
+              <w:rPr>
+                <w:rFonts w:ascii="Times New Roman" w:hAnsi="Times New Roman" w:cs="Times New Roman"/>
+                <w:i/>
+                <w:sz w:val="20"/>
+                <w:szCs w:val="20"/>
+                <w:lang w:val="en-US"/>
+              </w:rPr>
+              <w:t>.</w:t>
+            </w:r>
+            <w:r>
+              <w:rPr>
+                <w:rFonts w:ascii="Times New Roman" w:hAnsi="Times New Roman" w:cs="Times New Roman"/>
+                <w:i/>
+                <w:sz w:val="20"/>
+                <w:szCs w:val="20"/>
+                <w:lang w:val="en-US"/>
+              </w:rPr>
+              <w:t xml:space="preserve"> - - -</w:t>
+            </w:r>
+            <w:r>
+              <w:rPr>
+                <w:rFonts w:ascii="Times New Roman" w:hAnsi="Times New Roman" w:cs="Times New Roman"/>
+                <w:iCs/>
+                <w:sz w:val="20"/>
+                <w:szCs w:val="20"/>
+                <w:lang w:val="en-US"/>
+              </w:rPr>
+              <w:t xml:space="preserve"> (lies: accel.) </w:t>
+            </w:r>
+            <w:r>
+              <w:rPr>
+                <w:rFonts w:ascii="Times New Roman" w:hAnsi="Times New Roman" w:cs="Times New Roman"/>
+                <w:iCs/>
+                <w:sz w:val="20"/>
+                <w:szCs w:val="20"/>
+                <w:lang w:val="en-US"/>
+              </w:rPr>
+              <w:t>zu T. 15</w:t>
+            </w:r>
+            <w:r>
+              <w:rPr>
+                <w:rFonts w:ascii="Times New Roman" w:hAnsi="Times New Roman" w:cs="Times New Roman"/>
+                <w:iCs/>
+                <w:sz w:val="20"/>
+                <w:szCs w:val="20"/>
+                <w:lang w:val="en-US"/>
+              </w:rPr>
+              <w:t xml:space="preserve"> 5/8</w:t>
+            </w:r>
+            <w:r>
+              <w:rPr>
+                <w:rFonts w:ascii="Times New Roman" w:hAnsi="Times New Roman" w:cs="Times New Roman"/>
+                <w:iCs/>
+                <w:sz w:val="20"/>
+                <w:szCs w:val="20"/>
+                <w:lang w:val="en-US"/>
+              </w:rPr>
+              <w:t xml:space="preserve">, </w:t>
+            </w:r>
+          </w:p>
+          <w:p>
+            <w:pPr>
+              <w:spacing w:after="0" w:line="360" w:lineRule="auto"/>
+              <w:outlineLvl w:val="0"/>
+              <w:rPr>
+                <w:rFonts w:ascii="Times New Roman" w:hAnsi="Times New Roman" w:cs="Times New Roman"/>
+                <w:iCs/>
+                <w:sz w:val="20"/>
+                <w:szCs w:val="20"/>
+              </w:rPr>
+            </w:pPr>
+            <w:r>
+              <w:rPr>
+                <w:rFonts w:ascii="Times New Roman" w:hAnsi="Times New Roman" w:cs="Times New Roman"/>
+                <w:i/>
+                <w:sz w:val="20"/>
+                <w:szCs w:val="20"/>
+                <w:u w:val="single"/>
+              </w:rPr>
+              <w:t>Tempo</w:t>
+            </w:r>
+            <w:r>
+              <w:rPr>
+                <w:rFonts w:ascii="Times New Roman" w:hAnsi="Times New Roman" w:cs="Times New Roman"/>
+                <w:iCs/>
+                <w:sz w:val="20"/>
+                <w:szCs w:val="20"/>
+              </w:rPr>
+              <w:t xml:space="preserve"> [Halbe Note] </w:t>
+            </w:r>
+            <w:r>
+              <w:rPr>
+                <w:rFonts w:ascii="Times New Roman" w:hAnsi="Times New Roman" w:cs="Times New Roman"/>
+                <w:i/>
+                <w:sz w:val="20"/>
+                <w:szCs w:val="20"/>
+              </w:rPr>
+              <w:t>= 92</w:t>
+            </w:r>
+            <w:r>
+              <w:rPr>
+                <w:rFonts w:ascii="Times New Roman" w:hAnsi="Times New Roman" w:cs="Times New Roman"/>
+                <w:iCs/>
+                <w:sz w:val="20"/>
+                <w:szCs w:val="20"/>
+              </w:rPr>
+              <w:t xml:space="preserve"> </w:t>
+            </w:r>
+            <w:r>
+              <w:rPr>
+                <w:rFonts w:ascii="Times New Roman" w:hAnsi="Times New Roman" w:cs="Times New Roman"/>
+                <w:iCs/>
+                <w:sz w:val="20"/>
+                <w:szCs w:val="20"/>
+              </w:rPr>
+              <w:t xml:space="preserve">zu T. 16 Taktanfang (wie </w:t>
+            </w:r>
+            <w:r>
+              <w:rPr>
+                <w:rFonts w:ascii="Times New Roman" w:hAnsi="Times New Roman" w:cs="Times New Roman"/>
+                <w:iCs/>
+                <w:sz w:val="20"/>
+                <w:szCs w:val="20"/>
+              </w:rPr>
+              <w:t>zuerst</w:t>
+            </w:r>
+            <w:r>
+              <w:rPr>
+                <w:rFonts w:ascii="Times New Roman" w:hAnsi="Times New Roman" w:cs="Times New Roman"/>
+                <w:iCs/>
+                <w:sz w:val="20"/>
+                <w:szCs w:val="20"/>
+              </w:rPr>
+              <w:t>)</w:t>
+            </w:r>
+            <w:r>
+              <w:rPr>
+                <w:rFonts w:ascii="Times New Roman" w:hAnsi="Times New Roman" w:cs="Times New Roman"/>
+                <w:iCs/>
+                <w:sz w:val="20"/>
+                <w:szCs w:val="20"/>
+              </w:rPr>
+              <w:t xml:space="preserve"> gestrichen und Geltungsstrichelung weitergeführt, </w:t>
+            </w:r>
+          </w:p>
+          <w:p>
+            <w:pPr>
+              <w:spacing w:after="0" w:line="360" w:lineRule="auto"/>
+              <w:outlineLvl w:val="0"/>
+              <w:rPr>
+                <w:rFonts w:ascii="Times New Roman" w:hAnsi="Times New Roman" w:cs="Times New Roman"/>
+                <w:iCs/>
+                <w:sz w:val="20"/>
+                <w:szCs w:val="20"/>
+              </w:rPr>
+            </w:pPr>
+            <w:r>
+              <w:rPr>
+                <w:rFonts w:ascii="Times New Roman" w:hAnsi="Times New Roman" w:cs="Times New Roman"/>
+                <w:i/>
+                <w:sz w:val="20"/>
+                <w:szCs w:val="20"/>
+                <w:lang w:val="en-US"/>
+              </w:rPr>
+              <w:t>accell</w:t>
+            </w:r>
+            <w:r>
+              <w:rPr>
+                <w:rFonts w:ascii="Times New Roman" w:hAnsi="Times New Roman" w:cs="Times New Roman"/>
+                <w:iCs/>
+                <w:sz w:val="20"/>
+                <w:szCs w:val="20"/>
+                <w:lang w:val="en-US"/>
+              </w:rPr>
+              <w:t xml:space="preserve">[.] </w:t>
+            </w:r>
+            <w:r>
+              <w:rPr>
+                <w:rFonts w:ascii="Times New Roman" w:hAnsi="Times New Roman" w:cs="Times New Roman"/>
+                <w:iCs/>
+                <w:sz w:val="20"/>
+                <w:szCs w:val="20"/>
+              </w:rPr>
+              <w:t>(lies: accel.) zu T. 21 Taktanfang (wie Textfassung 1)</w:t>
+            </w:r>
+            <w:r>
+              <w:rPr>
+                <w:rFonts w:ascii="Times New Roman" w:hAnsi="Times New Roman" w:cs="Times New Roman"/>
+                <w:iCs/>
+                <w:sz w:val="20"/>
+                <w:szCs w:val="20"/>
+              </w:rPr>
+              <w:t xml:space="preserve"> gestrichen, </w:t>
+            </w:r>
+          </w:p>
+          <w:p>
+            <w:pPr>
+              <w:spacing w:after="0" w:line="360" w:lineRule="auto"/>
+              <w:outlineLvl w:val="0"/>
+              <w:rPr>
+                <w:rFonts w:ascii="Times New Roman" w:hAnsi="Times New Roman" w:cs="Times New Roman"/>
+                <w:iCs/>
+                <w:sz w:val="20"/>
+                <w:szCs w:val="20"/>
+              </w:rPr>
+            </w:pPr>
+            <w:r>
+              <w:rPr>
+                <w:rFonts w:ascii="Times New Roman" w:hAnsi="Times New Roman" w:cs="Times New Roman"/>
+                <w:i/>
+                <w:sz w:val="20"/>
+                <w:szCs w:val="20"/>
+              </w:rPr>
+              <w:t>Sehr rasch</w:t>
+            </w:r>
+            <w:r>
+              <w:rPr>
+                <w:rFonts w:ascii="Times New Roman" w:hAnsi="Times New Roman" w:cs="Times New Roman"/>
+                <w:iCs/>
+                <w:sz w:val="20"/>
+                <w:szCs w:val="20"/>
+              </w:rPr>
+              <w:t xml:space="preserve"> </w:t>
+            </w:r>
+            <w:r>
+              <w:rPr>
+                <w:rFonts w:ascii="Times New Roman" w:hAnsi="Times New Roman" w:cs="Times New Roman"/>
+                <w:iCs/>
+                <w:sz w:val="20"/>
+                <w:szCs w:val="20"/>
+              </w:rPr>
+              <w:t xml:space="preserve">[Halbe Note] </w:t>
+            </w:r>
+            <w:r>
+              <w:rPr>
+                <w:rFonts w:ascii="Times New Roman" w:hAnsi="Times New Roman" w:cs="Times New Roman"/>
+                <w:i/>
+                <w:sz w:val="20"/>
+                <w:szCs w:val="20"/>
+              </w:rPr>
+              <w:t xml:space="preserve">= </w:t>
+            </w:r>
+            <w:r>
+              <w:rPr>
+                <w:rFonts w:ascii="Times New Roman" w:hAnsi="Times New Roman" w:cs="Times New Roman"/>
+                <w:i/>
+                <w:sz w:val="20"/>
+                <w:szCs w:val="20"/>
+              </w:rPr>
+              <w:t>1</w:t>
+            </w:r>
+            <w:r>
+              <w:rPr>
+                <w:rFonts w:ascii="Times New Roman" w:hAnsi="Times New Roman" w:cs="Times New Roman"/>
+                <w:i/>
+                <w:sz w:val="20"/>
+                <w:szCs w:val="20"/>
+              </w:rPr>
+              <w:t>0</w:t>
+            </w:r>
+            <w:r>
+              <w:rPr>
+                <w:rFonts w:ascii="Times New Roman" w:hAnsi="Times New Roman" w:cs="Times New Roman"/>
+                <w:i/>
+                <w:sz w:val="20"/>
+                <w:szCs w:val="20"/>
+              </w:rPr>
+              <w:t>2</w:t>
+            </w:r>
+            <w:r>
+              <w:rPr>
+                <w:rFonts w:ascii="Times New Roman" w:hAnsi="Times New Roman" w:cs="Times New Roman"/>
+                <w:iCs/>
+                <w:sz w:val="20"/>
+                <w:szCs w:val="20"/>
+              </w:rPr>
+              <w:t xml:space="preserve"> zu T. 22 Taktanfang mit Bleistift.</w:t>
+            </w:r>
+          </w:p>
+        </w:tc>
+      </w:tr>
+      <w:tr>
+        <w:trPr>
+          <w:cantSplit/>
+        </w:trPr>
+        <w:tc>
+          <w:tcPr>
+            <w:tcW w:w="920" w:type="dxa"/>
+            <w:tcBorders>
+              <w:top w:val="single" w:sz="4" w:space="0" w:color="auto"/>
+              <w:left w:val="single" w:sz="4" w:space="0" w:color="auto"/>
+              <w:bottom w:val="single" w:sz="4" w:space="0" w:color="auto"/>
+              <w:right w:val="single" w:sz="4" w:space="0" w:color="auto"/>
+            </w:tcBorders>
+          </w:tcPr>
+          <w:p>
+            <w:pPr>
+              <w:spacing w:after="0" w:line="360" w:lineRule="auto"/>
+              <w:outlineLvl w:val="0"/>
+              <w:rPr>
+                <w:rFonts w:ascii="Times New Roman" w:hAnsi="Times New Roman" w:cs="Times New Roman"/>
+                <w:sz w:val="20"/>
+                <w:szCs w:val="20"/>
+              </w:rPr>
+            </w:pPr>
+            <w:r>
+              <w:rPr>
+                <w:rFonts w:ascii="Times New Roman" w:hAnsi="Times New Roman" w:cs="Times New Roman"/>
+                <w:sz w:val="20"/>
+                <w:szCs w:val="20"/>
+              </w:rPr>
+              <w:t>14</w:t>
+            </w:r>
+          </w:p>
+        </w:tc>
+        <w:tc>
+          <w:tcPr>
+            <w:tcW w:w="1134" w:type="dxa"/>
+            <w:tcBorders>
+              <w:top w:val="single" w:sz="4" w:space="0" w:color="auto"/>
+              <w:left w:val="single" w:sz="4" w:space="0" w:color="auto"/>
+              <w:bottom w:val="single" w:sz="4" w:space="0" w:color="auto"/>
+              <w:right w:val="single" w:sz="4" w:space="0" w:color="auto"/>
+            </w:tcBorders>
+          </w:tcPr>
+          <w:p>
+            <w:pPr>
+              <w:spacing w:after="0" w:line="360" w:lineRule="auto"/>
+              <w:outlineLvl w:val="0"/>
+              <w:rPr>
+                <w:rFonts w:ascii="Times New Roman" w:hAnsi="Times New Roman" w:cs="Times New Roman"/>
+                <w:sz w:val="20"/>
+                <w:szCs w:val="20"/>
+              </w:rPr>
+            </w:pPr>
+            <w:r>
+              <w:rPr>
+                <w:rFonts w:ascii="Times New Roman" w:hAnsi="Times New Roman" w:cs="Times New Roman"/>
+                <w:sz w:val="20"/>
+                <w:szCs w:val="20"/>
+              </w:rPr>
+              <w:t>II. Gg.</w:t>
+            </w:r>
+          </w:p>
+        </w:tc>
+        <w:tc>
+          <w:tcPr>
+            <w:tcW w:w="1278" w:type="dxa"/>
+            <w:tcBorders>
+              <w:top w:val="single" w:sz="4" w:space="0" w:color="auto"/>
+              <w:left w:val="single" w:sz="4" w:space="0" w:color="auto"/>
+              <w:bottom w:val="single" w:sz="4" w:space="0" w:color="auto"/>
+              <w:right w:val="single" w:sz="4" w:space="0" w:color="auto"/>
+            </w:tcBorders>
+          </w:tcPr>
+          <w:p>
+            <w:pPr>
+              <w:spacing w:after="0" w:line="360" w:lineRule="auto"/>
+              <w:outlineLvl w:val="0"/>
+              <w:rPr>
+                <w:rFonts w:ascii="Times New Roman" w:hAnsi="Times New Roman" w:cs="Times New Roman"/>
+                <w:sz w:val="20"/>
+                <w:szCs w:val="20"/>
+              </w:rPr>
+            </w:pPr>
+            <w:r>
+              <w:rPr>
+                <w:rFonts w:ascii="Times New Roman" w:hAnsi="Times New Roman" w:cs="Times New Roman"/>
+                <w:sz w:val="20"/>
+                <w:szCs w:val="20"/>
+              </w:rPr>
+              <w:t>6/8</w:t>
+            </w:r>
+          </w:p>
+        </w:tc>
+        <w:tc>
+          <w:tcPr>
+            <w:tcW w:w="5880" w:type="dxa"/>
+            <w:tcBorders>
+              <w:top w:val="single" w:sz="4" w:space="0" w:color="auto"/>
+              <w:left w:val="single" w:sz="4" w:space="0" w:color="auto"/>
+              <w:bottom w:val="single" w:sz="4" w:space="0" w:color="auto"/>
+              <w:right w:val="single" w:sz="4" w:space="0" w:color="auto"/>
+            </w:tcBorders>
+          </w:tcPr>
+          <w:p>
+            <w:pPr>
+              <w:spacing w:after="0" w:line="360" w:lineRule="auto"/>
+              <w:outlineLvl w:val="0"/>
+              <w:rPr>
+                <w:rFonts w:ascii="Times New Roman" w:hAnsi="Times New Roman" w:cs="Times New Roman"/>
+                <w:iCs/>
+                <w:sz w:val="20"/>
+                <w:szCs w:val="20"/>
+              </w:rPr>
+            </w:pPr>
+            <w:r>
+              <w:rPr>
+                <w:rFonts w:ascii="Times New Roman" w:hAnsi="Times New Roman" w:cs="Times New Roman"/>
+                <w:i/>
+                <w:sz w:val="20"/>
+                <w:szCs w:val="20"/>
+              </w:rPr>
+              <w:t>äußerst zart</w:t>
+            </w:r>
+            <w:r>
+              <w:rPr>
+                <w:rFonts w:ascii="Times New Roman" w:hAnsi="Times New Roman" w:cs="Times New Roman"/>
+                <w:iCs/>
+                <w:sz w:val="20"/>
+                <w:szCs w:val="20"/>
+              </w:rPr>
+              <w:t xml:space="preserve"> (wie Textfassung 1) geändert zu </w:t>
+            </w:r>
+            <w:r>
+              <w:rPr>
+                <w:rFonts w:ascii="Times New Roman" w:hAnsi="Times New Roman" w:cs="Times New Roman"/>
+                <w:i/>
+                <w:sz w:val="20"/>
+                <w:szCs w:val="20"/>
+              </w:rPr>
+              <w:t>sehr zart</w:t>
+            </w:r>
+            <w:r>
+              <w:rPr>
+                <w:rFonts w:ascii="Times New Roman" w:hAnsi="Times New Roman" w:cs="Times New Roman"/>
+                <w:iCs/>
+                <w:sz w:val="20"/>
+                <w:szCs w:val="20"/>
+              </w:rPr>
+              <w:t xml:space="preserve"> mit Bleistift.</w:t>
+            </w:r>
+          </w:p>
+        </w:tc>
+      </w:tr>
+      <w:tr>
+        <w:trPr>
+          <w:cantSplit/>
+        </w:trPr>
+        <w:tc>
+          <w:tcPr>
+            <w:tcW w:w="920" w:type="dxa"/>
+            <w:tcBorders>
+              <w:top w:val="single" w:sz="4" w:space="0" w:color="auto"/>
+              <w:left w:val="single" w:sz="4" w:space="0" w:color="auto"/>
+              <w:bottom w:val="single" w:sz="4" w:space="0" w:color="auto"/>
+              <w:right w:val="single" w:sz="4" w:space="0" w:color="auto"/>
+            </w:tcBorders>
+          </w:tcPr>
+          <w:p>
+            <w:pPr>
+              <w:spacing w:after="0" w:line="360" w:lineRule="auto"/>
+              <w:outlineLvl w:val="0"/>
+              <w:rPr>
+                <w:rFonts w:ascii="Times New Roman" w:hAnsi="Times New Roman" w:cs="Times New Roman"/>
+                <w:sz w:val="20"/>
+                <w:szCs w:val="20"/>
+              </w:rPr>
+            </w:pPr>
+            <w:r>
+              <w:rPr>
+                <w:rFonts w:ascii="Times New Roman" w:hAnsi="Times New Roman" w:cs="Times New Roman"/>
+                <w:sz w:val="20"/>
+                <w:szCs w:val="20"/>
+              </w:rPr>
+              <w:t>14</w:t>
+            </w:r>
+          </w:p>
+        </w:tc>
+        <w:tc>
+          <w:tcPr>
+            <w:tcW w:w="1134" w:type="dxa"/>
+            <w:tcBorders>
+              <w:top w:val="single" w:sz="4" w:space="0" w:color="auto"/>
+              <w:left w:val="single" w:sz="4" w:space="0" w:color="auto"/>
+              <w:bottom w:val="single" w:sz="4" w:space="0" w:color="auto"/>
+              <w:right w:val="single" w:sz="4" w:space="0" w:color="auto"/>
+            </w:tcBorders>
+          </w:tcPr>
+          <w:p>
+            <w:pPr>
+              <w:spacing w:after="0" w:line="360" w:lineRule="auto"/>
+              <w:outlineLvl w:val="0"/>
+              <w:rPr>
+                <w:rFonts w:ascii="Times New Roman" w:hAnsi="Times New Roman" w:cs="Times New Roman"/>
+                <w:sz w:val="20"/>
+                <w:szCs w:val="20"/>
+              </w:rPr>
+            </w:pPr>
+            <w:r>
+              <w:rPr>
+                <w:rFonts w:ascii="Times New Roman" w:hAnsi="Times New Roman" w:cs="Times New Roman"/>
+                <w:sz w:val="20"/>
+                <w:szCs w:val="20"/>
+              </w:rPr>
+              <w:t>II. Gg.</w:t>
+            </w:r>
+          </w:p>
+        </w:tc>
+        <w:tc>
+          <w:tcPr>
+            <w:tcW w:w="1278" w:type="dxa"/>
+            <w:tcBorders>
+              <w:top w:val="single" w:sz="4" w:space="0" w:color="auto"/>
+              <w:left w:val="single" w:sz="4" w:space="0" w:color="auto"/>
+              <w:bottom w:val="single" w:sz="4" w:space="0" w:color="auto"/>
+              <w:right w:val="single" w:sz="4" w:space="0" w:color="auto"/>
+            </w:tcBorders>
+          </w:tcPr>
+          <w:p>
+            <w:pPr>
+              <w:spacing w:after="0" w:line="360" w:lineRule="auto"/>
+              <w:outlineLvl w:val="0"/>
+              <w:rPr>
+                <w:rFonts w:ascii="Times New Roman" w:hAnsi="Times New Roman" w:cs="Times New Roman"/>
+                <w:sz w:val="20"/>
+                <w:szCs w:val="20"/>
+              </w:rPr>
+            </w:pPr>
+            <w:r>
+              <w:rPr>
+                <w:rFonts w:ascii="Times New Roman" w:hAnsi="Times New Roman" w:cs="Times New Roman"/>
+                <w:sz w:val="20"/>
+                <w:szCs w:val="20"/>
+              </w:rPr>
+              <w:t xml:space="preserve">6–7/8 </w:t>
+            </w:r>
+          </w:p>
+        </w:tc>
+        <w:tc>
+          <w:tcPr>
+            <w:tcW w:w="5880" w:type="dxa"/>
+            <w:tcBorders>
+              <w:top w:val="single" w:sz="4" w:space="0" w:color="auto"/>
+              <w:left w:val="single" w:sz="4" w:space="0" w:color="auto"/>
+              <w:bottom w:val="single" w:sz="4" w:space="0" w:color="auto"/>
+              <w:right w:val="single" w:sz="4" w:space="0" w:color="auto"/>
+            </w:tcBorders>
+          </w:tcPr>
+          <w:p>
+            <w:pPr>
+              <w:spacing w:after="0" w:line="360" w:lineRule="auto"/>
+              <w:outlineLvl w:val="0"/>
+              <w:rPr>
+                <w:rFonts w:ascii="Times New Roman" w:hAnsi="Times New Roman" w:cs="Times New Roman"/>
+                <w:iCs/>
+                <w:sz w:val="20"/>
+                <w:szCs w:val="20"/>
+              </w:rPr>
+            </w:pPr>
+            <w:r>
+              <w:rPr>
+                <w:rFonts w:ascii="Times New Roman" w:hAnsi="Times New Roman" w:cs="Times New Roman"/>
+                <w:iCs/>
+                <w:sz w:val="20"/>
+                <w:szCs w:val="20"/>
+              </w:rPr>
+              <w:t>Glissandostrich hinzugefügt mit Bleistift.</w:t>
+            </w:r>
+          </w:p>
+        </w:tc>
+      </w:tr>
+      <w:tr>
+        <w:trPr>
+          <w:cantSplit/>
+        </w:trPr>
+        <w:tc>
+          <w:tcPr>
+            <w:tcW w:w="920" w:type="dxa"/>
+            <w:tcBorders>
+              <w:top w:val="single" w:sz="4" w:space="0" w:color="auto"/>
+              <w:left w:val="single" w:sz="4" w:space="0" w:color="auto"/>
+              <w:bottom w:val="single" w:sz="4" w:space="0" w:color="auto"/>
+              <w:right w:val="single" w:sz="4" w:space="0" w:color="auto"/>
+            </w:tcBorders>
+          </w:tcPr>
+          <w:p>
+            <w:pPr>
+              <w:spacing w:after="0" w:line="360" w:lineRule="auto"/>
+              <w:outlineLvl w:val="0"/>
+              <w:rPr>
+                <w:rFonts w:ascii="Times New Roman" w:hAnsi="Times New Roman" w:cs="Times New Roman"/>
+                <w:sz w:val="20"/>
+                <w:szCs w:val="20"/>
+              </w:rPr>
+            </w:pPr>
+            <w:r>
+              <w:rPr>
+                <w:rFonts w:ascii="Times New Roman" w:hAnsi="Times New Roman" w:cs="Times New Roman"/>
+                <w:sz w:val="20"/>
+                <w:szCs w:val="20"/>
+              </w:rPr>
+              <w:t>15</w:t>
+            </w:r>
+          </w:p>
+        </w:tc>
+        <w:tc>
+          <w:tcPr>
+            <w:tcW w:w="1134" w:type="dxa"/>
+            <w:tcBorders>
+              <w:top w:val="single" w:sz="4" w:space="0" w:color="auto"/>
+              <w:left w:val="single" w:sz="4" w:space="0" w:color="auto"/>
+              <w:bottom w:val="single" w:sz="4" w:space="0" w:color="auto"/>
+              <w:right w:val="single" w:sz="4" w:space="0" w:color="auto"/>
+            </w:tcBorders>
+          </w:tcPr>
+          <w:p>
+            <w:pPr>
+              <w:spacing w:after="0" w:line="360" w:lineRule="auto"/>
+              <w:outlineLvl w:val="0"/>
+              <w:rPr>
+                <w:rFonts w:ascii="Times New Roman" w:hAnsi="Times New Roman" w:cs="Times New Roman"/>
+                <w:sz w:val="20"/>
+                <w:szCs w:val="20"/>
+              </w:rPr>
+            </w:pPr>
+            <w:r>
+              <w:rPr>
+                <w:rFonts w:ascii="Times New Roman" w:hAnsi="Times New Roman" w:cs="Times New Roman"/>
+                <w:sz w:val="20"/>
+                <w:szCs w:val="20"/>
+              </w:rPr>
+              <w:t>II. Gg.</w:t>
+            </w:r>
+          </w:p>
+        </w:tc>
+        <w:tc>
+          <w:tcPr>
+            <w:tcW w:w="1278" w:type="dxa"/>
+            <w:tcBorders>
+              <w:top w:val="single" w:sz="4" w:space="0" w:color="auto"/>
+              <w:left w:val="single" w:sz="4" w:space="0" w:color="auto"/>
+              <w:bottom w:val="single" w:sz="4" w:space="0" w:color="auto"/>
+              <w:right w:val="single" w:sz="4" w:space="0" w:color="auto"/>
+            </w:tcBorders>
+          </w:tcPr>
+          <w:p>
+            <w:pPr>
+              <w:spacing w:after="0" w:line="360" w:lineRule="auto"/>
+              <w:outlineLvl w:val="0"/>
+              <w:rPr>
+                <w:rFonts w:ascii="Times New Roman" w:hAnsi="Times New Roman" w:cs="Times New Roman"/>
+                <w:sz w:val="20"/>
+                <w:szCs w:val="20"/>
+              </w:rPr>
+            </w:pPr>
+            <w:r>
+              <w:rPr>
+                <w:rFonts w:ascii="Times New Roman" w:hAnsi="Times New Roman" w:cs="Times New Roman"/>
+                <w:sz w:val="20"/>
+                <w:szCs w:val="20"/>
+              </w:rPr>
+              <w:t>6–8/8</w:t>
+            </w:r>
+          </w:p>
+        </w:tc>
+        <w:tc>
+          <w:tcPr>
+            <w:tcW w:w="5880" w:type="dxa"/>
+            <w:tcBorders>
+              <w:top w:val="single" w:sz="4" w:space="0" w:color="auto"/>
+              <w:left w:val="single" w:sz="4" w:space="0" w:color="auto"/>
+              <w:bottom w:val="single" w:sz="4" w:space="0" w:color="auto"/>
+              <w:right w:val="single" w:sz="4" w:space="0" w:color="auto"/>
+            </w:tcBorders>
+          </w:tcPr>
+          <w:p>
+            <w:pPr>
+              <w:spacing w:after="0" w:line="360" w:lineRule="auto"/>
+              <w:outlineLvl w:val="0"/>
+              <w:rPr>
+                <w:rFonts w:ascii="Times New Roman" w:hAnsi="Times New Roman" w:cs="Times New Roman"/>
+                <w:iCs/>
+                <w:sz w:val="20"/>
+                <w:szCs w:val="20"/>
+              </w:rPr>
+            </w:pPr>
+            <w:r>
+              <w:rPr>
+                <w:rFonts w:ascii="Times New Roman" w:hAnsi="Times New Roman" w:cs="Times New Roman"/>
+                <w:iCs/>
+                <w:sz w:val="20"/>
+                <w:szCs w:val="20"/>
+              </w:rPr>
+              <w:t>Crescendogabel hinzugefügt mit Bleistift.</w:t>
+            </w:r>
+          </w:p>
+        </w:tc>
+      </w:tr>
+      <w:tr>
+        <w:trPr>
+          <w:cantSplit/>
+        </w:trPr>
+        <w:tc>
+          <w:tcPr>
+            <w:tcW w:w="920" w:type="dxa"/>
+            <w:tcBorders>
+              <w:top w:val="single" w:sz="4" w:space="0" w:color="auto"/>
+              <w:left w:val="single" w:sz="4" w:space="0" w:color="auto"/>
+              <w:bottom w:val="single" w:sz="4" w:space="0" w:color="auto"/>
+              <w:right w:val="single" w:sz="4" w:space="0" w:color="auto"/>
+            </w:tcBorders>
+          </w:tcPr>
+          <w:p>
+            <w:pPr>
+              <w:spacing w:after="0" w:line="360" w:lineRule="auto"/>
+              <w:outlineLvl w:val="0"/>
+              <w:rPr>
+                <w:rFonts w:ascii="Times New Roman" w:hAnsi="Times New Roman" w:cs="Times New Roman"/>
+                <w:sz w:val="20"/>
+                <w:szCs w:val="20"/>
+              </w:rPr>
+            </w:pPr>
+            <w:r>
+              <w:rPr>
+                <w:rFonts w:ascii="Times New Roman" w:hAnsi="Times New Roman" w:cs="Times New Roman"/>
+                <w:sz w:val="20"/>
+                <w:szCs w:val="20"/>
+              </w:rPr>
+              <w:t>1</w:t>
+            </w:r>
+            <w:r>
+              <w:rPr>
+                <w:rFonts w:ascii="Times New Roman" w:hAnsi="Times New Roman" w:cs="Times New Roman"/>
+                <w:sz w:val="20"/>
+                <w:szCs w:val="20"/>
+              </w:rPr>
+              <w:t>5</w:t>
+            </w:r>
+          </w:p>
+          <w:p>
+            <w:pPr>
+              <w:spacing w:after="0" w:line="360" w:lineRule="auto"/>
+              <w:outlineLvl w:val="0"/>
+              <w:rPr>
+                <w:rFonts w:ascii="Times New Roman" w:hAnsi="Times New Roman" w:cs="Times New Roman"/>
+                <w:sz w:val="20"/>
+                <w:szCs w:val="20"/>
+              </w:rPr>
+            </w:pPr>
+            <w:r>
+              <w:rPr>
+                <w:rFonts w:ascii="Times New Roman" w:hAnsi="Times New Roman" w:cs="Times New Roman"/>
+                <w:sz w:val="20"/>
+                <w:szCs w:val="20"/>
+              </w:rPr>
+              <w:t>bis 16</w:t>
+            </w:r>
+          </w:p>
+        </w:tc>
+        <w:tc>
+          <w:tcPr>
+            <w:tcW w:w="1134" w:type="dxa"/>
+            <w:tcBorders>
+              <w:top w:val="single" w:sz="4" w:space="0" w:color="auto"/>
+              <w:left w:val="single" w:sz="4" w:space="0" w:color="auto"/>
+              <w:bottom w:val="single" w:sz="4" w:space="0" w:color="auto"/>
+              <w:right w:val="single" w:sz="4" w:space="0" w:color="auto"/>
+            </w:tcBorders>
+          </w:tcPr>
+          <w:p>
+            <w:pPr>
+              <w:spacing w:after="0" w:line="360" w:lineRule="auto"/>
+              <w:outlineLvl w:val="0"/>
+              <w:rPr>
+                <w:rFonts w:ascii="Times New Roman" w:hAnsi="Times New Roman" w:cs="Times New Roman"/>
+                <w:sz w:val="20"/>
+                <w:szCs w:val="20"/>
+              </w:rPr>
+            </w:pPr>
+            <w:r>
+              <w:rPr>
+                <w:rFonts w:ascii="Times New Roman" w:hAnsi="Times New Roman" w:cs="Times New Roman"/>
+                <w:sz w:val="20"/>
+                <w:szCs w:val="20"/>
+              </w:rPr>
+              <w:t>II. Gg.</w:t>
+            </w:r>
+          </w:p>
+        </w:tc>
+        <w:tc>
+          <w:tcPr>
+            <w:tcW w:w="1278" w:type="dxa"/>
+            <w:tcBorders>
+              <w:top w:val="single" w:sz="4" w:space="0" w:color="auto"/>
+              <w:left w:val="single" w:sz="4" w:space="0" w:color="auto"/>
+              <w:bottom w:val="single" w:sz="4" w:space="0" w:color="auto"/>
+              <w:right w:val="single" w:sz="4" w:space="0" w:color="auto"/>
+            </w:tcBorders>
+          </w:tcPr>
+          <w:p>
+            <w:pPr>
+              <w:spacing w:after="0" w:line="360" w:lineRule="auto"/>
+              <w:outlineLvl w:val="0"/>
+              <w:rPr>
+                <w:rFonts w:ascii="Times New Roman" w:hAnsi="Times New Roman" w:cs="Times New Roman"/>
+                <w:sz w:val="20"/>
+                <w:szCs w:val="20"/>
+              </w:rPr>
+            </w:pPr>
+            <w:r>
+              <w:rPr>
+                <w:rFonts w:ascii="Times New Roman" w:hAnsi="Times New Roman" w:cs="Times New Roman"/>
+                <w:sz w:val="20"/>
+                <w:szCs w:val="20"/>
+              </w:rPr>
+              <w:t>8</w:t>
+            </w:r>
+            <w:r>
+              <w:rPr>
+                <w:rFonts w:ascii="Times New Roman" w:hAnsi="Times New Roman" w:cs="Times New Roman"/>
+                <w:sz w:val="20"/>
+                <w:szCs w:val="20"/>
+              </w:rPr>
+              <w:t>/8</w:t>
+            </w:r>
+          </w:p>
+          <w:p>
+            <w:pPr>
+              <w:spacing w:after="0" w:line="360" w:lineRule="auto"/>
+              <w:outlineLvl w:val="0"/>
+              <w:rPr>
+                <w:rFonts w:ascii="Times New Roman" w:hAnsi="Times New Roman" w:cs="Times New Roman"/>
+                <w:sz w:val="20"/>
+                <w:szCs w:val="20"/>
+              </w:rPr>
+            </w:pPr>
+            <w:r>
+              <w:rPr>
+                <w:rFonts w:ascii="Times New Roman" w:hAnsi="Times New Roman" w:cs="Times New Roman"/>
+                <w:sz w:val="20"/>
+                <w:szCs w:val="20"/>
+              </w:rPr>
+              <w:t>2/8</w:t>
+            </w:r>
+          </w:p>
+        </w:tc>
+        <w:tc>
+          <w:tcPr>
+            <w:tcW w:w="5880" w:type="dxa"/>
+            <w:tcBorders>
+              <w:top w:val="single" w:sz="4" w:space="0" w:color="auto"/>
+              <w:left w:val="single" w:sz="4" w:space="0" w:color="auto"/>
+              <w:bottom w:val="single" w:sz="4" w:space="0" w:color="auto"/>
+              <w:right w:val="single" w:sz="4" w:space="0" w:color="auto"/>
+            </w:tcBorders>
+          </w:tcPr>
+          <w:p>
+            <w:pPr>
+              <w:spacing w:after="0" w:line="360" w:lineRule="auto"/>
+              <w:outlineLvl w:val="0"/>
+              <w:rPr>
+                <w:rFonts w:ascii="Times New Roman" w:hAnsi="Times New Roman" w:cs="Times New Roman"/>
+                <w:iCs/>
+                <w:sz w:val="20"/>
+                <w:szCs w:val="20"/>
+              </w:rPr>
+            </w:pPr>
+            <w:r>
+              <w:rPr>
+                <w:rFonts w:ascii="Times New Roman" w:hAnsi="Times New Roman" w:cs="Times New Roman"/>
+                <w:iCs/>
+                <w:sz w:val="20"/>
+                <w:szCs w:val="20"/>
+              </w:rPr>
+              <w:t xml:space="preserve">Crescendogabel </w:t>
+            </w:r>
+            <w:r>
+              <w:rPr>
+                <w:rFonts w:ascii="Times New Roman" w:hAnsi="Times New Roman" w:cs="Times New Roman"/>
+                <w:iCs/>
+                <w:sz w:val="20"/>
+                <w:szCs w:val="20"/>
+              </w:rPr>
+              <w:t xml:space="preserve">(wie Textfassung 1) </w:t>
+            </w:r>
+            <w:r>
+              <w:rPr>
+                <w:rFonts w:ascii="Times New Roman" w:hAnsi="Times New Roman" w:cs="Times New Roman"/>
+                <w:iCs/>
+                <w:sz w:val="20"/>
+                <w:szCs w:val="20"/>
+              </w:rPr>
+              <w:t>durch Einklammerung getilgt</w:t>
+            </w:r>
+            <w:r>
+              <w:rPr>
+                <w:rFonts w:ascii="Times New Roman" w:hAnsi="Times New Roman" w:cs="Times New Roman"/>
+                <w:iCs/>
+                <w:sz w:val="20"/>
+                <w:szCs w:val="20"/>
+              </w:rPr>
+              <w:t xml:space="preserve"> mit Bleistift.</w:t>
+            </w:r>
+          </w:p>
+        </w:tc>
+      </w:tr>
+      <w:tr>
+        <w:trPr>
+          <w:cantSplit/>
+        </w:trPr>
+        <w:tc>
+          <w:tcPr>
+            <w:tcW w:w="920" w:type="dxa"/>
+            <w:tcBorders>
+              <w:top w:val="single" w:sz="4" w:space="0" w:color="auto"/>
+              <w:left w:val="single" w:sz="4" w:space="0" w:color="auto"/>
+              <w:bottom w:val="single" w:sz="4" w:space="0" w:color="auto"/>
+              <w:right w:val="single" w:sz="4" w:space="0" w:color="auto"/>
+            </w:tcBorders>
+          </w:tcPr>
+          <w:p>
+            <w:pPr>
+              <w:spacing w:after="0" w:line="360" w:lineRule="auto"/>
+              <w:outlineLvl w:val="0"/>
+              <w:rPr>
+                <w:rFonts w:ascii="Times New Roman" w:hAnsi="Times New Roman" w:cs="Times New Roman"/>
+                <w:sz w:val="20"/>
+                <w:szCs w:val="20"/>
+              </w:rPr>
+            </w:pPr>
+            <w:r>
+              <w:rPr>
+                <w:rFonts w:ascii="Times New Roman" w:hAnsi="Times New Roman" w:cs="Times New Roman"/>
+                <w:sz w:val="20"/>
+                <w:szCs w:val="20"/>
+              </w:rPr>
+              <w:t>16</w:t>
+            </w:r>
+          </w:p>
+        </w:tc>
+        <w:tc>
+          <w:tcPr>
+            <w:tcW w:w="1134" w:type="dxa"/>
+            <w:tcBorders>
+              <w:top w:val="single" w:sz="4" w:space="0" w:color="auto"/>
+              <w:left w:val="single" w:sz="4" w:space="0" w:color="auto"/>
+              <w:bottom w:val="single" w:sz="4" w:space="0" w:color="auto"/>
+              <w:right w:val="single" w:sz="4" w:space="0" w:color="auto"/>
+            </w:tcBorders>
+          </w:tcPr>
+          <w:p>
+            <w:pPr>
+              <w:spacing w:after="0" w:line="360" w:lineRule="auto"/>
+              <w:outlineLvl w:val="0"/>
+              <w:rPr>
+                <w:rFonts w:ascii="Times New Roman" w:hAnsi="Times New Roman" w:cs="Times New Roman"/>
+                <w:sz w:val="20"/>
+                <w:szCs w:val="20"/>
+              </w:rPr>
+            </w:pPr>
+            <w:r>
+              <w:rPr>
+                <w:rFonts w:ascii="Times New Roman" w:hAnsi="Times New Roman" w:cs="Times New Roman"/>
+                <w:sz w:val="20"/>
+                <w:szCs w:val="20"/>
+              </w:rPr>
+              <w:t xml:space="preserve">Vc. </w:t>
+            </w:r>
+          </w:p>
+        </w:tc>
+        <w:tc>
+          <w:tcPr>
+            <w:tcW w:w="1278" w:type="dxa"/>
+            <w:tcBorders>
+              <w:top w:val="single" w:sz="4" w:space="0" w:color="auto"/>
+              <w:left w:val="single" w:sz="4" w:space="0" w:color="auto"/>
+              <w:bottom w:val="single" w:sz="4" w:space="0" w:color="auto"/>
+              <w:right w:val="single" w:sz="4" w:space="0" w:color="auto"/>
+            </w:tcBorders>
+          </w:tcPr>
+          <w:p>
+            <w:pPr>
+              <w:spacing w:after="0" w:line="360" w:lineRule="auto"/>
+              <w:outlineLvl w:val="0"/>
+              <w:rPr>
+                <w:rFonts w:ascii="Times New Roman" w:hAnsi="Times New Roman" w:cs="Times New Roman"/>
+                <w:sz w:val="20"/>
+                <w:szCs w:val="20"/>
+              </w:rPr>
+            </w:pPr>
+            <w:r>
+              <w:rPr>
+                <w:rFonts w:ascii="Times New Roman" w:hAnsi="Times New Roman" w:cs="Times New Roman"/>
+                <w:sz w:val="20"/>
+                <w:szCs w:val="20"/>
+              </w:rPr>
+              <w:t>1/8</w:t>
+            </w:r>
+          </w:p>
+        </w:tc>
+        <w:tc>
+          <w:tcPr>
+            <w:tcW w:w="5880" w:type="dxa"/>
+            <w:tcBorders>
+              <w:top w:val="single" w:sz="4" w:space="0" w:color="auto"/>
+              <w:left w:val="single" w:sz="4" w:space="0" w:color="auto"/>
+              <w:bottom w:val="single" w:sz="4" w:space="0" w:color="auto"/>
+              <w:right w:val="single" w:sz="4" w:space="0" w:color="auto"/>
+            </w:tcBorders>
+          </w:tcPr>
+          <w:p>
+            <w:pPr>
+              <w:spacing w:after="0" w:line="360" w:lineRule="auto"/>
+              <w:outlineLvl w:val="0"/>
+              <w:rPr>
+                <w:rFonts w:ascii="Times New Roman" w:hAnsi="Times New Roman" w:cs="Times New Roman"/>
+                <w:iCs/>
+                <w:sz w:val="20"/>
+                <w:szCs w:val="20"/>
+              </w:rPr>
+            </w:pPr>
+            <w:r>
+              <w:rPr>
+                <w:rFonts w:ascii="Times New Roman" w:hAnsi="Times New Roman" w:cs="Times New Roman"/>
+                <w:i/>
+                <w:sz w:val="20"/>
+                <w:szCs w:val="20"/>
+              </w:rPr>
+              <w:t>poco cresc</w:t>
+            </w:r>
+            <w:r>
+              <w:rPr>
+                <w:rFonts w:ascii="Times New Roman" w:hAnsi="Times New Roman" w:cs="Times New Roman"/>
+                <w:i/>
+                <w:sz w:val="20"/>
+                <w:szCs w:val="20"/>
+              </w:rPr>
+              <w:t>.</w:t>
+            </w:r>
+            <w:r>
+              <w:rPr>
+                <w:rFonts w:ascii="Times New Roman" w:hAnsi="Times New Roman" w:cs="Times New Roman"/>
+                <w:iCs/>
+                <w:sz w:val="20"/>
+                <w:szCs w:val="20"/>
+              </w:rPr>
+              <w:t xml:space="preserve"> hinzugefügt mit Bleistift.</w:t>
+            </w:r>
+          </w:p>
+        </w:tc>
+      </w:tr>
+      <w:tr>
+        <w:trPr>
+          <w:cantSplit/>
+        </w:trPr>
+        <w:tc>
+          <w:tcPr>
+            <w:tcW w:w="920" w:type="dxa"/>
+            <w:tcBorders>
+              <w:top w:val="single" w:sz="4" w:space="0" w:color="auto"/>
+              <w:left w:val="single" w:sz="4" w:space="0" w:color="auto"/>
+              <w:bottom w:val="single" w:sz="4" w:space="0" w:color="auto"/>
+              <w:right w:val="single" w:sz="4" w:space="0" w:color="auto"/>
+            </w:tcBorders>
+          </w:tcPr>
+          <w:p>
+            <w:pPr>
+              <w:spacing w:after="0" w:line="360" w:lineRule="auto"/>
+              <w:outlineLvl w:val="0"/>
+              <w:rPr>
+                <w:rFonts w:ascii="Times New Roman" w:hAnsi="Times New Roman" w:cs="Times New Roman"/>
+                <w:sz w:val="20"/>
+                <w:szCs w:val="20"/>
+              </w:rPr>
+            </w:pPr>
+            <w:r>
+              <w:rPr>
+                <w:rFonts w:ascii="Times New Roman" w:hAnsi="Times New Roman" w:cs="Times New Roman"/>
+                <w:sz w:val="20"/>
+                <w:szCs w:val="20"/>
+              </w:rPr>
+              <w:t>16</w:t>
+            </w:r>
+          </w:p>
+        </w:tc>
+        <w:tc>
+          <w:tcPr>
+            <w:tcW w:w="1134" w:type="dxa"/>
+            <w:tcBorders>
+              <w:top w:val="single" w:sz="4" w:space="0" w:color="auto"/>
+              <w:left w:val="single" w:sz="4" w:space="0" w:color="auto"/>
+              <w:bottom w:val="single" w:sz="4" w:space="0" w:color="auto"/>
+              <w:right w:val="single" w:sz="4" w:space="0" w:color="auto"/>
+            </w:tcBorders>
+          </w:tcPr>
+          <w:p>
+            <w:pPr>
+              <w:spacing w:after="0" w:line="360" w:lineRule="auto"/>
+              <w:outlineLvl w:val="0"/>
+              <w:rPr>
+                <w:rFonts w:ascii="Times New Roman" w:hAnsi="Times New Roman" w:cs="Times New Roman"/>
+                <w:sz w:val="20"/>
+                <w:szCs w:val="20"/>
+              </w:rPr>
+            </w:pPr>
+            <w:r>
+              <w:rPr>
+                <w:rFonts w:ascii="Times New Roman" w:hAnsi="Times New Roman" w:cs="Times New Roman"/>
+                <w:sz w:val="20"/>
+                <w:szCs w:val="20"/>
+              </w:rPr>
+              <w:t xml:space="preserve">Vc. </w:t>
+            </w:r>
+          </w:p>
+        </w:tc>
+        <w:tc>
+          <w:tcPr>
+            <w:tcW w:w="1278" w:type="dxa"/>
+            <w:tcBorders>
+              <w:top w:val="single" w:sz="4" w:space="0" w:color="auto"/>
+              <w:left w:val="single" w:sz="4" w:space="0" w:color="auto"/>
+              <w:bottom w:val="single" w:sz="4" w:space="0" w:color="auto"/>
+              <w:right w:val="single" w:sz="4" w:space="0" w:color="auto"/>
+            </w:tcBorders>
+          </w:tcPr>
+          <w:p>
+            <w:pPr>
+              <w:spacing w:after="0" w:line="360" w:lineRule="auto"/>
+              <w:outlineLvl w:val="0"/>
+              <w:rPr>
+                <w:rFonts w:ascii="Times New Roman" w:hAnsi="Times New Roman" w:cs="Times New Roman"/>
+                <w:sz w:val="20"/>
+                <w:szCs w:val="20"/>
+              </w:rPr>
+            </w:pPr>
+            <w:r>
+              <w:rPr>
+                <w:rFonts w:ascii="Times New Roman" w:hAnsi="Times New Roman" w:cs="Times New Roman"/>
+                <w:sz w:val="20"/>
+                <w:szCs w:val="20"/>
+              </w:rPr>
+              <w:t>2–5/8</w:t>
+            </w:r>
+          </w:p>
+        </w:tc>
+        <w:tc>
+          <w:tcPr>
+            <w:tcW w:w="5880" w:type="dxa"/>
+            <w:tcBorders>
+              <w:top w:val="single" w:sz="4" w:space="0" w:color="auto"/>
+              <w:left w:val="single" w:sz="4" w:space="0" w:color="auto"/>
+              <w:bottom w:val="single" w:sz="4" w:space="0" w:color="auto"/>
+              <w:right w:val="single" w:sz="4" w:space="0" w:color="auto"/>
+            </w:tcBorders>
+          </w:tcPr>
+          <w:p>
+            <w:pPr>
+              <w:spacing w:after="0" w:line="360" w:lineRule="auto"/>
+              <w:outlineLvl w:val="0"/>
+              <w:rPr>
+                <w:rFonts w:ascii="Times New Roman" w:hAnsi="Times New Roman" w:cs="Times New Roman"/>
+                <w:iCs/>
+                <w:sz w:val="20"/>
+                <w:szCs w:val="20"/>
+              </w:rPr>
+            </w:pPr>
+            <w:r>
+              <w:rPr>
+                <w:rFonts w:ascii="Times New Roman" w:hAnsi="Times New Roman" w:cs="Times New Roman"/>
+                <w:iCs/>
+                <w:sz w:val="20"/>
+                <w:szCs w:val="20"/>
+              </w:rPr>
+              <w:t>Crescendogabel (wie Textfassung 1) durch Einklammerung getilgt.</w:t>
+            </w:r>
+          </w:p>
+        </w:tc>
+      </w:tr>
+      <w:tr>
+        <w:trPr>
+          <w:cantSplit/>
+        </w:trPr>
+        <w:tc>
+          <w:tcPr>
+            <w:tcW w:w="920" w:type="dxa"/>
+            <w:tcBorders>
+              <w:top w:val="single" w:sz="4" w:space="0" w:color="auto"/>
+              <w:left w:val="single" w:sz="4" w:space="0" w:color="auto"/>
+              <w:bottom w:val="single" w:sz="4" w:space="0" w:color="auto"/>
+              <w:right w:val="single" w:sz="4" w:space="0" w:color="auto"/>
+            </w:tcBorders>
+          </w:tcPr>
+          <w:p>
+            <w:pPr>
+              <w:spacing w:after="0" w:line="360" w:lineRule="auto"/>
+              <w:outlineLvl w:val="0"/>
+              <w:rPr>
+                <w:rFonts w:ascii="Times New Roman" w:hAnsi="Times New Roman" w:cs="Times New Roman"/>
+                <w:sz w:val="20"/>
+                <w:szCs w:val="20"/>
+              </w:rPr>
+            </w:pPr>
+            <w:r>
+              <w:rPr>
+                <w:rFonts w:ascii="Times New Roman" w:hAnsi="Times New Roman" w:cs="Times New Roman"/>
+                <w:sz w:val="20"/>
+                <w:szCs w:val="20"/>
+              </w:rPr>
+              <w:t>16</w:t>
+            </w:r>
+          </w:p>
+        </w:tc>
+        <w:tc>
+          <w:tcPr>
+            <w:tcW w:w="1134" w:type="dxa"/>
+            <w:tcBorders>
+              <w:top w:val="single" w:sz="4" w:space="0" w:color="auto"/>
+              <w:left w:val="single" w:sz="4" w:space="0" w:color="auto"/>
+              <w:bottom w:val="single" w:sz="4" w:space="0" w:color="auto"/>
+              <w:right w:val="single" w:sz="4" w:space="0" w:color="auto"/>
+            </w:tcBorders>
+          </w:tcPr>
+          <w:p>
+            <w:pPr>
+              <w:spacing w:after="0" w:line="360" w:lineRule="auto"/>
+              <w:outlineLvl w:val="0"/>
+              <w:rPr>
+                <w:rFonts w:ascii="Times New Roman" w:hAnsi="Times New Roman" w:cs="Times New Roman"/>
+                <w:sz w:val="20"/>
+                <w:szCs w:val="20"/>
+              </w:rPr>
+            </w:pPr>
+            <w:r>
+              <w:rPr>
+                <w:rFonts w:ascii="Times New Roman" w:hAnsi="Times New Roman" w:cs="Times New Roman"/>
+                <w:sz w:val="20"/>
+                <w:szCs w:val="20"/>
+              </w:rPr>
+              <w:t>II. Gg.</w:t>
+            </w:r>
+          </w:p>
+        </w:tc>
+        <w:tc>
+          <w:tcPr>
+            <w:tcW w:w="1278" w:type="dxa"/>
+            <w:tcBorders>
+              <w:top w:val="single" w:sz="4" w:space="0" w:color="auto"/>
+              <w:left w:val="single" w:sz="4" w:space="0" w:color="auto"/>
+              <w:bottom w:val="single" w:sz="4" w:space="0" w:color="auto"/>
+              <w:right w:val="single" w:sz="4" w:space="0" w:color="auto"/>
+            </w:tcBorders>
+          </w:tcPr>
+          <w:p>
+            <w:pPr>
+              <w:spacing w:after="0" w:line="360" w:lineRule="auto"/>
+              <w:outlineLvl w:val="0"/>
+              <w:rPr>
+                <w:rFonts w:ascii="Times New Roman" w:hAnsi="Times New Roman" w:cs="Times New Roman"/>
+                <w:sz w:val="20"/>
+                <w:szCs w:val="20"/>
+              </w:rPr>
+            </w:pPr>
+            <w:r>
+              <w:rPr>
+                <w:rFonts w:ascii="Times New Roman" w:hAnsi="Times New Roman" w:cs="Times New Roman"/>
+                <w:sz w:val="20"/>
+                <w:szCs w:val="20"/>
+              </w:rPr>
+              <w:t>2–8/8</w:t>
+            </w:r>
+          </w:p>
+        </w:tc>
+        <w:tc>
+          <w:tcPr>
+            <w:tcW w:w="5880" w:type="dxa"/>
+            <w:tcBorders>
+              <w:top w:val="single" w:sz="4" w:space="0" w:color="auto"/>
+              <w:left w:val="single" w:sz="4" w:space="0" w:color="auto"/>
+              <w:bottom w:val="single" w:sz="4" w:space="0" w:color="auto"/>
+              <w:right w:val="single" w:sz="4" w:space="0" w:color="auto"/>
+            </w:tcBorders>
+          </w:tcPr>
+          <w:p>
+            <w:pPr>
+              <w:spacing w:after="0" w:line="360" w:lineRule="auto"/>
+              <w:outlineLvl w:val="0"/>
+              <w:rPr>
+                <w:rFonts w:ascii="Times New Roman" w:hAnsi="Times New Roman" w:cs="Times New Roman"/>
+                <w:iCs/>
+                <w:sz w:val="20"/>
+                <w:szCs w:val="20"/>
+              </w:rPr>
+            </w:pPr>
+            <w:r>
+              <w:rPr>
+                <w:rFonts w:ascii="Times New Roman" w:hAnsi="Times New Roman" w:cs="Times New Roman"/>
+                <w:iCs/>
+                <w:sz w:val="20"/>
+                <w:szCs w:val="20"/>
+              </w:rPr>
+              <w:t xml:space="preserve">[p], Crescendogabel zu 2–6/8 (sic) hinzugefügt, Crescendogabel zu 4–8/8 (wie Textfassung 1) durch Einklammerung getilgt mit Bleistift. ##(Siehe Korrekturen in </w:t>
+            </w:r>
+            <w:r>
+              <w:rPr>
+                <w:rFonts w:ascii="Times New Roman" w:hAnsi="Times New Roman" w:cs="Times New Roman"/>
+                <w:b/>
+                <w:bCs/>
+                <w:iCs/>
+                <w:sz w:val="20"/>
+                <w:szCs w:val="20"/>
+              </w:rPr>
+              <w:t>E</w:t>
+            </w:r>
+            <w:r>
+              <w:rPr>
+                <w:rFonts w:ascii="Times New Roman" w:hAnsi="Times New Roman" w:cs="Times New Roman"/>
+                <w:iCs/>
+                <w:sz w:val="20"/>
+                <w:szCs w:val="20"/>
+              </w:rPr>
+              <w:t>.)</w:t>
+            </w:r>
+          </w:p>
+        </w:tc>
+      </w:tr>
+      <w:tr>
+        <w:trPr>
+          <w:cantSplit/>
+        </w:trPr>
+        <w:tc>
+          <w:tcPr>
+            <w:tcW w:w="920" w:type="dxa"/>
+            <w:tcBorders>
+              <w:top w:val="single" w:sz="4" w:space="0" w:color="auto"/>
+              <w:left w:val="single" w:sz="4" w:space="0" w:color="auto"/>
+              <w:bottom w:val="single" w:sz="4" w:space="0" w:color="auto"/>
+              <w:right w:val="single" w:sz="4" w:space="0" w:color="auto"/>
+            </w:tcBorders>
+          </w:tcPr>
+          <w:p>
+            <w:pPr>
+              <w:spacing w:after="0" w:line="360" w:lineRule="auto"/>
+              <w:outlineLvl w:val="0"/>
+              <w:rPr>
+                <w:rFonts w:ascii="Times New Roman" w:hAnsi="Times New Roman" w:cs="Times New Roman"/>
+                <w:sz w:val="20"/>
+                <w:szCs w:val="20"/>
+              </w:rPr>
+            </w:pPr>
+            <w:r>
+              <w:rPr>
+                <w:rFonts w:ascii="Times New Roman" w:hAnsi="Times New Roman" w:cs="Times New Roman"/>
+                <w:sz w:val="20"/>
+                <w:szCs w:val="20"/>
+              </w:rPr>
+              <w:t>17</w:t>
+            </w:r>
+          </w:p>
+        </w:tc>
+        <w:tc>
+          <w:tcPr>
+            <w:tcW w:w="1134" w:type="dxa"/>
+            <w:tcBorders>
+              <w:top w:val="single" w:sz="4" w:space="0" w:color="auto"/>
+              <w:left w:val="single" w:sz="4" w:space="0" w:color="auto"/>
+              <w:bottom w:val="single" w:sz="4" w:space="0" w:color="auto"/>
+              <w:right w:val="single" w:sz="4" w:space="0" w:color="auto"/>
+            </w:tcBorders>
+          </w:tcPr>
+          <w:p>
+            <w:pPr>
+              <w:spacing w:after="0" w:line="360" w:lineRule="auto"/>
+              <w:outlineLvl w:val="0"/>
+              <w:rPr>
+                <w:rFonts w:ascii="Times New Roman" w:hAnsi="Times New Roman" w:cs="Times New Roman"/>
+                <w:sz w:val="20"/>
+                <w:szCs w:val="20"/>
+              </w:rPr>
+            </w:pPr>
+            <w:r>
+              <w:rPr>
+                <w:rFonts w:ascii="Times New Roman" w:hAnsi="Times New Roman" w:cs="Times New Roman"/>
+                <w:sz w:val="20"/>
+                <w:szCs w:val="20"/>
+              </w:rPr>
+              <w:t>Vc.</w:t>
+            </w:r>
+          </w:p>
+        </w:tc>
+        <w:tc>
+          <w:tcPr>
+            <w:tcW w:w="1278" w:type="dxa"/>
+            <w:tcBorders>
+              <w:top w:val="single" w:sz="4" w:space="0" w:color="auto"/>
+              <w:left w:val="single" w:sz="4" w:space="0" w:color="auto"/>
+              <w:bottom w:val="single" w:sz="4" w:space="0" w:color="auto"/>
+              <w:right w:val="single" w:sz="4" w:space="0" w:color="auto"/>
+            </w:tcBorders>
+          </w:tcPr>
+          <w:p>
+            <w:pPr>
+              <w:spacing w:after="0" w:line="360" w:lineRule="auto"/>
+              <w:outlineLvl w:val="0"/>
+              <w:rPr>
+                <w:rFonts w:ascii="Times New Roman" w:hAnsi="Times New Roman" w:cs="Times New Roman"/>
+                <w:sz w:val="20"/>
+                <w:szCs w:val="20"/>
+              </w:rPr>
+            </w:pPr>
+          </w:p>
+        </w:tc>
+        <w:tc>
+          <w:tcPr>
+            <w:tcW w:w="5880" w:type="dxa"/>
+            <w:tcBorders>
+              <w:top w:val="single" w:sz="4" w:space="0" w:color="auto"/>
+              <w:left w:val="single" w:sz="4" w:space="0" w:color="auto"/>
+              <w:bottom w:val="single" w:sz="4" w:space="0" w:color="auto"/>
+              <w:right w:val="single" w:sz="4" w:space="0" w:color="auto"/>
+            </w:tcBorders>
+          </w:tcPr>
+          <w:p>
+            <w:pPr>
+              <w:spacing w:after="0" w:line="360" w:lineRule="auto"/>
+              <w:outlineLvl w:val="0"/>
+              <w:rPr>
+                <w:rFonts w:ascii="Times New Roman" w:hAnsi="Times New Roman" w:cs="Times New Roman"/>
+                <w:iCs/>
+                <w:sz w:val="20"/>
+                <w:szCs w:val="20"/>
+              </w:rPr>
+            </w:pPr>
+            <w:r>
+              <w:rPr>
+                <w:rFonts w:ascii="Times New Roman" w:hAnsi="Times New Roman" w:cs="Times New Roman"/>
+                <w:iCs/>
+                <w:sz w:val="20"/>
+                <w:szCs w:val="20"/>
+              </w:rPr>
+              <w:t xml:space="preserve">Geltungsstrichelung für </w:t>
+            </w:r>
+            <w:r>
+              <w:rPr>
+                <w:rFonts w:ascii="Times New Roman" w:hAnsi="Times New Roman" w:cs="Times New Roman"/>
+                <w:i/>
+                <w:sz w:val="20"/>
+                <w:szCs w:val="20"/>
+              </w:rPr>
+              <w:t>poco cresc.</w:t>
+            </w:r>
+            <w:r>
+              <w:rPr>
+                <w:rFonts w:ascii="Times New Roman" w:hAnsi="Times New Roman" w:cs="Times New Roman"/>
+                <w:iCs/>
+                <w:sz w:val="20"/>
+                <w:szCs w:val="20"/>
+              </w:rPr>
+              <w:t xml:space="preserve"> (siehe Korrektur in T. 16 1/8) hinzugefügt mit Bleistift.</w:t>
+            </w:r>
+          </w:p>
+        </w:tc>
+      </w:tr>
+      <w:tr>
+        <w:trPr>
+          <w:cantSplit/>
+        </w:trPr>
+        <w:tc>
+          <w:tcPr>
+            <w:tcW w:w="920" w:type="dxa"/>
+            <w:tcBorders>
+              <w:top w:val="single" w:sz="4" w:space="0" w:color="auto"/>
+              <w:left w:val="single" w:sz="4" w:space="0" w:color="auto"/>
+              <w:bottom w:val="single" w:sz="4" w:space="0" w:color="auto"/>
+              <w:right w:val="single" w:sz="4" w:space="0" w:color="auto"/>
+            </w:tcBorders>
+          </w:tcPr>
+          <w:p>
+            <w:pPr>
+              <w:spacing w:after="0" w:line="360" w:lineRule="auto"/>
+              <w:outlineLvl w:val="0"/>
+              <w:rPr>
+                <w:rFonts w:ascii="Times New Roman" w:hAnsi="Times New Roman" w:cs="Times New Roman"/>
+                <w:sz w:val="20"/>
+                <w:szCs w:val="20"/>
+              </w:rPr>
+            </w:pPr>
+            <w:r>
+              <w:rPr>
+                <w:rFonts w:ascii="Times New Roman" w:hAnsi="Times New Roman" w:cs="Times New Roman"/>
+                <w:sz w:val="20"/>
+                <w:szCs w:val="20"/>
+              </w:rPr>
+              <w:t>17</w:t>
+            </w:r>
+          </w:p>
+        </w:tc>
+        <w:tc>
+          <w:tcPr>
+            <w:tcW w:w="1134" w:type="dxa"/>
+            <w:tcBorders>
+              <w:top w:val="single" w:sz="4" w:space="0" w:color="auto"/>
+              <w:left w:val="single" w:sz="4" w:space="0" w:color="auto"/>
+              <w:bottom w:val="single" w:sz="4" w:space="0" w:color="auto"/>
+              <w:right w:val="single" w:sz="4" w:space="0" w:color="auto"/>
+            </w:tcBorders>
+          </w:tcPr>
+          <w:p>
+            <w:pPr>
+              <w:spacing w:after="0" w:line="360" w:lineRule="auto"/>
+              <w:outlineLvl w:val="0"/>
+              <w:rPr>
+                <w:rFonts w:ascii="Times New Roman" w:hAnsi="Times New Roman" w:cs="Times New Roman"/>
+                <w:sz w:val="20"/>
+                <w:szCs w:val="20"/>
+              </w:rPr>
+            </w:pPr>
+            <w:r>
+              <w:rPr>
+                <w:rFonts w:ascii="Times New Roman" w:hAnsi="Times New Roman" w:cs="Times New Roman"/>
+                <w:sz w:val="20"/>
+                <w:szCs w:val="20"/>
+              </w:rPr>
+              <w:t xml:space="preserve">Br. </w:t>
+            </w:r>
+          </w:p>
+        </w:tc>
+        <w:tc>
+          <w:tcPr>
+            <w:tcW w:w="1278" w:type="dxa"/>
+            <w:tcBorders>
+              <w:top w:val="single" w:sz="4" w:space="0" w:color="auto"/>
+              <w:left w:val="single" w:sz="4" w:space="0" w:color="auto"/>
+              <w:bottom w:val="single" w:sz="4" w:space="0" w:color="auto"/>
+              <w:right w:val="single" w:sz="4" w:space="0" w:color="auto"/>
+            </w:tcBorders>
+          </w:tcPr>
+          <w:p>
+            <w:pPr>
+              <w:spacing w:after="0" w:line="360" w:lineRule="auto"/>
+              <w:outlineLvl w:val="0"/>
+              <w:rPr>
+                <w:rFonts w:ascii="Times New Roman" w:hAnsi="Times New Roman" w:cs="Times New Roman"/>
+                <w:sz w:val="20"/>
+                <w:szCs w:val="20"/>
+              </w:rPr>
+            </w:pPr>
+            <w:r>
+              <w:rPr>
+                <w:rFonts w:ascii="Times New Roman" w:hAnsi="Times New Roman" w:cs="Times New Roman"/>
+                <w:sz w:val="20"/>
+                <w:szCs w:val="20"/>
+              </w:rPr>
+              <w:t>2/8</w:t>
+            </w:r>
+          </w:p>
+        </w:tc>
+        <w:tc>
+          <w:tcPr>
+            <w:tcW w:w="5880" w:type="dxa"/>
+            <w:tcBorders>
+              <w:top w:val="single" w:sz="4" w:space="0" w:color="auto"/>
+              <w:left w:val="single" w:sz="4" w:space="0" w:color="auto"/>
+              <w:bottom w:val="single" w:sz="4" w:space="0" w:color="auto"/>
+              <w:right w:val="single" w:sz="4" w:space="0" w:color="auto"/>
+            </w:tcBorders>
+          </w:tcPr>
+          <w:p>
+            <w:pPr>
+              <w:spacing w:after="0" w:line="360" w:lineRule="auto"/>
+              <w:outlineLvl w:val="0"/>
+              <w:rPr>
+                <w:rFonts w:ascii="Times New Roman" w:hAnsi="Times New Roman" w:cs="Times New Roman"/>
+                <w:iCs/>
+                <w:sz w:val="20"/>
+                <w:szCs w:val="20"/>
+              </w:rPr>
+            </w:pPr>
+            <w:r>
+              <w:rPr>
+                <w:rFonts w:ascii="Times New Roman" w:hAnsi="Times New Roman" w:cs="Times New Roman"/>
+                <w:iCs/>
+                <w:sz w:val="20"/>
+                <w:szCs w:val="20"/>
+              </w:rPr>
+              <w:t>[f] hinzugefügt mit Bleistift.</w:t>
+            </w:r>
+          </w:p>
+        </w:tc>
+      </w:tr>
+      <w:tr>
+        <w:trPr>
+          <w:cantSplit/>
+        </w:trPr>
+        <w:tc>
+          <w:tcPr>
+            <w:tcW w:w="920" w:type="dxa"/>
+            <w:tcBorders>
+              <w:top w:val="single" w:sz="4" w:space="0" w:color="auto"/>
+              <w:left w:val="single" w:sz="4" w:space="0" w:color="auto"/>
+              <w:bottom w:val="single" w:sz="4" w:space="0" w:color="auto"/>
+              <w:right w:val="single" w:sz="4" w:space="0" w:color="auto"/>
+            </w:tcBorders>
+          </w:tcPr>
+          <w:p>
+            <w:pPr>
+              <w:spacing w:after="0" w:line="360" w:lineRule="auto"/>
+              <w:outlineLvl w:val="0"/>
+              <w:rPr>
+                <w:rFonts w:ascii="Times New Roman" w:hAnsi="Times New Roman" w:cs="Times New Roman"/>
+                <w:sz w:val="20"/>
+                <w:szCs w:val="20"/>
+              </w:rPr>
+            </w:pPr>
+            <w:r>
+              <w:rPr>
+                <w:rFonts w:ascii="Times New Roman" w:hAnsi="Times New Roman" w:cs="Times New Roman"/>
+                <w:sz w:val="20"/>
+                <w:szCs w:val="20"/>
+              </w:rPr>
+              <w:t>17</w:t>
+            </w:r>
+          </w:p>
+        </w:tc>
+        <w:tc>
+          <w:tcPr>
+            <w:tcW w:w="1134" w:type="dxa"/>
+            <w:tcBorders>
+              <w:top w:val="single" w:sz="4" w:space="0" w:color="auto"/>
+              <w:left w:val="single" w:sz="4" w:space="0" w:color="auto"/>
+              <w:bottom w:val="single" w:sz="4" w:space="0" w:color="auto"/>
+              <w:right w:val="single" w:sz="4" w:space="0" w:color="auto"/>
+            </w:tcBorders>
+          </w:tcPr>
+          <w:p>
+            <w:pPr>
+              <w:spacing w:after="0" w:line="360" w:lineRule="auto"/>
+              <w:outlineLvl w:val="0"/>
+              <w:rPr>
+                <w:rFonts w:ascii="Times New Roman" w:hAnsi="Times New Roman" w:cs="Times New Roman"/>
+                <w:sz w:val="20"/>
+                <w:szCs w:val="20"/>
+              </w:rPr>
+            </w:pPr>
+            <w:r>
+              <w:rPr>
+                <w:rFonts w:ascii="Times New Roman" w:hAnsi="Times New Roman" w:cs="Times New Roman"/>
+                <w:sz w:val="20"/>
+                <w:szCs w:val="20"/>
+              </w:rPr>
+              <w:t xml:space="preserve">Br. </w:t>
+            </w:r>
+          </w:p>
+        </w:tc>
+        <w:tc>
+          <w:tcPr>
+            <w:tcW w:w="1278" w:type="dxa"/>
+            <w:tcBorders>
+              <w:top w:val="single" w:sz="4" w:space="0" w:color="auto"/>
+              <w:left w:val="single" w:sz="4" w:space="0" w:color="auto"/>
+              <w:bottom w:val="single" w:sz="4" w:space="0" w:color="auto"/>
+              <w:right w:val="single" w:sz="4" w:space="0" w:color="auto"/>
+            </w:tcBorders>
+          </w:tcPr>
+          <w:p>
+            <w:pPr>
+              <w:spacing w:after="0" w:line="360" w:lineRule="auto"/>
+              <w:outlineLvl w:val="0"/>
+              <w:rPr>
+                <w:rFonts w:ascii="Times New Roman" w:hAnsi="Times New Roman" w:cs="Times New Roman"/>
+                <w:sz w:val="20"/>
+                <w:szCs w:val="20"/>
+              </w:rPr>
+            </w:pPr>
+            <w:r>
+              <w:rPr>
+                <w:rFonts w:ascii="Times New Roman" w:hAnsi="Times New Roman" w:cs="Times New Roman"/>
+                <w:sz w:val="20"/>
+                <w:szCs w:val="20"/>
+              </w:rPr>
+              <w:t>6–7/8</w:t>
+            </w:r>
+          </w:p>
+        </w:tc>
+        <w:tc>
+          <w:tcPr>
+            <w:tcW w:w="5880" w:type="dxa"/>
+            <w:tcBorders>
+              <w:top w:val="single" w:sz="4" w:space="0" w:color="auto"/>
+              <w:left w:val="single" w:sz="4" w:space="0" w:color="auto"/>
+              <w:bottom w:val="single" w:sz="4" w:space="0" w:color="auto"/>
+              <w:right w:val="single" w:sz="4" w:space="0" w:color="auto"/>
+            </w:tcBorders>
+          </w:tcPr>
+          <w:p>
+            <w:pPr>
+              <w:spacing w:after="0" w:line="360" w:lineRule="auto"/>
+              <w:outlineLvl w:val="0"/>
+              <w:rPr>
+                <w:rFonts w:ascii="Times New Roman" w:hAnsi="Times New Roman" w:cs="Times New Roman"/>
+                <w:iCs/>
+                <w:sz w:val="20"/>
+                <w:szCs w:val="20"/>
+              </w:rPr>
+            </w:pPr>
+            <w:r>
+              <w:rPr>
+                <w:rFonts w:ascii="Times New Roman" w:hAnsi="Times New Roman" w:cs="Times New Roman"/>
+                <w:iCs/>
+                <w:sz w:val="20"/>
+                <w:szCs w:val="20"/>
+              </w:rPr>
+              <w:t>Crescendogabel hinzugefügt mit Bleistift.</w:t>
+            </w:r>
+          </w:p>
+        </w:tc>
+      </w:tr>
+      <w:tr>
+        <w:trPr>
+          <w:cantSplit/>
+        </w:trPr>
+        <w:tc>
+          <w:tcPr>
+            <w:tcW w:w="920" w:type="dxa"/>
+            <w:tcBorders>
+              <w:top w:val="single" w:sz="4" w:space="0" w:color="auto"/>
+              <w:left w:val="single" w:sz="4" w:space="0" w:color="auto"/>
+              <w:bottom w:val="single" w:sz="4" w:space="0" w:color="auto"/>
+              <w:right w:val="single" w:sz="4" w:space="0" w:color="auto"/>
+            </w:tcBorders>
+          </w:tcPr>
+          <w:p>
+            <w:pPr>
+              <w:spacing w:after="0" w:line="360" w:lineRule="auto"/>
+              <w:outlineLvl w:val="0"/>
+              <w:rPr>
+                <w:rFonts w:ascii="Times New Roman" w:hAnsi="Times New Roman" w:cs="Times New Roman"/>
+                <w:sz w:val="20"/>
+                <w:szCs w:val="20"/>
+              </w:rPr>
+            </w:pPr>
+            <w:r>
+              <w:rPr>
+                <w:rFonts w:ascii="Times New Roman" w:hAnsi="Times New Roman" w:cs="Times New Roman"/>
+                <w:sz w:val="20"/>
+                <w:szCs w:val="20"/>
+              </w:rPr>
+              <w:t>18</w:t>
+            </w:r>
+          </w:p>
+        </w:tc>
+        <w:tc>
+          <w:tcPr>
+            <w:tcW w:w="1134" w:type="dxa"/>
+            <w:tcBorders>
+              <w:top w:val="single" w:sz="4" w:space="0" w:color="auto"/>
+              <w:left w:val="single" w:sz="4" w:space="0" w:color="auto"/>
+              <w:bottom w:val="single" w:sz="4" w:space="0" w:color="auto"/>
+              <w:right w:val="single" w:sz="4" w:space="0" w:color="auto"/>
+            </w:tcBorders>
+          </w:tcPr>
+          <w:p>
+            <w:pPr>
+              <w:spacing w:after="0" w:line="360" w:lineRule="auto"/>
+              <w:outlineLvl w:val="0"/>
+              <w:rPr>
+                <w:rFonts w:ascii="Times New Roman" w:hAnsi="Times New Roman" w:cs="Times New Roman"/>
+                <w:sz w:val="20"/>
+                <w:szCs w:val="20"/>
+              </w:rPr>
+            </w:pPr>
+            <w:r>
+              <w:rPr>
+                <w:rFonts w:ascii="Times New Roman" w:hAnsi="Times New Roman" w:cs="Times New Roman"/>
+                <w:sz w:val="20"/>
+                <w:szCs w:val="20"/>
+              </w:rPr>
+              <w:t>I. Gg.</w:t>
+            </w:r>
+          </w:p>
+        </w:tc>
+        <w:tc>
+          <w:tcPr>
+            <w:tcW w:w="1278" w:type="dxa"/>
+            <w:tcBorders>
+              <w:top w:val="single" w:sz="4" w:space="0" w:color="auto"/>
+              <w:left w:val="single" w:sz="4" w:space="0" w:color="auto"/>
+              <w:bottom w:val="single" w:sz="4" w:space="0" w:color="auto"/>
+              <w:right w:val="single" w:sz="4" w:space="0" w:color="auto"/>
+            </w:tcBorders>
+          </w:tcPr>
+          <w:p>
+            <w:pPr>
+              <w:spacing w:after="0" w:line="360" w:lineRule="auto"/>
+              <w:outlineLvl w:val="0"/>
+              <w:rPr>
+                <w:rFonts w:ascii="Times New Roman" w:hAnsi="Times New Roman" w:cs="Times New Roman"/>
+                <w:sz w:val="20"/>
+                <w:szCs w:val="20"/>
+              </w:rPr>
+            </w:pPr>
+            <w:r>
+              <w:rPr>
+                <w:rFonts w:ascii="Times New Roman" w:hAnsi="Times New Roman" w:cs="Times New Roman"/>
+                <w:sz w:val="20"/>
+                <w:szCs w:val="20"/>
+              </w:rPr>
+              <w:t>1.–2. Note</w:t>
+            </w:r>
+          </w:p>
+        </w:tc>
+        <w:tc>
+          <w:tcPr>
+            <w:tcW w:w="5880" w:type="dxa"/>
+            <w:tcBorders>
+              <w:top w:val="single" w:sz="4" w:space="0" w:color="auto"/>
+              <w:left w:val="single" w:sz="4" w:space="0" w:color="auto"/>
+              <w:bottom w:val="single" w:sz="4" w:space="0" w:color="auto"/>
+              <w:right w:val="single" w:sz="4" w:space="0" w:color="auto"/>
+            </w:tcBorders>
+          </w:tcPr>
+          <w:p>
+            <w:pPr>
+              <w:spacing w:after="0" w:line="360" w:lineRule="auto"/>
+              <w:outlineLvl w:val="0"/>
+              <w:rPr>
+                <w:rFonts w:ascii="Times New Roman" w:hAnsi="Times New Roman" w:cs="Times New Roman"/>
+                <w:iCs/>
+                <w:sz w:val="20"/>
+                <w:szCs w:val="20"/>
+              </w:rPr>
+            </w:pPr>
+            <w:r>
+              <w:rPr>
+                <w:rFonts w:ascii="Times New Roman" w:hAnsi="Times New Roman" w:cs="Times New Roman"/>
+                <w:iCs/>
+                <w:sz w:val="20"/>
+                <w:szCs w:val="20"/>
+              </w:rPr>
+              <w:t>Decrescendogabel hinzugefügt mit Bleistift.</w:t>
+            </w:r>
+          </w:p>
+        </w:tc>
+      </w:tr>
+      <w:tr>
+        <w:trPr>
+          <w:cantSplit/>
+        </w:trPr>
+        <w:tc>
+          <w:tcPr>
+            <w:tcW w:w="920" w:type="dxa"/>
+            <w:tcBorders>
+              <w:top w:val="single" w:sz="4" w:space="0" w:color="auto"/>
+              <w:left w:val="single" w:sz="4" w:space="0" w:color="auto"/>
+              <w:bottom w:val="single" w:sz="4" w:space="0" w:color="auto"/>
+              <w:right w:val="single" w:sz="4" w:space="0" w:color="auto"/>
+            </w:tcBorders>
+          </w:tcPr>
+          <w:p>
+            <w:pPr>
+              <w:spacing w:after="0" w:line="360" w:lineRule="auto"/>
+              <w:outlineLvl w:val="0"/>
+              <w:rPr>
+                <w:rFonts w:ascii="Times New Roman" w:hAnsi="Times New Roman" w:cs="Times New Roman"/>
+                <w:sz w:val="20"/>
+                <w:szCs w:val="20"/>
+              </w:rPr>
+            </w:pPr>
+            <w:r>
+              <w:rPr>
+                <w:rFonts w:ascii="Times New Roman" w:hAnsi="Times New Roman" w:cs="Times New Roman"/>
+                <w:sz w:val="20"/>
+                <w:szCs w:val="20"/>
+              </w:rPr>
+              <w:t>18</w:t>
+            </w:r>
+          </w:p>
+        </w:tc>
+        <w:tc>
+          <w:tcPr>
+            <w:tcW w:w="1134" w:type="dxa"/>
+            <w:tcBorders>
+              <w:top w:val="single" w:sz="4" w:space="0" w:color="auto"/>
+              <w:left w:val="single" w:sz="4" w:space="0" w:color="auto"/>
+              <w:bottom w:val="single" w:sz="4" w:space="0" w:color="auto"/>
+              <w:right w:val="single" w:sz="4" w:space="0" w:color="auto"/>
+            </w:tcBorders>
+          </w:tcPr>
+          <w:p>
+            <w:pPr>
+              <w:spacing w:after="0" w:line="360" w:lineRule="auto"/>
+              <w:outlineLvl w:val="0"/>
+              <w:rPr>
+                <w:rFonts w:ascii="Times New Roman" w:hAnsi="Times New Roman" w:cs="Times New Roman"/>
+                <w:sz w:val="20"/>
+                <w:szCs w:val="20"/>
+              </w:rPr>
+            </w:pPr>
+            <w:r>
+              <w:rPr>
+                <w:rFonts w:ascii="Times New Roman" w:hAnsi="Times New Roman" w:cs="Times New Roman"/>
+                <w:sz w:val="20"/>
+                <w:szCs w:val="20"/>
+              </w:rPr>
+              <w:t xml:space="preserve">Vc. </w:t>
+            </w:r>
+          </w:p>
+        </w:tc>
+        <w:tc>
+          <w:tcPr>
+            <w:tcW w:w="1278" w:type="dxa"/>
+            <w:tcBorders>
+              <w:top w:val="single" w:sz="4" w:space="0" w:color="auto"/>
+              <w:left w:val="single" w:sz="4" w:space="0" w:color="auto"/>
+              <w:bottom w:val="single" w:sz="4" w:space="0" w:color="auto"/>
+              <w:right w:val="single" w:sz="4" w:space="0" w:color="auto"/>
+            </w:tcBorders>
+          </w:tcPr>
+          <w:p>
+            <w:pPr>
+              <w:spacing w:after="0" w:line="360" w:lineRule="auto"/>
+              <w:outlineLvl w:val="0"/>
+              <w:rPr>
+                <w:rFonts w:ascii="Times New Roman" w:hAnsi="Times New Roman" w:cs="Times New Roman"/>
+                <w:sz w:val="20"/>
+                <w:szCs w:val="20"/>
+              </w:rPr>
+            </w:pPr>
+            <w:r>
+              <w:rPr>
+                <w:rFonts w:ascii="Times New Roman" w:hAnsi="Times New Roman" w:cs="Times New Roman"/>
+                <w:sz w:val="20"/>
+                <w:szCs w:val="20"/>
+              </w:rPr>
+              <w:t>1/8</w:t>
+            </w:r>
+          </w:p>
+        </w:tc>
+        <w:tc>
+          <w:tcPr>
+            <w:tcW w:w="5880" w:type="dxa"/>
+            <w:tcBorders>
+              <w:top w:val="single" w:sz="4" w:space="0" w:color="auto"/>
+              <w:left w:val="single" w:sz="4" w:space="0" w:color="auto"/>
+              <w:bottom w:val="single" w:sz="4" w:space="0" w:color="auto"/>
+              <w:right w:val="single" w:sz="4" w:space="0" w:color="auto"/>
+            </w:tcBorders>
+          </w:tcPr>
+          <w:p>
+            <w:pPr>
+              <w:spacing w:after="0" w:line="360" w:lineRule="auto"/>
+              <w:outlineLvl w:val="0"/>
+              <w:rPr>
+                <w:rFonts w:ascii="Times New Roman" w:hAnsi="Times New Roman" w:cs="Times New Roman"/>
+                <w:iCs/>
+                <w:sz w:val="20"/>
+                <w:szCs w:val="20"/>
+              </w:rPr>
+            </w:pPr>
+            <w:r>
+              <w:rPr>
+                <w:rFonts w:ascii="Times New Roman" w:hAnsi="Times New Roman" w:cs="Times New Roman"/>
+                <w:iCs/>
+                <w:sz w:val="20"/>
+                <w:szCs w:val="20"/>
+              </w:rPr>
+              <w:t>[mf] (wie Textfassung 1) geändert zu [p] mit Bleistift.</w:t>
+            </w:r>
+          </w:p>
+        </w:tc>
+      </w:tr>
+      <w:tr>
+        <w:trPr>
+          <w:cantSplit/>
+        </w:trPr>
+        <w:tc>
+          <w:tcPr>
+            <w:tcW w:w="920" w:type="dxa"/>
+            <w:tcBorders>
+              <w:top w:val="single" w:sz="4" w:space="0" w:color="auto"/>
+              <w:left w:val="single" w:sz="4" w:space="0" w:color="auto"/>
+              <w:bottom w:val="single" w:sz="4" w:space="0" w:color="auto"/>
+              <w:right w:val="single" w:sz="4" w:space="0" w:color="auto"/>
+            </w:tcBorders>
+          </w:tcPr>
+          <w:p>
+            <w:pPr>
+              <w:spacing w:after="0" w:line="360" w:lineRule="auto"/>
+              <w:outlineLvl w:val="0"/>
+              <w:rPr>
+                <w:rFonts w:ascii="Times New Roman" w:hAnsi="Times New Roman" w:cs="Times New Roman"/>
+                <w:sz w:val="20"/>
+                <w:szCs w:val="20"/>
+              </w:rPr>
+            </w:pPr>
+            <w:r>
+              <w:rPr>
+                <w:rFonts w:ascii="Times New Roman" w:hAnsi="Times New Roman" w:cs="Times New Roman"/>
+                <w:sz w:val="20"/>
+                <w:szCs w:val="20"/>
+              </w:rPr>
+              <w:t>18</w:t>
+            </w:r>
+          </w:p>
+          <w:p>
+            <w:pPr>
+              <w:spacing w:after="0" w:line="360" w:lineRule="auto"/>
+              <w:outlineLvl w:val="0"/>
+              <w:rPr>
+                <w:rFonts w:ascii="Times New Roman" w:hAnsi="Times New Roman" w:cs="Times New Roman"/>
+                <w:sz w:val="20"/>
+                <w:szCs w:val="20"/>
+              </w:rPr>
+            </w:pPr>
+            <w:r>
+              <w:rPr>
+                <w:rFonts w:ascii="Times New Roman" w:hAnsi="Times New Roman" w:cs="Times New Roman"/>
+                <w:sz w:val="20"/>
+                <w:szCs w:val="20"/>
+              </w:rPr>
+              <w:t>bis 19</w:t>
+            </w:r>
+          </w:p>
+        </w:tc>
+        <w:tc>
+          <w:tcPr>
+            <w:tcW w:w="1134" w:type="dxa"/>
+            <w:tcBorders>
+              <w:top w:val="single" w:sz="4" w:space="0" w:color="auto"/>
+              <w:left w:val="single" w:sz="4" w:space="0" w:color="auto"/>
+              <w:bottom w:val="single" w:sz="4" w:space="0" w:color="auto"/>
+              <w:right w:val="single" w:sz="4" w:space="0" w:color="auto"/>
+            </w:tcBorders>
+          </w:tcPr>
+          <w:p>
+            <w:pPr>
+              <w:spacing w:after="0" w:line="360" w:lineRule="auto"/>
+              <w:outlineLvl w:val="0"/>
+              <w:rPr>
+                <w:rFonts w:ascii="Times New Roman" w:hAnsi="Times New Roman" w:cs="Times New Roman"/>
+                <w:sz w:val="20"/>
+                <w:szCs w:val="20"/>
+              </w:rPr>
+            </w:pPr>
+            <w:r>
+              <w:rPr>
+                <w:rFonts w:ascii="Times New Roman" w:hAnsi="Times New Roman" w:cs="Times New Roman"/>
+                <w:sz w:val="20"/>
+                <w:szCs w:val="20"/>
+              </w:rPr>
+              <w:t xml:space="preserve">Vc. </w:t>
+            </w:r>
+          </w:p>
+        </w:tc>
+        <w:tc>
+          <w:tcPr>
+            <w:tcW w:w="1278" w:type="dxa"/>
+            <w:tcBorders>
+              <w:top w:val="single" w:sz="4" w:space="0" w:color="auto"/>
+              <w:left w:val="single" w:sz="4" w:space="0" w:color="auto"/>
+              <w:bottom w:val="single" w:sz="4" w:space="0" w:color="auto"/>
+              <w:right w:val="single" w:sz="4" w:space="0" w:color="auto"/>
+            </w:tcBorders>
+          </w:tcPr>
+          <w:p>
+            <w:pPr>
+              <w:spacing w:after="0" w:line="360" w:lineRule="auto"/>
+              <w:outlineLvl w:val="0"/>
+              <w:rPr>
+                <w:rFonts w:ascii="Times New Roman" w:hAnsi="Times New Roman" w:cs="Times New Roman"/>
+                <w:sz w:val="20"/>
+                <w:szCs w:val="20"/>
+              </w:rPr>
+            </w:pPr>
+            <w:r>
+              <w:rPr>
+                <w:rFonts w:ascii="Times New Roman" w:hAnsi="Times New Roman" w:cs="Times New Roman"/>
+                <w:sz w:val="20"/>
+                <w:szCs w:val="20"/>
+              </w:rPr>
+              <w:t>2/8</w:t>
+            </w:r>
+          </w:p>
+          <w:p>
+            <w:pPr>
+              <w:spacing w:after="0" w:line="360" w:lineRule="auto"/>
+              <w:outlineLvl w:val="0"/>
+              <w:rPr>
+                <w:rFonts w:ascii="Times New Roman" w:hAnsi="Times New Roman" w:cs="Times New Roman"/>
+                <w:sz w:val="20"/>
+                <w:szCs w:val="20"/>
+              </w:rPr>
+            </w:pPr>
+            <w:r>
+              <w:rPr>
+                <w:rFonts w:ascii="Times New Roman" w:hAnsi="Times New Roman" w:cs="Times New Roman"/>
+                <w:sz w:val="20"/>
+                <w:szCs w:val="20"/>
+              </w:rPr>
+              <w:t>8/8</w:t>
+            </w:r>
+          </w:p>
+        </w:tc>
+        <w:tc>
+          <w:tcPr>
+            <w:tcW w:w="5880" w:type="dxa"/>
+            <w:tcBorders>
+              <w:top w:val="single" w:sz="4" w:space="0" w:color="auto"/>
+              <w:left w:val="single" w:sz="4" w:space="0" w:color="auto"/>
+              <w:bottom w:val="single" w:sz="4" w:space="0" w:color="auto"/>
+              <w:right w:val="single" w:sz="4" w:space="0" w:color="auto"/>
+            </w:tcBorders>
+          </w:tcPr>
+          <w:p>
+            <w:pPr>
+              <w:spacing w:after="0" w:line="360" w:lineRule="auto"/>
+              <w:outlineLvl w:val="0"/>
+              <w:rPr>
+                <w:rFonts w:ascii="Times New Roman" w:hAnsi="Times New Roman" w:cs="Times New Roman"/>
+                <w:iCs/>
+                <w:sz w:val="20"/>
+                <w:szCs w:val="20"/>
+              </w:rPr>
+            </w:pPr>
+            <w:r>
+              <w:rPr>
+                <w:rFonts w:ascii="Times New Roman" w:hAnsi="Times New Roman" w:cs="Times New Roman"/>
+                <w:iCs/>
+                <w:sz w:val="20"/>
+                <w:szCs w:val="20"/>
+              </w:rPr>
+              <w:t xml:space="preserve">Crescendogabel von T. 18 4/8 bis T. 19 8/8 (wie Textfassung 1) geändert zu </w:t>
+            </w:r>
+            <w:r>
+              <w:rPr>
+                <w:rFonts w:ascii="Times New Roman" w:hAnsi="Times New Roman" w:cs="Times New Roman"/>
+                <w:i/>
+                <w:sz w:val="20"/>
+                <w:szCs w:val="20"/>
+              </w:rPr>
+              <w:t>cresc.</w:t>
+            </w:r>
+            <w:r>
+              <w:rPr>
+                <w:rFonts w:ascii="Times New Roman" w:hAnsi="Times New Roman" w:cs="Times New Roman"/>
+                <w:iCs/>
+                <w:sz w:val="20"/>
+                <w:szCs w:val="20"/>
+              </w:rPr>
+              <w:t xml:space="preserve"> zu T. 18 2/8.</w:t>
+            </w:r>
+          </w:p>
+        </w:tc>
+      </w:tr>
+      <w:tr>
+        <w:trPr>
+          <w:cantSplit/>
+        </w:trPr>
+        <w:tc>
+          <w:tcPr>
+            <w:tcW w:w="920" w:type="dxa"/>
+            <w:tcBorders>
+              <w:top w:val="single" w:sz="4" w:space="0" w:color="auto"/>
+              <w:left w:val="single" w:sz="4" w:space="0" w:color="auto"/>
+              <w:bottom w:val="single" w:sz="4" w:space="0" w:color="auto"/>
+              <w:right w:val="single" w:sz="4" w:space="0" w:color="auto"/>
+            </w:tcBorders>
+          </w:tcPr>
+          <w:p>
+            <w:pPr>
+              <w:spacing w:after="0" w:line="360" w:lineRule="auto"/>
+              <w:outlineLvl w:val="0"/>
+              <w:rPr>
+                <w:rFonts w:ascii="Times New Roman" w:hAnsi="Times New Roman" w:cs="Times New Roman"/>
+                <w:sz w:val="20"/>
+                <w:szCs w:val="20"/>
+              </w:rPr>
+            </w:pPr>
+            <w:r>
+              <w:rPr>
+                <w:rFonts w:ascii="Times New Roman" w:hAnsi="Times New Roman" w:cs="Times New Roman"/>
+                <w:sz w:val="20"/>
+                <w:szCs w:val="20"/>
+              </w:rPr>
+              <w:t>18</w:t>
+            </w:r>
+          </w:p>
+        </w:tc>
+        <w:tc>
+          <w:tcPr>
+            <w:tcW w:w="1134" w:type="dxa"/>
+            <w:tcBorders>
+              <w:top w:val="single" w:sz="4" w:space="0" w:color="auto"/>
+              <w:left w:val="single" w:sz="4" w:space="0" w:color="auto"/>
+              <w:bottom w:val="single" w:sz="4" w:space="0" w:color="auto"/>
+              <w:right w:val="single" w:sz="4" w:space="0" w:color="auto"/>
+            </w:tcBorders>
+          </w:tcPr>
+          <w:p>
+            <w:pPr>
+              <w:spacing w:after="0" w:line="360" w:lineRule="auto"/>
+              <w:outlineLvl w:val="0"/>
+              <w:rPr>
+                <w:rFonts w:ascii="Times New Roman" w:hAnsi="Times New Roman" w:cs="Times New Roman"/>
+                <w:sz w:val="20"/>
+                <w:szCs w:val="20"/>
+              </w:rPr>
+            </w:pPr>
+            <w:r>
+              <w:rPr>
+                <w:rFonts w:ascii="Times New Roman" w:hAnsi="Times New Roman" w:cs="Times New Roman"/>
+                <w:sz w:val="20"/>
+                <w:szCs w:val="20"/>
+              </w:rPr>
+              <w:t xml:space="preserve">Br. </w:t>
+            </w:r>
+          </w:p>
+        </w:tc>
+        <w:tc>
+          <w:tcPr>
+            <w:tcW w:w="1278" w:type="dxa"/>
+            <w:tcBorders>
+              <w:top w:val="single" w:sz="4" w:space="0" w:color="auto"/>
+              <w:left w:val="single" w:sz="4" w:space="0" w:color="auto"/>
+              <w:bottom w:val="single" w:sz="4" w:space="0" w:color="auto"/>
+              <w:right w:val="single" w:sz="4" w:space="0" w:color="auto"/>
+            </w:tcBorders>
+          </w:tcPr>
+          <w:p>
+            <w:pPr>
+              <w:spacing w:after="0" w:line="360" w:lineRule="auto"/>
+              <w:outlineLvl w:val="0"/>
+              <w:rPr>
+                <w:rFonts w:ascii="Times New Roman" w:hAnsi="Times New Roman" w:cs="Times New Roman"/>
+                <w:sz w:val="20"/>
+                <w:szCs w:val="20"/>
+              </w:rPr>
+            </w:pPr>
+            <w:r>
+              <w:rPr>
+                <w:rFonts w:ascii="Times New Roman" w:hAnsi="Times New Roman" w:cs="Times New Roman"/>
+                <w:sz w:val="20"/>
+                <w:szCs w:val="20"/>
+              </w:rPr>
+              <w:t>3/8</w:t>
+            </w:r>
+          </w:p>
+        </w:tc>
+        <w:tc>
+          <w:tcPr>
+            <w:tcW w:w="5880" w:type="dxa"/>
+            <w:tcBorders>
+              <w:top w:val="single" w:sz="4" w:space="0" w:color="auto"/>
+              <w:left w:val="single" w:sz="4" w:space="0" w:color="auto"/>
+              <w:bottom w:val="single" w:sz="4" w:space="0" w:color="auto"/>
+              <w:right w:val="single" w:sz="4" w:space="0" w:color="auto"/>
+            </w:tcBorders>
+          </w:tcPr>
+          <w:p>
+            <w:pPr>
+              <w:spacing w:after="0" w:line="360" w:lineRule="auto"/>
+              <w:outlineLvl w:val="0"/>
+              <w:rPr>
+                <w:rFonts w:ascii="Times New Roman" w:hAnsi="Times New Roman" w:cs="Times New Roman"/>
+                <w:iCs/>
+                <w:sz w:val="20"/>
+                <w:szCs w:val="20"/>
+              </w:rPr>
+            </w:pPr>
+            <w:r>
+              <w:rPr>
+                <w:rFonts w:ascii="Times New Roman" w:hAnsi="Times New Roman" w:cs="Times New Roman"/>
+                <w:i/>
+                <w:sz w:val="20"/>
+                <w:szCs w:val="20"/>
+              </w:rPr>
+              <w:t>pizz.</w:t>
+            </w:r>
+            <w:r>
+              <w:rPr>
+                <w:rFonts w:ascii="Times New Roman" w:hAnsi="Times New Roman" w:cs="Times New Roman"/>
+                <w:iCs/>
+                <w:sz w:val="20"/>
+                <w:szCs w:val="20"/>
+              </w:rPr>
+              <w:t xml:space="preserve"> (wie Textfassung 1) geändert zu </w:t>
+            </w:r>
+            <w:r>
+              <w:rPr>
+                <w:rFonts w:ascii="Times New Roman" w:hAnsi="Times New Roman" w:cs="Times New Roman"/>
+                <w:i/>
+                <w:sz w:val="20"/>
+                <w:szCs w:val="20"/>
+              </w:rPr>
+              <w:t>arco</w:t>
+            </w:r>
+            <w:r>
+              <w:rPr>
+                <w:rFonts w:ascii="Times New Roman" w:hAnsi="Times New Roman" w:cs="Times New Roman"/>
+                <w:iCs/>
+                <w:sz w:val="20"/>
+                <w:szCs w:val="20"/>
+              </w:rPr>
+              <w:t xml:space="preserve"> mit Bleistift.</w:t>
+            </w:r>
+          </w:p>
+        </w:tc>
+      </w:tr>
+      <w:tr>
+        <w:trPr>
+          <w:cantSplit/>
+        </w:trPr>
+        <w:tc>
+          <w:tcPr>
+            <w:tcW w:w="920" w:type="dxa"/>
+            <w:tcBorders>
+              <w:top w:val="single" w:sz="4" w:space="0" w:color="auto"/>
+              <w:left w:val="single" w:sz="4" w:space="0" w:color="auto"/>
+              <w:bottom w:val="single" w:sz="4" w:space="0" w:color="auto"/>
+              <w:right w:val="single" w:sz="4" w:space="0" w:color="auto"/>
+            </w:tcBorders>
+          </w:tcPr>
+          <w:p>
+            <w:pPr>
+              <w:spacing w:after="0" w:line="360" w:lineRule="auto"/>
+              <w:outlineLvl w:val="0"/>
+              <w:rPr>
+                <w:rFonts w:ascii="Times New Roman" w:hAnsi="Times New Roman" w:cs="Times New Roman"/>
+                <w:sz w:val="20"/>
+                <w:szCs w:val="20"/>
+              </w:rPr>
+            </w:pPr>
+            <w:r>
+              <w:rPr>
+                <w:rFonts w:ascii="Times New Roman" w:hAnsi="Times New Roman" w:cs="Times New Roman"/>
+                <w:sz w:val="20"/>
+                <w:szCs w:val="20"/>
+              </w:rPr>
+              <w:t>18</w:t>
+            </w:r>
+          </w:p>
+        </w:tc>
+        <w:tc>
+          <w:tcPr>
+            <w:tcW w:w="1134" w:type="dxa"/>
+            <w:tcBorders>
+              <w:top w:val="single" w:sz="4" w:space="0" w:color="auto"/>
+              <w:left w:val="single" w:sz="4" w:space="0" w:color="auto"/>
+              <w:bottom w:val="single" w:sz="4" w:space="0" w:color="auto"/>
+              <w:right w:val="single" w:sz="4" w:space="0" w:color="auto"/>
+            </w:tcBorders>
+          </w:tcPr>
+          <w:p>
+            <w:pPr>
+              <w:spacing w:after="0" w:line="360" w:lineRule="auto"/>
+              <w:outlineLvl w:val="0"/>
+              <w:rPr>
+                <w:rFonts w:ascii="Times New Roman" w:hAnsi="Times New Roman" w:cs="Times New Roman"/>
+                <w:sz w:val="20"/>
+                <w:szCs w:val="20"/>
+              </w:rPr>
+            </w:pPr>
+            <w:r>
+              <w:rPr>
+                <w:rFonts w:ascii="Times New Roman" w:hAnsi="Times New Roman" w:cs="Times New Roman"/>
+                <w:sz w:val="20"/>
+                <w:szCs w:val="20"/>
+              </w:rPr>
+              <w:t>I. Gg.</w:t>
+            </w:r>
+          </w:p>
+        </w:tc>
+        <w:tc>
+          <w:tcPr>
+            <w:tcW w:w="1278" w:type="dxa"/>
+            <w:tcBorders>
+              <w:top w:val="single" w:sz="4" w:space="0" w:color="auto"/>
+              <w:left w:val="single" w:sz="4" w:space="0" w:color="auto"/>
+              <w:bottom w:val="single" w:sz="4" w:space="0" w:color="auto"/>
+              <w:right w:val="single" w:sz="4" w:space="0" w:color="auto"/>
+            </w:tcBorders>
+          </w:tcPr>
+          <w:p>
+            <w:pPr>
+              <w:spacing w:after="0" w:line="360" w:lineRule="auto"/>
+              <w:outlineLvl w:val="0"/>
+              <w:rPr>
+                <w:rFonts w:ascii="Times New Roman" w:hAnsi="Times New Roman" w:cs="Times New Roman"/>
+                <w:sz w:val="20"/>
+                <w:szCs w:val="20"/>
+              </w:rPr>
+            </w:pPr>
+            <w:r>
+              <w:rPr>
+                <w:rFonts w:ascii="Times New Roman" w:hAnsi="Times New Roman" w:cs="Times New Roman"/>
+                <w:sz w:val="20"/>
+                <w:szCs w:val="20"/>
+              </w:rPr>
+              <w:t>8/16</w:t>
+            </w:r>
+          </w:p>
+        </w:tc>
+        <w:tc>
+          <w:tcPr>
+            <w:tcW w:w="5880" w:type="dxa"/>
+            <w:tcBorders>
+              <w:top w:val="single" w:sz="4" w:space="0" w:color="auto"/>
+              <w:left w:val="single" w:sz="4" w:space="0" w:color="auto"/>
+              <w:bottom w:val="single" w:sz="4" w:space="0" w:color="auto"/>
+              <w:right w:val="single" w:sz="4" w:space="0" w:color="auto"/>
+            </w:tcBorders>
+          </w:tcPr>
+          <w:p>
+            <w:pPr>
+              <w:spacing w:after="0" w:line="360" w:lineRule="auto"/>
+              <w:outlineLvl w:val="0"/>
+              <w:rPr>
+                <w:rFonts w:ascii="Times New Roman" w:hAnsi="Times New Roman" w:cs="Times New Roman"/>
+                <w:iCs/>
+                <w:sz w:val="20"/>
+                <w:szCs w:val="20"/>
+              </w:rPr>
+            </w:pPr>
+            <w:r>
+              <w:rPr>
+                <w:rFonts w:ascii="Times New Roman" w:hAnsi="Times New Roman" w:cs="Times New Roman"/>
+                <w:iCs/>
+                <w:sz w:val="20"/>
+                <w:szCs w:val="20"/>
+              </w:rPr>
+              <w:t>[f] hinzugefügt mit Bleistift.</w:t>
+            </w:r>
+          </w:p>
+        </w:tc>
+      </w:tr>
+      <w:tr>
+        <w:trPr>
+          <w:cantSplit/>
+        </w:trPr>
+        <w:tc>
+          <w:tcPr>
+            <w:tcW w:w="920" w:type="dxa"/>
+            <w:tcBorders>
+              <w:top w:val="single" w:sz="4" w:space="0" w:color="auto"/>
+              <w:left w:val="single" w:sz="4" w:space="0" w:color="auto"/>
+              <w:bottom w:val="single" w:sz="4" w:space="0" w:color="auto"/>
+              <w:right w:val="single" w:sz="4" w:space="0" w:color="auto"/>
+            </w:tcBorders>
+          </w:tcPr>
+          <w:p>
+            <w:pPr>
+              <w:spacing w:after="0" w:line="360" w:lineRule="auto"/>
+              <w:outlineLvl w:val="0"/>
+              <w:rPr>
+                <w:rFonts w:ascii="Times New Roman" w:hAnsi="Times New Roman" w:cs="Times New Roman"/>
+                <w:sz w:val="20"/>
+                <w:szCs w:val="20"/>
+              </w:rPr>
+            </w:pPr>
+            <w:r>
+              <w:rPr>
+                <w:rFonts w:ascii="Times New Roman" w:hAnsi="Times New Roman" w:cs="Times New Roman"/>
+                <w:sz w:val="20"/>
+                <w:szCs w:val="20"/>
+              </w:rPr>
+              <w:t>18</w:t>
+            </w:r>
+          </w:p>
+        </w:tc>
+        <w:tc>
+          <w:tcPr>
+            <w:tcW w:w="1134" w:type="dxa"/>
+            <w:tcBorders>
+              <w:top w:val="single" w:sz="4" w:space="0" w:color="auto"/>
+              <w:left w:val="single" w:sz="4" w:space="0" w:color="auto"/>
+              <w:bottom w:val="single" w:sz="4" w:space="0" w:color="auto"/>
+              <w:right w:val="single" w:sz="4" w:space="0" w:color="auto"/>
+            </w:tcBorders>
+          </w:tcPr>
+          <w:p>
+            <w:pPr>
+              <w:spacing w:after="0" w:line="360" w:lineRule="auto"/>
+              <w:outlineLvl w:val="0"/>
+              <w:rPr>
+                <w:rFonts w:ascii="Times New Roman" w:hAnsi="Times New Roman" w:cs="Times New Roman"/>
+                <w:sz w:val="20"/>
+                <w:szCs w:val="20"/>
+              </w:rPr>
+            </w:pPr>
+            <w:r>
+              <w:rPr>
+                <w:rFonts w:ascii="Times New Roman" w:hAnsi="Times New Roman" w:cs="Times New Roman"/>
+                <w:sz w:val="20"/>
+                <w:szCs w:val="20"/>
+              </w:rPr>
+              <w:t>I. Gg.</w:t>
+            </w:r>
+          </w:p>
+        </w:tc>
+        <w:tc>
+          <w:tcPr>
+            <w:tcW w:w="1278" w:type="dxa"/>
+            <w:tcBorders>
+              <w:top w:val="single" w:sz="4" w:space="0" w:color="auto"/>
+              <w:left w:val="single" w:sz="4" w:space="0" w:color="auto"/>
+              <w:bottom w:val="single" w:sz="4" w:space="0" w:color="auto"/>
+              <w:right w:val="single" w:sz="4" w:space="0" w:color="auto"/>
+            </w:tcBorders>
+          </w:tcPr>
+          <w:p>
+            <w:pPr>
+              <w:spacing w:after="0" w:line="360" w:lineRule="auto"/>
+              <w:outlineLvl w:val="0"/>
+              <w:rPr>
+                <w:rFonts w:ascii="Times New Roman" w:hAnsi="Times New Roman" w:cs="Times New Roman"/>
+                <w:sz w:val="20"/>
+                <w:szCs w:val="20"/>
+              </w:rPr>
+            </w:pPr>
+            <w:r>
+              <w:rPr>
+                <w:rFonts w:ascii="Times New Roman" w:hAnsi="Times New Roman" w:cs="Times New Roman"/>
+                <w:sz w:val="20"/>
+                <w:szCs w:val="20"/>
+              </w:rPr>
+              <w:t>4</w:t>
+            </w:r>
+            <w:r>
+              <w:rPr>
+                <w:rFonts w:ascii="Times New Roman" w:hAnsi="Times New Roman" w:cs="Times New Roman"/>
+                <w:sz w:val="20"/>
+                <w:szCs w:val="20"/>
+              </w:rPr>
+              <w:t>.–</w:t>
+            </w:r>
+            <w:r>
+              <w:rPr>
+                <w:rFonts w:ascii="Times New Roman" w:hAnsi="Times New Roman" w:cs="Times New Roman"/>
+                <w:sz w:val="20"/>
+                <w:szCs w:val="20"/>
+              </w:rPr>
+              <w:t>5</w:t>
+            </w:r>
+            <w:r>
+              <w:rPr>
+                <w:rFonts w:ascii="Times New Roman" w:hAnsi="Times New Roman" w:cs="Times New Roman"/>
+                <w:sz w:val="20"/>
+                <w:szCs w:val="20"/>
+              </w:rPr>
+              <w:t>. Note</w:t>
+            </w:r>
+          </w:p>
+        </w:tc>
+        <w:tc>
+          <w:tcPr>
+            <w:tcW w:w="5880" w:type="dxa"/>
+            <w:tcBorders>
+              <w:top w:val="single" w:sz="4" w:space="0" w:color="auto"/>
+              <w:left w:val="single" w:sz="4" w:space="0" w:color="auto"/>
+              <w:bottom w:val="single" w:sz="4" w:space="0" w:color="auto"/>
+              <w:right w:val="single" w:sz="4" w:space="0" w:color="auto"/>
+            </w:tcBorders>
+          </w:tcPr>
+          <w:p>
+            <w:pPr>
+              <w:spacing w:after="0" w:line="360" w:lineRule="auto"/>
+              <w:outlineLvl w:val="0"/>
+              <w:rPr>
+                <w:rFonts w:ascii="Times New Roman" w:hAnsi="Times New Roman" w:cs="Times New Roman"/>
+                <w:iCs/>
+                <w:sz w:val="20"/>
+                <w:szCs w:val="20"/>
+              </w:rPr>
+            </w:pPr>
+            <w:r>
+              <w:rPr>
+                <w:rFonts w:ascii="Times New Roman" w:hAnsi="Times New Roman" w:cs="Times New Roman"/>
+                <w:iCs/>
+                <w:sz w:val="20"/>
+                <w:szCs w:val="20"/>
+              </w:rPr>
+              <w:t>Decrescendogabel hinzugefügt mit Bleistift.</w:t>
+            </w:r>
+          </w:p>
+        </w:tc>
+      </w:tr>
+      <w:tr>
+        <w:trPr>
+          <w:cantSplit/>
+        </w:trPr>
+        <w:tc>
+          <w:tcPr>
+            <w:tcW w:w="920" w:type="dxa"/>
+            <w:tcBorders>
+              <w:top w:val="single" w:sz="4" w:space="0" w:color="auto"/>
+              <w:left w:val="single" w:sz="4" w:space="0" w:color="auto"/>
+              <w:bottom w:val="single" w:sz="4" w:space="0" w:color="auto"/>
+              <w:right w:val="single" w:sz="4" w:space="0" w:color="auto"/>
+            </w:tcBorders>
+          </w:tcPr>
+          <w:p>
+            <w:pPr>
+              <w:spacing w:after="0" w:line="360" w:lineRule="auto"/>
+              <w:outlineLvl w:val="0"/>
+              <w:rPr>
+                <w:rFonts w:ascii="Times New Roman" w:hAnsi="Times New Roman" w:cs="Times New Roman"/>
+                <w:sz w:val="20"/>
+                <w:szCs w:val="20"/>
+              </w:rPr>
+            </w:pPr>
+            <w:r>
+              <w:rPr>
+                <w:rFonts w:ascii="Times New Roman" w:hAnsi="Times New Roman" w:cs="Times New Roman"/>
+                <w:sz w:val="20"/>
+                <w:szCs w:val="20"/>
+              </w:rPr>
+              <w:lastRenderedPageBreak/>
+              <w:t>18</w:t>
+            </w:r>
+          </w:p>
+        </w:tc>
+        <w:tc>
+          <w:tcPr>
+            <w:tcW w:w="1134" w:type="dxa"/>
+            <w:tcBorders>
+              <w:top w:val="single" w:sz="4" w:space="0" w:color="auto"/>
+              <w:left w:val="single" w:sz="4" w:space="0" w:color="auto"/>
+              <w:bottom w:val="single" w:sz="4" w:space="0" w:color="auto"/>
+              <w:right w:val="single" w:sz="4" w:space="0" w:color="auto"/>
+            </w:tcBorders>
+          </w:tcPr>
+          <w:p>
+            <w:pPr>
+              <w:spacing w:after="0" w:line="360" w:lineRule="auto"/>
+              <w:outlineLvl w:val="0"/>
+              <w:rPr>
+                <w:rFonts w:ascii="Times New Roman" w:hAnsi="Times New Roman" w:cs="Times New Roman"/>
+                <w:sz w:val="20"/>
+                <w:szCs w:val="20"/>
+              </w:rPr>
+            </w:pPr>
+            <w:r>
+              <w:rPr>
+                <w:rFonts w:ascii="Times New Roman" w:hAnsi="Times New Roman" w:cs="Times New Roman"/>
+                <w:sz w:val="20"/>
+                <w:szCs w:val="20"/>
+              </w:rPr>
+              <w:t>II. Gg.</w:t>
+            </w:r>
+          </w:p>
+        </w:tc>
+        <w:tc>
+          <w:tcPr>
+            <w:tcW w:w="1278" w:type="dxa"/>
+            <w:tcBorders>
+              <w:top w:val="single" w:sz="4" w:space="0" w:color="auto"/>
+              <w:left w:val="single" w:sz="4" w:space="0" w:color="auto"/>
+              <w:bottom w:val="single" w:sz="4" w:space="0" w:color="auto"/>
+              <w:right w:val="single" w:sz="4" w:space="0" w:color="auto"/>
+            </w:tcBorders>
+          </w:tcPr>
+          <w:p>
+            <w:pPr>
+              <w:spacing w:after="0" w:line="360" w:lineRule="auto"/>
+              <w:outlineLvl w:val="0"/>
+              <w:rPr>
+                <w:rFonts w:ascii="Times New Roman" w:hAnsi="Times New Roman" w:cs="Times New Roman"/>
+                <w:sz w:val="20"/>
+                <w:szCs w:val="20"/>
+              </w:rPr>
+            </w:pPr>
+            <w:r>
+              <w:rPr>
+                <w:rFonts w:ascii="Times New Roman" w:hAnsi="Times New Roman" w:cs="Times New Roman"/>
+                <w:sz w:val="20"/>
+                <w:szCs w:val="20"/>
+              </w:rPr>
+              <w:t>8/8</w:t>
+            </w:r>
+            <w:r>
+              <w:rPr>
+                <w:rFonts w:ascii="Times New Roman" w:hAnsi="Times New Roman" w:cs="Times New Roman"/>
+                <w:sz w:val="20"/>
+                <w:szCs w:val="20"/>
+              </w:rPr>
+              <w:t xml:space="preserve"> bis Taktende</w:t>
+            </w:r>
+          </w:p>
+        </w:tc>
+        <w:tc>
+          <w:tcPr>
+            <w:tcW w:w="5880" w:type="dxa"/>
+            <w:tcBorders>
+              <w:top w:val="single" w:sz="4" w:space="0" w:color="auto"/>
+              <w:left w:val="single" w:sz="4" w:space="0" w:color="auto"/>
+              <w:bottom w:val="single" w:sz="4" w:space="0" w:color="auto"/>
+              <w:right w:val="single" w:sz="4" w:space="0" w:color="auto"/>
+            </w:tcBorders>
+          </w:tcPr>
+          <w:p>
+            <w:pPr>
+              <w:spacing w:after="0" w:line="360" w:lineRule="auto"/>
+              <w:outlineLvl w:val="0"/>
+              <w:rPr>
+                <w:rFonts w:ascii="Times New Roman" w:hAnsi="Times New Roman" w:cs="Times New Roman"/>
+                <w:iCs/>
+                <w:sz w:val="20"/>
+                <w:szCs w:val="20"/>
+              </w:rPr>
+            </w:pPr>
+            <w:r>
+              <w:rPr>
+                <w:rFonts w:ascii="Times New Roman" w:hAnsi="Times New Roman" w:cs="Times New Roman"/>
+                <w:iCs/>
+                <w:sz w:val="20"/>
+                <w:szCs w:val="20"/>
+              </w:rPr>
+              <w:t>[mp], Crescendogabel hinzugefügt mit Bleistift.</w:t>
+            </w:r>
+          </w:p>
+        </w:tc>
+      </w:tr>
+      <w:tr>
+        <w:trPr>
+          <w:cantSplit/>
+        </w:trPr>
+        <w:tc>
+          <w:tcPr>
+            <w:tcW w:w="920" w:type="dxa"/>
+            <w:tcBorders>
+              <w:top w:val="single" w:sz="4" w:space="0" w:color="auto"/>
+              <w:left w:val="single" w:sz="4" w:space="0" w:color="auto"/>
+              <w:bottom w:val="single" w:sz="4" w:space="0" w:color="auto"/>
+              <w:right w:val="single" w:sz="4" w:space="0" w:color="auto"/>
+            </w:tcBorders>
+          </w:tcPr>
+          <w:p>
+            <w:pPr>
+              <w:spacing w:after="0" w:line="360" w:lineRule="auto"/>
+              <w:outlineLvl w:val="0"/>
+              <w:rPr>
+                <w:rFonts w:ascii="Times New Roman" w:hAnsi="Times New Roman" w:cs="Times New Roman"/>
+                <w:sz w:val="20"/>
+                <w:szCs w:val="20"/>
+              </w:rPr>
+            </w:pPr>
+            <w:r>
+              <w:rPr>
+                <w:rFonts w:ascii="Times New Roman" w:hAnsi="Times New Roman" w:cs="Times New Roman"/>
+                <w:sz w:val="20"/>
+                <w:szCs w:val="20"/>
+              </w:rPr>
+              <w:t>18</w:t>
+            </w:r>
+          </w:p>
+          <w:p>
+            <w:pPr>
+              <w:spacing w:after="0" w:line="360" w:lineRule="auto"/>
+              <w:outlineLvl w:val="0"/>
+              <w:rPr>
+                <w:rFonts w:ascii="Times New Roman" w:hAnsi="Times New Roman" w:cs="Times New Roman"/>
+                <w:sz w:val="20"/>
+                <w:szCs w:val="20"/>
+              </w:rPr>
+            </w:pPr>
+            <w:r>
+              <w:rPr>
+                <w:rFonts w:ascii="Times New Roman" w:hAnsi="Times New Roman" w:cs="Times New Roman"/>
+                <w:sz w:val="20"/>
+                <w:szCs w:val="20"/>
+              </w:rPr>
+              <w:t>bis 19</w:t>
+            </w:r>
+          </w:p>
+        </w:tc>
+        <w:tc>
+          <w:tcPr>
+            <w:tcW w:w="1134" w:type="dxa"/>
+            <w:tcBorders>
+              <w:top w:val="single" w:sz="4" w:space="0" w:color="auto"/>
+              <w:left w:val="single" w:sz="4" w:space="0" w:color="auto"/>
+              <w:bottom w:val="single" w:sz="4" w:space="0" w:color="auto"/>
+              <w:right w:val="single" w:sz="4" w:space="0" w:color="auto"/>
+            </w:tcBorders>
+          </w:tcPr>
+          <w:p>
+            <w:pPr>
+              <w:spacing w:after="0" w:line="360" w:lineRule="auto"/>
+              <w:outlineLvl w:val="0"/>
+              <w:rPr>
+                <w:rFonts w:ascii="Times New Roman" w:hAnsi="Times New Roman" w:cs="Times New Roman"/>
+                <w:sz w:val="20"/>
+                <w:szCs w:val="20"/>
+              </w:rPr>
+            </w:pPr>
+            <w:r>
+              <w:rPr>
+                <w:rFonts w:ascii="Times New Roman" w:hAnsi="Times New Roman" w:cs="Times New Roman"/>
+                <w:sz w:val="20"/>
+                <w:szCs w:val="20"/>
+              </w:rPr>
+              <w:t>Br</w:t>
+            </w:r>
+            <w:r>
+              <w:rPr>
+                <w:rFonts w:ascii="Times New Roman" w:hAnsi="Times New Roman" w:cs="Times New Roman"/>
+                <w:sz w:val="20"/>
+                <w:szCs w:val="20"/>
+              </w:rPr>
+              <w:t>.</w:t>
+            </w:r>
+          </w:p>
+        </w:tc>
+        <w:tc>
+          <w:tcPr>
+            <w:tcW w:w="1278" w:type="dxa"/>
+            <w:tcBorders>
+              <w:top w:val="single" w:sz="4" w:space="0" w:color="auto"/>
+              <w:left w:val="single" w:sz="4" w:space="0" w:color="auto"/>
+              <w:bottom w:val="single" w:sz="4" w:space="0" w:color="auto"/>
+              <w:right w:val="single" w:sz="4" w:space="0" w:color="auto"/>
+            </w:tcBorders>
+          </w:tcPr>
+          <w:p>
+            <w:pPr>
+              <w:spacing w:after="0" w:line="360" w:lineRule="auto"/>
+              <w:outlineLvl w:val="0"/>
+              <w:rPr>
+                <w:rFonts w:ascii="Times New Roman" w:hAnsi="Times New Roman" w:cs="Times New Roman"/>
+                <w:sz w:val="20"/>
+                <w:szCs w:val="20"/>
+              </w:rPr>
+            </w:pPr>
+            <w:r>
+              <w:rPr>
+                <w:rFonts w:ascii="Times New Roman" w:hAnsi="Times New Roman" w:cs="Times New Roman"/>
+                <w:sz w:val="20"/>
+                <w:szCs w:val="20"/>
+              </w:rPr>
+              <w:t>8/8</w:t>
+            </w:r>
+          </w:p>
+          <w:p>
+            <w:pPr>
+              <w:spacing w:after="0" w:line="360" w:lineRule="auto"/>
+              <w:outlineLvl w:val="0"/>
+              <w:rPr>
+                <w:rFonts w:ascii="Times New Roman" w:hAnsi="Times New Roman" w:cs="Times New Roman"/>
+                <w:sz w:val="20"/>
+                <w:szCs w:val="20"/>
+              </w:rPr>
+            </w:pPr>
+            <w:r>
+              <w:rPr>
+                <w:rFonts w:ascii="Times New Roman" w:hAnsi="Times New Roman" w:cs="Times New Roman"/>
+                <w:sz w:val="20"/>
+                <w:szCs w:val="20"/>
+              </w:rPr>
+              <w:t>2/8</w:t>
+            </w:r>
+          </w:p>
+        </w:tc>
+        <w:tc>
+          <w:tcPr>
+            <w:tcW w:w="5880" w:type="dxa"/>
+            <w:tcBorders>
+              <w:top w:val="single" w:sz="4" w:space="0" w:color="auto"/>
+              <w:left w:val="single" w:sz="4" w:space="0" w:color="auto"/>
+              <w:bottom w:val="single" w:sz="4" w:space="0" w:color="auto"/>
+              <w:right w:val="single" w:sz="4" w:space="0" w:color="auto"/>
+            </w:tcBorders>
+          </w:tcPr>
+          <w:p>
+            <w:pPr>
+              <w:spacing w:after="0" w:line="360" w:lineRule="auto"/>
+              <w:outlineLvl w:val="0"/>
+              <w:rPr>
+                <w:rFonts w:ascii="Times New Roman" w:hAnsi="Times New Roman" w:cs="Times New Roman"/>
+                <w:iCs/>
+                <w:sz w:val="20"/>
+                <w:szCs w:val="20"/>
+              </w:rPr>
+            </w:pPr>
+            <w:r>
+              <w:rPr>
+                <w:rFonts w:ascii="Times New Roman" w:hAnsi="Times New Roman" w:cs="Times New Roman"/>
+                <w:iCs/>
+                <w:sz w:val="20"/>
+                <w:szCs w:val="20"/>
+              </w:rPr>
+              <w:t>[mp]</w:t>
+            </w:r>
+            <w:r>
+              <w:rPr>
+                <w:rFonts w:ascii="Times New Roman" w:hAnsi="Times New Roman" w:cs="Times New Roman"/>
+                <w:iCs/>
+                <w:sz w:val="20"/>
+                <w:szCs w:val="20"/>
+              </w:rPr>
+              <w:t>, Crescendogabel</w:t>
+            </w:r>
+            <w:r>
+              <w:rPr>
+                <w:rFonts w:ascii="Times New Roman" w:hAnsi="Times New Roman" w:cs="Times New Roman"/>
+                <w:iCs/>
+                <w:sz w:val="20"/>
+                <w:szCs w:val="20"/>
+              </w:rPr>
+              <w:t xml:space="preserve"> hinzugefügt mit Bleistift.</w:t>
+            </w:r>
+          </w:p>
+        </w:tc>
+      </w:tr>
+      <w:tr>
+        <w:trPr>
+          <w:cantSplit/>
+        </w:trPr>
+        <w:tc>
+          <w:tcPr>
+            <w:tcW w:w="920" w:type="dxa"/>
+            <w:tcBorders>
+              <w:top w:val="single" w:sz="4" w:space="0" w:color="auto"/>
+              <w:left w:val="single" w:sz="4" w:space="0" w:color="auto"/>
+              <w:bottom w:val="single" w:sz="4" w:space="0" w:color="auto"/>
+              <w:right w:val="single" w:sz="4" w:space="0" w:color="auto"/>
+            </w:tcBorders>
+          </w:tcPr>
+          <w:p>
+            <w:pPr>
+              <w:spacing w:after="0" w:line="360" w:lineRule="auto"/>
+              <w:outlineLvl w:val="0"/>
+              <w:rPr>
+                <w:rFonts w:ascii="Times New Roman" w:hAnsi="Times New Roman" w:cs="Times New Roman"/>
+                <w:sz w:val="20"/>
+                <w:szCs w:val="20"/>
+              </w:rPr>
+            </w:pPr>
+            <w:r>
+              <w:rPr>
+                <w:rFonts w:ascii="Times New Roman" w:hAnsi="Times New Roman" w:cs="Times New Roman"/>
+                <w:sz w:val="20"/>
+                <w:szCs w:val="20"/>
+              </w:rPr>
+              <w:t>18</w:t>
+            </w:r>
+          </w:p>
+        </w:tc>
+        <w:tc>
+          <w:tcPr>
+            <w:tcW w:w="1134" w:type="dxa"/>
+            <w:tcBorders>
+              <w:top w:val="single" w:sz="4" w:space="0" w:color="auto"/>
+              <w:left w:val="single" w:sz="4" w:space="0" w:color="auto"/>
+              <w:bottom w:val="single" w:sz="4" w:space="0" w:color="auto"/>
+              <w:right w:val="single" w:sz="4" w:space="0" w:color="auto"/>
+            </w:tcBorders>
+          </w:tcPr>
+          <w:p>
+            <w:pPr>
+              <w:spacing w:after="0" w:line="360" w:lineRule="auto"/>
+              <w:outlineLvl w:val="0"/>
+              <w:rPr>
+                <w:rFonts w:ascii="Times New Roman" w:hAnsi="Times New Roman" w:cs="Times New Roman"/>
+                <w:sz w:val="20"/>
+                <w:szCs w:val="20"/>
+              </w:rPr>
+            </w:pPr>
+            <w:r>
+              <w:rPr>
+                <w:rFonts w:ascii="Times New Roman" w:hAnsi="Times New Roman" w:cs="Times New Roman"/>
+                <w:sz w:val="20"/>
+                <w:szCs w:val="20"/>
+              </w:rPr>
+              <w:t>I. Gg.</w:t>
+            </w:r>
+          </w:p>
+        </w:tc>
+        <w:tc>
+          <w:tcPr>
+            <w:tcW w:w="1278" w:type="dxa"/>
+            <w:tcBorders>
+              <w:top w:val="single" w:sz="4" w:space="0" w:color="auto"/>
+              <w:left w:val="single" w:sz="4" w:space="0" w:color="auto"/>
+              <w:bottom w:val="single" w:sz="4" w:space="0" w:color="auto"/>
+              <w:right w:val="single" w:sz="4" w:space="0" w:color="auto"/>
+            </w:tcBorders>
+          </w:tcPr>
+          <w:p>
+            <w:pPr>
+              <w:spacing w:after="0" w:line="360" w:lineRule="auto"/>
+              <w:outlineLvl w:val="0"/>
+              <w:rPr>
+                <w:rFonts w:ascii="Times New Roman" w:hAnsi="Times New Roman" w:cs="Times New Roman"/>
+                <w:sz w:val="20"/>
+                <w:szCs w:val="20"/>
+              </w:rPr>
+            </w:pPr>
+            <w:r>
+              <w:rPr>
+                <w:rFonts w:ascii="Times New Roman" w:hAnsi="Times New Roman" w:cs="Times New Roman"/>
+                <w:sz w:val="20"/>
+                <w:szCs w:val="20"/>
+              </w:rPr>
+              <w:t>16</w:t>
+            </w:r>
+            <w:r>
+              <w:rPr>
+                <w:rFonts w:ascii="Times New Roman" w:hAnsi="Times New Roman" w:cs="Times New Roman"/>
+                <w:sz w:val="20"/>
+                <w:szCs w:val="20"/>
+              </w:rPr>
+              <w:t>/16</w:t>
+            </w:r>
+          </w:p>
+        </w:tc>
+        <w:tc>
+          <w:tcPr>
+            <w:tcW w:w="5880" w:type="dxa"/>
+            <w:tcBorders>
+              <w:top w:val="single" w:sz="4" w:space="0" w:color="auto"/>
+              <w:left w:val="single" w:sz="4" w:space="0" w:color="auto"/>
+              <w:bottom w:val="single" w:sz="4" w:space="0" w:color="auto"/>
+              <w:right w:val="single" w:sz="4" w:space="0" w:color="auto"/>
+            </w:tcBorders>
+          </w:tcPr>
+          <w:p>
+            <w:pPr>
+              <w:spacing w:after="0" w:line="360" w:lineRule="auto"/>
+              <w:outlineLvl w:val="0"/>
+              <w:rPr>
+                <w:rFonts w:ascii="Times New Roman" w:hAnsi="Times New Roman" w:cs="Times New Roman"/>
+                <w:iCs/>
+                <w:sz w:val="20"/>
+                <w:szCs w:val="20"/>
+              </w:rPr>
+            </w:pPr>
+            <w:r>
+              <w:rPr>
+                <w:rFonts w:ascii="Times New Roman" w:hAnsi="Times New Roman" w:cs="Times New Roman"/>
+                <w:iCs/>
+                <w:sz w:val="20"/>
+                <w:szCs w:val="20"/>
+              </w:rPr>
+              <w:t>[f] hinzugefügt mit Bleistift.</w:t>
+            </w:r>
+          </w:p>
+        </w:tc>
+      </w:tr>
+      <w:tr>
+        <w:trPr>
+          <w:cantSplit/>
+        </w:trPr>
+        <w:tc>
+          <w:tcPr>
+            <w:tcW w:w="920" w:type="dxa"/>
+            <w:tcBorders>
+              <w:top w:val="single" w:sz="4" w:space="0" w:color="auto"/>
+              <w:left w:val="single" w:sz="4" w:space="0" w:color="auto"/>
+              <w:bottom w:val="single" w:sz="4" w:space="0" w:color="auto"/>
+              <w:right w:val="single" w:sz="4" w:space="0" w:color="auto"/>
+            </w:tcBorders>
+          </w:tcPr>
+          <w:p>
+            <w:pPr>
+              <w:spacing w:after="0" w:line="360" w:lineRule="auto"/>
+              <w:outlineLvl w:val="0"/>
+              <w:rPr>
+                <w:rFonts w:ascii="Times New Roman" w:hAnsi="Times New Roman" w:cs="Times New Roman"/>
+                <w:sz w:val="20"/>
+                <w:szCs w:val="20"/>
+              </w:rPr>
+            </w:pPr>
+            <w:r>
+              <w:rPr>
+                <w:rFonts w:ascii="Times New Roman" w:hAnsi="Times New Roman" w:cs="Times New Roman"/>
+                <w:sz w:val="20"/>
+                <w:szCs w:val="20"/>
+              </w:rPr>
+              <w:t>19</w:t>
+            </w:r>
+          </w:p>
+        </w:tc>
+        <w:tc>
+          <w:tcPr>
+            <w:tcW w:w="1134" w:type="dxa"/>
+            <w:tcBorders>
+              <w:top w:val="single" w:sz="4" w:space="0" w:color="auto"/>
+              <w:left w:val="single" w:sz="4" w:space="0" w:color="auto"/>
+              <w:bottom w:val="single" w:sz="4" w:space="0" w:color="auto"/>
+              <w:right w:val="single" w:sz="4" w:space="0" w:color="auto"/>
+            </w:tcBorders>
+          </w:tcPr>
+          <w:p>
+            <w:pPr>
+              <w:spacing w:after="0" w:line="360" w:lineRule="auto"/>
+              <w:outlineLvl w:val="0"/>
+              <w:rPr>
+                <w:rFonts w:ascii="Times New Roman" w:hAnsi="Times New Roman" w:cs="Times New Roman"/>
+                <w:sz w:val="20"/>
+                <w:szCs w:val="20"/>
+              </w:rPr>
+            </w:pPr>
+            <w:r>
+              <w:rPr>
+                <w:rFonts w:ascii="Times New Roman" w:hAnsi="Times New Roman" w:cs="Times New Roman"/>
+                <w:sz w:val="20"/>
+                <w:szCs w:val="20"/>
+              </w:rPr>
+              <w:t>II. Gg.</w:t>
+            </w:r>
+          </w:p>
+        </w:tc>
+        <w:tc>
+          <w:tcPr>
+            <w:tcW w:w="1278" w:type="dxa"/>
+            <w:tcBorders>
+              <w:top w:val="single" w:sz="4" w:space="0" w:color="auto"/>
+              <w:left w:val="single" w:sz="4" w:space="0" w:color="auto"/>
+              <w:bottom w:val="single" w:sz="4" w:space="0" w:color="auto"/>
+              <w:right w:val="single" w:sz="4" w:space="0" w:color="auto"/>
+            </w:tcBorders>
+          </w:tcPr>
+          <w:p>
+            <w:pPr>
+              <w:spacing w:after="0" w:line="360" w:lineRule="auto"/>
+              <w:outlineLvl w:val="0"/>
+              <w:rPr>
+                <w:rFonts w:ascii="Times New Roman" w:hAnsi="Times New Roman" w:cs="Times New Roman"/>
+                <w:sz w:val="20"/>
+                <w:szCs w:val="20"/>
+              </w:rPr>
+            </w:pPr>
+            <w:r>
+              <w:rPr>
+                <w:rFonts w:ascii="Times New Roman" w:hAnsi="Times New Roman" w:cs="Times New Roman"/>
+                <w:sz w:val="20"/>
+                <w:szCs w:val="20"/>
+              </w:rPr>
+              <w:t>2–7/8</w:t>
+            </w:r>
+          </w:p>
+        </w:tc>
+        <w:tc>
+          <w:tcPr>
+            <w:tcW w:w="5880" w:type="dxa"/>
+            <w:tcBorders>
+              <w:top w:val="single" w:sz="4" w:space="0" w:color="auto"/>
+              <w:left w:val="single" w:sz="4" w:space="0" w:color="auto"/>
+              <w:bottom w:val="single" w:sz="4" w:space="0" w:color="auto"/>
+              <w:right w:val="single" w:sz="4" w:space="0" w:color="auto"/>
+            </w:tcBorders>
+          </w:tcPr>
+          <w:p>
+            <w:pPr>
+              <w:spacing w:after="0" w:line="360" w:lineRule="auto"/>
+              <w:outlineLvl w:val="0"/>
+              <w:rPr>
+                <w:rFonts w:ascii="Times New Roman" w:hAnsi="Times New Roman" w:cs="Times New Roman"/>
+                <w:iCs/>
+                <w:sz w:val="20"/>
+                <w:szCs w:val="20"/>
+              </w:rPr>
+            </w:pPr>
+            <w:r>
+              <w:rPr>
+                <w:rFonts w:ascii="Times New Roman" w:hAnsi="Times New Roman" w:cs="Times New Roman"/>
+                <w:iCs/>
+                <w:sz w:val="20"/>
+                <w:szCs w:val="20"/>
+              </w:rPr>
+              <w:t>Crescendogabel (wie Textfassung 1) geändert zu [mf], Crescendogabel mit Bleistift.</w:t>
+            </w:r>
+          </w:p>
+        </w:tc>
+      </w:tr>
+      <w:tr>
+        <w:trPr>
+          <w:cantSplit/>
+        </w:trPr>
+        <w:tc>
+          <w:tcPr>
+            <w:tcW w:w="920" w:type="dxa"/>
+            <w:tcBorders>
+              <w:top w:val="single" w:sz="4" w:space="0" w:color="auto"/>
+              <w:left w:val="single" w:sz="4" w:space="0" w:color="auto"/>
+              <w:bottom w:val="single" w:sz="4" w:space="0" w:color="auto"/>
+              <w:right w:val="single" w:sz="4" w:space="0" w:color="auto"/>
+            </w:tcBorders>
+          </w:tcPr>
+          <w:p>
+            <w:pPr>
+              <w:spacing w:after="0" w:line="360" w:lineRule="auto"/>
+              <w:outlineLvl w:val="0"/>
+              <w:rPr>
+                <w:rFonts w:ascii="Times New Roman" w:hAnsi="Times New Roman" w:cs="Times New Roman"/>
+                <w:sz w:val="20"/>
+                <w:szCs w:val="20"/>
+              </w:rPr>
+            </w:pPr>
+            <w:r>
+              <w:rPr>
+                <w:rFonts w:ascii="Times New Roman" w:hAnsi="Times New Roman" w:cs="Times New Roman"/>
+                <w:sz w:val="20"/>
+                <w:szCs w:val="20"/>
+              </w:rPr>
+              <w:t>19</w:t>
+            </w:r>
+          </w:p>
+        </w:tc>
+        <w:tc>
+          <w:tcPr>
+            <w:tcW w:w="1134" w:type="dxa"/>
+            <w:tcBorders>
+              <w:top w:val="single" w:sz="4" w:space="0" w:color="auto"/>
+              <w:left w:val="single" w:sz="4" w:space="0" w:color="auto"/>
+              <w:bottom w:val="single" w:sz="4" w:space="0" w:color="auto"/>
+              <w:right w:val="single" w:sz="4" w:space="0" w:color="auto"/>
+            </w:tcBorders>
+          </w:tcPr>
+          <w:p>
+            <w:pPr>
+              <w:spacing w:after="0" w:line="360" w:lineRule="auto"/>
+              <w:outlineLvl w:val="0"/>
+              <w:rPr>
+                <w:rFonts w:ascii="Times New Roman" w:hAnsi="Times New Roman" w:cs="Times New Roman"/>
+                <w:sz w:val="20"/>
+                <w:szCs w:val="20"/>
+              </w:rPr>
+            </w:pPr>
+            <w:r>
+              <w:rPr>
+                <w:rFonts w:ascii="Times New Roman" w:hAnsi="Times New Roman" w:cs="Times New Roman"/>
+                <w:sz w:val="20"/>
+                <w:szCs w:val="20"/>
+              </w:rPr>
+              <w:t xml:space="preserve">Br. </w:t>
+            </w:r>
+          </w:p>
+        </w:tc>
+        <w:tc>
+          <w:tcPr>
+            <w:tcW w:w="1278" w:type="dxa"/>
+            <w:tcBorders>
+              <w:top w:val="single" w:sz="4" w:space="0" w:color="auto"/>
+              <w:left w:val="single" w:sz="4" w:space="0" w:color="auto"/>
+              <w:bottom w:val="single" w:sz="4" w:space="0" w:color="auto"/>
+              <w:right w:val="single" w:sz="4" w:space="0" w:color="auto"/>
+            </w:tcBorders>
+          </w:tcPr>
+          <w:p>
+            <w:pPr>
+              <w:spacing w:after="0" w:line="360" w:lineRule="auto"/>
+              <w:outlineLvl w:val="0"/>
+              <w:rPr>
+                <w:rFonts w:ascii="Times New Roman" w:hAnsi="Times New Roman" w:cs="Times New Roman"/>
+                <w:sz w:val="20"/>
+                <w:szCs w:val="20"/>
+              </w:rPr>
+            </w:pPr>
+            <w:r>
+              <w:rPr>
+                <w:rFonts w:ascii="Times New Roman" w:hAnsi="Times New Roman" w:cs="Times New Roman"/>
+                <w:sz w:val="20"/>
+                <w:szCs w:val="20"/>
+              </w:rPr>
+              <w:t>3/8</w:t>
+            </w:r>
+          </w:p>
+        </w:tc>
+        <w:tc>
+          <w:tcPr>
+            <w:tcW w:w="5880" w:type="dxa"/>
+            <w:tcBorders>
+              <w:top w:val="single" w:sz="4" w:space="0" w:color="auto"/>
+              <w:left w:val="single" w:sz="4" w:space="0" w:color="auto"/>
+              <w:bottom w:val="single" w:sz="4" w:space="0" w:color="auto"/>
+              <w:right w:val="single" w:sz="4" w:space="0" w:color="auto"/>
+            </w:tcBorders>
+          </w:tcPr>
+          <w:p>
+            <w:pPr>
+              <w:spacing w:after="0" w:line="360" w:lineRule="auto"/>
+              <w:outlineLvl w:val="0"/>
+              <w:rPr>
+                <w:rFonts w:ascii="Times New Roman" w:hAnsi="Times New Roman" w:cs="Times New Roman"/>
+                <w:iCs/>
+                <w:sz w:val="20"/>
+                <w:szCs w:val="20"/>
+              </w:rPr>
+            </w:pPr>
+            <w:r>
+              <w:rPr>
+                <w:rFonts w:ascii="Times New Roman" w:hAnsi="Times New Roman" w:cs="Times New Roman"/>
+                <w:iCs/>
+                <w:sz w:val="20"/>
+                <w:szCs w:val="20"/>
+              </w:rPr>
+              <w:t>[mf] hinzugefügt mit Bleistift.</w:t>
+            </w:r>
+          </w:p>
+        </w:tc>
+      </w:tr>
+      <w:tr>
+        <w:trPr>
+          <w:cantSplit/>
+        </w:trPr>
+        <w:tc>
+          <w:tcPr>
+            <w:tcW w:w="920" w:type="dxa"/>
+            <w:tcBorders>
+              <w:top w:val="single" w:sz="4" w:space="0" w:color="auto"/>
+              <w:left w:val="single" w:sz="4" w:space="0" w:color="auto"/>
+              <w:bottom w:val="single" w:sz="4" w:space="0" w:color="auto"/>
+              <w:right w:val="single" w:sz="4" w:space="0" w:color="auto"/>
+            </w:tcBorders>
+          </w:tcPr>
+          <w:p>
+            <w:pPr>
+              <w:spacing w:after="0" w:line="360" w:lineRule="auto"/>
+              <w:outlineLvl w:val="0"/>
+              <w:rPr>
+                <w:rFonts w:ascii="Times New Roman" w:hAnsi="Times New Roman" w:cs="Times New Roman"/>
+                <w:sz w:val="20"/>
+                <w:szCs w:val="20"/>
+              </w:rPr>
+            </w:pPr>
+            <w:r>
+              <w:rPr>
+                <w:rFonts w:ascii="Times New Roman" w:hAnsi="Times New Roman" w:cs="Times New Roman"/>
+                <w:sz w:val="20"/>
+                <w:szCs w:val="20"/>
+              </w:rPr>
+              <w:t>19</w:t>
+            </w:r>
+          </w:p>
+        </w:tc>
+        <w:tc>
+          <w:tcPr>
+            <w:tcW w:w="1134" w:type="dxa"/>
+            <w:tcBorders>
+              <w:top w:val="single" w:sz="4" w:space="0" w:color="auto"/>
+              <w:left w:val="single" w:sz="4" w:space="0" w:color="auto"/>
+              <w:bottom w:val="single" w:sz="4" w:space="0" w:color="auto"/>
+              <w:right w:val="single" w:sz="4" w:space="0" w:color="auto"/>
+            </w:tcBorders>
+          </w:tcPr>
+          <w:p>
+            <w:pPr>
+              <w:spacing w:after="0" w:line="360" w:lineRule="auto"/>
+              <w:outlineLvl w:val="0"/>
+              <w:rPr>
+                <w:rFonts w:ascii="Times New Roman" w:hAnsi="Times New Roman" w:cs="Times New Roman"/>
+                <w:sz w:val="20"/>
+                <w:szCs w:val="20"/>
+              </w:rPr>
+            </w:pPr>
+            <w:r>
+              <w:rPr>
+                <w:rFonts w:ascii="Times New Roman" w:hAnsi="Times New Roman" w:cs="Times New Roman"/>
+                <w:sz w:val="20"/>
+                <w:szCs w:val="20"/>
+              </w:rPr>
+              <w:t>I. Gg.</w:t>
+            </w:r>
+          </w:p>
+        </w:tc>
+        <w:tc>
+          <w:tcPr>
+            <w:tcW w:w="1278" w:type="dxa"/>
+            <w:tcBorders>
+              <w:top w:val="single" w:sz="4" w:space="0" w:color="auto"/>
+              <w:left w:val="single" w:sz="4" w:space="0" w:color="auto"/>
+              <w:bottom w:val="single" w:sz="4" w:space="0" w:color="auto"/>
+              <w:right w:val="single" w:sz="4" w:space="0" w:color="auto"/>
+            </w:tcBorders>
+          </w:tcPr>
+          <w:p>
+            <w:pPr>
+              <w:spacing w:after="0" w:line="360" w:lineRule="auto"/>
+              <w:outlineLvl w:val="0"/>
+              <w:rPr>
+                <w:rFonts w:ascii="Times New Roman" w:hAnsi="Times New Roman" w:cs="Times New Roman"/>
+                <w:sz w:val="20"/>
+                <w:szCs w:val="20"/>
+              </w:rPr>
+            </w:pPr>
+            <w:r>
+              <w:rPr>
+                <w:rFonts w:ascii="Times New Roman" w:hAnsi="Times New Roman" w:cs="Times New Roman"/>
+                <w:sz w:val="20"/>
+                <w:szCs w:val="20"/>
+              </w:rPr>
+              <w:t>5.–6. Note</w:t>
+            </w:r>
+          </w:p>
+        </w:tc>
+        <w:tc>
+          <w:tcPr>
+            <w:tcW w:w="5880" w:type="dxa"/>
+            <w:tcBorders>
+              <w:top w:val="single" w:sz="4" w:space="0" w:color="auto"/>
+              <w:left w:val="single" w:sz="4" w:space="0" w:color="auto"/>
+              <w:bottom w:val="single" w:sz="4" w:space="0" w:color="auto"/>
+              <w:right w:val="single" w:sz="4" w:space="0" w:color="auto"/>
+            </w:tcBorders>
+          </w:tcPr>
+          <w:p>
+            <w:pPr>
+              <w:spacing w:after="0" w:line="360" w:lineRule="auto"/>
+              <w:outlineLvl w:val="0"/>
+              <w:rPr>
+                <w:rFonts w:ascii="Times New Roman" w:hAnsi="Times New Roman" w:cs="Times New Roman"/>
+                <w:iCs/>
+                <w:sz w:val="20"/>
+                <w:szCs w:val="20"/>
+              </w:rPr>
+            </w:pPr>
+            <w:r>
+              <w:rPr>
+                <w:rFonts w:ascii="Times New Roman" w:hAnsi="Times New Roman" w:cs="Times New Roman"/>
+                <w:iCs/>
+                <w:sz w:val="20"/>
+                <w:szCs w:val="20"/>
+              </w:rPr>
+              <w:t>Decrescendogabel hinzugefügt mit Bleistift.</w:t>
+            </w:r>
+          </w:p>
+        </w:tc>
+      </w:tr>
+      <w:tr>
+        <w:trPr>
+          <w:cantSplit/>
+        </w:trPr>
+        <w:tc>
+          <w:tcPr>
+            <w:tcW w:w="920" w:type="dxa"/>
+            <w:tcBorders>
+              <w:top w:val="single" w:sz="4" w:space="0" w:color="auto"/>
+              <w:left w:val="single" w:sz="4" w:space="0" w:color="auto"/>
+              <w:bottom w:val="single" w:sz="4" w:space="0" w:color="auto"/>
+              <w:right w:val="single" w:sz="4" w:space="0" w:color="auto"/>
+            </w:tcBorders>
+          </w:tcPr>
+          <w:p>
+            <w:pPr>
+              <w:spacing w:after="0" w:line="360" w:lineRule="auto"/>
+              <w:outlineLvl w:val="0"/>
+              <w:rPr>
+                <w:rFonts w:ascii="Times New Roman" w:hAnsi="Times New Roman" w:cs="Times New Roman"/>
+                <w:sz w:val="20"/>
+                <w:szCs w:val="20"/>
+              </w:rPr>
+            </w:pPr>
+            <w:r>
+              <w:rPr>
+                <w:rFonts w:ascii="Times New Roman" w:hAnsi="Times New Roman" w:cs="Times New Roman"/>
+                <w:sz w:val="20"/>
+                <w:szCs w:val="20"/>
+              </w:rPr>
+              <w:t>19</w:t>
+            </w:r>
+          </w:p>
+        </w:tc>
+        <w:tc>
+          <w:tcPr>
+            <w:tcW w:w="1134" w:type="dxa"/>
+            <w:tcBorders>
+              <w:top w:val="single" w:sz="4" w:space="0" w:color="auto"/>
+              <w:left w:val="single" w:sz="4" w:space="0" w:color="auto"/>
+              <w:bottom w:val="single" w:sz="4" w:space="0" w:color="auto"/>
+              <w:right w:val="single" w:sz="4" w:space="0" w:color="auto"/>
+            </w:tcBorders>
+          </w:tcPr>
+          <w:p>
+            <w:pPr>
+              <w:spacing w:after="0" w:line="360" w:lineRule="auto"/>
+              <w:outlineLvl w:val="0"/>
+              <w:rPr>
+                <w:rFonts w:ascii="Times New Roman" w:hAnsi="Times New Roman" w:cs="Times New Roman"/>
+                <w:sz w:val="20"/>
+                <w:szCs w:val="20"/>
+              </w:rPr>
+            </w:pPr>
+            <w:r>
+              <w:rPr>
+                <w:rFonts w:ascii="Times New Roman" w:hAnsi="Times New Roman" w:cs="Times New Roman"/>
+                <w:sz w:val="20"/>
+                <w:szCs w:val="20"/>
+              </w:rPr>
+              <w:t>II. Gg.</w:t>
+            </w:r>
+          </w:p>
+        </w:tc>
+        <w:tc>
+          <w:tcPr>
+            <w:tcW w:w="1278" w:type="dxa"/>
+            <w:tcBorders>
+              <w:top w:val="single" w:sz="4" w:space="0" w:color="auto"/>
+              <w:left w:val="single" w:sz="4" w:space="0" w:color="auto"/>
+              <w:bottom w:val="single" w:sz="4" w:space="0" w:color="auto"/>
+              <w:right w:val="single" w:sz="4" w:space="0" w:color="auto"/>
+            </w:tcBorders>
+          </w:tcPr>
+          <w:p>
+            <w:pPr>
+              <w:spacing w:after="0" w:line="360" w:lineRule="auto"/>
+              <w:outlineLvl w:val="0"/>
+              <w:rPr>
+                <w:rFonts w:ascii="Times New Roman" w:hAnsi="Times New Roman" w:cs="Times New Roman"/>
+                <w:sz w:val="20"/>
+                <w:szCs w:val="20"/>
+              </w:rPr>
+            </w:pPr>
+            <w:r>
+              <w:rPr>
+                <w:rFonts w:ascii="Times New Roman" w:hAnsi="Times New Roman" w:cs="Times New Roman"/>
+                <w:sz w:val="20"/>
+                <w:szCs w:val="20"/>
+              </w:rPr>
+              <w:t>8/8</w:t>
+            </w:r>
+          </w:p>
+        </w:tc>
+        <w:tc>
+          <w:tcPr>
+            <w:tcW w:w="5880" w:type="dxa"/>
+            <w:tcBorders>
+              <w:top w:val="single" w:sz="4" w:space="0" w:color="auto"/>
+              <w:left w:val="single" w:sz="4" w:space="0" w:color="auto"/>
+              <w:bottom w:val="single" w:sz="4" w:space="0" w:color="auto"/>
+              <w:right w:val="single" w:sz="4" w:space="0" w:color="auto"/>
+            </w:tcBorders>
+          </w:tcPr>
+          <w:p>
+            <w:pPr>
+              <w:spacing w:after="0" w:line="360" w:lineRule="auto"/>
+              <w:outlineLvl w:val="0"/>
+              <w:rPr>
+                <w:rFonts w:ascii="Times New Roman" w:hAnsi="Times New Roman" w:cs="Times New Roman"/>
+                <w:iCs/>
+                <w:sz w:val="20"/>
+                <w:szCs w:val="20"/>
+              </w:rPr>
+            </w:pPr>
+            <w:r>
+              <w:rPr>
+                <w:rFonts w:ascii="Times New Roman" w:hAnsi="Times New Roman" w:cs="Times New Roman"/>
+                <w:iCs/>
+                <w:sz w:val="20"/>
+                <w:szCs w:val="20"/>
+              </w:rPr>
+              <w:t>[f] hinzugefügt mit Bleistift.</w:t>
+            </w:r>
+          </w:p>
+        </w:tc>
+      </w:tr>
+      <w:tr>
+        <w:trPr>
+          <w:cantSplit/>
+        </w:trPr>
+        <w:tc>
+          <w:tcPr>
+            <w:tcW w:w="920" w:type="dxa"/>
+            <w:tcBorders>
+              <w:top w:val="single" w:sz="4" w:space="0" w:color="auto"/>
+              <w:left w:val="single" w:sz="4" w:space="0" w:color="auto"/>
+              <w:bottom w:val="single" w:sz="4" w:space="0" w:color="auto"/>
+              <w:right w:val="single" w:sz="4" w:space="0" w:color="auto"/>
+            </w:tcBorders>
+          </w:tcPr>
+          <w:p>
+            <w:pPr>
+              <w:spacing w:after="0" w:line="360" w:lineRule="auto"/>
+              <w:outlineLvl w:val="0"/>
+              <w:rPr>
+                <w:rFonts w:ascii="Times New Roman" w:hAnsi="Times New Roman" w:cs="Times New Roman"/>
+                <w:sz w:val="20"/>
+                <w:szCs w:val="20"/>
+              </w:rPr>
+            </w:pPr>
+            <w:r>
+              <w:rPr>
+                <w:rFonts w:ascii="Times New Roman" w:hAnsi="Times New Roman" w:cs="Times New Roman"/>
+                <w:sz w:val="20"/>
+                <w:szCs w:val="20"/>
+              </w:rPr>
+              <w:t>##20</w:t>
+            </w:r>
+          </w:p>
+        </w:tc>
+        <w:tc>
+          <w:tcPr>
+            <w:tcW w:w="1134" w:type="dxa"/>
+            <w:tcBorders>
+              <w:top w:val="single" w:sz="4" w:space="0" w:color="auto"/>
+              <w:left w:val="single" w:sz="4" w:space="0" w:color="auto"/>
+              <w:bottom w:val="single" w:sz="4" w:space="0" w:color="auto"/>
+              <w:right w:val="single" w:sz="4" w:space="0" w:color="auto"/>
+            </w:tcBorders>
+          </w:tcPr>
+          <w:p>
+            <w:pPr>
+              <w:spacing w:after="0" w:line="360" w:lineRule="auto"/>
+              <w:outlineLvl w:val="0"/>
+              <w:rPr>
+                <w:rFonts w:ascii="Times New Roman" w:hAnsi="Times New Roman" w:cs="Times New Roman"/>
+                <w:sz w:val="20"/>
+                <w:szCs w:val="20"/>
+              </w:rPr>
+            </w:pPr>
+          </w:p>
+        </w:tc>
+        <w:tc>
+          <w:tcPr>
+            <w:tcW w:w="1278" w:type="dxa"/>
+            <w:tcBorders>
+              <w:top w:val="single" w:sz="4" w:space="0" w:color="auto"/>
+              <w:left w:val="single" w:sz="4" w:space="0" w:color="auto"/>
+              <w:bottom w:val="single" w:sz="4" w:space="0" w:color="auto"/>
+              <w:right w:val="single" w:sz="4" w:space="0" w:color="auto"/>
+            </w:tcBorders>
+          </w:tcPr>
+          <w:p>
+            <w:pPr>
+              <w:spacing w:after="0" w:line="360" w:lineRule="auto"/>
+              <w:outlineLvl w:val="0"/>
+              <w:rPr>
+                <w:rFonts w:ascii="Times New Roman" w:hAnsi="Times New Roman" w:cs="Times New Roman"/>
+                <w:sz w:val="20"/>
+                <w:szCs w:val="20"/>
+              </w:rPr>
+            </w:pPr>
+          </w:p>
+        </w:tc>
+        <w:tc>
+          <w:tcPr>
+            <w:tcW w:w="5880" w:type="dxa"/>
+            <w:tcBorders>
+              <w:top w:val="single" w:sz="4" w:space="0" w:color="auto"/>
+              <w:left w:val="single" w:sz="4" w:space="0" w:color="auto"/>
+              <w:bottom w:val="single" w:sz="4" w:space="0" w:color="auto"/>
+              <w:right w:val="single" w:sz="4" w:space="0" w:color="auto"/>
+            </w:tcBorders>
+          </w:tcPr>
+          <w:p>
+            <w:pPr>
+              <w:spacing w:after="0" w:line="360" w:lineRule="auto"/>
+              <w:outlineLvl w:val="0"/>
+              <w:rPr>
+                <w:rFonts w:ascii="Times New Roman" w:hAnsi="Times New Roman" w:cs="Times New Roman"/>
+                <w:iCs/>
+                <w:sz w:val="20"/>
+                <w:szCs w:val="20"/>
+              </w:rPr>
+            </w:pPr>
+          </w:p>
+        </w:tc>
+      </w:tr>
+      <w:tr>
+        <w:trPr>
+          <w:cantSplit/>
+        </w:trPr>
+        <w:tc>
+          <w:tcPr>
+            <w:tcW w:w="920" w:type="dxa"/>
+            <w:tcBorders>
+              <w:top w:val="single" w:sz="4" w:space="0" w:color="auto"/>
+              <w:left w:val="single" w:sz="4" w:space="0" w:color="auto"/>
+              <w:bottom w:val="single" w:sz="4" w:space="0" w:color="auto"/>
+              <w:right w:val="single" w:sz="4" w:space="0" w:color="auto"/>
+            </w:tcBorders>
+          </w:tcPr>
+          <w:p>
+            <w:pPr>
+              <w:spacing w:after="0" w:line="360" w:lineRule="auto"/>
+              <w:outlineLvl w:val="0"/>
+              <w:rPr>
+                <w:rFonts w:ascii="Times New Roman" w:hAnsi="Times New Roman" w:cs="Times New Roman"/>
+                <w:sz w:val="20"/>
+                <w:szCs w:val="20"/>
+              </w:rPr>
+            </w:pPr>
+          </w:p>
+        </w:tc>
+        <w:tc>
+          <w:tcPr>
+            <w:tcW w:w="1134" w:type="dxa"/>
+            <w:tcBorders>
+              <w:top w:val="single" w:sz="4" w:space="0" w:color="auto"/>
+              <w:left w:val="single" w:sz="4" w:space="0" w:color="auto"/>
+              <w:bottom w:val="single" w:sz="4" w:space="0" w:color="auto"/>
+              <w:right w:val="single" w:sz="4" w:space="0" w:color="auto"/>
+            </w:tcBorders>
+          </w:tcPr>
+          <w:p>
+            <w:pPr>
+              <w:spacing w:after="0" w:line="360" w:lineRule="auto"/>
+              <w:outlineLvl w:val="0"/>
+              <w:rPr>
+                <w:rFonts w:ascii="Times New Roman" w:hAnsi="Times New Roman" w:cs="Times New Roman"/>
+                <w:sz w:val="20"/>
+                <w:szCs w:val="20"/>
+              </w:rPr>
+            </w:pPr>
+          </w:p>
+        </w:tc>
+        <w:tc>
+          <w:tcPr>
+            <w:tcW w:w="1278" w:type="dxa"/>
+            <w:tcBorders>
+              <w:top w:val="single" w:sz="4" w:space="0" w:color="auto"/>
+              <w:left w:val="single" w:sz="4" w:space="0" w:color="auto"/>
+              <w:bottom w:val="single" w:sz="4" w:space="0" w:color="auto"/>
+              <w:right w:val="single" w:sz="4" w:space="0" w:color="auto"/>
+            </w:tcBorders>
+          </w:tcPr>
+          <w:p>
+            <w:pPr>
+              <w:spacing w:after="0" w:line="360" w:lineRule="auto"/>
+              <w:outlineLvl w:val="0"/>
+              <w:rPr>
+                <w:rFonts w:ascii="Times New Roman" w:hAnsi="Times New Roman" w:cs="Times New Roman"/>
+                <w:sz w:val="20"/>
+                <w:szCs w:val="20"/>
+              </w:rPr>
+            </w:pPr>
+          </w:p>
+        </w:tc>
+        <w:tc>
+          <w:tcPr>
+            <w:tcW w:w="5880" w:type="dxa"/>
+            <w:tcBorders>
+              <w:top w:val="single" w:sz="4" w:space="0" w:color="auto"/>
+              <w:left w:val="single" w:sz="4" w:space="0" w:color="auto"/>
+              <w:bottom w:val="single" w:sz="4" w:space="0" w:color="auto"/>
+              <w:right w:val="single" w:sz="4" w:space="0" w:color="auto"/>
+            </w:tcBorders>
+          </w:tcPr>
+          <w:p>
+            <w:pPr>
+              <w:spacing w:after="0" w:line="360" w:lineRule="auto"/>
+              <w:outlineLvl w:val="0"/>
+              <w:rPr>
+                <w:rFonts w:ascii="Times New Roman" w:hAnsi="Times New Roman" w:cs="Times New Roman"/>
+                <w:iCs/>
+                <w:sz w:val="20"/>
+                <w:szCs w:val="20"/>
+              </w:rPr>
+            </w:pPr>
+          </w:p>
+        </w:tc>
+      </w:tr>
+      <w:tr>
+        <w:trPr>
+          <w:cantSplit/>
+        </w:trPr>
+        <w:tc>
+          <w:tcPr>
             <w:tcW w:w="9212" w:type="dxa"/>
             <w:gridSpan w:val="4"/>
             <w:tcBorders>
@@ -26978,61 +32615,165 @@
                 <w:sz w:val="20"/>
                 <w:szCs w:val="20"/>
               </w:rPr>
-              <w:t>V</w:t>
-            </w:r>
-            <w:r>
-              <w:rPr>
-                <w:rFonts w:ascii="Times New Roman" w:hAnsi="Times New Roman" w:cs="Times New Roman"/>
-                <w:iCs/>
-                <w:sz w:val="20"/>
-                <w:szCs w:val="20"/>
-              </w:rPr>
-              <w:t xml:space="preserve"> </w:t>
-            </w:r>
-            <w:r>
-              <w:rPr>
-                <w:rFonts w:ascii="Times New Roman" w:hAnsi="Times New Roman" w:cs="Times New Roman"/>
-                <w:sz w:val="20"/>
-                <w:szCs w:val="20"/>
-                <w:lang w:val="de-DE"/>
-              </w:rPr>
-              <w:t>(M 1</w:t>
-            </w:r>
-            <w:r>
-              <w:rPr>
-                <w:rFonts w:ascii="Times New Roman" w:hAnsi="Times New Roman" w:cs="Times New Roman"/>
-                <w:sz w:val="20"/>
-                <w:szCs w:val="20"/>
-                <w:lang w:val="de-DE"/>
-              </w:rPr>
-              <w:t>51</w:t>
-            </w:r>
-            <w:r>
-              <w:rPr>
-                <w:rFonts w:ascii="Times New Roman" w:hAnsi="Times New Roman" w:cs="Times New Roman"/>
-                <w:sz w:val="20"/>
-                <w:szCs w:val="20"/>
-                <w:lang w:val="de-DE"/>
-              </w:rPr>
-              <w:t xml:space="preserve">: Textfassung </w:t>
-            </w:r>
-            <w:r>
-              <w:rPr>
-                <w:rFonts w:ascii="Times New Roman" w:hAnsi="Times New Roman" w:cs="Times New Roman"/>
-                <w:sz w:val="20"/>
-                <w:szCs w:val="20"/>
-                <w:lang w:val="de-DE"/>
-              </w:rPr>
-              <w:t>2</w:t>
-            </w:r>
-            <w:r>
-              <w:rPr>
-                <w:rFonts w:ascii="Times New Roman" w:hAnsi="Times New Roman" w:cs="Times New Roman"/>
-                <w:sz w:val="20"/>
-                <w:szCs w:val="20"/>
-                <w:lang w:val="de-DE"/>
-              </w:rPr>
-              <w:t>)</w:t>
+              <w:t xml:space="preserve">IV </w:t>
+            </w:r>
+            <w:r>
+              <w:rPr>
+                <w:rFonts w:ascii="Times New Roman" w:hAnsi="Times New Roman" w:cs="Times New Roman"/>
+                <w:sz w:val="20"/>
+                <w:szCs w:val="20"/>
+                <w:lang w:val="de-DE"/>
+              </w:rPr>
+              <w:t>(M 150: Textfassung 2)</w:t>
+            </w:r>
+          </w:p>
+        </w:tc>
+      </w:tr>
+      <w:tr>
+        <w:trPr>
+          <w:cantSplit/>
+        </w:trPr>
+        <w:tc>
+          <w:tcPr>
+            <w:tcW w:w="920" w:type="dxa"/>
+            <w:tcBorders>
+              <w:top w:val="single" w:sz="4" w:space="0" w:color="auto"/>
+              <w:left w:val="single" w:sz="4" w:space="0" w:color="auto"/>
+              <w:bottom w:val="single" w:sz="4" w:space="0" w:color="auto"/>
+              <w:right w:val="single" w:sz="4" w:space="0" w:color="auto"/>
+            </w:tcBorders>
+          </w:tcPr>
+          <w:p>
+            <w:pPr>
+              <w:spacing w:after="0" w:line="360" w:lineRule="auto"/>
+              <w:outlineLvl w:val="0"/>
+              <w:rPr>
+                <w:rFonts w:ascii="Times New Roman" w:hAnsi="Times New Roman" w:cs="Times New Roman"/>
+                <w:sz w:val="20"/>
+                <w:szCs w:val="20"/>
+              </w:rPr>
+            </w:pPr>
+            <w:r>
+              <w:rPr>
+                <w:rFonts w:ascii="Times New Roman" w:hAnsi="Times New Roman" w:cs="Times New Roman"/>
+                <w:sz w:val="20"/>
+                <w:szCs w:val="20"/>
+              </w:rPr>
+              <w:t>##</w:t>
+            </w:r>
+          </w:p>
+        </w:tc>
+        <w:tc>
+          <w:tcPr>
+            <w:tcW w:w="1134" w:type="dxa"/>
+            <w:tcBorders>
+              <w:top w:val="single" w:sz="4" w:space="0" w:color="auto"/>
+              <w:left w:val="single" w:sz="4" w:space="0" w:color="auto"/>
+              <w:bottom w:val="single" w:sz="4" w:space="0" w:color="auto"/>
+              <w:right w:val="single" w:sz="4" w:space="0" w:color="auto"/>
+            </w:tcBorders>
+          </w:tcPr>
+          <w:p>
+            <w:pPr>
+              <w:spacing w:after="0" w:line="360" w:lineRule="auto"/>
+              <w:outlineLvl w:val="0"/>
+              <w:rPr>
+                <w:rFonts w:ascii="Times New Roman" w:hAnsi="Times New Roman" w:cs="Times New Roman"/>
+                <w:sz w:val="20"/>
+                <w:szCs w:val="20"/>
+              </w:rPr>
+            </w:pPr>
+          </w:p>
+        </w:tc>
+        <w:tc>
+          <w:tcPr>
+            <w:tcW w:w="1278" w:type="dxa"/>
+            <w:tcBorders>
+              <w:top w:val="single" w:sz="4" w:space="0" w:color="auto"/>
+              <w:left w:val="single" w:sz="4" w:space="0" w:color="auto"/>
+              <w:bottom w:val="single" w:sz="4" w:space="0" w:color="auto"/>
+              <w:right w:val="single" w:sz="4" w:space="0" w:color="auto"/>
+            </w:tcBorders>
+          </w:tcPr>
+          <w:p>
+            <w:pPr>
+              <w:spacing w:after="0" w:line="360" w:lineRule="auto"/>
+              <w:outlineLvl w:val="0"/>
+              <w:rPr>
+                <w:rFonts w:ascii="Times New Roman" w:hAnsi="Times New Roman" w:cs="Times New Roman"/>
+                <w:sz w:val="20"/>
+                <w:szCs w:val="20"/>
+              </w:rPr>
+            </w:pPr>
+          </w:p>
+        </w:tc>
+        <w:tc>
+          <w:tcPr>
+            <w:tcW w:w="5880" w:type="dxa"/>
+            <w:tcBorders>
+              <w:top w:val="single" w:sz="4" w:space="0" w:color="auto"/>
+              <w:left w:val="single" w:sz="4" w:space="0" w:color="auto"/>
+              <w:bottom w:val="single" w:sz="4" w:space="0" w:color="auto"/>
+              <w:right w:val="single" w:sz="4" w:space="0" w:color="auto"/>
+            </w:tcBorders>
+          </w:tcPr>
+          <w:p>
+            <w:pPr>
+              <w:spacing w:after="0" w:line="360" w:lineRule="auto"/>
+              <w:outlineLvl w:val="0"/>
+              <w:rPr>
+                <w:rFonts w:ascii="Times New Roman" w:hAnsi="Times New Roman" w:cs="Times New Roman"/>
+                <w:iCs/>
+                <w:sz w:val="20"/>
+                <w:szCs w:val="20"/>
+              </w:rPr>
+            </w:pPr>
+          </w:p>
+        </w:tc>
+      </w:tr>
+      <w:tr>
+        <w:trPr>
+          <w:cantSplit/>
+        </w:trPr>
+        <w:tc>
+          <w:tcPr>
+            <w:tcW w:w="9212" w:type="dxa"/>
+            <w:gridSpan w:val="4"/>
+            <w:tcBorders>
+              <w:top w:val="single" w:sz="4" w:space="0" w:color="auto"/>
+              <w:left w:val="single" w:sz="4" w:space="0" w:color="auto"/>
+              <w:bottom w:val="single" w:sz="4" w:space="0" w:color="auto"/>
+              <w:right w:val="single" w:sz="4" w:space="0" w:color="auto"/>
+            </w:tcBorders>
+          </w:tcPr>
+          <w:p>
+            <w:pPr>
+              <w:spacing w:after="0" w:line="360" w:lineRule="auto"/>
+              <w:outlineLvl w:val="0"/>
+              <w:rPr>
+                <w:rFonts w:ascii="Times New Roman" w:hAnsi="Times New Roman" w:cs="Times New Roman"/>
+                <w:iCs/>
+                <w:sz w:val="20"/>
+                <w:szCs w:val="20"/>
+              </w:rPr>
+            </w:pPr>
+            <w:r>
+              <w:rPr>
+                <w:rFonts w:ascii="Times New Roman" w:hAnsi="Times New Roman" w:cs="Times New Roman"/>
+                <w:iCs/>
+                <w:sz w:val="20"/>
+                <w:szCs w:val="20"/>
+              </w:rPr>
+              <w:t xml:space="preserve">V </w:t>
+            </w:r>
+            <w:r>
+              <w:rPr>
+                <w:rFonts w:ascii="Times New Roman" w:hAnsi="Times New Roman" w:cs="Times New Roman"/>
+                <w:sz w:val="20"/>
+                <w:szCs w:val="20"/>
+                <w:lang w:val="de-DE"/>
+              </w:rPr>
+              <w:t>(M 151: Textfassung 2)</w:t>
             </w:r>
           </w:p>
         </w:tc>

--- a/convert_source_description/QB_Op5_B_conv.docx
+++ b/convert_source_description/QB_Op5_B_conv.docx
@@ -13575,7 +13575,7 @@
                 <w:sz w:val="20"/>
                 <w:szCs w:val="20"/>
               </w:rPr>
-              <w:t>23</w:t>
+              <w:t>21</w:t>
             </w:r>
           </w:p>
         </w:tc>
@@ -13605,7 +13605,7 @@
                 <w:sz w:val="20"/>
                 <w:szCs w:val="20"/>
               </w:rPr>
-              <w:t xml:space="preserve">I./II. Gg., Br. </w:t>
+              <w:t>II. Gg.</w:t>
             </w:r>
           </w:p>
         </w:tc>
@@ -13635,7 +13635,7 @@
                 <w:sz w:val="20"/>
                 <w:szCs w:val="20"/>
               </w:rPr>
-              <w:t>3/4</w:t>
+              <w:t>4–5/8</w:t>
             </w:r>
           </w:p>
         </w:tc>
@@ -13665,7 +13665,41 @@
                 <w:sz w:val="20"/>
                 <w:szCs w:val="20"/>
               </w:rPr>
-              <w:t>Auf Rasur. Ante correcturam: Achtelpause zu (5/8).</w:t>
+              <w:t>gis</w:t>
+            </w:r>
+            <w:r>
+              <w:rPr>
+                <w:rFonts w:ascii="Times New Roman" w:hAnsi="Times New Roman" w:cs="Times New Roman"/>
+                <w:sz w:val="20"/>
+                <w:szCs w:val="20"/>
+                <w:vertAlign w:val="superscript"/>
+              </w:rPr>
+              <w:t>1</w:t>
+            </w:r>
+            <w:r>
+              <w:rPr>
+                <w:rFonts w:ascii="Times New Roman" w:hAnsi="Times New Roman" w:cs="Times New Roman"/>
+                <w:sz w:val="20"/>
+                <w:szCs w:val="20"/>
+              </w:rPr>
+              <w:t>–e</w:t>
+            </w:r>
+            <w:r>
+              <w:rPr>
+                <w:rFonts w:ascii="Times New Roman" w:hAnsi="Times New Roman" w:cs="Times New Roman"/>
+                <w:sz w:val="20"/>
+                <w:szCs w:val="20"/>
+                <w:vertAlign w:val="superscript"/>
+              </w:rPr>
+              <w:t>2</w:t>
+            </w:r>
+            <w:r>
+              <w:rPr>
+                <w:rFonts w:ascii="Times New Roman" w:hAnsi="Times New Roman" w:cs="Times New Roman"/>
+                <w:sz w:val="20"/>
+                <w:szCs w:val="20"/>
+              </w:rPr>
+              <w:t xml:space="preserve"> auf Rasur. </w:t>
             </w:r>
           </w:p>
         </w:tc>
@@ -13676,43 +13710,121 @@
         </w:trPr>
         <w:tc>
           <w:tcPr>
-            <w:tcW w:w="9212" w:type="dxa"/>
-            <w:gridSpan w:val="4"/>
-            <w:tcBorders>
-              <w:top w:val="single" w:sz="4" w:space="0" w:color="auto"/>
-              <w:left w:val="single" w:sz="4" w:space="0" w:color="auto"/>
-              <w:bottom w:val="single" w:sz="4" w:space="0" w:color="auto"/>
-              <w:right w:val="single" w:sz="4" w:space="0" w:color="auto"/>
-            </w:tcBorders>
-          </w:tcPr>
-          <w:p>
-            <w:pPr>
-              <w:spacing w:after="0" w:line="360" w:lineRule="auto"/>
-              <w:outlineLvl w:val="0"/>
-              <w:rPr>
-                <w:rFonts w:ascii="Times New Roman" w:hAnsi="Times New Roman" w:cs="Times New Roman"/>
-                <w:iCs/>
-                <w:sz w:val="20"/>
-                <w:szCs w:val="20"/>
-              </w:rPr>
-            </w:pPr>
-            <w:r>
-              <w:rPr>
-                <w:rFonts w:ascii="Times New Roman" w:hAnsi="Times New Roman" w:cs="Times New Roman"/>
-                <w:iCs/>
-                <w:sz w:val="20"/>
-                <w:szCs w:val="20"/>
-              </w:rPr>
-              <w:t xml:space="preserve">IV </w:t>
-            </w:r>
-            <w:r>
-              <w:rPr>
-                <w:rFonts w:ascii="Times New Roman" w:hAnsi="Times New Roman" w:cs="Times New Roman"/>
-                <w:sz w:val="20"/>
-                <w:szCs w:val="20"/>
-                <w:lang w:val="de-DE"/>
-              </w:rPr>
-              <w:t>(M 150: Textfassung 1)</w:t>
+            <w:tcW w:w="920" w:type="dxa"/>
+            <w:tcBorders>
+              <w:top w:val="single" w:sz="4" w:space="0" w:color="auto"/>
+              <w:left w:val="single" w:sz="4" w:space="0" w:color="auto"/>
+              <w:bottom w:val="single" w:sz="4" w:space="0" w:color="auto"/>
+              <w:right w:val="single" w:sz="4" w:space="0" w:color="auto"/>
+            </w:tcBorders>
+          </w:tcPr>
+          <w:p>
+            <w:pPr>
+              <w:spacing w:after="0" w:line="360" w:lineRule="auto"/>
+              <w:outlineLvl w:val="0"/>
+              <w:rPr>
+                <w:rFonts w:ascii="Times New Roman" w:hAnsi="Times New Roman" w:cs="Times New Roman"/>
+                <w:sz w:val="20"/>
+                <w:szCs w:val="20"/>
+              </w:rPr>
+            </w:pPr>
+            <w:r>
+              <w:rPr>
+                <w:rFonts w:ascii="Times New Roman" w:hAnsi="Times New Roman" w:cs="Times New Roman"/>
+                <w:sz w:val="20"/>
+                <w:szCs w:val="20"/>
+              </w:rPr>
+              <w:t>22</w:t>
+            </w:r>
+          </w:p>
+        </w:tc>
+        <w:tc>
+          <w:tcPr>
+            <w:tcW w:w="1134" w:type="dxa"/>
+            <w:tcBorders>
+              <w:top w:val="single" w:sz="4" w:space="0" w:color="auto"/>
+              <w:left w:val="single" w:sz="4" w:space="0" w:color="auto"/>
+              <w:bottom w:val="single" w:sz="4" w:space="0" w:color="auto"/>
+              <w:right w:val="single" w:sz="4" w:space="0" w:color="auto"/>
+            </w:tcBorders>
+          </w:tcPr>
+          <w:p>
+            <w:pPr>
+              <w:spacing w:after="0" w:line="360" w:lineRule="auto"/>
+              <w:outlineLvl w:val="0"/>
+              <w:rPr>
+                <w:rFonts w:ascii="Times New Roman" w:hAnsi="Times New Roman" w:cs="Times New Roman"/>
+                <w:sz w:val="20"/>
+                <w:szCs w:val="20"/>
+              </w:rPr>
+            </w:pPr>
+            <w:r>
+              <w:rPr>
+                <w:rFonts w:ascii="Times New Roman" w:hAnsi="Times New Roman" w:cs="Times New Roman"/>
+                <w:sz w:val="20"/>
+                <w:szCs w:val="20"/>
+              </w:rPr>
+              <w:t>II. Gg., Br., Vc.</w:t>
+            </w:r>
+          </w:p>
+        </w:tc>
+        <w:tc>
+          <w:tcPr>
+            <w:tcW w:w="1278" w:type="dxa"/>
+            <w:tcBorders>
+              <w:top w:val="single" w:sz="4" w:space="0" w:color="auto"/>
+              <w:left w:val="single" w:sz="4" w:space="0" w:color="auto"/>
+              <w:bottom w:val="single" w:sz="4" w:space="0" w:color="auto"/>
+              <w:right w:val="single" w:sz="4" w:space="0" w:color="auto"/>
+            </w:tcBorders>
+          </w:tcPr>
+          <w:p>
+            <w:pPr>
+              <w:spacing w:after="0" w:line="360" w:lineRule="auto"/>
+              <w:outlineLvl w:val="0"/>
+              <w:rPr>
+                <w:rFonts w:ascii="Times New Roman" w:hAnsi="Times New Roman" w:cs="Times New Roman"/>
+                <w:sz w:val="20"/>
+                <w:szCs w:val="20"/>
+              </w:rPr>
+            </w:pPr>
+            <w:r>
+              <w:rPr>
+                <w:rFonts w:ascii="Times New Roman" w:hAnsi="Times New Roman" w:cs="Times New Roman"/>
+                <w:sz w:val="20"/>
+                <w:szCs w:val="20"/>
+              </w:rPr>
+              <w:t>1/8–2/4</w:t>
+            </w:r>
+          </w:p>
+        </w:tc>
+        <w:tc>
+          <w:tcPr>
+            <w:tcW w:w="5880" w:type="dxa"/>
+            <w:tcBorders>
+              <w:top w:val="single" w:sz="4" w:space="0" w:color="auto"/>
+              <w:left w:val="single" w:sz="4" w:space="0" w:color="auto"/>
+              <w:bottom w:val="single" w:sz="4" w:space="0" w:color="auto"/>
+              <w:right w:val="single" w:sz="4" w:space="0" w:color="auto"/>
+            </w:tcBorders>
+          </w:tcPr>
+          <w:p>
+            <w:pPr>
+              <w:spacing w:after="0" w:line="360" w:lineRule="auto"/>
+              <w:outlineLvl w:val="0"/>
+              <w:rPr>
+                <w:rFonts w:ascii="Times New Roman" w:hAnsi="Times New Roman" w:cs="Times New Roman"/>
+                <w:sz w:val="20"/>
+                <w:szCs w:val="20"/>
+              </w:rPr>
+            </w:pPr>
+            <w:r>
+              <w:rPr>
+                <w:rFonts w:ascii="Times New Roman" w:hAnsi="Times New Roman" w:cs="Times New Roman"/>
+                <w:sz w:val="20"/>
+                <w:szCs w:val="20"/>
+              </w:rPr>
+              <w:t>&gt; auf Rasur.</w:t>
             </w:r>
           </w:p>
         </w:tc>
@@ -13747,7 +13859,7 @@
                 <w:sz w:val="20"/>
                 <w:szCs w:val="20"/>
               </w:rPr>
-              <w:t>###</w:t>
+              <w:t>22</w:t>
             </w:r>
           </w:p>
         </w:tc>
@@ -13771,6 +13883,14 @@
                 <w:szCs w:val="20"/>
               </w:rPr>
             </w:pPr>
+            <w:r>
+              <w:rPr>
+                <w:rFonts w:ascii="Times New Roman" w:hAnsi="Times New Roman" w:cs="Times New Roman"/>
+                <w:sz w:val="20"/>
+                <w:szCs w:val="20"/>
+              </w:rPr>
+              <w:t>I./II. Gg.</w:t>
+            </w:r>
           </w:p>
         </w:tc>
         <w:tc>
@@ -13793,6 +13913,14 @@
                 <w:szCs w:val="20"/>
               </w:rPr>
             </w:pPr>
+            <w:r>
+              <w:rPr>
+                <w:rFonts w:ascii="Times New Roman" w:hAnsi="Times New Roman" w:cs="Times New Roman"/>
+                <w:sz w:val="20"/>
+                <w:szCs w:val="20"/>
+              </w:rPr>
+              <w:t>6–8/8</w:t>
+            </w:r>
           </w:p>
         </w:tc>
         <w:tc>
@@ -13815,6 +13943,14 @@
                 <w:szCs w:val="20"/>
               </w:rPr>
             </w:pPr>
+            <w:r>
+              <w:rPr>
+                <w:rFonts w:ascii="Times New Roman" w:hAnsi="Times New Roman" w:cs="Times New Roman"/>
+                <w:sz w:val="20"/>
+                <w:szCs w:val="20"/>
+              </w:rPr>
+              <w:t>&gt; auf Rasur.</w:t>
+            </w:r>
           </w:p>
         </w:tc>
       </w:tr>
@@ -13842,6 +13978,14 @@
                 <w:szCs w:val="20"/>
               </w:rPr>
             </w:pPr>
+            <w:r>
+              <w:rPr>
+                <w:rFonts w:ascii="Times New Roman" w:hAnsi="Times New Roman" w:cs="Times New Roman"/>
+                <w:sz w:val="20"/>
+                <w:szCs w:val="20"/>
+              </w:rPr>
+              <w:t>23</w:t>
+            </w:r>
           </w:p>
         </w:tc>
         <w:tc>
@@ -13864,6 +14008,14 @@
                 <w:szCs w:val="20"/>
               </w:rPr>
             </w:pPr>
+            <w:r>
+              <w:rPr>
+                <w:rFonts w:ascii="Times New Roman" w:hAnsi="Times New Roman" w:cs="Times New Roman"/>
+                <w:sz w:val="20"/>
+                <w:szCs w:val="20"/>
+              </w:rPr>
+              <w:t xml:space="preserve">I./II. Gg., Br. </w:t>
+            </w:r>
           </w:p>
         </w:tc>
         <w:tc>
@@ -13886,6 +14038,14 @@
                 <w:szCs w:val="20"/>
               </w:rPr>
             </w:pPr>
+            <w:r>
+              <w:rPr>
+                <w:rFonts w:ascii="Times New Roman" w:hAnsi="Times New Roman" w:cs="Times New Roman"/>
+                <w:sz w:val="20"/>
+                <w:szCs w:val="20"/>
+              </w:rPr>
+              <w:t>3/4</w:t>
+            </w:r>
           </w:p>
         </w:tc>
         <w:tc>
@@ -13908,6 +14068,14 @@
                 <w:szCs w:val="20"/>
               </w:rPr>
             </w:pPr>
+            <w:r>
+              <w:rPr>
+                <w:rFonts w:ascii="Times New Roman" w:hAnsi="Times New Roman" w:cs="Times New Roman"/>
+                <w:sz w:val="20"/>
+                <w:szCs w:val="20"/>
+              </w:rPr>
+              <w:t>Auf Rasur. Ante correcturam: Achtelpause zu (5/8).</w:t>
+            </w:r>
           </w:p>
         </w:tc>
       </w:tr>
@@ -13917,90 +14085,45 @@
         </w:trPr>
         <w:tc>
           <w:tcPr>
-            <w:tcW w:w="920" w:type="dxa"/>
-            <w:tcBorders>
-              <w:top w:val="single" w:sz="4" w:space="0" w:color="auto"/>
-              <w:left w:val="single" w:sz="4" w:space="0" w:color="auto"/>
-              <w:bottom w:val="single" w:sz="4" w:space="0" w:color="auto"/>
-              <w:right w:val="single" w:sz="4" w:space="0" w:color="auto"/>
-            </w:tcBorders>
-          </w:tcPr>
-          <w:p>
-            <w:pPr>
-              <w:spacing w:after="0" w:line="360" w:lineRule="auto"/>
-              <w:outlineLvl w:val="0"/>
-              <w:rPr>
-                <w:rFonts w:ascii="Times New Roman" w:hAnsi="Times New Roman" w:cs="Times New Roman"/>
-                <w:sz w:val="20"/>
-                <w:szCs w:val="20"/>
-              </w:rPr>
-            </w:pPr>
-          </w:p>
-        </w:tc>
-        <w:tc>
-          <w:tcPr>
-            <w:tcW w:w="1134" w:type="dxa"/>
-            <w:tcBorders>
-              <w:top w:val="single" w:sz="4" w:space="0" w:color="auto"/>
-              <w:left w:val="single" w:sz="4" w:space="0" w:color="auto"/>
-              <w:bottom w:val="single" w:sz="4" w:space="0" w:color="auto"/>
-              <w:right w:val="single" w:sz="4" w:space="0" w:color="auto"/>
-            </w:tcBorders>
-          </w:tcPr>
-          <w:p>
-            <w:pPr>
-              <w:spacing w:after="0" w:line="360" w:lineRule="auto"/>
-              <w:outlineLvl w:val="0"/>
-              <w:rPr>
-                <w:rFonts w:ascii="Times New Roman" w:hAnsi="Times New Roman" w:cs="Times New Roman"/>
-                <w:sz w:val="20"/>
-                <w:szCs w:val="20"/>
-              </w:rPr>
-            </w:pPr>
-          </w:p>
-        </w:tc>
-        <w:tc>
-          <w:tcPr>
-            <w:tcW w:w="1278" w:type="dxa"/>
-            <w:tcBorders>
-              <w:top w:val="single" w:sz="4" w:space="0" w:color="auto"/>
-              <w:left w:val="single" w:sz="4" w:space="0" w:color="auto"/>
-              <w:bottom w:val="single" w:sz="4" w:space="0" w:color="auto"/>
-              <w:right w:val="single" w:sz="4" w:space="0" w:color="auto"/>
-            </w:tcBorders>
-          </w:tcPr>
-          <w:p>
-            <w:pPr>
-              <w:spacing w:after="0" w:line="360" w:lineRule="auto"/>
-              <w:outlineLvl w:val="0"/>
-              <w:rPr>
-                <w:rFonts w:ascii="Times New Roman" w:hAnsi="Times New Roman" w:cs="Times New Roman"/>
-                <w:sz w:val="20"/>
-                <w:szCs w:val="20"/>
-              </w:rPr>
-            </w:pPr>
-          </w:p>
-        </w:tc>
-        <w:tc>
-          <w:tcPr>
-            <w:tcW w:w="5880" w:type="dxa"/>
-            <w:tcBorders>
-              <w:top w:val="single" w:sz="4" w:space="0" w:color="auto"/>
-              <w:left w:val="single" w:sz="4" w:space="0" w:color="auto"/>
-              <w:bottom w:val="single" w:sz="4" w:space="0" w:color="auto"/>
-              <w:right w:val="single" w:sz="4" w:space="0" w:color="auto"/>
-            </w:tcBorders>
-          </w:tcPr>
-          <w:p>
-            <w:pPr>
-              <w:spacing w:after="0" w:line="360" w:lineRule="auto"/>
-              <w:outlineLvl w:val="0"/>
-              <w:rPr>
-                <w:rFonts w:ascii="Times New Roman" w:hAnsi="Times New Roman" w:cs="Times New Roman"/>
-                <w:sz w:val="20"/>
-                <w:szCs w:val="20"/>
-              </w:rPr>
-            </w:pPr>
+            <w:tcW w:w="9212" w:type="dxa"/>
+            <w:gridSpan w:val="4"/>
+            <w:tcBorders>
+              <w:top w:val="single" w:sz="4" w:space="0" w:color="auto"/>
+              <w:left w:val="single" w:sz="4" w:space="0" w:color="auto"/>
+              <w:bottom w:val="single" w:sz="4" w:space="0" w:color="auto"/>
+              <w:right w:val="single" w:sz="4" w:space="0" w:color="auto"/>
+            </w:tcBorders>
+          </w:tcPr>
+          <w:p>
+            <w:pPr>
+              <w:spacing w:after="0" w:line="360" w:lineRule="auto"/>
+              <w:outlineLvl w:val="0"/>
+              <w:rPr>
+                <w:rFonts w:ascii="Times New Roman" w:hAnsi="Times New Roman" w:cs="Times New Roman"/>
+                <w:iCs/>
+                <w:sz w:val="20"/>
+                <w:szCs w:val="20"/>
+              </w:rPr>
+            </w:pPr>
+            <w:r>
+              <w:rPr>
+                <w:rFonts w:ascii="Times New Roman" w:hAnsi="Times New Roman" w:cs="Times New Roman"/>
+                <w:iCs/>
+                <w:sz w:val="20"/>
+                <w:szCs w:val="20"/>
+              </w:rPr>
+              <w:lastRenderedPageBreak/>
+              <w:t xml:space="preserve">IV </w:t>
+            </w:r>
+            <w:r>
+              <w:rPr>
+                <w:rFonts w:ascii="Times New Roman" w:hAnsi="Times New Roman" w:cs="Times New Roman"/>
+                <w:sz w:val="20"/>
+                <w:szCs w:val="20"/>
+                <w:lang w:val="de-DE"/>
+              </w:rPr>
+              <w:t>(M 150: Textfassung 1)</w:t>
+            </w:r>
           </w:p>
         </w:tc>
       </w:tr>
@@ -14028,6 +14151,14 @@
                 <w:szCs w:val="20"/>
               </w:rPr>
             </w:pPr>
+            <w:r>
+              <w:rPr>
+                <w:rFonts w:ascii="Times New Roman" w:hAnsi="Times New Roman" w:cs="Times New Roman"/>
+                <w:sz w:val="20"/>
+                <w:szCs w:val="20"/>
+              </w:rPr>
+              <w:t>1</w:t>
+            </w:r>
           </w:p>
         </w:tc>
         <w:tc>
@@ -14072,6 +14203,14 @@
                 <w:szCs w:val="20"/>
               </w:rPr>
             </w:pPr>
+            <w:r>
+              <w:rPr>
+                <w:rFonts w:ascii="Times New Roman" w:hAnsi="Times New Roman" w:cs="Times New Roman"/>
+                <w:sz w:val="20"/>
+                <w:szCs w:val="20"/>
+              </w:rPr>
+              <w:t>Taktanfang</w:t>
+            </w:r>
           </w:p>
         </w:tc>
         <w:tc>
@@ -14094,6 +14233,274 @@
                 <w:szCs w:val="20"/>
               </w:rPr>
             </w:pPr>
+            <w:r>
+              <w:rPr>
+                <w:rFonts w:ascii="Times New Roman" w:hAnsi="Times New Roman" w:cs="Times New Roman"/>
+                <w:sz w:val="20"/>
+                <w:szCs w:val="20"/>
+              </w:rPr>
+              <w:t xml:space="preserve">Rasur unter </w:t>
+            </w:r>
+            <w:r>
+              <w:rPr>
+                <w:rFonts w:ascii="Times New Roman" w:hAnsi="Times New Roman" w:cs="Times New Roman"/>
+                <w:i/>
+                <w:iCs/>
+                <w:sz w:val="20"/>
+                <w:szCs w:val="20"/>
+              </w:rPr>
+              <w:t>Langsam</w:t>
+            </w:r>
+            <w:r>
+              <w:rPr>
+                <w:rFonts w:ascii="Times New Roman" w:hAnsi="Times New Roman" w:cs="Times New Roman"/>
+                <w:sz w:val="20"/>
+                <w:szCs w:val="20"/>
+              </w:rPr>
+              <w:t xml:space="preserve">. </w:t>
+            </w:r>
+          </w:p>
+        </w:tc>
+      </w:tr>
+      <w:tr>
+        <w:trPr>
+          <w:cantSplit/>
+        </w:trPr>
+        <w:tc>
+          <w:tcPr>
+            <w:tcW w:w="920" w:type="dxa"/>
+            <w:tcBorders>
+              <w:top w:val="single" w:sz="4" w:space="0" w:color="auto"/>
+              <w:left w:val="single" w:sz="4" w:space="0" w:color="auto"/>
+              <w:bottom w:val="single" w:sz="4" w:space="0" w:color="auto"/>
+              <w:right w:val="single" w:sz="4" w:space="0" w:color="auto"/>
+            </w:tcBorders>
+          </w:tcPr>
+          <w:p>
+            <w:pPr>
+              <w:spacing w:after="0" w:line="360" w:lineRule="auto"/>
+              <w:outlineLvl w:val="0"/>
+              <w:rPr>
+                <w:rFonts w:ascii="Times New Roman" w:hAnsi="Times New Roman" w:cs="Times New Roman"/>
+                <w:sz w:val="20"/>
+                <w:szCs w:val="20"/>
+              </w:rPr>
+            </w:pPr>
+            <w:r>
+              <w:rPr>
+                <w:rFonts w:ascii="Times New Roman" w:hAnsi="Times New Roman" w:cs="Times New Roman"/>
+                <w:sz w:val="20"/>
+                <w:szCs w:val="20"/>
+              </w:rPr>
+              <w:t>5</w:t>
+            </w:r>
+          </w:p>
+        </w:tc>
+        <w:tc>
+          <w:tcPr>
+            <w:tcW w:w="1134" w:type="dxa"/>
+            <w:tcBorders>
+              <w:top w:val="single" w:sz="4" w:space="0" w:color="auto"/>
+              <w:left w:val="single" w:sz="4" w:space="0" w:color="auto"/>
+              <w:bottom w:val="single" w:sz="4" w:space="0" w:color="auto"/>
+              <w:right w:val="single" w:sz="4" w:space="0" w:color="auto"/>
+            </w:tcBorders>
+          </w:tcPr>
+          <w:p>
+            <w:pPr>
+              <w:spacing w:after="0" w:line="360" w:lineRule="auto"/>
+              <w:outlineLvl w:val="0"/>
+              <w:rPr>
+                <w:rFonts w:ascii="Times New Roman" w:hAnsi="Times New Roman" w:cs="Times New Roman"/>
+                <w:sz w:val="20"/>
+                <w:szCs w:val="20"/>
+              </w:rPr>
+            </w:pPr>
+            <w:r>
+              <w:rPr>
+                <w:rFonts w:ascii="Times New Roman" w:hAnsi="Times New Roman" w:cs="Times New Roman"/>
+                <w:sz w:val="20"/>
+                <w:szCs w:val="20"/>
+              </w:rPr>
+              <w:t>I. Gg.</w:t>
+            </w:r>
+          </w:p>
+        </w:tc>
+        <w:tc>
+          <w:tcPr>
+            <w:tcW w:w="1278" w:type="dxa"/>
+            <w:tcBorders>
+              <w:top w:val="single" w:sz="4" w:space="0" w:color="auto"/>
+              <w:left w:val="single" w:sz="4" w:space="0" w:color="auto"/>
+              <w:bottom w:val="single" w:sz="4" w:space="0" w:color="auto"/>
+              <w:right w:val="single" w:sz="4" w:space="0" w:color="auto"/>
+            </w:tcBorders>
+          </w:tcPr>
+          <w:p>
+            <w:pPr>
+              <w:spacing w:after="0" w:line="360" w:lineRule="auto"/>
+              <w:outlineLvl w:val="0"/>
+              <w:rPr>
+                <w:rFonts w:ascii="Times New Roman" w:hAnsi="Times New Roman" w:cs="Times New Roman"/>
+                <w:sz w:val="20"/>
+                <w:szCs w:val="20"/>
+              </w:rPr>
+            </w:pPr>
+            <w:r>
+              <w:rPr>
+                <w:rFonts w:ascii="Times New Roman" w:hAnsi="Times New Roman" w:cs="Times New Roman"/>
+                <w:sz w:val="20"/>
+                <w:szCs w:val="20"/>
+              </w:rPr>
+              <w:t>2/8</w:t>
+            </w:r>
+          </w:p>
+        </w:tc>
+        <w:tc>
+          <w:tcPr>
+            <w:tcW w:w="5880" w:type="dxa"/>
+            <w:tcBorders>
+              <w:top w:val="single" w:sz="4" w:space="0" w:color="auto"/>
+              <w:left w:val="single" w:sz="4" w:space="0" w:color="auto"/>
+              <w:bottom w:val="single" w:sz="4" w:space="0" w:color="auto"/>
+              <w:right w:val="single" w:sz="4" w:space="0" w:color="auto"/>
+            </w:tcBorders>
+          </w:tcPr>
+          <w:p>
+            <w:pPr>
+              <w:spacing w:after="0" w:line="360" w:lineRule="auto"/>
+              <w:outlineLvl w:val="0"/>
+              <w:rPr>
+                <w:rFonts w:ascii="Times New Roman" w:hAnsi="Times New Roman" w:cs="Times New Roman"/>
+                <w:sz w:val="20"/>
+                <w:szCs w:val="20"/>
+              </w:rPr>
+            </w:pPr>
+            <w:r>
+              <w:rPr>
+                <w:rFonts w:ascii="Times New Roman" w:hAnsi="Times New Roman" w:cs="Times New Roman"/>
+                <w:sz w:val="20"/>
+                <w:szCs w:val="20"/>
+              </w:rPr>
+              <w:t>Auf Rasur.</w:t>
+            </w:r>
+          </w:p>
+        </w:tc>
+      </w:tr>
+      <w:tr>
+        <w:trPr>
+          <w:cantSplit/>
+        </w:trPr>
+        <w:tc>
+          <w:tcPr>
+            <w:tcW w:w="920" w:type="dxa"/>
+            <w:tcBorders>
+              <w:top w:val="single" w:sz="4" w:space="0" w:color="auto"/>
+              <w:left w:val="single" w:sz="4" w:space="0" w:color="auto"/>
+              <w:bottom w:val="single" w:sz="4" w:space="0" w:color="auto"/>
+              <w:right w:val="single" w:sz="4" w:space="0" w:color="auto"/>
+            </w:tcBorders>
+          </w:tcPr>
+          <w:p>
+            <w:pPr>
+              <w:spacing w:after="0" w:line="360" w:lineRule="auto"/>
+              <w:outlineLvl w:val="0"/>
+              <w:rPr>
+                <w:rFonts w:ascii="Times New Roman" w:hAnsi="Times New Roman" w:cs="Times New Roman"/>
+                <w:sz w:val="20"/>
+                <w:szCs w:val="20"/>
+              </w:rPr>
+            </w:pPr>
+            <w:r>
+              <w:rPr>
+                <w:rFonts w:ascii="Times New Roman" w:hAnsi="Times New Roman" w:cs="Times New Roman"/>
+                <w:sz w:val="20"/>
+                <w:szCs w:val="20"/>
+              </w:rPr>
+              <w:t>9</w:t>
+            </w:r>
+          </w:p>
+        </w:tc>
+        <w:tc>
+          <w:tcPr>
+            <w:tcW w:w="1134" w:type="dxa"/>
+            <w:tcBorders>
+              <w:top w:val="single" w:sz="4" w:space="0" w:color="auto"/>
+              <w:left w:val="single" w:sz="4" w:space="0" w:color="auto"/>
+              <w:bottom w:val="single" w:sz="4" w:space="0" w:color="auto"/>
+              <w:right w:val="single" w:sz="4" w:space="0" w:color="auto"/>
+            </w:tcBorders>
+          </w:tcPr>
+          <w:p>
+            <w:pPr>
+              <w:spacing w:after="0" w:line="360" w:lineRule="auto"/>
+              <w:outlineLvl w:val="0"/>
+              <w:rPr>
+                <w:rFonts w:ascii="Times New Roman" w:hAnsi="Times New Roman" w:cs="Times New Roman"/>
+                <w:sz w:val="20"/>
+                <w:szCs w:val="20"/>
+              </w:rPr>
+            </w:pPr>
+            <w:r>
+              <w:rPr>
+                <w:rFonts w:ascii="Times New Roman" w:hAnsi="Times New Roman" w:cs="Times New Roman"/>
+                <w:sz w:val="20"/>
+                <w:szCs w:val="20"/>
+              </w:rPr>
+              <w:t>Vc.</w:t>
+            </w:r>
+          </w:p>
+        </w:tc>
+        <w:tc>
+          <w:tcPr>
+            <w:tcW w:w="1278" w:type="dxa"/>
+            <w:tcBorders>
+              <w:top w:val="single" w:sz="4" w:space="0" w:color="auto"/>
+              <w:left w:val="single" w:sz="4" w:space="0" w:color="auto"/>
+              <w:bottom w:val="single" w:sz="4" w:space="0" w:color="auto"/>
+              <w:right w:val="single" w:sz="4" w:space="0" w:color="auto"/>
+            </w:tcBorders>
+          </w:tcPr>
+          <w:p>
+            <w:pPr>
+              <w:spacing w:after="0" w:line="360" w:lineRule="auto"/>
+              <w:outlineLvl w:val="0"/>
+              <w:rPr>
+                <w:rFonts w:ascii="Times New Roman" w:hAnsi="Times New Roman" w:cs="Times New Roman"/>
+                <w:sz w:val="20"/>
+                <w:szCs w:val="20"/>
+              </w:rPr>
+            </w:pPr>
+          </w:p>
+        </w:tc>
+        <w:tc>
+          <w:tcPr>
+            <w:tcW w:w="5880" w:type="dxa"/>
+            <w:tcBorders>
+              <w:top w:val="single" w:sz="4" w:space="0" w:color="auto"/>
+              <w:left w:val="single" w:sz="4" w:space="0" w:color="auto"/>
+              <w:bottom w:val="single" w:sz="4" w:space="0" w:color="auto"/>
+              <w:right w:val="single" w:sz="4" w:space="0" w:color="auto"/>
+            </w:tcBorders>
+          </w:tcPr>
+          <w:p>
+            <w:pPr>
+              <w:spacing w:after="0" w:line="360" w:lineRule="auto"/>
+              <w:outlineLvl w:val="0"/>
+              <w:rPr>
+                <w:rFonts w:ascii="Times New Roman" w:hAnsi="Times New Roman" w:cs="Times New Roman"/>
+                <w:sz w:val="20"/>
+                <w:szCs w:val="20"/>
+              </w:rPr>
+            </w:pPr>
+            <w:r>
+              <w:rPr>
+                <w:rFonts w:ascii="Times New Roman" w:hAnsi="Times New Roman" w:cs="Times New Roman"/>
+                <w:sz w:val="20"/>
+                <w:szCs w:val="20"/>
+              </w:rPr>
+              <w:t>Auf Rasur.</w:t>
+            </w:r>
           </w:p>
         </w:tc>
       </w:tr>
@@ -17396,6 +17803,7 @@
                 <w:sz w:val="20"/>
                 <w:szCs w:val="20"/>
               </w:rPr>
+              <w:lastRenderedPageBreak/>
               <w:t>14</w:t>
             </w:r>
           </w:p>
@@ -17582,7 +17990,6 @@
                 <w:szCs w:val="20"/>
                 <w:lang w:val="de-DE"/>
               </w:rPr>
-              <w:lastRenderedPageBreak/>
               <w:t>14</w:t>
             </w:r>
           </w:p>
@@ -28580,25 +28987,7 @@
                 <w:sz w:val="20"/>
                 <w:szCs w:val="20"/>
               </w:rPr>
-              <w:t xml:space="preserve"> (wie Textfassung 1) zu T. </w:t>
-            </w:r>
-            <w:r>
-              <w:rPr>
-                <w:rFonts w:ascii="Times New Roman" w:hAnsi="Times New Roman" w:cs="Times New Roman"/>
-                <w:iCs/>
-                <w:sz w:val="20"/>
-                <w:szCs w:val="20"/>
-              </w:rPr>
-              <w:t>22</w:t>
-            </w:r>
-            <w:r>
-              <w:rPr>
-                <w:rFonts w:ascii="Times New Roman" w:hAnsi="Times New Roman" w:cs="Times New Roman"/>
-                <w:iCs/>
-                <w:sz w:val="20"/>
-                <w:szCs w:val="20"/>
-              </w:rPr>
-              <w:t xml:space="preserve"> Taktanfang mit rotem Buntstift.</w:t>
+              <w:t xml:space="preserve"> (wie Textfassung 1) zu T. 22 Taktanfang mit rotem Buntstift.</w:t>
             </w:r>
           </w:p>
           <w:p>
@@ -28721,34 +29110,7 @@
                 <w:sz w:val="20"/>
                 <w:szCs w:val="20"/>
               </w:rPr>
-              <w:t xml:space="preserve"> zu </w:t>
-            </w:r>
-            <w:r>
-              <w:rPr>
-                <w:rFonts w:ascii="Times New Roman" w:hAnsi="Times New Roman" w:cs="Times New Roman"/>
-                <w:iCs/>
-                <w:sz w:val="20"/>
-                <w:szCs w:val="20"/>
-              </w:rPr>
-              <w:t>T. 14 8</w:t>
-            </w:r>
-            <w:r>
-              <w:rPr>
-                <w:rFonts w:ascii="Times New Roman" w:hAnsi="Times New Roman" w:cs="Times New Roman"/>
-                <w:iCs/>
-                <w:sz w:val="20"/>
-                <w:szCs w:val="20"/>
-              </w:rPr>
-              <w:t>/</w:t>
-            </w:r>
-            <w:r>
-              <w:rPr>
-                <w:rFonts w:ascii="Times New Roman" w:hAnsi="Times New Roman" w:cs="Times New Roman"/>
-                <w:iCs/>
-                <w:sz w:val="20"/>
-                <w:szCs w:val="20"/>
-              </w:rPr>
-              <w:t xml:space="preserve">16 (sic), </w:t>
+              <w:t xml:space="preserve"> zu T. 14 8/16 (sic), </w:t>
             </w:r>
           </w:p>
           <w:p>
@@ -28955,34 +29317,7 @@
                 <w:sz w:val="20"/>
                 <w:szCs w:val="20"/>
               </w:rPr>
-              <w:t xml:space="preserve">zu T. 16 Taktanfang (wie </w:t>
-            </w:r>
-            <w:r>
-              <w:rPr>
-                <w:rFonts w:ascii="Times New Roman" w:hAnsi="Times New Roman" w:cs="Times New Roman"/>
-                <w:iCs/>
-                <w:sz w:val="20"/>
-                <w:szCs w:val="20"/>
-              </w:rPr>
-              <w:t>zuerst</w:t>
-            </w:r>
-            <w:r>
-              <w:rPr>
-                <w:rFonts w:ascii="Times New Roman" w:hAnsi="Times New Roman" w:cs="Times New Roman"/>
-                <w:iCs/>
-                <w:sz w:val="20"/>
-                <w:szCs w:val="20"/>
-              </w:rPr>
-              <w:t>)</w:t>
-            </w:r>
-            <w:r>
-              <w:rPr>
-                <w:rFonts w:ascii="Times New Roman" w:hAnsi="Times New Roman" w:cs="Times New Roman"/>
-                <w:iCs/>
-                <w:sz w:val="20"/>
-                <w:szCs w:val="20"/>
-              </w:rPr>
-              <w:t xml:space="preserve"> gestrichen und Geltungsstrichelung weitergeführt, </w:t>
+              <w:t xml:space="preserve">zu T. 16 Taktanfang (wie zuerst) gestrichen und Geltungsstrichelung weitergeführt, </w:t>
             </w:r>
           </w:p>
           <w:p>
@@ -29002,7 +29337,6 @@
                 <w:i/>
                 <w:sz w:val="20"/>
                 <w:szCs w:val="20"/>
-                <w:lang w:val="en-US"/>
               </w:rPr>
               <w:t>accell</w:t>
             </w:r>
@@ -29012,7 +29346,6 @@
                 <w:iCs/>
                 <w:sz w:val="20"/>
                 <w:szCs w:val="20"/>
-                <w:lang w:val="en-US"/>
               </w:rPr>
               <w:t xml:space="preserve">[.] </w:t>
             </w:r>
@@ -29062,16 +29395,7 @@
                 <w:sz w:val="20"/>
                 <w:szCs w:val="20"/>
               </w:rPr>
-              <w:t xml:space="preserve"> </w:t>
-            </w:r>
-            <w:r>
-              <w:rPr>
-                <w:rFonts w:ascii="Times New Roman" w:hAnsi="Times New Roman" w:cs="Times New Roman"/>
-                <w:iCs/>
-                <w:sz w:val="20"/>
-                <w:szCs w:val="20"/>
-              </w:rPr>
-              <w:t xml:space="preserve">[Halbe Note] </w:t>
+              <w:t xml:space="preserve"> [Halbe Note] </w:t>
             </w:r>
             <w:r>
               <w:rPr>
@@ -29089,25 +29413,7 @@
                 <w:sz w:val="20"/>
                 <w:szCs w:val="20"/>
               </w:rPr>
-              <w:t>1</w:t>
-            </w:r>
-            <w:r>
-              <w:rPr>
-                <w:rFonts w:ascii="Times New Roman" w:hAnsi="Times New Roman" w:cs="Times New Roman"/>
-                <w:i/>
-                <w:sz w:val="20"/>
-                <w:szCs w:val="20"/>
-              </w:rPr>
-              <w:t>0</w:t>
-            </w:r>
-            <w:r>
-              <w:rPr>
-                <w:rFonts w:ascii="Times New Roman" w:hAnsi="Times New Roman" w:cs="Times New Roman"/>
-                <w:i/>
-                <w:sz w:val="20"/>
-                <w:szCs w:val="20"/>
-              </w:rPr>
-              <w:t>2</w:t>
+              <w:t>102</w:t>
             </w:r>
             <w:r>
               <w:rPr>
@@ -29559,15 +29865,7 @@
                 <w:sz w:val="20"/>
                 <w:szCs w:val="20"/>
               </w:rPr>
-              <w:t>1</w:t>
-            </w:r>
-            <w:r>
-              <w:rPr>
-                <w:rFonts w:ascii="Times New Roman" w:hAnsi="Times New Roman" w:cs="Times New Roman"/>
-                <w:sz w:val="20"/>
-                <w:szCs w:val="20"/>
-              </w:rPr>
-              <w:t>5</w:t>
+              <w:t>15</w:t>
             </w:r>
           </w:p>
           <w:p>
@@ -29646,15 +29944,7 @@
                 <w:sz w:val="20"/>
                 <w:szCs w:val="20"/>
               </w:rPr>
-              <w:t>8</w:t>
-            </w:r>
-            <w:r>
-              <w:rPr>
-                <w:rFonts w:ascii="Times New Roman" w:hAnsi="Times New Roman" w:cs="Times New Roman"/>
-                <w:sz w:val="20"/>
-                <w:szCs w:val="20"/>
-              </w:rPr>
-              <w:t>/8</w:t>
+              <w:t>8/8</w:t>
             </w:r>
           </w:p>
           <w:p>
@@ -31355,31 +31645,7 @@
                 <w:sz w:val="20"/>
                 <w:szCs w:val="20"/>
               </w:rPr>
-              <w:t>4</w:t>
-            </w:r>
-            <w:r>
-              <w:rPr>
-                <w:rFonts w:ascii="Times New Roman" w:hAnsi="Times New Roman" w:cs="Times New Roman"/>
-                <w:sz w:val="20"/>
-                <w:szCs w:val="20"/>
-              </w:rPr>
-              <w:t>.–</w:t>
-            </w:r>
-            <w:r>
-              <w:rPr>
-                <w:rFonts w:ascii="Times New Roman" w:hAnsi="Times New Roman" w:cs="Times New Roman"/>
-                <w:sz w:val="20"/>
-                <w:szCs w:val="20"/>
-              </w:rPr>
-              <w:t>5</w:t>
-            </w:r>
-            <w:r>
-              <w:rPr>
-                <w:rFonts w:ascii="Times New Roman" w:hAnsi="Times New Roman" w:cs="Times New Roman"/>
-                <w:sz w:val="20"/>
-                <w:szCs w:val="20"/>
-              </w:rPr>
-              <w:t>. Note</w:t>
+              <w:t>4.–5. Note</w:t>
             </w:r>
           </w:p>
         </w:tc>
@@ -31631,15 +31897,7 @@
                 <w:sz w:val="20"/>
                 <w:szCs w:val="20"/>
               </w:rPr>
-              <w:t>Br</w:t>
-            </w:r>
-            <w:r>
-              <w:rPr>
-                <w:rFonts w:ascii="Times New Roman" w:hAnsi="Times New Roman" w:cs="Times New Roman"/>
-                <w:sz w:val="20"/>
-                <w:szCs w:val="20"/>
-              </w:rPr>
-              <w:t>.</w:t>
+              <w:t>Br.</w:t>
             </w:r>
           </w:p>
         </w:tc>
@@ -31833,15 +32091,7 @@
                 <w:sz w:val="20"/>
                 <w:szCs w:val="20"/>
               </w:rPr>
-              <w:t>16</w:t>
-            </w:r>
-            <w:r>
-              <w:rPr>
-                <w:rFonts w:ascii="Times New Roman" w:hAnsi="Times New Roman" w:cs="Times New Roman"/>
-                <w:sz w:val="20"/>
-                <w:szCs w:val="20"/>
-              </w:rPr>
-              <w:t>/16</w:t>
+              <w:t>16/16</w:t>
             </w:r>
           </w:p>
         </w:tc>
@@ -32416,7 +32666,7 @@
                 <w:sz w:val="20"/>
                 <w:szCs w:val="20"/>
               </w:rPr>
-              <w:t>##20</w:t>
+              <w:t>20</w:t>
             </w:r>
           </w:p>
         </w:tc>
@@ -32440,6 +32690,14 @@
                 <w:szCs w:val="20"/>
               </w:rPr>
             </w:pPr>
+            <w:r>
+              <w:rPr>
+                <w:rFonts w:ascii="Times New Roman" w:hAnsi="Times New Roman" w:cs="Times New Roman"/>
+                <w:sz w:val="20"/>
+                <w:szCs w:val="20"/>
+              </w:rPr>
+              <w:t>I. Gg.</w:t>
+            </w:r>
           </w:p>
         </w:tc>
         <w:tc>
@@ -32462,6 +32720,14 @@
                 <w:szCs w:val="20"/>
               </w:rPr>
             </w:pPr>
+            <w:r>
+              <w:rPr>
+                <w:rFonts w:ascii="Times New Roman" w:hAnsi="Times New Roman" w:cs="Times New Roman"/>
+                <w:sz w:val="20"/>
+                <w:szCs w:val="20"/>
+              </w:rPr>
+              <w:t>1/4</w:t>
+            </w:r>
           </w:p>
         </w:tc>
         <w:tc>
@@ -32485,6 +32751,15 @@
                 <w:szCs w:val="20"/>
               </w:rPr>
             </w:pPr>
+            <w:r>
+              <w:rPr>
+                <w:rFonts w:ascii="Times New Roman" w:hAnsi="Times New Roman" w:cs="Times New Roman"/>
+                <w:iCs/>
+                <w:sz w:val="20"/>
+                <w:szCs w:val="20"/>
+              </w:rPr>
+              <w:t>[f] (wie Textfassung 1) gestrichen mit Bleistift.</w:t>
+            </w:r>
           </w:p>
         </w:tc>
       </w:tr>
@@ -32512,6 +32787,14 @@
                 <w:szCs w:val="20"/>
               </w:rPr>
             </w:pPr>
+            <w:r>
+              <w:rPr>
+                <w:rFonts w:ascii="Times New Roman" w:hAnsi="Times New Roman" w:cs="Times New Roman"/>
+                <w:sz w:val="20"/>
+                <w:szCs w:val="20"/>
+              </w:rPr>
+              <w:t>20</w:t>
+            </w:r>
           </w:p>
         </w:tc>
         <w:tc>
@@ -32534,6 +32817,14 @@
                 <w:szCs w:val="20"/>
               </w:rPr>
             </w:pPr>
+            <w:r>
+              <w:rPr>
+                <w:rFonts w:ascii="Times New Roman" w:hAnsi="Times New Roman" w:cs="Times New Roman"/>
+                <w:sz w:val="20"/>
+                <w:szCs w:val="20"/>
+              </w:rPr>
+              <w:t>II. Gg.</w:t>
+            </w:r>
           </w:p>
         </w:tc>
         <w:tc>
@@ -32556,6 +32847,14 @@
                 <w:szCs w:val="20"/>
               </w:rPr>
             </w:pPr>
+            <w:r>
+              <w:rPr>
+                <w:rFonts w:ascii="Times New Roman" w:hAnsi="Times New Roman" w:cs="Times New Roman"/>
+                <w:sz w:val="20"/>
+                <w:szCs w:val="20"/>
+              </w:rPr>
+              <w:t>1–8/8</w:t>
+            </w:r>
           </w:p>
         </w:tc>
         <w:tc>
@@ -32579,6 +32878,87 @@
                 <w:szCs w:val="20"/>
               </w:rPr>
             </w:pPr>
+            <w:r>
+              <w:rPr>
+                <w:rFonts w:ascii="Times New Roman" w:hAnsi="Times New Roman" w:cs="Times New Roman"/>
+                <w:iCs/>
+                <w:sz w:val="20"/>
+                <w:szCs w:val="20"/>
+              </w:rPr>
+              <w:t xml:space="preserve">[f] zu 1/8 und Crescendogabel zu 4–8/8(wie Textfassung 1) geändert zu </w:t>
+            </w:r>
+            <w:r>
+              <w:rPr>
+                <w:rFonts w:ascii="Times New Roman" w:hAnsi="Times New Roman" w:cs="Times New Roman"/>
+                <w:i/>
+                <w:sz w:val="20"/>
+                <w:szCs w:val="20"/>
+              </w:rPr>
+              <w:t>cresc.</w:t>
+            </w:r>
+            <w:r>
+              <w:rPr>
+                <w:rFonts w:ascii="Times New Roman" w:hAnsi="Times New Roman" w:cs="Times New Roman"/>
+                <w:i/>
+                <w:sz w:val="20"/>
+                <w:szCs w:val="20"/>
+              </w:rPr>
+              <w:t> </w:t>
+            </w:r>
+            <w:r>
+              <w:rPr>
+                <w:rFonts w:ascii="Times New Roman" w:hAnsi="Times New Roman" w:cs="Times New Roman"/>
+                <w:i/>
+                <w:sz w:val="20"/>
+                <w:szCs w:val="20"/>
+              </w:rPr>
+              <w:t>-</w:t>
+            </w:r>
+            <w:r>
+              <w:rPr>
+                <w:rFonts w:ascii="Times New Roman" w:hAnsi="Times New Roman" w:cs="Times New Roman"/>
+                <w:i/>
+                <w:sz w:val="20"/>
+                <w:szCs w:val="20"/>
+              </w:rPr>
+              <w:t> </w:t>
+            </w:r>
+            <w:r>
+              <w:rPr>
+                <w:rFonts w:ascii="Times New Roman" w:hAnsi="Times New Roman" w:cs="Times New Roman"/>
+                <w:i/>
+                <w:sz w:val="20"/>
+                <w:szCs w:val="20"/>
+              </w:rPr>
+              <w:t>-</w:t>
+            </w:r>
+            <w:r>
+              <w:rPr>
+                <w:rFonts w:ascii="Times New Roman" w:hAnsi="Times New Roman" w:cs="Times New Roman"/>
+                <w:i/>
+                <w:sz w:val="20"/>
+                <w:szCs w:val="20"/>
+              </w:rPr>
+              <w:t> </w:t>
+            </w:r>
+            <w:r>
+              <w:rPr>
+                <w:rFonts w:ascii="Times New Roman" w:hAnsi="Times New Roman" w:cs="Times New Roman"/>
+                <w:i/>
+                <w:sz w:val="20"/>
+                <w:szCs w:val="20"/>
+              </w:rPr>
+              <w:t>-</w:t>
+            </w:r>
+            <w:r>
+              <w:rPr>
+                <w:rFonts w:ascii="Times New Roman" w:hAnsi="Times New Roman" w:cs="Times New Roman"/>
+                <w:iCs/>
+                <w:sz w:val="20"/>
+                <w:szCs w:val="20"/>
+              </w:rPr>
+              <w:t xml:space="preserve"> mit Bleistift.</w:t>
+            </w:r>
           </w:p>
         </w:tc>
       </w:tr>
@@ -32588,43 +32968,123 @@
         </w:trPr>
         <w:tc>
           <w:tcPr>
-            <w:tcW w:w="9212" w:type="dxa"/>
-            <w:gridSpan w:val="4"/>
-            <w:tcBorders>
-              <w:top w:val="single" w:sz="4" w:space="0" w:color="auto"/>
-              <w:left w:val="single" w:sz="4" w:space="0" w:color="auto"/>
-              <w:bottom w:val="single" w:sz="4" w:space="0" w:color="auto"/>
-              <w:right w:val="single" w:sz="4" w:space="0" w:color="auto"/>
-            </w:tcBorders>
-          </w:tcPr>
-          <w:p>
-            <w:pPr>
-              <w:spacing w:after="0" w:line="360" w:lineRule="auto"/>
-              <w:outlineLvl w:val="0"/>
-              <w:rPr>
-                <w:rFonts w:ascii="Times New Roman" w:hAnsi="Times New Roman" w:cs="Times New Roman"/>
-                <w:iCs/>
-                <w:sz w:val="20"/>
-                <w:szCs w:val="20"/>
-              </w:rPr>
-            </w:pPr>
-            <w:r>
-              <w:rPr>
-                <w:rFonts w:ascii="Times New Roman" w:hAnsi="Times New Roman" w:cs="Times New Roman"/>
-                <w:iCs/>
-                <w:sz w:val="20"/>
-                <w:szCs w:val="20"/>
-              </w:rPr>
-              <w:t xml:space="preserve">IV </w:t>
-            </w:r>
-            <w:r>
-              <w:rPr>
-                <w:rFonts w:ascii="Times New Roman" w:hAnsi="Times New Roman" w:cs="Times New Roman"/>
-                <w:sz w:val="20"/>
-                <w:szCs w:val="20"/>
-                <w:lang w:val="de-DE"/>
-              </w:rPr>
-              <w:t>(M 150: Textfassung 2)</w:t>
+            <w:tcW w:w="920" w:type="dxa"/>
+            <w:tcBorders>
+              <w:top w:val="single" w:sz="4" w:space="0" w:color="auto"/>
+              <w:left w:val="single" w:sz="4" w:space="0" w:color="auto"/>
+              <w:bottom w:val="single" w:sz="4" w:space="0" w:color="auto"/>
+              <w:right w:val="single" w:sz="4" w:space="0" w:color="auto"/>
+            </w:tcBorders>
+          </w:tcPr>
+          <w:p>
+            <w:pPr>
+              <w:spacing w:after="0" w:line="360" w:lineRule="auto"/>
+              <w:outlineLvl w:val="0"/>
+              <w:rPr>
+                <w:rFonts w:ascii="Times New Roman" w:hAnsi="Times New Roman" w:cs="Times New Roman"/>
+                <w:sz w:val="20"/>
+                <w:szCs w:val="20"/>
+              </w:rPr>
+            </w:pPr>
+            <w:r>
+              <w:rPr>
+                <w:rFonts w:ascii="Times New Roman" w:hAnsi="Times New Roman" w:cs="Times New Roman"/>
+                <w:sz w:val="20"/>
+                <w:szCs w:val="20"/>
+              </w:rPr>
+              <w:t>20</w:t>
+            </w:r>
+          </w:p>
+        </w:tc>
+        <w:tc>
+          <w:tcPr>
+            <w:tcW w:w="1134" w:type="dxa"/>
+            <w:tcBorders>
+              <w:top w:val="single" w:sz="4" w:space="0" w:color="auto"/>
+              <w:left w:val="single" w:sz="4" w:space="0" w:color="auto"/>
+              <w:bottom w:val="single" w:sz="4" w:space="0" w:color="auto"/>
+              <w:right w:val="single" w:sz="4" w:space="0" w:color="auto"/>
+            </w:tcBorders>
+          </w:tcPr>
+          <w:p>
+            <w:pPr>
+              <w:spacing w:after="0" w:line="360" w:lineRule="auto"/>
+              <w:outlineLvl w:val="0"/>
+              <w:rPr>
+                <w:rFonts w:ascii="Times New Roman" w:hAnsi="Times New Roman" w:cs="Times New Roman"/>
+                <w:sz w:val="20"/>
+                <w:szCs w:val="20"/>
+              </w:rPr>
+            </w:pPr>
+            <w:r>
+              <w:rPr>
+                <w:rFonts w:ascii="Times New Roman" w:hAnsi="Times New Roman" w:cs="Times New Roman"/>
+                <w:sz w:val="20"/>
+                <w:szCs w:val="20"/>
+              </w:rPr>
+              <w:t xml:space="preserve">Br. </w:t>
+            </w:r>
+          </w:p>
+        </w:tc>
+        <w:tc>
+          <w:tcPr>
+            <w:tcW w:w="1278" w:type="dxa"/>
+            <w:tcBorders>
+              <w:top w:val="single" w:sz="4" w:space="0" w:color="auto"/>
+              <w:left w:val="single" w:sz="4" w:space="0" w:color="auto"/>
+              <w:bottom w:val="single" w:sz="4" w:space="0" w:color="auto"/>
+              <w:right w:val="single" w:sz="4" w:space="0" w:color="auto"/>
+            </w:tcBorders>
+          </w:tcPr>
+          <w:p>
+            <w:pPr>
+              <w:spacing w:after="0" w:line="360" w:lineRule="auto"/>
+              <w:outlineLvl w:val="0"/>
+              <w:rPr>
+                <w:rFonts w:ascii="Times New Roman" w:hAnsi="Times New Roman" w:cs="Times New Roman"/>
+                <w:sz w:val="20"/>
+                <w:szCs w:val="20"/>
+              </w:rPr>
+            </w:pPr>
+            <w:r>
+              <w:rPr>
+                <w:rFonts w:ascii="Times New Roman" w:hAnsi="Times New Roman" w:cs="Times New Roman"/>
+                <w:sz w:val="20"/>
+                <w:szCs w:val="20"/>
+              </w:rPr>
+              <w:t>1/8</w:t>
+            </w:r>
+          </w:p>
+        </w:tc>
+        <w:tc>
+          <w:tcPr>
+            <w:tcW w:w="5880" w:type="dxa"/>
+            <w:tcBorders>
+              <w:top w:val="single" w:sz="4" w:space="0" w:color="auto"/>
+              <w:left w:val="single" w:sz="4" w:space="0" w:color="auto"/>
+              <w:bottom w:val="single" w:sz="4" w:space="0" w:color="auto"/>
+              <w:right w:val="single" w:sz="4" w:space="0" w:color="auto"/>
+            </w:tcBorders>
+          </w:tcPr>
+          <w:p>
+            <w:pPr>
+              <w:spacing w:after="0" w:line="360" w:lineRule="auto"/>
+              <w:outlineLvl w:val="0"/>
+              <w:rPr>
+                <w:rFonts w:ascii="Times New Roman" w:hAnsi="Times New Roman" w:cs="Times New Roman"/>
+                <w:iCs/>
+                <w:sz w:val="20"/>
+                <w:szCs w:val="20"/>
+              </w:rPr>
+            </w:pPr>
+            <w:r>
+              <w:rPr>
+                <w:rFonts w:ascii="Times New Roman" w:hAnsi="Times New Roman" w:cs="Times New Roman"/>
+                <w:iCs/>
+                <w:sz w:val="20"/>
+                <w:szCs w:val="20"/>
+              </w:rPr>
+              <w:t>[f] hinzugefügt mit Bleistift.</w:t>
             </w:r>
           </w:p>
         </w:tc>
@@ -32659,8 +33119,4557 @@
                 <w:sz w:val="20"/>
                 <w:szCs w:val="20"/>
               </w:rPr>
-              <w:t>##</w:t>
-            </w:r>
+              <w:t>20</w:t>
+            </w:r>
+          </w:p>
+          <w:p>
+            <w:pPr>
+              <w:spacing w:after="0" w:line="360" w:lineRule="auto"/>
+              <w:outlineLvl w:val="0"/>
+              <w:rPr>
+                <w:rFonts w:ascii="Times New Roman" w:hAnsi="Times New Roman" w:cs="Times New Roman"/>
+                <w:sz w:val="20"/>
+                <w:szCs w:val="20"/>
+              </w:rPr>
+            </w:pPr>
+            <w:r>
+              <w:rPr>
+                <w:rFonts w:ascii="Times New Roman" w:hAnsi="Times New Roman" w:cs="Times New Roman"/>
+                <w:sz w:val="20"/>
+                <w:szCs w:val="20"/>
+              </w:rPr>
+              <w:t>bis 21</w:t>
+            </w:r>
+          </w:p>
+        </w:tc>
+        <w:tc>
+          <w:tcPr>
+            <w:tcW w:w="1134" w:type="dxa"/>
+            <w:tcBorders>
+              <w:top w:val="single" w:sz="4" w:space="0" w:color="auto"/>
+              <w:left w:val="single" w:sz="4" w:space="0" w:color="auto"/>
+              <w:bottom w:val="single" w:sz="4" w:space="0" w:color="auto"/>
+              <w:right w:val="single" w:sz="4" w:space="0" w:color="auto"/>
+            </w:tcBorders>
+          </w:tcPr>
+          <w:p>
+            <w:pPr>
+              <w:spacing w:after="0" w:line="360" w:lineRule="auto"/>
+              <w:outlineLvl w:val="0"/>
+              <w:rPr>
+                <w:rFonts w:ascii="Times New Roman" w:hAnsi="Times New Roman" w:cs="Times New Roman"/>
+                <w:sz w:val="20"/>
+                <w:szCs w:val="20"/>
+              </w:rPr>
+            </w:pPr>
+            <w:r>
+              <w:rPr>
+                <w:rFonts w:ascii="Times New Roman" w:hAnsi="Times New Roman" w:cs="Times New Roman"/>
+                <w:sz w:val="20"/>
+                <w:szCs w:val="20"/>
+              </w:rPr>
+              <w:t xml:space="preserve">Br. </w:t>
+            </w:r>
+          </w:p>
+        </w:tc>
+        <w:tc>
+          <w:tcPr>
+            <w:tcW w:w="1278" w:type="dxa"/>
+            <w:tcBorders>
+              <w:top w:val="single" w:sz="4" w:space="0" w:color="auto"/>
+              <w:left w:val="single" w:sz="4" w:space="0" w:color="auto"/>
+              <w:bottom w:val="single" w:sz="4" w:space="0" w:color="auto"/>
+              <w:right w:val="single" w:sz="4" w:space="0" w:color="auto"/>
+            </w:tcBorders>
+          </w:tcPr>
+          <w:p>
+            <w:pPr>
+              <w:spacing w:after="0" w:line="360" w:lineRule="auto"/>
+              <w:outlineLvl w:val="0"/>
+              <w:rPr>
+                <w:rFonts w:ascii="Times New Roman" w:hAnsi="Times New Roman" w:cs="Times New Roman"/>
+                <w:sz w:val="20"/>
+                <w:szCs w:val="20"/>
+              </w:rPr>
+            </w:pPr>
+            <w:r>
+              <w:rPr>
+                <w:rFonts w:ascii="Times New Roman" w:hAnsi="Times New Roman" w:cs="Times New Roman"/>
+                <w:sz w:val="20"/>
+                <w:szCs w:val="20"/>
+              </w:rPr>
+              <w:t>1/8</w:t>
+            </w:r>
+          </w:p>
+          <w:p>
+            <w:pPr>
+              <w:spacing w:after="0" w:line="360" w:lineRule="auto"/>
+              <w:outlineLvl w:val="0"/>
+              <w:rPr>
+                <w:rFonts w:ascii="Times New Roman" w:hAnsi="Times New Roman" w:cs="Times New Roman"/>
+                <w:sz w:val="20"/>
+                <w:szCs w:val="20"/>
+              </w:rPr>
+            </w:pPr>
+            <w:r>
+              <w:rPr>
+                <w:rFonts w:ascii="Times New Roman" w:hAnsi="Times New Roman" w:cs="Times New Roman"/>
+                <w:sz w:val="20"/>
+                <w:szCs w:val="20"/>
+              </w:rPr>
+              <w:t>4/8</w:t>
+            </w:r>
+          </w:p>
+        </w:tc>
+        <w:tc>
+          <w:tcPr>
+            <w:tcW w:w="5880" w:type="dxa"/>
+            <w:tcBorders>
+              <w:top w:val="single" w:sz="4" w:space="0" w:color="auto"/>
+              <w:left w:val="single" w:sz="4" w:space="0" w:color="auto"/>
+              <w:bottom w:val="single" w:sz="4" w:space="0" w:color="auto"/>
+              <w:right w:val="single" w:sz="4" w:space="0" w:color="auto"/>
+            </w:tcBorders>
+          </w:tcPr>
+          <w:p>
+            <w:pPr>
+              <w:spacing w:after="0" w:line="360" w:lineRule="auto"/>
+              <w:outlineLvl w:val="0"/>
+              <w:rPr>
+                <w:rFonts w:ascii="Times New Roman" w:hAnsi="Times New Roman" w:cs="Times New Roman"/>
+                <w:iCs/>
+                <w:sz w:val="20"/>
+                <w:szCs w:val="20"/>
+              </w:rPr>
+            </w:pPr>
+            <w:r>
+              <w:rPr>
+                <w:rFonts w:ascii="Times New Roman" w:hAnsi="Times New Roman" w:cs="Times New Roman"/>
+                <w:i/>
+                <w:sz w:val="20"/>
+                <w:szCs w:val="20"/>
+              </w:rPr>
+              <w:t>cresc. - - -</w:t>
+            </w:r>
+            <w:r>
+              <w:rPr>
+                <w:rFonts w:ascii="Times New Roman" w:hAnsi="Times New Roman" w:cs="Times New Roman"/>
+                <w:iCs/>
+                <w:sz w:val="20"/>
+                <w:szCs w:val="20"/>
+              </w:rPr>
+              <w:t xml:space="preserve"> hinzugefügt und.</w:t>
+            </w:r>
+          </w:p>
+        </w:tc>
+      </w:tr>
+      <w:tr>
+        <w:trPr>
+          <w:cantSplit/>
+        </w:trPr>
+        <w:tc>
+          <w:tcPr>
+            <w:tcW w:w="920" w:type="dxa"/>
+            <w:tcBorders>
+              <w:top w:val="single" w:sz="4" w:space="0" w:color="auto"/>
+              <w:left w:val="single" w:sz="4" w:space="0" w:color="auto"/>
+              <w:bottom w:val="single" w:sz="4" w:space="0" w:color="auto"/>
+              <w:right w:val="single" w:sz="4" w:space="0" w:color="auto"/>
+            </w:tcBorders>
+          </w:tcPr>
+          <w:p>
+            <w:pPr>
+              <w:spacing w:after="0" w:line="360" w:lineRule="auto"/>
+              <w:outlineLvl w:val="0"/>
+              <w:rPr>
+                <w:rFonts w:ascii="Times New Roman" w:hAnsi="Times New Roman" w:cs="Times New Roman"/>
+                <w:sz w:val="20"/>
+                <w:szCs w:val="20"/>
+              </w:rPr>
+            </w:pPr>
+            <w:r>
+              <w:rPr>
+                <w:rFonts w:ascii="Times New Roman" w:hAnsi="Times New Roman" w:cs="Times New Roman"/>
+                <w:sz w:val="20"/>
+                <w:szCs w:val="20"/>
+              </w:rPr>
+              <w:t>20</w:t>
+            </w:r>
+          </w:p>
+        </w:tc>
+        <w:tc>
+          <w:tcPr>
+            <w:tcW w:w="1134" w:type="dxa"/>
+            <w:tcBorders>
+              <w:top w:val="single" w:sz="4" w:space="0" w:color="auto"/>
+              <w:left w:val="single" w:sz="4" w:space="0" w:color="auto"/>
+              <w:bottom w:val="single" w:sz="4" w:space="0" w:color="auto"/>
+              <w:right w:val="single" w:sz="4" w:space="0" w:color="auto"/>
+            </w:tcBorders>
+          </w:tcPr>
+          <w:p>
+            <w:pPr>
+              <w:spacing w:after="0" w:line="360" w:lineRule="auto"/>
+              <w:outlineLvl w:val="0"/>
+              <w:rPr>
+                <w:rFonts w:ascii="Times New Roman" w:hAnsi="Times New Roman" w:cs="Times New Roman"/>
+                <w:sz w:val="20"/>
+                <w:szCs w:val="20"/>
+              </w:rPr>
+            </w:pPr>
+            <w:r>
+              <w:rPr>
+                <w:rFonts w:ascii="Times New Roman" w:hAnsi="Times New Roman" w:cs="Times New Roman"/>
+                <w:sz w:val="20"/>
+                <w:szCs w:val="20"/>
+              </w:rPr>
+              <w:t xml:space="preserve">Br. </w:t>
+            </w:r>
+          </w:p>
+        </w:tc>
+        <w:tc>
+          <w:tcPr>
+            <w:tcW w:w="1278" w:type="dxa"/>
+            <w:tcBorders>
+              <w:top w:val="single" w:sz="4" w:space="0" w:color="auto"/>
+              <w:left w:val="single" w:sz="4" w:space="0" w:color="auto"/>
+              <w:bottom w:val="single" w:sz="4" w:space="0" w:color="auto"/>
+              <w:right w:val="single" w:sz="4" w:space="0" w:color="auto"/>
+            </w:tcBorders>
+          </w:tcPr>
+          <w:p>
+            <w:pPr>
+              <w:spacing w:after="0" w:line="360" w:lineRule="auto"/>
+              <w:outlineLvl w:val="0"/>
+              <w:rPr>
+                <w:rFonts w:ascii="Times New Roman" w:hAnsi="Times New Roman" w:cs="Times New Roman"/>
+                <w:sz w:val="20"/>
+                <w:szCs w:val="20"/>
+              </w:rPr>
+            </w:pPr>
+            <w:r>
+              <w:rPr>
+                <w:rFonts w:ascii="Times New Roman" w:hAnsi="Times New Roman" w:cs="Times New Roman"/>
+                <w:sz w:val="20"/>
+                <w:szCs w:val="20"/>
+              </w:rPr>
+              <w:t>2–3/8</w:t>
+            </w:r>
+          </w:p>
+        </w:tc>
+        <w:tc>
+          <w:tcPr>
+            <w:tcW w:w="5880" w:type="dxa"/>
+            <w:tcBorders>
+              <w:top w:val="single" w:sz="4" w:space="0" w:color="auto"/>
+              <w:left w:val="single" w:sz="4" w:space="0" w:color="auto"/>
+              <w:bottom w:val="single" w:sz="4" w:space="0" w:color="auto"/>
+              <w:right w:val="single" w:sz="4" w:space="0" w:color="auto"/>
+            </w:tcBorders>
+          </w:tcPr>
+          <w:p>
+            <w:pPr>
+              <w:spacing w:after="0" w:line="360" w:lineRule="auto"/>
+              <w:outlineLvl w:val="0"/>
+              <w:rPr>
+                <w:rFonts w:ascii="Times New Roman" w:hAnsi="Times New Roman" w:cs="Times New Roman"/>
+                <w:iCs/>
+                <w:sz w:val="20"/>
+                <w:szCs w:val="20"/>
+              </w:rPr>
+            </w:pPr>
+            <w:r>
+              <w:rPr>
+                <w:rFonts w:ascii="Times New Roman" w:hAnsi="Times New Roman" w:cs="Times New Roman"/>
+                <w:iCs/>
+                <w:sz w:val="20"/>
+                <w:szCs w:val="20"/>
+              </w:rPr>
+              <w:t>cis</w:t>
+            </w:r>
+            <w:r>
+              <w:rPr>
+                <w:rFonts w:ascii="Times New Roman" w:hAnsi="Times New Roman" w:cs="Times New Roman"/>
+                <w:iCs/>
+                <w:sz w:val="20"/>
+                <w:szCs w:val="20"/>
+                <w:vertAlign w:val="superscript"/>
+              </w:rPr>
+              <w:t>1</w:t>
+            </w:r>
+            <w:r>
+              <w:rPr>
+                <w:rFonts w:ascii="Times New Roman" w:hAnsi="Times New Roman" w:cs="Times New Roman"/>
+                <w:iCs/>
+                <w:sz w:val="20"/>
+                <w:szCs w:val="20"/>
+              </w:rPr>
+              <w:t>–e</w:t>
+            </w:r>
+            <w:r>
+              <w:rPr>
+                <w:rFonts w:ascii="Times New Roman" w:hAnsi="Times New Roman" w:cs="Times New Roman"/>
+                <w:iCs/>
+                <w:sz w:val="20"/>
+                <w:szCs w:val="20"/>
+                <w:vertAlign w:val="superscript"/>
+              </w:rPr>
+              <w:t>1</w:t>
+            </w:r>
+            <w:r>
+              <w:rPr>
+                <w:rFonts w:ascii="Times New Roman" w:hAnsi="Times New Roman" w:cs="Times New Roman"/>
+                <w:iCs/>
+                <w:sz w:val="20"/>
+                <w:szCs w:val="20"/>
+              </w:rPr>
+              <w:t xml:space="preserve"> (wie Textfassung 1) geändert zu h–[a]f</w:t>
+            </w:r>
+            <w:r>
+              <w:rPr>
+                <w:rFonts w:ascii="Times New Roman" w:hAnsi="Times New Roman" w:cs="Times New Roman"/>
+                <w:iCs/>
+                <w:sz w:val="20"/>
+                <w:szCs w:val="20"/>
+                <w:vertAlign w:val="superscript"/>
+              </w:rPr>
+              <w:t>1</w:t>
+            </w:r>
+            <w:r>
+              <w:rPr>
+                <w:rFonts w:ascii="Times New Roman" w:hAnsi="Times New Roman" w:cs="Times New Roman"/>
+                <w:iCs/>
+                <w:sz w:val="20"/>
+                <w:szCs w:val="20"/>
+              </w:rPr>
+              <w:t xml:space="preserve"> mit Bleistift. Vermutlich dazu am linken Rand: </w:t>
+            </w:r>
+            <w:r>
+              <w:rPr>
+                <w:rFonts w:ascii="Times New Roman" w:hAnsi="Times New Roman" w:cs="Times New Roman"/>
+                <w:i/>
+                <w:sz w:val="20"/>
+                <w:szCs w:val="20"/>
+              </w:rPr>
+              <w:t>geändert | AWebern</w:t>
+            </w:r>
+            <w:r>
+              <w:rPr>
+                <w:rFonts w:ascii="Times New Roman" w:hAnsi="Times New Roman" w:cs="Times New Roman"/>
+                <w:iCs/>
+                <w:sz w:val="20"/>
+                <w:szCs w:val="20"/>
+              </w:rPr>
+              <w:t xml:space="preserve"> mit Bleistift notiert.</w:t>
+            </w:r>
+          </w:p>
+        </w:tc>
+      </w:tr>
+      <w:tr>
+        <w:trPr>
+          <w:cantSplit/>
+        </w:trPr>
+        <w:tc>
+          <w:tcPr>
+            <w:tcW w:w="920" w:type="dxa"/>
+            <w:tcBorders>
+              <w:top w:val="single" w:sz="4" w:space="0" w:color="auto"/>
+              <w:left w:val="single" w:sz="4" w:space="0" w:color="auto"/>
+              <w:bottom w:val="single" w:sz="4" w:space="0" w:color="auto"/>
+              <w:right w:val="single" w:sz="4" w:space="0" w:color="auto"/>
+            </w:tcBorders>
+          </w:tcPr>
+          <w:p>
+            <w:pPr>
+              <w:spacing w:after="0" w:line="360" w:lineRule="auto"/>
+              <w:outlineLvl w:val="0"/>
+              <w:rPr>
+                <w:rFonts w:ascii="Times New Roman" w:hAnsi="Times New Roman" w:cs="Times New Roman"/>
+                <w:sz w:val="20"/>
+                <w:szCs w:val="20"/>
+              </w:rPr>
+            </w:pPr>
+            <w:r>
+              <w:rPr>
+                <w:rFonts w:ascii="Times New Roman" w:hAnsi="Times New Roman" w:cs="Times New Roman"/>
+                <w:sz w:val="20"/>
+                <w:szCs w:val="20"/>
+              </w:rPr>
+              <w:t>20</w:t>
+            </w:r>
+          </w:p>
+          <w:p>
+            <w:pPr>
+              <w:spacing w:after="0" w:line="360" w:lineRule="auto"/>
+              <w:outlineLvl w:val="0"/>
+              <w:rPr>
+                <w:rFonts w:ascii="Times New Roman" w:hAnsi="Times New Roman" w:cs="Times New Roman"/>
+                <w:sz w:val="20"/>
+                <w:szCs w:val="20"/>
+              </w:rPr>
+            </w:pPr>
+            <w:r>
+              <w:rPr>
+                <w:rFonts w:ascii="Times New Roman" w:hAnsi="Times New Roman" w:cs="Times New Roman"/>
+                <w:sz w:val="20"/>
+                <w:szCs w:val="20"/>
+              </w:rPr>
+              <w:t>bis 21</w:t>
+            </w:r>
+          </w:p>
+        </w:tc>
+        <w:tc>
+          <w:tcPr>
+            <w:tcW w:w="1134" w:type="dxa"/>
+            <w:tcBorders>
+              <w:top w:val="single" w:sz="4" w:space="0" w:color="auto"/>
+              <w:left w:val="single" w:sz="4" w:space="0" w:color="auto"/>
+              <w:bottom w:val="single" w:sz="4" w:space="0" w:color="auto"/>
+              <w:right w:val="single" w:sz="4" w:space="0" w:color="auto"/>
+            </w:tcBorders>
+          </w:tcPr>
+          <w:p>
+            <w:pPr>
+              <w:spacing w:after="0" w:line="360" w:lineRule="auto"/>
+              <w:outlineLvl w:val="0"/>
+              <w:rPr>
+                <w:rFonts w:ascii="Times New Roman" w:hAnsi="Times New Roman" w:cs="Times New Roman"/>
+                <w:sz w:val="20"/>
+                <w:szCs w:val="20"/>
+              </w:rPr>
+            </w:pPr>
+            <w:r>
+              <w:rPr>
+                <w:rFonts w:ascii="Times New Roman" w:hAnsi="Times New Roman" w:cs="Times New Roman"/>
+                <w:sz w:val="20"/>
+                <w:szCs w:val="20"/>
+              </w:rPr>
+              <w:t>Vc.</w:t>
+            </w:r>
+          </w:p>
+        </w:tc>
+        <w:tc>
+          <w:tcPr>
+            <w:tcW w:w="1278" w:type="dxa"/>
+            <w:tcBorders>
+              <w:top w:val="single" w:sz="4" w:space="0" w:color="auto"/>
+              <w:left w:val="single" w:sz="4" w:space="0" w:color="auto"/>
+              <w:bottom w:val="single" w:sz="4" w:space="0" w:color="auto"/>
+              <w:right w:val="single" w:sz="4" w:space="0" w:color="auto"/>
+            </w:tcBorders>
+          </w:tcPr>
+          <w:p>
+            <w:pPr>
+              <w:spacing w:after="0" w:line="360" w:lineRule="auto"/>
+              <w:outlineLvl w:val="0"/>
+              <w:rPr>
+                <w:rFonts w:ascii="Times New Roman" w:hAnsi="Times New Roman" w:cs="Times New Roman"/>
+                <w:sz w:val="20"/>
+                <w:szCs w:val="20"/>
+              </w:rPr>
+            </w:pPr>
+            <w:r>
+              <w:rPr>
+                <w:rFonts w:ascii="Times New Roman" w:hAnsi="Times New Roman" w:cs="Times New Roman"/>
+                <w:sz w:val="20"/>
+                <w:szCs w:val="20"/>
+              </w:rPr>
+              <w:t>2/8</w:t>
+            </w:r>
+          </w:p>
+          <w:p>
+            <w:pPr>
+              <w:spacing w:after="0" w:line="360" w:lineRule="auto"/>
+              <w:outlineLvl w:val="0"/>
+              <w:rPr>
+                <w:rFonts w:ascii="Times New Roman" w:hAnsi="Times New Roman" w:cs="Times New Roman"/>
+                <w:sz w:val="20"/>
+                <w:szCs w:val="20"/>
+              </w:rPr>
+            </w:pPr>
+            <w:r>
+              <w:rPr>
+                <w:rFonts w:ascii="Times New Roman" w:hAnsi="Times New Roman" w:cs="Times New Roman"/>
+                <w:sz w:val="20"/>
+                <w:szCs w:val="20"/>
+              </w:rPr>
+              <w:t>8/8</w:t>
+            </w:r>
+          </w:p>
+        </w:tc>
+        <w:tc>
+          <w:tcPr>
+            <w:tcW w:w="5880" w:type="dxa"/>
+            <w:tcBorders>
+              <w:top w:val="single" w:sz="4" w:space="0" w:color="auto"/>
+              <w:left w:val="single" w:sz="4" w:space="0" w:color="auto"/>
+              <w:bottom w:val="single" w:sz="4" w:space="0" w:color="auto"/>
+              <w:right w:val="single" w:sz="4" w:space="0" w:color="auto"/>
+            </w:tcBorders>
+          </w:tcPr>
+          <w:p>
+            <w:pPr>
+              <w:spacing w:after="0" w:line="360" w:lineRule="auto"/>
+              <w:outlineLvl w:val="0"/>
+              <w:rPr>
+                <w:rFonts w:ascii="Times New Roman" w:hAnsi="Times New Roman" w:cs="Times New Roman"/>
+                <w:iCs/>
+                <w:sz w:val="20"/>
+                <w:szCs w:val="20"/>
+              </w:rPr>
+            </w:pPr>
+            <w:r>
+              <w:rPr>
+                <w:rFonts w:ascii="Times New Roman" w:hAnsi="Times New Roman" w:cs="Times New Roman"/>
+                <w:iCs/>
+                <w:sz w:val="20"/>
+                <w:szCs w:val="20"/>
+              </w:rPr>
+              <w:t>Crescendogabel T. 20 3–7/8</w:t>
+            </w:r>
+            <w:r>
+              <w:rPr>
+                <w:rFonts w:ascii="Times New Roman" w:hAnsi="Times New Roman" w:cs="Times New Roman"/>
+                <w:iCs/>
+                <w:sz w:val="20"/>
+                <w:szCs w:val="20"/>
+              </w:rPr>
+              <w:t xml:space="preserve"> (wie Textfassung 1)</w:t>
+            </w:r>
+            <w:r>
+              <w:rPr>
+                <w:rFonts w:ascii="Times New Roman" w:hAnsi="Times New Roman" w:cs="Times New Roman"/>
+                <w:iCs/>
+                <w:sz w:val="20"/>
+                <w:szCs w:val="20"/>
+              </w:rPr>
+              <w:t xml:space="preserve"> </w:t>
+            </w:r>
+            <w:r>
+              <w:rPr>
+                <w:rFonts w:ascii="Times New Roman" w:hAnsi="Times New Roman" w:cs="Times New Roman"/>
+                <w:iCs/>
+                <w:sz w:val="20"/>
+                <w:szCs w:val="20"/>
+              </w:rPr>
+              <w:t xml:space="preserve">geändert zu </w:t>
+            </w:r>
+            <w:r>
+              <w:rPr>
+                <w:rFonts w:ascii="Times New Roman" w:hAnsi="Times New Roman" w:cs="Times New Roman"/>
+                <w:i/>
+                <w:sz w:val="20"/>
+                <w:szCs w:val="20"/>
+              </w:rPr>
+              <w:t>cresc. - - -</w:t>
+            </w:r>
+            <w:r>
+              <w:rPr>
+                <w:rFonts w:ascii="Times New Roman" w:hAnsi="Times New Roman" w:cs="Times New Roman"/>
+                <w:iCs/>
+                <w:sz w:val="20"/>
+                <w:szCs w:val="20"/>
+              </w:rPr>
+              <w:t xml:space="preserve"> mit Bleistift. Siehe auch Korrektur in T. 21 1/8.</w:t>
+            </w:r>
+          </w:p>
+        </w:tc>
+      </w:tr>
+      <w:tr>
+        <w:trPr>
+          <w:cantSplit/>
+        </w:trPr>
+        <w:tc>
+          <w:tcPr>
+            <w:tcW w:w="920" w:type="dxa"/>
+            <w:tcBorders>
+              <w:top w:val="single" w:sz="4" w:space="0" w:color="auto"/>
+              <w:left w:val="single" w:sz="4" w:space="0" w:color="auto"/>
+              <w:bottom w:val="single" w:sz="4" w:space="0" w:color="auto"/>
+              <w:right w:val="single" w:sz="4" w:space="0" w:color="auto"/>
+            </w:tcBorders>
+          </w:tcPr>
+          <w:p>
+            <w:pPr>
+              <w:spacing w:after="0" w:line="360" w:lineRule="auto"/>
+              <w:outlineLvl w:val="0"/>
+              <w:rPr>
+                <w:rFonts w:ascii="Times New Roman" w:hAnsi="Times New Roman" w:cs="Times New Roman"/>
+                <w:sz w:val="20"/>
+                <w:szCs w:val="20"/>
+              </w:rPr>
+            </w:pPr>
+            <w:r>
+              <w:rPr>
+                <w:rFonts w:ascii="Times New Roman" w:hAnsi="Times New Roman" w:cs="Times New Roman"/>
+                <w:sz w:val="20"/>
+                <w:szCs w:val="20"/>
+              </w:rPr>
+              <w:t>21</w:t>
+            </w:r>
+          </w:p>
+        </w:tc>
+        <w:tc>
+          <w:tcPr>
+            <w:tcW w:w="1134" w:type="dxa"/>
+            <w:tcBorders>
+              <w:top w:val="single" w:sz="4" w:space="0" w:color="auto"/>
+              <w:left w:val="single" w:sz="4" w:space="0" w:color="auto"/>
+              <w:bottom w:val="single" w:sz="4" w:space="0" w:color="auto"/>
+              <w:right w:val="single" w:sz="4" w:space="0" w:color="auto"/>
+            </w:tcBorders>
+          </w:tcPr>
+          <w:p>
+            <w:pPr>
+              <w:spacing w:after="0" w:line="360" w:lineRule="auto"/>
+              <w:outlineLvl w:val="0"/>
+              <w:rPr>
+                <w:rFonts w:ascii="Times New Roman" w:hAnsi="Times New Roman" w:cs="Times New Roman"/>
+                <w:sz w:val="20"/>
+                <w:szCs w:val="20"/>
+              </w:rPr>
+            </w:pPr>
+            <w:r>
+              <w:rPr>
+                <w:rFonts w:ascii="Times New Roman" w:hAnsi="Times New Roman" w:cs="Times New Roman"/>
+                <w:sz w:val="20"/>
+                <w:szCs w:val="20"/>
+              </w:rPr>
+              <w:t>I. Gg.</w:t>
+            </w:r>
+          </w:p>
+        </w:tc>
+        <w:tc>
+          <w:tcPr>
+            <w:tcW w:w="1278" w:type="dxa"/>
+            <w:tcBorders>
+              <w:top w:val="single" w:sz="4" w:space="0" w:color="auto"/>
+              <w:left w:val="single" w:sz="4" w:space="0" w:color="auto"/>
+              <w:bottom w:val="single" w:sz="4" w:space="0" w:color="auto"/>
+              <w:right w:val="single" w:sz="4" w:space="0" w:color="auto"/>
+            </w:tcBorders>
+          </w:tcPr>
+          <w:p>
+            <w:pPr>
+              <w:spacing w:after="0" w:line="360" w:lineRule="auto"/>
+              <w:outlineLvl w:val="0"/>
+              <w:rPr>
+                <w:rFonts w:ascii="Times New Roman" w:hAnsi="Times New Roman" w:cs="Times New Roman"/>
+                <w:sz w:val="20"/>
+                <w:szCs w:val="20"/>
+              </w:rPr>
+            </w:pPr>
+            <w:r>
+              <w:rPr>
+                <w:rFonts w:ascii="Times New Roman" w:hAnsi="Times New Roman" w:cs="Times New Roman"/>
+                <w:sz w:val="20"/>
+                <w:szCs w:val="20"/>
+              </w:rPr>
+              <w:t>1/8</w:t>
+            </w:r>
+          </w:p>
+        </w:tc>
+        <w:tc>
+          <w:tcPr>
+            <w:tcW w:w="5880" w:type="dxa"/>
+            <w:tcBorders>
+              <w:top w:val="single" w:sz="4" w:space="0" w:color="auto"/>
+              <w:left w:val="single" w:sz="4" w:space="0" w:color="auto"/>
+              <w:bottom w:val="single" w:sz="4" w:space="0" w:color="auto"/>
+              <w:right w:val="single" w:sz="4" w:space="0" w:color="auto"/>
+            </w:tcBorders>
+          </w:tcPr>
+          <w:p>
+            <w:pPr>
+              <w:spacing w:after="0" w:line="360" w:lineRule="auto"/>
+              <w:outlineLvl w:val="0"/>
+              <w:rPr>
+                <w:rFonts w:ascii="Times New Roman" w:hAnsi="Times New Roman" w:cs="Times New Roman"/>
+                <w:iCs/>
+                <w:sz w:val="20"/>
+                <w:szCs w:val="20"/>
+              </w:rPr>
+            </w:pPr>
+            <w:r>
+              <w:rPr>
+                <w:rFonts w:ascii="Times New Roman" w:hAnsi="Times New Roman" w:cs="Times New Roman"/>
+                <w:iCs/>
+                <w:sz w:val="20"/>
+                <w:szCs w:val="20"/>
+              </w:rPr>
+              <w:t>[f</w:t>
+            </w:r>
+            <w:r>
+              <w:rPr>
+                <w:rFonts w:ascii="Times New Roman" w:hAnsi="Times New Roman" w:cs="Times New Roman"/>
+                <w:iCs/>
+                <w:sz w:val="20"/>
+                <w:szCs w:val="20"/>
+              </w:rPr>
+              <w:t>f</w:t>
+            </w:r>
+            <w:r>
+              <w:rPr>
+                <w:rFonts w:ascii="Times New Roman" w:hAnsi="Times New Roman" w:cs="Times New Roman"/>
+                <w:iCs/>
+                <w:sz w:val="20"/>
+                <w:szCs w:val="20"/>
+              </w:rPr>
+              <w:t>f] (wie Textfassung 1) gestrichen</w:t>
+            </w:r>
+          </w:p>
+        </w:tc>
+      </w:tr>
+      <w:tr>
+        <w:trPr>
+          <w:cantSplit/>
+        </w:trPr>
+        <w:tc>
+          <w:tcPr>
+            <w:tcW w:w="920" w:type="dxa"/>
+            <w:tcBorders>
+              <w:top w:val="single" w:sz="4" w:space="0" w:color="auto"/>
+              <w:left w:val="single" w:sz="4" w:space="0" w:color="auto"/>
+              <w:bottom w:val="single" w:sz="4" w:space="0" w:color="auto"/>
+              <w:right w:val="single" w:sz="4" w:space="0" w:color="auto"/>
+            </w:tcBorders>
+          </w:tcPr>
+          <w:p>
+            <w:pPr>
+              <w:spacing w:after="0" w:line="360" w:lineRule="auto"/>
+              <w:outlineLvl w:val="0"/>
+              <w:rPr>
+                <w:rFonts w:ascii="Times New Roman" w:hAnsi="Times New Roman" w:cs="Times New Roman"/>
+                <w:sz w:val="20"/>
+                <w:szCs w:val="20"/>
+              </w:rPr>
+            </w:pPr>
+            <w:r>
+              <w:rPr>
+                <w:rFonts w:ascii="Times New Roman" w:hAnsi="Times New Roman" w:cs="Times New Roman"/>
+                <w:sz w:val="20"/>
+                <w:szCs w:val="20"/>
+              </w:rPr>
+              <w:t>21</w:t>
+            </w:r>
+          </w:p>
+        </w:tc>
+        <w:tc>
+          <w:tcPr>
+            <w:tcW w:w="1134" w:type="dxa"/>
+            <w:tcBorders>
+              <w:top w:val="single" w:sz="4" w:space="0" w:color="auto"/>
+              <w:left w:val="single" w:sz="4" w:space="0" w:color="auto"/>
+              <w:bottom w:val="single" w:sz="4" w:space="0" w:color="auto"/>
+              <w:right w:val="single" w:sz="4" w:space="0" w:color="auto"/>
+            </w:tcBorders>
+          </w:tcPr>
+          <w:p>
+            <w:pPr>
+              <w:spacing w:after="0" w:line="360" w:lineRule="auto"/>
+              <w:outlineLvl w:val="0"/>
+              <w:rPr>
+                <w:rFonts w:ascii="Times New Roman" w:hAnsi="Times New Roman" w:cs="Times New Roman"/>
+                <w:sz w:val="20"/>
+                <w:szCs w:val="20"/>
+              </w:rPr>
+            </w:pPr>
+            <w:r>
+              <w:rPr>
+                <w:rFonts w:ascii="Times New Roman" w:hAnsi="Times New Roman" w:cs="Times New Roman"/>
+                <w:sz w:val="20"/>
+                <w:szCs w:val="20"/>
+              </w:rPr>
+              <w:t>II. Gg., Br., Vc.</w:t>
+            </w:r>
+          </w:p>
+        </w:tc>
+        <w:tc>
+          <w:tcPr>
+            <w:tcW w:w="1278" w:type="dxa"/>
+            <w:tcBorders>
+              <w:top w:val="single" w:sz="4" w:space="0" w:color="auto"/>
+              <w:left w:val="single" w:sz="4" w:space="0" w:color="auto"/>
+              <w:bottom w:val="single" w:sz="4" w:space="0" w:color="auto"/>
+              <w:right w:val="single" w:sz="4" w:space="0" w:color="auto"/>
+            </w:tcBorders>
+          </w:tcPr>
+          <w:p>
+            <w:pPr>
+              <w:spacing w:after="0" w:line="360" w:lineRule="auto"/>
+              <w:outlineLvl w:val="0"/>
+              <w:rPr>
+                <w:rFonts w:ascii="Times New Roman" w:hAnsi="Times New Roman" w:cs="Times New Roman"/>
+                <w:sz w:val="20"/>
+                <w:szCs w:val="20"/>
+              </w:rPr>
+            </w:pPr>
+            <w:r>
+              <w:rPr>
+                <w:rFonts w:ascii="Times New Roman" w:hAnsi="Times New Roman" w:cs="Times New Roman"/>
+                <w:sz w:val="20"/>
+                <w:szCs w:val="20"/>
+              </w:rPr>
+              <w:t>1/8</w:t>
+            </w:r>
+          </w:p>
+        </w:tc>
+        <w:tc>
+          <w:tcPr>
+            <w:tcW w:w="5880" w:type="dxa"/>
+            <w:tcBorders>
+              <w:top w:val="single" w:sz="4" w:space="0" w:color="auto"/>
+              <w:left w:val="single" w:sz="4" w:space="0" w:color="auto"/>
+              <w:bottom w:val="single" w:sz="4" w:space="0" w:color="auto"/>
+              <w:right w:val="single" w:sz="4" w:space="0" w:color="auto"/>
+            </w:tcBorders>
+          </w:tcPr>
+          <w:p>
+            <w:pPr>
+              <w:spacing w:after="0" w:line="360" w:lineRule="auto"/>
+              <w:outlineLvl w:val="0"/>
+              <w:rPr>
+                <w:rFonts w:ascii="Times New Roman" w:hAnsi="Times New Roman" w:cs="Times New Roman"/>
+                <w:iCs/>
+                <w:sz w:val="20"/>
+                <w:szCs w:val="20"/>
+              </w:rPr>
+            </w:pPr>
+            <w:r>
+              <w:rPr>
+                <w:rFonts w:ascii="Times New Roman" w:hAnsi="Times New Roman" w:cs="Times New Roman"/>
+                <w:iCs/>
+                <w:sz w:val="20"/>
+                <w:szCs w:val="20"/>
+              </w:rPr>
+              <w:t>[ff] (wie Textfassung 1) gestrichen</w:t>
+            </w:r>
+          </w:p>
+        </w:tc>
+      </w:tr>
+      <w:tr>
+        <w:trPr>
+          <w:cantSplit/>
+        </w:trPr>
+        <w:tc>
+          <w:tcPr>
+            <w:tcW w:w="920" w:type="dxa"/>
+            <w:tcBorders>
+              <w:top w:val="single" w:sz="4" w:space="0" w:color="auto"/>
+              <w:left w:val="single" w:sz="4" w:space="0" w:color="auto"/>
+              <w:bottom w:val="single" w:sz="4" w:space="0" w:color="auto"/>
+              <w:right w:val="single" w:sz="4" w:space="0" w:color="auto"/>
+            </w:tcBorders>
+          </w:tcPr>
+          <w:p>
+            <w:pPr>
+              <w:spacing w:after="0" w:line="360" w:lineRule="auto"/>
+              <w:outlineLvl w:val="0"/>
+              <w:rPr>
+                <w:rFonts w:ascii="Times New Roman" w:hAnsi="Times New Roman" w:cs="Times New Roman"/>
+                <w:sz w:val="20"/>
+                <w:szCs w:val="20"/>
+              </w:rPr>
+            </w:pPr>
+            <w:r>
+              <w:rPr>
+                <w:rFonts w:ascii="Times New Roman" w:hAnsi="Times New Roman" w:cs="Times New Roman"/>
+                <w:sz w:val="20"/>
+                <w:szCs w:val="20"/>
+              </w:rPr>
+              <w:t>21</w:t>
+            </w:r>
+          </w:p>
+        </w:tc>
+        <w:tc>
+          <w:tcPr>
+            <w:tcW w:w="1134" w:type="dxa"/>
+            <w:tcBorders>
+              <w:top w:val="single" w:sz="4" w:space="0" w:color="auto"/>
+              <w:left w:val="single" w:sz="4" w:space="0" w:color="auto"/>
+              <w:bottom w:val="single" w:sz="4" w:space="0" w:color="auto"/>
+              <w:right w:val="single" w:sz="4" w:space="0" w:color="auto"/>
+            </w:tcBorders>
+          </w:tcPr>
+          <w:p>
+            <w:pPr>
+              <w:spacing w:after="0" w:line="360" w:lineRule="auto"/>
+              <w:outlineLvl w:val="0"/>
+              <w:rPr>
+                <w:rFonts w:ascii="Times New Roman" w:hAnsi="Times New Roman" w:cs="Times New Roman"/>
+                <w:sz w:val="20"/>
+                <w:szCs w:val="20"/>
+              </w:rPr>
+            </w:pPr>
+            <w:r>
+              <w:rPr>
+                <w:rFonts w:ascii="Times New Roman" w:hAnsi="Times New Roman" w:cs="Times New Roman"/>
+                <w:sz w:val="20"/>
+                <w:szCs w:val="20"/>
+              </w:rPr>
+              <w:t>II. Gg.</w:t>
+            </w:r>
+          </w:p>
+        </w:tc>
+        <w:tc>
+          <w:tcPr>
+            <w:tcW w:w="1278" w:type="dxa"/>
+            <w:tcBorders>
+              <w:top w:val="single" w:sz="4" w:space="0" w:color="auto"/>
+              <w:left w:val="single" w:sz="4" w:space="0" w:color="auto"/>
+              <w:bottom w:val="single" w:sz="4" w:space="0" w:color="auto"/>
+              <w:right w:val="single" w:sz="4" w:space="0" w:color="auto"/>
+            </w:tcBorders>
+          </w:tcPr>
+          <w:p>
+            <w:pPr>
+              <w:spacing w:after="0" w:line="360" w:lineRule="auto"/>
+              <w:outlineLvl w:val="0"/>
+              <w:rPr>
+                <w:rFonts w:ascii="Times New Roman" w:hAnsi="Times New Roman" w:cs="Times New Roman"/>
+                <w:sz w:val="20"/>
+                <w:szCs w:val="20"/>
+              </w:rPr>
+            </w:pPr>
+            <w:r>
+              <w:rPr>
+                <w:rFonts w:ascii="Times New Roman" w:hAnsi="Times New Roman" w:cs="Times New Roman"/>
+                <w:sz w:val="20"/>
+                <w:szCs w:val="20"/>
+              </w:rPr>
+              <w:t>4–5/8</w:t>
+            </w:r>
+          </w:p>
+        </w:tc>
+        <w:tc>
+          <w:tcPr>
+            <w:tcW w:w="5880" w:type="dxa"/>
+            <w:tcBorders>
+              <w:top w:val="single" w:sz="4" w:space="0" w:color="auto"/>
+              <w:left w:val="single" w:sz="4" w:space="0" w:color="auto"/>
+              <w:bottom w:val="single" w:sz="4" w:space="0" w:color="auto"/>
+              <w:right w:val="single" w:sz="4" w:space="0" w:color="auto"/>
+            </w:tcBorders>
+          </w:tcPr>
+          <w:p>
+            <w:pPr>
+              <w:spacing w:after="0" w:line="360" w:lineRule="auto"/>
+              <w:outlineLvl w:val="0"/>
+              <w:rPr>
+                <w:rFonts w:ascii="Times New Roman" w:hAnsi="Times New Roman" w:cs="Times New Roman"/>
+                <w:iCs/>
+                <w:sz w:val="20"/>
+                <w:szCs w:val="20"/>
+              </w:rPr>
+            </w:pPr>
+            <w:r>
+              <w:rPr>
+                <w:rFonts w:ascii="Times New Roman" w:hAnsi="Times New Roman" w:cs="Times New Roman"/>
+                <w:iCs/>
+                <w:sz w:val="20"/>
+                <w:szCs w:val="20"/>
+              </w:rPr>
+              <w:t>gis</w:t>
+            </w:r>
+            <w:r>
+              <w:rPr>
+                <w:rFonts w:ascii="Times New Roman" w:hAnsi="Times New Roman" w:cs="Times New Roman"/>
+                <w:iCs/>
+                <w:sz w:val="20"/>
+                <w:szCs w:val="20"/>
+                <w:vertAlign w:val="superscript"/>
+              </w:rPr>
+              <w:t>1</w:t>
+            </w:r>
+            <w:r>
+              <w:rPr>
+                <w:rFonts w:ascii="Times New Roman" w:hAnsi="Times New Roman" w:cs="Times New Roman"/>
+                <w:iCs/>
+                <w:sz w:val="20"/>
+                <w:szCs w:val="20"/>
+              </w:rPr>
+              <w:t>–e</w:t>
+            </w:r>
+            <w:r>
+              <w:rPr>
+                <w:rFonts w:ascii="Times New Roman" w:hAnsi="Times New Roman" w:cs="Times New Roman"/>
+                <w:iCs/>
+                <w:sz w:val="20"/>
+                <w:szCs w:val="20"/>
+                <w:vertAlign w:val="superscript"/>
+              </w:rPr>
+              <w:t>2</w:t>
+            </w:r>
+            <w:r>
+              <w:rPr>
+                <w:rFonts w:ascii="Times New Roman" w:hAnsi="Times New Roman" w:cs="Times New Roman"/>
+                <w:iCs/>
+                <w:sz w:val="20"/>
+                <w:szCs w:val="20"/>
+              </w:rPr>
+              <w:t xml:space="preserve"> (wie Textfassung 1) geändert zu gis–e</w:t>
+            </w:r>
+            <w:r>
+              <w:rPr>
+                <w:rFonts w:ascii="Times New Roman" w:hAnsi="Times New Roman" w:cs="Times New Roman"/>
+                <w:iCs/>
+                <w:sz w:val="20"/>
+                <w:szCs w:val="20"/>
+                <w:vertAlign w:val="superscript"/>
+              </w:rPr>
+              <w:t>1</w:t>
+            </w:r>
+            <w:r>
+              <w:rPr>
+                <w:rFonts w:ascii="Times New Roman" w:hAnsi="Times New Roman" w:cs="Times New Roman"/>
+                <w:iCs/>
+                <w:sz w:val="20"/>
+                <w:szCs w:val="20"/>
+              </w:rPr>
+              <w:t xml:space="preserve"> mit Bleistift.</w:t>
+            </w:r>
+          </w:p>
+        </w:tc>
+      </w:tr>
+      <w:tr>
+        <w:trPr>
+          <w:cantSplit/>
+        </w:trPr>
+        <w:tc>
+          <w:tcPr>
+            <w:tcW w:w="920" w:type="dxa"/>
+            <w:tcBorders>
+              <w:top w:val="single" w:sz="4" w:space="0" w:color="auto"/>
+              <w:left w:val="single" w:sz="4" w:space="0" w:color="auto"/>
+              <w:bottom w:val="single" w:sz="4" w:space="0" w:color="auto"/>
+              <w:right w:val="single" w:sz="4" w:space="0" w:color="auto"/>
+            </w:tcBorders>
+          </w:tcPr>
+          <w:p>
+            <w:pPr>
+              <w:spacing w:after="0" w:line="360" w:lineRule="auto"/>
+              <w:outlineLvl w:val="0"/>
+              <w:rPr>
+                <w:rFonts w:ascii="Times New Roman" w:hAnsi="Times New Roman" w:cs="Times New Roman"/>
+                <w:sz w:val="20"/>
+                <w:szCs w:val="20"/>
+              </w:rPr>
+            </w:pPr>
+            <w:r>
+              <w:rPr>
+                <w:rFonts w:ascii="Times New Roman" w:hAnsi="Times New Roman" w:cs="Times New Roman"/>
+                <w:sz w:val="20"/>
+                <w:szCs w:val="20"/>
+              </w:rPr>
+              <w:t>21</w:t>
+            </w:r>
+          </w:p>
+        </w:tc>
+        <w:tc>
+          <w:tcPr>
+            <w:tcW w:w="1134" w:type="dxa"/>
+            <w:tcBorders>
+              <w:top w:val="single" w:sz="4" w:space="0" w:color="auto"/>
+              <w:left w:val="single" w:sz="4" w:space="0" w:color="auto"/>
+              <w:bottom w:val="single" w:sz="4" w:space="0" w:color="auto"/>
+              <w:right w:val="single" w:sz="4" w:space="0" w:color="auto"/>
+            </w:tcBorders>
+          </w:tcPr>
+          <w:p>
+            <w:pPr>
+              <w:spacing w:after="0" w:line="360" w:lineRule="auto"/>
+              <w:outlineLvl w:val="0"/>
+              <w:rPr>
+                <w:rFonts w:ascii="Times New Roman" w:hAnsi="Times New Roman" w:cs="Times New Roman"/>
+                <w:sz w:val="20"/>
+                <w:szCs w:val="20"/>
+              </w:rPr>
+            </w:pPr>
+            <w:r>
+              <w:rPr>
+                <w:rFonts w:ascii="Times New Roman" w:hAnsi="Times New Roman" w:cs="Times New Roman"/>
+                <w:sz w:val="20"/>
+                <w:szCs w:val="20"/>
+              </w:rPr>
+              <w:t>II. Gg.</w:t>
+            </w:r>
+          </w:p>
+        </w:tc>
+        <w:tc>
+          <w:tcPr>
+            <w:tcW w:w="1278" w:type="dxa"/>
+            <w:tcBorders>
+              <w:top w:val="single" w:sz="4" w:space="0" w:color="auto"/>
+              <w:left w:val="single" w:sz="4" w:space="0" w:color="auto"/>
+              <w:bottom w:val="single" w:sz="4" w:space="0" w:color="auto"/>
+              <w:right w:val="single" w:sz="4" w:space="0" w:color="auto"/>
+            </w:tcBorders>
+          </w:tcPr>
+          <w:p>
+            <w:pPr>
+              <w:spacing w:after="0" w:line="360" w:lineRule="auto"/>
+              <w:outlineLvl w:val="0"/>
+              <w:rPr>
+                <w:rFonts w:ascii="Times New Roman" w:hAnsi="Times New Roman" w:cs="Times New Roman"/>
+                <w:sz w:val="20"/>
+                <w:szCs w:val="20"/>
+              </w:rPr>
+            </w:pPr>
+            <w:r>
+              <w:rPr>
+                <w:rFonts w:ascii="Times New Roman" w:hAnsi="Times New Roman" w:cs="Times New Roman"/>
+                <w:sz w:val="20"/>
+                <w:szCs w:val="20"/>
+              </w:rPr>
+              <w:t>4–6/8</w:t>
+            </w:r>
+          </w:p>
+        </w:tc>
+        <w:tc>
+          <w:tcPr>
+            <w:tcW w:w="5880" w:type="dxa"/>
+            <w:tcBorders>
+              <w:top w:val="single" w:sz="4" w:space="0" w:color="auto"/>
+              <w:left w:val="single" w:sz="4" w:space="0" w:color="auto"/>
+              <w:bottom w:val="single" w:sz="4" w:space="0" w:color="auto"/>
+              <w:right w:val="single" w:sz="4" w:space="0" w:color="auto"/>
+            </w:tcBorders>
+          </w:tcPr>
+          <w:p>
+            <w:pPr>
+              <w:spacing w:after="0" w:line="360" w:lineRule="auto"/>
+              <w:outlineLvl w:val="0"/>
+              <w:rPr>
+                <w:rFonts w:ascii="Times New Roman" w:hAnsi="Times New Roman" w:cs="Times New Roman"/>
+                <w:iCs/>
+                <w:sz w:val="20"/>
+                <w:szCs w:val="20"/>
+              </w:rPr>
+            </w:pPr>
+            <w:r>
+              <w:rPr>
+                <w:rFonts w:ascii="Times New Roman" w:hAnsi="Times New Roman" w:cs="Times New Roman"/>
+                <w:iCs/>
+                <w:sz w:val="20"/>
+                <w:szCs w:val="20"/>
+              </w:rPr>
+              <w:t>Crescendogabel (wie Textfassung 1) gestrichen mit Bleistift.</w:t>
+            </w:r>
+          </w:p>
+        </w:tc>
+      </w:tr>
+      <w:tr>
+        <w:trPr>
+          <w:cantSplit/>
+        </w:trPr>
+        <w:tc>
+          <w:tcPr>
+            <w:tcW w:w="920" w:type="dxa"/>
+            <w:tcBorders>
+              <w:top w:val="single" w:sz="4" w:space="0" w:color="auto"/>
+              <w:left w:val="single" w:sz="4" w:space="0" w:color="auto"/>
+              <w:bottom w:val="single" w:sz="4" w:space="0" w:color="auto"/>
+              <w:right w:val="single" w:sz="4" w:space="0" w:color="auto"/>
+            </w:tcBorders>
+          </w:tcPr>
+          <w:p>
+            <w:pPr>
+              <w:spacing w:after="0" w:line="360" w:lineRule="auto"/>
+              <w:outlineLvl w:val="0"/>
+              <w:rPr>
+                <w:rFonts w:ascii="Times New Roman" w:hAnsi="Times New Roman" w:cs="Times New Roman"/>
+                <w:sz w:val="20"/>
+                <w:szCs w:val="20"/>
+              </w:rPr>
+            </w:pPr>
+            <w:r>
+              <w:rPr>
+                <w:rFonts w:ascii="Times New Roman" w:hAnsi="Times New Roman" w:cs="Times New Roman"/>
+                <w:sz w:val="20"/>
+                <w:szCs w:val="20"/>
+              </w:rPr>
+              <w:t>21</w:t>
+            </w:r>
+          </w:p>
+        </w:tc>
+        <w:tc>
+          <w:tcPr>
+            <w:tcW w:w="1134" w:type="dxa"/>
+            <w:tcBorders>
+              <w:top w:val="single" w:sz="4" w:space="0" w:color="auto"/>
+              <w:left w:val="single" w:sz="4" w:space="0" w:color="auto"/>
+              <w:bottom w:val="single" w:sz="4" w:space="0" w:color="auto"/>
+              <w:right w:val="single" w:sz="4" w:space="0" w:color="auto"/>
+            </w:tcBorders>
+          </w:tcPr>
+          <w:p>
+            <w:pPr>
+              <w:spacing w:after="0" w:line="360" w:lineRule="auto"/>
+              <w:outlineLvl w:val="0"/>
+              <w:rPr>
+                <w:rFonts w:ascii="Times New Roman" w:hAnsi="Times New Roman" w:cs="Times New Roman"/>
+                <w:sz w:val="20"/>
+                <w:szCs w:val="20"/>
+              </w:rPr>
+            </w:pPr>
+            <w:r>
+              <w:rPr>
+                <w:rFonts w:ascii="Times New Roman" w:hAnsi="Times New Roman" w:cs="Times New Roman"/>
+                <w:sz w:val="20"/>
+                <w:szCs w:val="20"/>
+              </w:rPr>
+              <w:t xml:space="preserve">Br. </w:t>
+            </w:r>
+          </w:p>
+        </w:tc>
+        <w:tc>
+          <w:tcPr>
+            <w:tcW w:w="1278" w:type="dxa"/>
+            <w:tcBorders>
+              <w:top w:val="single" w:sz="4" w:space="0" w:color="auto"/>
+              <w:left w:val="single" w:sz="4" w:space="0" w:color="auto"/>
+              <w:bottom w:val="single" w:sz="4" w:space="0" w:color="auto"/>
+              <w:right w:val="single" w:sz="4" w:space="0" w:color="auto"/>
+            </w:tcBorders>
+          </w:tcPr>
+          <w:p>
+            <w:pPr>
+              <w:spacing w:after="0" w:line="360" w:lineRule="auto"/>
+              <w:outlineLvl w:val="0"/>
+              <w:rPr>
+                <w:rFonts w:ascii="Times New Roman" w:hAnsi="Times New Roman" w:cs="Times New Roman"/>
+                <w:sz w:val="20"/>
+                <w:szCs w:val="20"/>
+              </w:rPr>
+            </w:pPr>
+            <w:r>
+              <w:rPr>
+                <w:rFonts w:ascii="Times New Roman" w:hAnsi="Times New Roman" w:cs="Times New Roman"/>
+                <w:sz w:val="20"/>
+                <w:szCs w:val="20"/>
+              </w:rPr>
+              <w:t>8/8</w:t>
+            </w:r>
+          </w:p>
+        </w:tc>
+        <w:tc>
+          <w:tcPr>
+            <w:tcW w:w="5880" w:type="dxa"/>
+            <w:tcBorders>
+              <w:top w:val="single" w:sz="4" w:space="0" w:color="auto"/>
+              <w:left w:val="single" w:sz="4" w:space="0" w:color="auto"/>
+              <w:bottom w:val="single" w:sz="4" w:space="0" w:color="auto"/>
+              <w:right w:val="single" w:sz="4" w:space="0" w:color="auto"/>
+            </w:tcBorders>
+          </w:tcPr>
+          <w:p>
+            <w:pPr>
+              <w:spacing w:after="0" w:line="360" w:lineRule="auto"/>
+              <w:outlineLvl w:val="0"/>
+              <w:rPr>
+                <w:rFonts w:ascii="Times New Roman" w:hAnsi="Times New Roman" w:cs="Times New Roman"/>
+                <w:iCs/>
+                <w:sz w:val="20"/>
+                <w:szCs w:val="20"/>
+              </w:rPr>
+            </w:pPr>
+            <w:r>
+              <w:rPr>
+                <w:rFonts w:ascii="Times New Roman" w:hAnsi="Times New Roman" w:cs="Times New Roman"/>
+                <w:iCs/>
+                <w:sz w:val="20"/>
+                <w:szCs w:val="20"/>
+              </w:rPr>
+              <w:t xml:space="preserve">Achtelpause (wie Textfassung 1) überschrieben zu mit 7/8 zusammengebalkter Achtelnote dis mit Bleistift. </w:t>
+            </w:r>
+          </w:p>
+        </w:tc>
+      </w:tr>
+      <w:tr>
+        <w:trPr>
+          <w:cantSplit/>
+        </w:trPr>
+        <w:tc>
+          <w:tcPr>
+            <w:tcW w:w="920" w:type="dxa"/>
+            <w:tcBorders>
+              <w:top w:val="single" w:sz="4" w:space="0" w:color="auto"/>
+              <w:left w:val="single" w:sz="4" w:space="0" w:color="auto"/>
+              <w:bottom w:val="single" w:sz="4" w:space="0" w:color="auto"/>
+              <w:right w:val="single" w:sz="4" w:space="0" w:color="auto"/>
+            </w:tcBorders>
+          </w:tcPr>
+          <w:p>
+            <w:pPr>
+              <w:spacing w:after="0" w:line="360" w:lineRule="auto"/>
+              <w:outlineLvl w:val="0"/>
+              <w:rPr>
+                <w:rFonts w:ascii="Times New Roman" w:hAnsi="Times New Roman" w:cs="Times New Roman"/>
+                <w:sz w:val="20"/>
+                <w:szCs w:val="20"/>
+              </w:rPr>
+            </w:pPr>
+            <w:r>
+              <w:rPr>
+                <w:rFonts w:ascii="Times New Roman" w:hAnsi="Times New Roman" w:cs="Times New Roman"/>
+                <w:sz w:val="20"/>
+                <w:szCs w:val="20"/>
+              </w:rPr>
+              <w:t>nach 21</w:t>
+            </w:r>
+          </w:p>
+        </w:tc>
+        <w:tc>
+          <w:tcPr>
+            <w:tcW w:w="1134" w:type="dxa"/>
+            <w:tcBorders>
+              <w:top w:val="single" w:sz="4" w:space="0" w:color="auto"/>
+              <w:left w:val="single" w:sz="4" w:space="0" w:color="auto"/>
+              <w:bottom w:val="single" w:sz="4" w:space="0" w:color="auto"/>
+              <w:right w:val="single" w:sz="4" w:space="0" w:color="auto"/>
+            </w:tcBorders>
+          </w:tcPr>
+          <w:p>
+            <w:pPr>
+              <w:spacing w:after="0" w:line="360" w:lineRule="auto"/>
+              <w:outlineLvl w:val="0"/>
+              <w:rPr>
+                <w:rFonts w:ascii="Times New Roman" w:hAnsi="Times New Roman" w:cs="Times New Roman"/>
+                <w:sz w:val="20"/>
+                <w:szCs w:val="20"/>
+              </w:rPr>
+            </w:pPr>
+          </w:p>
+        </w:tc>
+        <w:tc>
+          <w:tcPr>
+            <w:tcW w:w="1278" w:type="dxa"/>
+            <w:tcBorders>
+              <w:top w:val="single" w:sz="4" w:space="0" w:color="auto"/>
+              <w:left w:val="single" w:sz="4" w:space="0" w:color="auto"/>
+              <w:bottom w:val="single" w:sz="4" w:space="0" w:color="auto"/>
+              <w:right w:val="single" w:sz="4" w:space="0" w:color="auto"/>
+            </w:tcBorders>
+          </w:tcPr>
+          <w:p>
+            <w:pPr>
+              <w:spacing w:after="0" w:line="360" w:lineRule="auto"/>
+              <w:outlineLvl w:val="0"/>
+              <w:rPr>
+                <w:rFonts w:ascii="Times New Roman" w:hAnsi="Times New Roman" w:cs="Times New Roman"/>
+                <w:sz w:val="20"/>
+                <w:szCs w:val="20"/>
+              </w:rPr>
+            </w:pPr>
+          </w:p>
+        </w:tc>
+        <w:tc>
+          <w:tcPr>
+            <w:tcW w:w="5880" w:type="dxa"/>
+            <w:tcBorders>
+              <w:top w:val="single" w:sz="4" w:space="0" w:color="auto"/>
+              <w:left w:val="single" w:sz="4" w:space="0" w:color="auto"/>
+              <w:bottom w:val="single" w:sz="4" w:space="0" w:color="auto"/>
+              <w:right w:val="single" w:sz="4" w:space="0" w:color="auto"/>
+            </w:tcBorders>
+          </w:tcPr>
+          <w:p>
+            <w:pPr>
+              <w:spacing w:after="0" w:line="360" w:lineRule="auto"/>
+              <w:outlineLvl w:val="0"/>
+              <w:rPr>
+                <w:rFonts w:ascii="Times New Roman" w:hAnsi="Times New Roman" w:cs="Times New Roman"/>
+                <w:iCs/>
+                <w:sz w:val="20"/>
+                <w:szCs w:val="20"/>
+              </w:rPr>
+            </w:pPr>
+            <w:r>
+              <w:rPr>
+                <w:rFonts w:ascii="Times New Roman" w:hAnsi="Times New Roman" w:cs="Times New Roman"/>
+                <w:iCs/>
+                <w:sz w:val="20"/>
+                <w:szCs w:val="20"/>
+              </w:rPr>
+              <w:t xml:space="preserve">Zäsurzeichen </w:t>
+            </w:r>
+            <w:r>
+              <w:rPr>
+                <w:rFonts w:ascii="Times New Roman" w:hAnsi="Times New Roman" w:cs="Times New Roman"/>
+                <w:iCs/>
+                <w:sz w:val="20"/>
+                <w:szCs w:val="20"/>
+              </w:rPr>
+              <w:t>˅</w:t>
+            </w:r>
+            <w:r>
+              <w:rPr>
+                <w:rFonts w:ascii="Times New Roman" w:hAnsi="Times New Roman" w:cs="Times New Roman"/>
+                <w:iCs/>
+                <w:sz w:val="20"/>
+                <w:szCs w:val="20"/>
+              </w:rPr>
+              <w:t xml:space="preserve"> über der Akkolade (wie Textfassung 1) nachgezogen und geändert zu </w:t>
+            </w:r>
+            <w:r>
+              <w:rPr>
+                <w:rFonts w:ascii="Times New Roman" w:hAnsi="Times New Roman" w:cs="Times New Roman"/>
+                <w:iCs/>
+                <w:sz w:val="36"/>
+                <w:szCs w:val="36"/>
+                <w:vertAlign w:val="superscript"/>
+              </w:rPr>
+              <w:t>,</w:t>
+            </w:r>
+            <w:r>
+              <w:rPr>
+                <w:rFonts w:ascii="Times New Roman" w:hAnsi="Times New Roman" w:cs="Times New Roman"/>
+                <w:iCs/>
+                <w:sz w:val="20"/>
+                <w:szCs w:val="20"/>
+              </w:rPr>
+              <w:t xml:space="preserve"> mit Bleistift. </w:t>
+            </w:r>
+          </w:p>
+        </w:tc>
+      </w:tr>
+      <w:tr>
+        <w:trPr>
+          <w:cantSplit/>
+        </w:trPr>
+        <w:tc>
+          <w:tcPr>
+            <w:tcW w:w="9212" w:type="dxa"/>
+            <w:gridSpan w:val="4"/>
+            <w:tcBorders>
+              <w:top w:val="single" w:sz="4" w:space="0" w:color="auto"/>
+              <w:left w:val="single" w:sz="4" w:space="0" w:color="auto"/>
+              <w:bottom w:val="single" w:sz="4" w:space="0" w:color="auto"/>
+              <w:right w:val="single" w:sz="4" w:space="0" w:color="auto"/>
+            </w:tcBorders>
+          </w:tcPr>
+          <w:p>
+            <w:pPr>
+              <w:spacing w:after="0" w:line="360" w:lineRule="auto"/>
+              <w:outlineLvl w:val="0"/>
+              <w:rPr>
+                <w:rFonts w:ascii="Times New Roman" w:hAnsi="Times New Roman" w:cs="Times New Roman"/>
+                <w:iCs/>
+                <w:sz w:val="20"/>
+                <w:szCs w:val="20"/>
+              </w:rPr>
+            </w:pPr>
+            <w:r>
+              <w:rPr>
+                <w:rFonts w:ascii="Times New Roman" w:hAnsi="Times New Roman" w:cs="Times New Roman"/>
+                <w:iCs/>
+                <w:sz w:val="20"/>
+                <w:szCs w:val="20"/>
+              </w:rPr>
+              <w:t xml:space="preserve">IV </w:t>
+            </w:r>
+            <w:r>
+              <w:rPr>
+                <w:rFonts w:ascii="Times New Roman" w:hAnsi="Times New Roman" w:cs="Times New Roman"/>
+                <w:sz w:val="20"/>
+                <w:szCs w:val="20"/>
+                <w:lang w:val="de-DE"/>
+              </w:rPr>
+              <w:t>(M 150: Textfassung 2)</w:t>
+            </w:r>
+          </w:p>
+        </w:tc>
+      </w:tr>
+      <w:tr>
+        <w:trPr>
+          <w:cantSplit/>
+        </w:trPr>
+        <w:tc>
+          <w:tcPr>
+            <w:tcW w:w="920" w:type="dxa"/>
+            <w:tcBorders>
+              <w:top w:val="single" w:sz="4" w:space="0" w:color="auto"/>
+              <w:left w:val="single" w:sz="4" w:space="0" w:color="auto"/>
+              <w:bottom w:val="single" w:sz="4" w:space="0" w:color="auto"/>
+              <w:right w:val="single" w:sz="4" w:space="0" w:color="auto"/>
+            </w:tcBorders>
+          </w:tcPr>
+          <w:p>
+            <w:pPr>
+              <w:spacing w:after="0" w:line="360" w:lineRule="auto"/>
+              <w:outlineLvl w:val="0"/>
+              <w:rPr>
+                <w:rFonts w:ascii="Times New Roman" w:hAnsi="Times New Roman" w:cs="Times New Roman"/>
+                <w:sz w:val="20"/>
+                <w:szCs w:val="20"/>
+              </w:rPr>
+            </w:pPr>
+            <w:r>
+              <w:rPr>
+                <w:rFonts w:ascii="Times New Roman" w:hAnsi="Times New Roman" w:cs="Times New Roman"/>
+                <w:sz w:val="20"/>
+                <w:szCs w:val="20"/>
+              </w:rPr>
+              <w:t>1</w:t>
+            </w:r>
+          </w:p>
+        </w:tc>
+        <w:tc>
+          <w:tcPr>
+            <w:tcW w:w="1134" w:type="dxa"/>
+            <w:tcBorders>
+              <w:top w:val="single" w:sz="4" w:space="0" w:color="auto"/>
+              <w:left w:val="single" w:sz="4" w:space="0" w:color="auto"/>
+              <w:bottom w:val="single" w:sz="4" w:space="0" w:color="auto"/>
+              <w:right w:val="single" w:sz="4" w:space="0" w:color="auto"/>
+            </w:tcBorders>
+          </w:tcPr>
+          <w:p>
+            <w:pPr>
+              <w:spacing w:after="0" w:line="360" w:lineRule="auto"/>
+              <w:outlineLvl w:val="0"/>
+              <w:rPr>
+                <w:rFonts w:ascii="Times New Roman" w:hAnsi="Times New Roman" w:cs="Times New Roman"/>
+                <w:sz w:val="20"/>
+                <w:szCs w:val="20"/>
+              </w:rPr>
+            </w:pPr>
+          </w:p>
+        </w:tc>
+        <w:tc>
+          <w:tcPr>
+            <w:tcW w:w="1278" w:type="dxa"/>
+            <w:tcBorders>
+              <w:top w:val="single" w:sz="4" w:space="0" w:color="auto"/>
+              <w:left w:val="single" w:sz="4" w:space="0" w:color="auto"/>
+              <w:bottom w:val="single" w:sz="4" w:space="0" w:color="auto"/>
+              <w:right w:val="single" w:sz="4" w:space="0" w:color="auto"/>
+            </w:tcBorders>
+          </w:tcPr>
+          <w:p>
+            <w:pPr>
+              <w:spacing w:after="0" w:line="360" w:lineRule="auto"/>
+              <w:outlineLvl w:val="0"/>
+              <w:rPr>
+                <w:rFonts w:ascii="Times New Roman" w:hAnsi="Times New Roman" w:cs="Times New Roman"/>
+                <w:sz w:val="20"/>
+                <w:szCs w:val="20"/>
+              </w:rPr>
+            </w:pPr>
+            <w:r>
+              <w:rPr>
+                <w:rFonts w:ascii="Times New Roman" w:hAnsi="Times New Roman" w:cs="Times New Roman"/>
+                <w:sz w:val="20"/>
+                <w:szCs w:val="20"/>
+              </w:rPr>
+              <w:t>Taktanfang</w:t>
+            </w:r>
+          </w:p>
+        </w:tc>
+        <w:tc>
+          <w:tcPr>
+            <w:tcW w:w="5880" w:type="dxa"/>
+            <w:tcBorders>
+              <w:top w:val="single" w:sz="4" w:space="0" w:color="auto"/>
+              <w:left w:val="single" w:sz="4" w:space="0" w:color="auto"/>
+              <w:bottom w:val="single" w:sz="4" w:space="0" w:color="auto"/>
+              <w:right w:val="single" w:sz="4" w:space="0" w:color="auto"/>
+            </w:tcBorders>
+          </w:tcPr>
+          <w:p>
+            <w:pPr>
+              <w:spacing w:after="0" w:line="360" w:lineRule="auto"/>
+              <w:outlineLvl w:val="0"/>
+              <w:rPr>
+                <w:rFonts w:ascii="Times New Roman" w:hAnsi="Times New Roman" w:cs="Times New Roman"/>
+                <w:iCs/>
+                <w:sz w:val="20"/>
+                <w:szCs w:val="20"/>
+              </w:rPr>
+            </w:pPr>
+            <w:r>
+              <w:rPr>
+                <w:rFonts w:ascii="Times New Roman" w:hAnsi="Times New Roman" w:cs="Times New Roman"/>
+                <w:i/>
+                <w:sz w:val="20"/>
+                <w:szCs w:val="20"/>
+              </w:rPr>
+              <w:t>Langsam</w:t>
+            </w:r>
+            <w:r>
+              <w:rPr>
+                <w:rFonts w:ascii="Times New Roman" w:hAnsi="Times New Roman" w:cs="Times New Roman"/>
+                <w:iCs/>
+                <w:sz w:val="20"/>
+                <w:szCs w:val="20"/>
+              </w:rPr>
+              <w:t xml:space="preserve"> (wie Textfassung 1) geändert zu </w:t>
+            </w:r>
+            <w:r>
+              <w:rPr>
+                <w:rFonts w:ascii="Times New Roman" w:hAnsi="Times New Roman" w:cs="Times New Roman"/>
+                <w:i/>
+                <w:sz w:val="20"/>
+                <w:szCs w:val="20"/>
+              </w:rPr>
+              <w:t>Sehr langsam</w:t>
+            </w:r>
+            <w:r>
+              <w:rPr>
+                <w:rFonts w:ascii="Times New Roman" w:hAnsi="Times New Roman" w:cs="Times New Roman"/>
+                <w:iCs/>
+                <w:sz w:val="20"/>
+                <w:szCs w:val="20"/>
+              </w:rPr>
+              <w:t xml:space="preserve"> mit Bleistift sowie [Achtelnote] </w:t>
+            </w:r>
+            <w:r>
+              <w:rPr>
+                <w:rFonts w:ascii="Times New Roman" w:hAnsi="Times New Roman" w:cs="Times New Roman"/>
+                <w:i/>
+                <w:sz w:val="20"/>
+                <w:szCs w:val="20"/>
+              </w:rPr>
+              <w:t>= 58</w:t>
+            </w:r>
+            <w:r>
+              <w:rPr>
+                <w:rFonts w:ascii="Times New Roman" w:hAnsi="Times New Roman" w:cs="Times New Roman"/>
+                <w:iCs/>
+                <w:sz w:val="20"/>
+                <w:szCs w:val="20"/>
+              </w:rPr>
+              <w:t xml:space="preserve"> hinzugefügt mit rotem Buntstift. </w:t>
+            </w:r>
+          </w:p>
+          <w:p>
+            <w:pPr>
+              <w:spacing w:after="0" w:line="360" w:lineRule="auto"/>
+              <w:outlineLvl w:val="0"/>
+              <w:rPr>
+                <w:rFonts w:ascii="Times New Roman" w:hAnsi="Times New Roman" w:cs="Times New Roman"/>
+                <w:iCs/>
+                <w:sz w:val="20"/>
+                <w:szCs w:val="20"/>
+              </w:rPr>
+            </w:pPr>
+            <w:r>
+              <w:rPr>
+                <w:rFonts w:ascii="Times New Roman" w:hAnsi="Times New Roman" w:cs="Times New Roman"/>
+                <w:iCs/>
+                <w:sz w:val="20"/>
+                <w:szCs w:val="20"/>
+              </w:rPr>
+              <w:t xml:space="preserve">Dann: </w:t>
+            </w:r>
+            <w:r>
+              <w:rPr>
+                <w:rFonts w:ascii="Times New Roman" w:hAnsi="Times New Roman" w:cs="Times New Roman"/>
+                <w:iCs/>
+                <w:sz w:val="20"/>
+                <w:szCs w:val="20"/>
+              </w:rPr>
+              <w:t xml:space="preserve">[Achtelnote] </w:t>
+            </w:r>
+            <w:r>
+              <w:rPr>
+                <w:rFonts w:ascii="Times New Roman" w:hAnsi="Times New Roman" w:cs="Times New Roman"/>
+                <w:i/>
+                <w:sz w:val="20"/>
+                <w:szCs w:val="20"/>
+              </w:rPr>
+              <w:t>= 58</w:t>
+            </w:r>
+            <w:r>
+              <w:rPr>
+                <w:rFonts w:ascii="Times New Roman" w:hAnsi="Times New Roman" w:cs="Times New Roman"/>
+                <w:iCs/>
+                <w:sz w:val="20"/>
+                <w:szCs w:val="20"/>
+              </w:rPr>
+              <w:t xml:space="preserve"> geändert zu </w:t>
+            </w:r>
+            <w:r>
+              <w:rPr>
+                <w:rFonts w:ascii="Times New Roman" w:hAnsi="Times New Roman" w:cs="Times New Roman"/>
+                <w:i/>
+                <w:sz w:val="20"/>
+                <w:szCs w:val="20"/>
+              </w:rPr>
+              <w:t>(</w:t>
+            </w:r>
+            <w:r>
+              <w:rPr>
+                <w:rFonts w:ascii="Times New Roman" w:hAnsi="Times New Roman" w:cs="Times New Roman"/>
+                <w:iCs/>
+                <w:sz w:val="20"/>
+                <w:szCs w:val="20"/>
+              </w:rPr>
+              <w:t xml:space="preserve">[Achtelnote] </w:t>
+            </w:r>
+            <w:r>
+              <w:rPr>
+                <w:rFonts w:ascii="Times New Roman" w:hAnsi="Times New Roman" w:cs="Times New Roman"/>
+                <w:i/>
+                <w:sz w:val="20"/>
+                <w:szCs w:val="20"/>
+              </w:rPr>
+              <w:t xml:space="preserve">= </w:t>
+            </w:r>
+            <w:r>
+              <w:rPr>
+                <w:rFonts w:ascii="Times New Roman" w:hAnsi="Times New Roman" w:cs="Times New Roman"/>
+                <w:i/>
+                <w:sz w:val="20"/>
+                <w:szCs w:val="20"/>
+              </w:rPr>
+              <w:t xml:space="preserve">ca </w:t>
+            </w:r>
+            <w:r>
+              <w:rPr>
+                <w:rFonts w:ascii="Times New Roman" w:hAnsi="Times New Roman" w:cs="Times New Roman"/>
+                <w:i/>
+                <w:sz w:val="20"/>
+                <w:szCs w:val="20"/>
+              </w:rPr>
+              <w:t>58</w:t>
+            </w:r>
+            <w:r>
+              <w:rPr>
+                <w:rFonts w:ascii="Times New Roman" w:hAnsi="Times New Roman" w:cs="Times New Roman"/>
+                <w:i/>
+                <w:sz w:val="20"/>
+                <w:szCs w:val="20"/>
+              </w:rPr>
+              <w:t>)</w:t>
+            </w:r>
+            <w:r>
+              <w:rPr>
+                <w:rFonts w:ascii="Times New Roman" w:hAnsi="Times New Roman" w:cs="Times New Roman"/>
+                <w:iCs/>
+                <w:sz w:val="20"/>
+                <w:szCs w:val="20"/>
+              </w:rPr>
+              <w:t xml:space="preserve"> mit Bleistift.</w:t>
+            </w:r>
+          </w:p>
+        </w:tc>
+      </w:tr>
+      <w:tr>
+        <w:trPr>
+          <w:cantSplit/>
+        </w:trPr>
+        <w:tc>
+          <w:tcPr>
+            <w:tcW w:w="920" w:type="dxa"/>
+            <w:tcBorders>
+              <w:top w:val="single" w:sz="4" w:space="0" w:color="auto"/>
+              <w:left w:val="single" w:sz="4" w:space="0" w:color="auto"/>
+              <w:bottom w:val="single" w:sz="4" w:space="0" w:color="auto"/>
+              <w:right w:val="single" w:sz="4" w:space="0" w:color="auto"/>
+            </w:tcBorders>
+          </w:tcPr>
+          <w:p>
+            <w:pPr>
+              <w:spacing w:after="0" w:line="360" w:lineRule="auto"/>
+              <w:outlineLvl w:val="0"/>
+              <w:rPr>
+                <w:rFonts w:ascii="Times New Roman" w:hAnsi="Times New Roman" w:cs="Times New Roman"/>
+                <w:sz w:val="20"/>
+                <w:szCs w:val="20"/>
+              </w:rPr>
+            </w:pPr>
+            <w:r>
+              <w:rPr>
+                <w:rFonts w:ascii="Times New Roman" w:hAnsi="Times New Roman" w:cs="Times New Roman"/>
+                <w:sz w:val="20"/>
+                <w:szCs w:val="20"/>
+              </w:rPr>
+              <w:t>1</w:t>
+            </w:r>
+          </w:p>
+        </w:tc>
+        <w:tc>
+          <w:tcPr>
+            <w:tcW w:w="1134" w:type="dxa"/>
+            <w:tcBorders>
+              <w:top w:val="single" w:sz="4" w:space="0" w:color="auto"/>
+              <w:left w:val="single" w:sz="4" w:space="0" w:color="auto"/>
+              <w:bottom w:val="single" w:sz="4" w:space="0" w:color="auto"/>
+              <w:right w:val="single" w:sz="4" w:space="0" w:color="auto"/>
+            </w:tcBorders>
+          </w:tcPr>
+          <w:p>
+            <w:pPr>
+              <w:spacing w:after="0" w:line="360" w:lineRule="auto"/>
+              <w:outlineLvl w:val="0"/>
+              <w:rPr>
+                <w:rFonts w:ascii="Times New Roman" w:hAnsi="Times New Roman" w:cs="Times New Roman"/>
+                <w:sz w:val="20"/>
+                <w:szCs w:val="20"/>
+              </w:rPr>
+            </w:pPr>
+            <w:r>
+              <w:rPr>
+                <w:rFonts w:ascii="Times New Roman" w:hAnsi="Times New Roman" w:cs="Times New Roman"/>
+                <w:sz w:val="20"/>
+                <w:szCs w:val="20"/>
+              </w:rPr>
+              <w:t>I./II. Gg.</w:t>
+            </w:r>
+          </w:p>
+        </w:tc>
+        <w:tc>
+          <w:tcPr>
+            <w:tcW w:w="1278" w:type="dxa"/>
+            <w:tcBorders>
+              <w:top w:val="single" w:sz="4" w:space="0" w:color="auto"/>
+              <w:left w:val="single" w:sz="4" w:space="0" w:color="auto"/>
+              <w:bottom w:val="single" w:sz="4" w:space="0" w:color="auto"/>
+              <w:right w:val="single" w:sz="4" w:space="0" w:color="auto"/>
+            </w:tcBorders>
+          </w:tcPr>
+          <w:p>
+            <w:pPr>
+              <w:spacing w:after="0" w:line="360" w:lineRule="auto"/>
+              <w:outlineLvl w:val="0"/>
+              <w:rPr>
+                <w:rFonts w:ascii="Times New Roman" w:hAnsi="Times New Roman" w:cs="Times New Roman"/>
+                <w:sz w:val="20"/>
+                <w:szCs w:val="20"/>
+              </w:rPr>
+            </w:pPr>
+            <w:r>
+              <w:rPr>
+                <w:rFonts w:ascii="Times New Roman" w:hAnsi="Times New Roman" w:cs="Times New Roman"/>
+                <w:sz w:val="20"/>
+                <w:szCs w:val="20"/>
+              </w:rPr>
+              <w:t>2. Note</w:t>
+            </w:r>
+          </w:p>
+        </w:tc>
+        <w:tc>
+          <w:tcPr>
+            <w:tcW w:w="5880" w:type="dxa"/>
+            <w:tcBorders>
+              <w:top w:val="single" w:sz="4" w:space="0" w:color="auto"/>
+              <w:left w:val="single" w:sz="4" w:space="0" w:color="auto"/>
+              <w:bottom w:val="single" w:sz="4" w:space="0" w:color="auto"/>
+              <w:right w:val="single" w:sz="4" w:space="0" w:color="auto"/>
+            </w:tcBorders>
+          </w:tcPr>
+          <w:p>
+            <w:pPr>
+              <w:spacing w:after="0" w:line="360" w:lineRule="auto"/>
+              <w:outlineLvl w:val="0"/>
+              <w:rPr>
+                <w:rFonts w:ascii="Times New Roman" w:hAnsi="Times New Roman" w:cs="Times New Roman"/>
+                <w:iCs/>
+                <w:sz w:val="20"/>
+                <w:szCs w:val="20"/>
+              </w:rPr>
+            </w:pPr>
+            <w:r>
+              <w:rPr>
+                <w:rFonts w:ascii="Times New Roman" w:hAnsi="Times New Roman" w:cs="Times New Roman"/>
+                <w:iCs/>
+                <w:sz w:val="20"/>
+                <w:szCs w:val="20"/>
+              </w:rPr>
+              <w:t>Ligaturbogen von der Note hinzugefügt mit Bleistift.</w:t>
+            </w:r>
+          </w:p>
+        </w:tc>
+      </w:tr>
+      <w:tr>
+        <w:trPr>
+          <w:cantSplit/>
+        </w:trPr>
+        <w:tc>
+          <w:tcPr>
+            <w:tcW w:w="920" w:type="dxa"/>
+            <w:tcBorders>
+              <w:top w:val="single" w:sz="4" w:space="0" w:color="auto"/>
+              <w:left w:val="single" w:sz="4" w:space="0" w:color="auto"/>
+              <w:bottom w:val="single" w:sz="4" w:space="0" w:color="auto"/>
+              <w:right w:val="single" w:sz="4" w:space="0" w:color="auto"/>
+            </w:tcBorders>
+          </w:tcPr>
+          <w:p>
+            <w:pPr>
+              <w:spacing w:after="0" w:line="360" w:lineRule="auto"/>
+              <w:outlineLvl w:val="0"/>
+              <w:rPr>
+                <w:rFonts w:ascii="Times New Roman" w:hAnsi="Times New Roman" w:cs="Times New Roman"/>
+                <w:sz w:val="20"/>
+                <w:szCs w:val="20"/>
+              </w:rPr>
+            </w:pPr>
+            <w:r>
+              <w:rPr>
+                <w:rFonts w:ascii="Times New Roman" w:hAnsi="Times New Roman" w:cs="Times New Roman"/>
+                <w:sz w:val="20"/>
+                <w:szCs w:val="20"/>
+              </w:rPr>
+              <w:t>1</w:t>
+            </w:r>
+          </w:p>
+        </w:tc>
+        <w:tc>
+          <w:tcPr>
+            <w:tcW w:w="1134" w:type="dxa"/>
+            <w:tcBorders>
+              <w:top w:val="single" w:sz="4" w:space="0" w:color="auto"/>
+              <w:left w:val="single" w:sz="4" w:space="0" w:color="auto"/>
+              <w:bottom w:val="single" w:sz="4" w:space="0" w:color="auto"/>
+              <w:right w:val="single" w:sz="4" w:space="0" w:color="auto"/>
+            </w:tcBorders>
+          </w:tcPr>
+          <w:p>
+            <w:pPr>
+              <w:spacing w:after="0" w:line="360" w:lineRule="auto"/>
+              <w:outlineLvl w:val="0"/>
+              <w:rPr>
+                <w:rFonts w:ascii="Times New Roman" w:hAnsi="Times New Roman" w:cs="Times New Roman"/>
+                <w:sz w:val="20"/>
+                <w:szCs w:val="20"/>
+              </w:rPr>
+            </w:pPr>
+          </w:p>
+        </w:tc>
+        <w:tc>
+          <w:tcPr>
+            <w:tcW w:w="1278" w:type="dxa"/>
+            <w:tcBorders>
+              <w:top w:val="single" w:sz="4" w:space="0" w:color="auto"/>
+              <w:left w:val="single" w:sz="4" w:space="0" w:color="auto"/>
+              <w:bottom w:val="single" w:sz="4" w:space="0" w:color="auto"/>
+              <w:right w:val="single" w:sz="4" w:space="0" w:color="auto"/>
+            </w:tcBorders>
+          </w:tcPr>
+          <w:p>
+            <w:pPr>
+              <w:spacing w:after="0" w:line="360" w:lineRule="auto"/>
+              <w:outlineLvl w:val="0"/>
+              <w:rPr>
+                <w:rFonts w:ascii="Times New Roman" w:hAnsi="Times New Roman" w:cs="Times New Roman"/>
+                <w:sz w:val="20"/>
+                <w:szCs w:val="20"/>
+              </w:rPr>
+            </w:pPr>
+            <w:r>
+              <w:rPr>
+                <w:rFonts w:ascii="Times New Roman" w:hAnsi="Times New Roman" w:cs="Times New Roman"/>
+                <w:sz w:val="20"/>
+                <w:szCs w:val="20"/>
+              </w:rPr>
+              <w:t>3/4</w:t>
+            </w:r>
+          </w:p>
+        </w:tc>
+        <w:tc>
+          <w:tcPr>
+            <w:tcW w:w="5880" w:type="dxa"/>
+            <w:tcBorders>
+              <w:top w:val="single" w:sz="4" w:space="0" w:color="auto"/>
+              <w:left w:val="single" w:sz="4" w:space="0" w:color="auto"/>
+              <w:bottom w:val="single" w:sz="4" w:space="0" w:color="auto"/>
+              <w:right w:val="single" w:sz="4" w:space="0" w:color="auto"/>
+            </w:tcBorders>
+          </w:tcPr>
+          <w:p>
+            <w:pPr>
+              <w:spacing w:after="0" w:line="360" w:lineRule="auto"/>
+              <w:outlineLvl w:val="0"/>
+              <w:rPr>
+                <w:rFonts w:ascii="Times New Roman" w:hAnsi="Times New Roman" w:cs="Times New Roman"/>
+                <w:iCs/>
+                <w:sz w:val="20"/>
+                <w:szCs w:val="20"/>
+              </w:rPr>
+            </w:pPr>
+            <w:r>
+              <w:rPr>
+                <w:rFonts w:ascii="Times New Roman" w:hAnsi="Times New Roman" w:cs="Times New Roman"/>
+                <w:i/>
+                <w:sz w:val="20"/>
+                <w:szCs w:val="20"/>
+              </w:rPr>
+              <w:t>zögernd</w:t>
+            </w:r>
+            <w:r>
+              <w:rPr>
+                <w:rFonts w:ascii="Times New Roman" w:hAnsi="Times New Roman" w:cs="Times New Roman"/>
+                <w:iCs/>
+                <w:sz w:val="20"/>
+                <w:szCs w:val="20"/>
+              </w:rPr>
+              <w:t xml:space="preserve"> hinzugefügt mit Bleistift.</w:t>
+            </w:r>
+          </w:p>
+        </w:tc>
+      </w:tr>
+      <w:tr>
+        <w:trPr>
+          <w:cantSplit/>
+        </w:trPr>
+        <w:tc>
+          <w:tcPr>
+            <w:tcW w:w="920" w:type="dxa"/>
+            <w:tcBorders>
+              <w:top w:val="single" w:sz="4" w:space="0" w:color="auto"/>
+              <w:left w:val="single" w:sz="4" w:space="0" w:color="auto"/>
+              <w:bottom w:val="single" w:sz="4" w:space="0" w:color="auto"/>
+              <w:right w:val="single" w:sz="4" w:space="0" w:color="auto"/>
+            </w:tcBorders>
+          </w:tcPr>
+          <w:p>
+            <w:pPr>
+              <w:spacing w:after="0" w:line="360" w:lineRule="auto"/>
+              <w:outlineLvl w:val="0"/>
+              <w:rPr>
+                <w:rFonts w:ascii="Times New Roman" w:hAnsi="Times New Roman" w:cs="Times New Roman"/>
+                <w:sz w:val="20"/>
+                <w:szCs w:val="20"/>
+              </w:rPr>
+            </w:pPr>
+            <w:r>
+              <w:rPr>
+                <w:rFonts w:ascii="Times New Roman" w:hAnsi="Times New Roman" w:cs="Times New Roman"/>
+                <w:sz w:val="20"/>
+                <w:szCs w:val="20"/>
+              </w:rPr>
+              <w:t>1</w:t>
+            </w:r>
+          </w:p>
+        </w:tc>
+        <w:tc>
+          <w:tcPr>
+            <w:tcW w:w="1134" w:type="dxa"/>
+            <w:tcBorders>
+              <w:top w:val="single" w:sz="4" w:space="0" w:color="auto"/>
+              <w:left w:val="single" w:sz="4" w:space="0" w:color="auto"/>
+              <w:bottom w:val="single" w:sz="4" w:space="0" w:color="auto"/>
+              <w:right w:val="single" w:sz="4" w:space="0" w:color="auto"/>
+            </w:tcBorders>
+          </w:tcPr>
+          <w:p>
+            <w:pPr>
+              <w:spacing w:after="0" w:line="360" w:lineRule="auto"/>
+              <w:outlineLvl w:val="0"/>
+              <w:rPr>
+                <w:rFonts w:ascii="Times New Roman" w:hAnsi="Times New Roman" w:cs="Times New Roman"/>
+                <w:sz w:val="20"/>
+                <w:szCs w:val="20"/>
+              </w:rPr>
+            </w:pPr>
+            <w:r>
+              <w:rPr>
+                <w:rFonts w:ascii="Times New Roman" w:hAnsi="Times New Roman" w:cs="Times New Roman"/>
+                <w:sz w:val="20"/>
+                <w:szCs w:val="20"/>
+              </w:rPr>
+              <w:t>Vc.</w:t>
+            </w:r>
+          </w:p>
+        </w:tc>
+        <w:tc>
+          <w:tcPr>
+            <w:tcW w:w="1278" w:type="dxa"/>
+            <w:tcBorders>
+              <w:top w:val="single" w:sz="4" w:space="0" w:color="auto"/>
+              <w:left w:val="single" w:sz="4" w:space="0" w:color="auto"/>
+              <w:bottom w:val="single" w:sz="4" w:space="0" w:color="auto"/>
+              <w:right w:val="single" w:sz="4" w:space="0" w:color="auto"/>
+            </w:tcBorders>
+          </w:tcPr>
+          <w:p>
+            <w:pPr>
+              <w:spacing w:after="0" w:line="360" w:lineRule="auto"/>
+              <w:outlineLvl w:val="0"/>
+              <w:rPr>
+                <w:rFonts w:ascii="Times New Roman" w:hAnsi="Times New Roman" w:cs="Times New Roman"/>
+                <w:sz w:val="20"/>
+                <w:szCs w:val="20"/>
+              </w:rPr>
+            </w:pPr>
+            <w:r>
+              <w:rPr>
+                <w:rFonts w:ascii="Times New Roman" w:hAnsi="Times New Roman" w:cs="Times New Roman"/>
+                <w:sz w:val="20"/>
+                <w:szCs w:val="20"/>
+              </w:rPr>
+              <w:t>3/4</w:t>
+            </w:r>
+          </w:p>
+        </w:tc>
+        <w:tc>
+          <w:tcPr>
+            <w:tcW w:w="5880" w:type="dxa"/>
+            <w:tcBorders>
+              <w:top w:val="single" w:sz="4" w:space="0" w:color="auto"/>
+              <w:left w:val="single" w:sz="4" w:space="0" w:color="auto"/>
+              <w:bottom w:val="single" w:sz="4" w:space="0" w:color="auto"/>
+              <w:right w:val="single" w:sz="4" w:space="0" w:color="auto"/>
+            </w:tcBorders>
+          </w:tcPr>
+          <w:p>
+            <w:pPr>
+              <w:spacing w:after="0" w:line="360" w:lineRule="auto"/>
+              <w:outlineLvl w:val="0"/>
+              <w:rPr>
+                <w:rFonts w:ascii="Times New Roman" w:hAnsi="Times New Roman" w:cs="Times New Roman"/>
+                <w:iCs/>
+                <w:sz w:val="20"/>
+                <w:szCs w:val="20"/>
+              </w:rPr>
+            </w:pPr>
+            <w:r>
+              <w:rPr>
+                <w:rFonts w:ascii="Times New Roman" w:hAnsi="Times New Roman" w:cs="Times New Roman"/>
+                <w:iCs/>
+                <w:sz w:val="20"/>
+                <w:szCs w:val="20"/>
+              </w:rPr>
+              <w:t xml:space="preserve">Tenutostrich und </w:t>
+            </w:r>
+            <w:r>
+              <w:rPr>
+                <w:rFonts w:ascii="Times New Roman" w:hAnsi="Times New Roman" w:cs="Times New Roman"/>
+                <w:iCs/>
+                <w:sz w:val="20"/>
+                <w:szCs w:val="20"/>
+              </w:rPr>
+              <w:t>Ligaturbogen von der Note</w:t>
+            </w:r>
+            <w:r>
+              <w:rPr>
+                <w:rFonts w:ascii="Times New Roman" w:hAnsi="Times New Roman" w:cs="Times New Roman"/>
+                <w:iCs/>
+                <w:sz w:val="20"/>
+                <w:szCs w:val="20"/>
+              </w:rPr>
+              <w:t xml:space="preserve"> hinzugefügt mit Bleistift. </w:t>
+            </w:r>
+          </w:p>
+        </w:tc>
+      </w:tr>
+      <w:tr>
+        <w:trPr>
+          <w:cantSplit/>
+        </w:trPr>
+        <w:tc>
+          <w:tcPr>
+            <w:tcW w:w="920" w:type="dxa"/>
+            <w:tcBorders>
+              <w:top w:val="single" w:sz="4" w:space="0" w:color="auto"/>
+              <w:left w:val="single" w:sz="4" w:space="0" w:color="auto"/>
+              <w:bottom w:val="single" w:sz="4" w:space="0" w:color="auto"/>
+              <w:right w:val="single" w:sz="4" w:space="0" w:color="auto"/>
+            </w:tcBorders>
+          </w:tcPr>
+          <w:p>
+            <w:pPr>
+              <w:spacing w:after="0" w:line="360" w:lineRule="auto"/>
+              <w:outlineLvl w:val="0"/>
+              <w:rPr>
+                <w:rFonts w:ascii="Times New Roman" w:hAnsi="Times New Roman" w:cs="Times New Roman"/>
+                <w:sz w:val="20"/>
+                <w:szCs w:val="20"/>
+              </w:rPr>
+            </w:pPr>
+            <w:r>
+              <w:rPr>
+                <w:rFonts w:ascii="Times New Roman" w:hAnsi="Times New Roman" w:cs="Times New Roman"/>
+                <w:sz w:val="20"/>
+                <w:szCs w:val="20"/>
+              </w:rPr>
+              <w:t>2</w:t>
+            </w:r>
+          </w:p>
+        </w:tc>
+        <w:tc>
+          <w:tcPr>
+            <w:tcW w:w="1134" w:type="dxa"/>
+            <w:tcBorders>
+              <w:top w:val="single" w:sz="4" w:space="0" w:color="auto"/>
+              <w:left w:val="single" w:sz="4" w:space="0" w:color="auto"/>
+              <w:bottom w:val="single" w:sz="4" w:space="0" w:color="auto"/>
+              <w:right w:val="single" w:sz="4" w:space="0" w:color="auto"/>
+            </w:tcBorders>
+          </w:tcPr>
+          <w:p>
+            <w:pPr>
+              <w:spacing w:after="0" w:line="360" w:lineRule="auto"/>
+              <w:outlineLvl w:val="0"/>
+              <w:rPr>
+                <w:rFonts w:ascii="Times New Roman" w:hAnsi="Times New Roman" w:cs="Times New Roman"/>
+                <w:sz w:val="20"/>
+                <w:szCs w:val="20"/>
+              </w:rPr>
+            </w:pPr>
+            <w:r>
+              <w:rPr>
+                <w:rFonts w:ascii="Times New Roman" w:hAnsi="Times New Roman" w:cs="Times New Roman"/>
+                <w:sz w:val="20"/>
+                <w:szCs w:val="20"/>
+              </w:rPr>
+              <w:t>I./II. Gg.</w:t>
+            </w:r>
+          </w:p>
+        </w:tc>
+        <w:tc>
+          <w:tcPr>
+            <w:tcW w:w="1278" w:type="dxa"/>
+            <w:tcBorders>
+              <w:top w:val="single" w:sz="4" w:space="0" w:color="auto"/>
+              <w:left w:val="single" w:sz="4" w:space="0" w:color="auto"/>
+              <w:bottom w:val="single" w:sz="4" w:space="0" w:color="auto"/>
+              <w:right w:val="single" w:sz="4" w:space="0" w:color="auto"/>
+            </w:tcBorders>
+          </w:tcPr>
+          <w:p>
+            <w:pPr>
+              <w:spacing w:after="0" w:line="360" w:lineRule="auto"/>
+              <w:outlineLvl w:val="0"/>
+              <w:rPr>
+                <w:rFonts w:ascii="Times New Roman" w:hAnsi="Times New Roman" w:cs="Times New Roman"/>
+                <w:sz w:val="20"/>
+                <w:szCs w:val="20"/>
+              </w:rPr>
+            </w:pPr>
+            <w:r>
+              <w:rPr>
+                <w:rFonts w:ascii="Times New Roman" w:hAnsi="Times New Roman" w:cs="Times New Roman"/>
+                <w:sz w:val="20"/>
+                <w:szCs w:val="20"/>
+              </w:rPr>
+              <w:t>1.–2. Note</w:t>
+            </w:r>
+          </w:p>
+        </w:tc>
+        <w:tc>
+          <w:tcPr>
+            <w:tcW w:w="5880" w:type="dxa"/>
+            <w:tcBorders>
+              <w:top w:val="single" w:sz="4" w:space="0" w:color="auto"/>
+              <w:left w:val="single" w:sz="4" w:space="0" w:color="auto"/>
+              <w:bottom w:val="single" w:sz="4" w:space="0" w:color="auto"/>
+              <w:right w:val="single" w:sz="4" w:space="0" w:color="auto"/>
+            </w:tcBorders>
+          </w:tcPr>
+          <w:p>
+            <w:pPr>
+              <w:spacing w:after="0" w:line="360" w:lineRule="auto"/>
+              <w:outlineLvl w:val="0"/>
+              <w:rPr>
+                <w:rFonts w:ascii="Times New Roman" w:hAnsi="Times New Roman" w:cs="Times New Roman"/>
+                <w:iCs/>
+                <w:sz w:val="20"/>
+                <w:szCs w:val="20"/>
+              </w:rPr>
+            </w:pPr>
+            <w:r>
+              <w:rPr>
+                <w:rFonts w:ascii="Times New Roman" w:hAnsi="Times New Roman" w:cs="Times New Roman"/>
+                <w:iCs/>
+                <w:sz w:val="20"/>
+                <w:szCs w:val="20"/>
+              </w:rPr>
+              <w:t>Legatobogen hinzugefügt mit Bleistift.</w:t>
+            </w:r>
+          </w:p>
+        </w:tc>
+      </w:tr>
+      <w:tr>
+        <w:trPr>
+          <w:cantSplit/>
+        </w:trPr>
+        <w:tc>
+          <w:tcPr>
+            <w:tcW w:w="920" w:type="dxa"/>
+            <w:tcBorders>
+              <w:top w:val="single" w:sz="4" w:space="0" w:color="auto"/>
+              <w:left w:val="single" w:sz="4" w:space="0" w:color="auto"/>
+              <w:bottom w:val="single" w:sz="4" w:space="0" w:color="auto"/>
+              <w:right w:val="single" w:sz="4" w:space="0" w:color="auto"/>
+            </w:tcBorders>
+          </w:tcPr>
+          <w:p>
+            <w:pPr>
+              <w:spacing w:after="0" w:line="360" w:lineRule="auto"/>
+              <w:outlineLvl w:val="0"/>
+              <w:rPr>
+                <w:rFonts w:ascii="Times New Roman" w:hAnsi="Times New Roman" w:cs="Times New Roman"/>
+                <w:sz w:val="20"/>
+                <w:szCs w:val="20"/>
+              </w:rPr>
+            </w:pPr>
+            <w:r>
+              <w:rPr>
+                <w:rFonts w:ascii="Times New Roman" w:hAnsi="Times New Roman" w:cs="Times New Roman"/>
+                <w:sz w:val="20"/>
+                <w:szCs w:val="20"/>
+              </w:rPr>
+              <w:lastRenderedPageBreak/>
+              <w:t>2</w:t>
+            </w:r>
+          </w:p>
+        </w:tc>
+        <w:tc>
+          <w:tcPr>
+            <w:tcW w:w="1134" w:type="dxa"/>
+            <w:tcBorders>
+              <w:top w:val="single" w:sz="4" w:space="0" w:color="auto"/>
+              <w:left w:val="single" w:sz="4" w:space="0" w:color="auto"/>
+              <w:bottom w:val="single" w:sz="4" w:space="0" w:color="auto"/>
+              <w:right w:val="single" w:sz="4" w:space="0" w:color="auto"/>
+            </w:tcBorders>
+          </w:tcPr>
+          <w:p>
+            <w:pPr>
+              <w:spacing w:after="0" w:line="360" w:lineRule="auto"/>
+              <w:outlineLvl w:val="0"/>
+              <w:rPr>
+                <w:rFonts w:ascii="Times New Roman" w:hAnsi="Times New Roman" w:cs="Times New Roman"/>
+                <w:sz w:val="20"/>
+                <w:szCs w:val="20"/>
+              </w:rPr>
+            </w:pPr>
+            <w:r>
+              <w:rPr>
+                <w:rFonts w:ascii="Times New Roman" w:hAnsi="Times New Roman" w:cs="Times New Roman"/>
+                <w:sz w:val="20"/>
+                <w:szCs w:val="20"/>
+              </w:rPr>
+              <w:t>I./II. Gg.</w:t>
+            </w:r>
+          </w:p>
+        </w:tc>
+        <w:tc>
+          <w:tcPr>
+            <w:tcW w:w="1278" w:type="dxa"/>
+            <w:tcBorders>
+              <w:top w:val="single" w:sz="4" w:space="0" w:color="auto"/>
+              <w:left w:val="single" w:sz="4" w:space="0" w:color="auto"/>
+              <w:bottom w:val="single" w:sz="4" w:space="0" w:color="auto"/>
+              <w:right w:val="single" w:sz="4" w:space="0" w:color="auto"/>
+            </w:tcBorders>
+          </w:tcPr>
+          <w:p>
+            <w:pPr>
+              <w:spacing w:after="0" w:line="360" w:lineRule="auto"/>
+              <w:outlineLvl w:val="0"/>
+              <w:rPr>
+                <w:rFonts w:ascii="Times New Roman" w:hAnsi="Times New Roman" w:cs="Times New Roman"/>
+                <w:sz w:val="20"/>
+                <w:szCs w:val="20"/>
+              </w:rPr>
+            </w:pPr>
+            <w:r>
+              <w:rPr>
+                <w:rFonts w:ascii="Times New Roman" w:hAnsi="Times New Roman" w:cs="Times New Roman"/>
+                <w:sz w:val="20"/>
+                <w:szCs w:val="20"/>
+              </w:rPr>
+              <w:t>2. Note</w:t>
+            </w:r>
+          </w:p>
+        </w:tc>
+        <w:tc>
+          <w:tcPr>
+            <w:tcW w:w="5880" w:type="dxa"/>
+            <w:tcBorders>
+              <w:top w:val="single" w:sz="4" w:space="0" w:color="auto"/>
+              <w:left w:val="single" w:sz="4" w:space="0" w:color="auto"/>
+              <w:bottom w:val="single" w:sz="4" w:space="0" w:color="auto"/>
+              <w:right w:val="single" w:sz="4" w:space="0" w:color="auto"/>
+            </w:tcBorders>
+          </w:tcPr>
+          <w:p>
+            <w:pPr>
+              <w:spacing w:after="0" w:line="360" w:lineRule="auto"/>
+              <w:outlineLvl w:val="0"/>
+              <w:rPr>
+                <w:rFonts w:ascii="Times New Roman" w:hAnsi="Times New Roman" w:cs="Times New Roman"/>
+                <w:iCs/>
+                <w:sz w:val="20"/>
+                <w:szCs w:val="20"/>
+              </w:rPr>
+            </w:pPr>
+            <w:r>
+              <w:rPr>
+                <w:rFonts w:ascii="Times New Roman" w:hAnsi="Times New Roman" w:cs="Times New Roman"/>
+                <w:iCs/>
+                <w:sz w:val="20"/>
+                <w:szCs w:val="20"/>
+              </w:rPr>
+              <w:t>Ligaturbogen von der Note hinzugefügt mit Bleistift.</w:t>
+            </w:r>
+          </w:p>
+        </w:tc>
+      </w:tr>
+      <w:tr>
+        <w:trPr>
+          <w:cantSplit/>
+        </w:trPr>
+        <w:tc>
+          <w:tcPr>
+            <w:tcW w:w="920" w:type="dxa"/>
+            <w:tcBorders>
+              <w:top w:val="single" w:sz="4" w:space="0" w:color="auto"/>
+              <w:left w:val="single" w:sz="4" w:space="0" w:color="auto"/>
+              <w:bottom w:val="single" w:sz="4" w:space="0" w:color="auto"/>
+              <w:right w:val="single" w:sz="4" w:space="0" w:color="auto"/>
+            </w:tcBorders>
+          </w:tcPr>
+          <w:p>
+            <w:pPr>
+              <w:spacing w:after="0" w:line="360" w:lineRule="auto"/>
+              <w:outlineLvl w:val="0"/>
+              <w:rPr>
+                <w:rFonts w:ascii="Times New Roman" w:hAnsi="Times New Roman" w:cs="Times New Roman"/>
+                <w:sz w:val="20"/>
+                <w:szCs w:val="20"/>
+              </w:rPr>
+            </w:pPr>
+            <w:r>
+              <w:rPr>
+                <w:rFonts w:ascii="Times New Roman" w:hAnsi="Times New Roman" w:cs="Times New Roman"/>
+                <w:sz w:val="20"/>
+                <w:szCs w:val="20"/>
+              </w:rPr>
+              <w:t>2</w:t>
+            </w:r>
+          </w:p>
+        </w:tc>
+        <w:tc>
+          <w:tcPr>
+            <w:tcW w:w="1134" w:type="dxa"/>
+            <w:tcBorders>
+              <w:top w:val="single" w:sz="4" w:space="0" w:color="auto"/>
+              <w:left w:val="single" w:sz="4" w:space="0" w:color="auto"/>
+              <w:bottom w:val="single" w:sz="4" w:space="0" w:color="auto"/>
+              <w:right w:val="single" w:sz="4" w:space="0" w:color="auto"/>
+            </w:tcBorders>
+          </w:tcPr>
+          <w:p>
+            <w:pPr>
+              <w:spacing w:after="0" w:line="360" w:lineRule="auto"/>
+              <w:outlineLvl w:val="0"/>
+              <w:rPr>
+                <w:rFonts w:ascii="Times New Roman" w:hAnsi="Times New Roman" w:cs="Times New Roman"/>
+                <w:sz w:val="20"/>
+                <w:szCs w:val="20"/>
+              </w:rPr>
+            </w:pPr>
+            <w:r>
+              <w:rPr>
+                <w:rFonts w:ascii="Times New Roman" w:hAnsi="Times New Roman" w:cs="Times New Roman"/>
+                <w:sz w:val="20"/>
+                <w:szCs w:val="20"/>
+              </w:rPr>
+              <w:t>Vc.</w:t>
+            </w:r>
+          </w:p>
+        </w:tc>
+        <w:tc>
+          <w:tcPr>
+            <w:tcW w:w="1278" w:type="dxa"/>
+            <w:tcBorders>
+              <w:top w:val="single" w:sz="4" w:space="0" w:color="auto"/>
+              <w:left w:val="single" w:sz="4" w:space="0" w:color="auto"/>
+              <w:bottom w:val="single" w:sz="4" w:space="0" w:color="auto"/>
+              <w:right w:val="single" w:sz="4" w:space="0" w:color="auto"/>
+            </w:tcBorders>
+          </w:tcPr>
+          <w:p>
+            <w:pPr>
+              <w:spacing w:after="0" w:line="360" w:lineRule="auto"/>
+              <w:outlineLvl w:val="0"/>
+              <w:rPr>
+                <w:rFonts w:ascii="Times New Roman" w:hAnsi="Times New Roman" w:cs="Times New Roman"/>
+                <w:sz w:val="20"/>
+                <w:szCs w:val="20"/>
+              </w:rPr>
+            </w:pPr>
+          </w:p>
+        </w:tc>
+        <w:tc>
+          <w:tcPr>
+            <w:tcW w:w="5880" w:type="dxa"/>
+            <w:tcBorders>
+              <w:top w:val="single" w:sz="4" w:space="0" w:color="auto"/>
+              <w:left w:val="single" w:sz="4" w:space="0" w:color="auto"/>
+              <w:bottom w:val="single" w:sz="4" w:space="0" w:color="auto"/>
+              <w:right w:val="single" w:sz="4" w:space="0" w:color="auto"/>
+            </w:tcBorders>
+          </w:tcPr>
+          <w:p>
+            <w:pPr>
+              <w:spacing w:after="0" w:line="360" w:lineRule="auto"/>
+              <w:outlineLvl w:val="0"/>
+              <w:rPr>
+                <w:rFonts w:ascii="Times New Roman" w:hAnsi="Times New Roman" w:cs="Times New Roman"/>
+                <w:iCs/>
+                <w:sz w:val="20"/>
+                <w:szCs w:val="20"/>
+              </w:rPr>
+            </w:pPr>
+            <w:r>
+              <w:rPr>
+                <w:rFonts w:ascii="Times New Roman" w:hAnsi="Times New Roman" w:cs="Times New Roman"/>
+                <w:iCs/>
+                <w:sz w:val="20"/>
+                <w:szCs w:val="20"/>
+              </w:rPr>
+              <w:t xml:space="preserve">Tenutostrich und Ligaturbogen von der Note hinzugefügt mit Bleistift. </w:t>
+            </w:r>
+          </w:p>
+        </w:tc>
+      </w:tr>
+      <w:tr>
+        <w:trPr>
+          <w:cantSplit/>
+        </w:trPr>
+        <w:tc>
+          <w:tcPr>
+            <w:tcW w:w="920" w:type="dxa"/>
+            <w:tcBorders>
+              <w:top w:val="single" w:sz="4" w:space="0" w:color="auto"/>
+              <w:left w:val="single" w:sz="4" w:space="0" w:color="auto"/>
+              <w:bottom w:val="single" w:sz="4" w:space="0" w:color="auto"/>
+              <w:right w:val="single" w:sz="4" w:space="0" w:color="auto"/>
+            </w:tcBorders>
+          </w:tcPr>
+          <w:p>
+            <w:pPr>
+              <w:spacing w:after="0" w:line="360" w:lineRule="auto"/>
+              <w:outlineLvl w:val="0"/>
+              <w:rPr>
+                <w:rFonts w:ascii="Times New Roman" w:hAnsi="Times New Roman" w:cs="Times New Roman"/>
+                <w:sz w:val="20"/>
+                <w:szCs w:val="20"/>
+              </w:rPr>
+            </w:pPr>
+            <w:r>
+              <w:rPr>
+                <w:rFonts w:ascii="Times New Roman" w:hAnsi="Times New Roman" w:cs="Times New Roman"/>
+                <w:sz w:val="20"/>
+                <w:szCs w:val="20"/>
+              </w:rPr>
+              <w:t>2</w:t>
+            </w:r>
+          </w:p>
+        </w:tc>
+        <w:tc>
+          <w:tcPr>
+            <w:tcW w:w="1134" w:type="dxa"/>
+            <w:tcBorders>
+              <w:top w:val="single" w:sz="4" w:space="0" w:color="auto"/>
+              <w:left w:val="single" w:sz="4" w:space="0" w:color="auto"/>
+              <w:bottom w:val="single" w:sz="4" w:space="0" w:color="auto"/>
+              <w:right w:val="single" w:sz="4" w:space="0" w:color="auto"/>
+            </w:tcBorders>
+          </w:tcPr>
+          <w:p>
+            <w:pPr>
+              <w:spacing w:after="0" w:line="360" w:lineRule="auto"/>
+              <w:outlineLvl w:val="0"/>
+              <w:rPr>
+                <w:rFonts w:ascii="Times New Roman" w:hAnsi="Times New Roman" w:cs="Times New Roman"/>
+                <w:sz w:val="20"/>
+                <w:szCs w:val="20"/>
+              </w:rPr>
+            </w:pPr>
+            <w:r>
+              <w:rPr>
+                <w:rFonts w:ascii="Times New Roman" w:hAnsi="Times New Roman" w:cs="Times New Roman"/>
+                <w:sz w:val="20"/>
+                <w:szCs w:val="20"/>
+              </w:rPr>
+              <w:t>Br.</w:t>
+            </w:r>
+          </w:p>
+        </w:tc>
+        <w:tc>
+          <w:tcPr>
+            <w:tcW w:w="1278" w:type="dxa"/>
+            <w:tcBorders>
+              <w:top w:val="single" w:sz="4" w:space="0" w:color="auto"/>
+              <w:left w:val="single" w:sz="4" w:space="0" w:color="auto"/>
+              <w:bottom w:val="single" w:sz="4" w:space="0" w:color="auto"/>
+              <w:right w:val="single" w:sz="4" w:space="0" w:color="auto"/>
+            </w:tcBorders>
+          </w:tcPr>
+          <w:p>
+            <w:pPr>
+              <w:spacing w:after="0" w:line="360" w:lineRule="auto"/>
+              <w:outlineLvl w:val="0"/>
+              <w:rPr>
+                <w:rFonts w:ascii="Times New Roman" w:hAnsi="Times New Roman" w:cs="Times New Roman"/>
+                <w:sz w:val="20"/>
+                <w:szCs w:val="20"/>
+              </w:rPr>
+            </w:pPr>
+            <w:r>
+              <w:rPr>
+                <w:rFonts w:ascii="Times New Roman" w:hAnsi="Times New Roman" w:cs="Times New Roman"/>
+                <w:sz w:val="20"/>
+                <w:szCs w:val="20"/>
+              </w:rPr>
+              <w:t>4/8–3/4</w:t>
+            </w:r>
+          </w:p>
+        </w:tc>
+        <w:tc>
+          <w:tcPr>
+            <w:tcW w:w="5880" w:type="dxa"/>
+            <w:tcBorders>
+              <w:top w:val="single" w:sz="4" w:space="0" w:color="auto"/>
+              <w:left w:val="single" w:sz="4" w:space="0" w:color="auto"/>
+              <w:bottom w:val="single" w:sz="4" w:space="0" w:color="auto"/>
+              <w:right w:val="single" w:sz="4" w:space="0" w:color="auto"/>
+            </w:tcBorders>
+          </w:tcPr>
+          <w:p>
+            <w:pPr>
+              <w:spacing w:after="0" w:line="360" w:lineRule="auto"/>
+              <w:outlineLvl w:val="0"/>
+              <w:rPr>
+                <w:rFonts w:ascii="Times New Roman" w:hAnsi="Times New Roman" w:cs="Times New Roman"/>
+                <w:iCs/>
+                <w:sz w:val="20"/>
+                <w:szCs w:val="20"/>
+              </w:rPr>
+            </w:pPr>
+            <w:r>
+              <w:rPr>
+                <w:rFonts w:ascii="Times New Roman" w:hAnsi="Times New Roman" w:cs="Times New Roman"/>
+                <w:iCs/>
+                <w:sz w:val="20"/>
+                <w:szCs w:val="20"/>
+              </w:rPr>
+              <w:t>&lt; &gt; hinzugefügt mit Bleistift.</w:t>
+            </w:r>
+          </w:p>
+        </w:tc>
+      </w:tr>
+      <w:tr>
+        <w:trPr>
+          <w:cantSplit/>
+        </w:trPr>
+        <w:tc>
+          <w:tcPr>
+            <w:tcW w:w="920" w:type="dxa"/>
+            <w:tcBorders>
+              <w:top w:val="single" w:sz="4" w:space="0" w:color="auto"/>
+              <w:left w:val="single" w:sz="4" w:space="0" w:color="auto"/>
+              <w:bottom w:val="single" w:sz="4" w:space="0" w:color="auto"/>
+              <w:right w:val="single" w:sz="4" w:space="0" w:color="auto"/>
+            </w:tcBorders>
+          </w:tcPr>
+          <w:p>
+            <w:pPr>
+              <w:spacing w:after="0" w:line="360" w:lineRule="auto"/>
+              <w:outlineLvl w:val="0"/>
+              <w:rPr>
+                <w:rFonts w:ascii="Times New Roman" w:hAnsi="Times New Roman" w:cs="Times New Roman"/>
+                <w:sz w:val="20"/>
+                <w:szCs w:val="20"/>
+              </w:rPr>
+            </w:pPr>
+            <w:r>
+              <w:rPr>
+                <w:rFonts w:ascii="Times New Roman" w:hAnsi="Times New Roman" w:cs="Times New Roman"/>
+                <w:sz w:val="20"/>
+                <w:szCs w:val="20"/>
+              </w:rPr>
+              <w:t>2</w:t>
+            </w:r>
+          </w:p>
+        </w:tc>
+        <w:tc>
+          <w:tcPr>
+            <w:tcW w:w="1134" w:type="dxa"/>
+            <w:tcBorders>
+              <w:top w:val="single" w:sz="4" w:space="0" w:color="auto"/>
+              <w:left w:val="single" w:sz="4" w:space="0" w:color="auto"/>
+              <w:bottom w:val="single" w:sz="4" w:space="0" w:color="auto"/>
+              <w:right w:val="single" w:sz="4" w:space="0" w:color="auto"/>
+            </w:tcBorders>
+          </w:tcPr>
+          <w:p>
+            <w:pPr>
+              <w:spacing w:after="0" w:line="360" w:lineRule="auto"/>
+              <w:outlineLvl w:val="0"/>
+              <w:rPr>
+                <w:rFonts w:ascii="Times New Roman" w:hAnsi="Times New Roman" w:cs="Times New Roman"/>
+                <w:sz w:val="20"/>
+                <w:szCs w:val="20"/>
+              </w:rPr>
+            </w:pPr>
+          </w:p>
+        </w:tc>
+        <w:tc>
+          <w:tcPr>
+            <w:tcW w:w="1278" w:type="dxa"/>
+            <w:tcBorders>
+              <w:top w:val="single" w:sz="4" w:space="0" w:color="auto"/>
+              <w:left w:val="single" w:sz="4" w:space="0" w:color="auto"/>
+              <w:bottom w:val="single" w:sz="4" w:space="0" w:color="auto"/>
+              <w:right w:val="single" w:sz="4" w:space="0" w:color="auto"/>
+            </w:tcBorders>
+          </w:tcPr>
+          <w:p>
+            <w:pPr>
+              <w:spacing w:after="0" w:line="360" w:lineRule="auto"/>
+              <w:outlineLvl w:val="0"/>
+              <w:rPr>
+                <w:rFonts w:ascii="Times New Roman" w:hAnsi="Times New Roman" w:cs="Times New Roman"/>
+                <w:sz w:val="20"/>
+                <w:szCs w:val="20"/>
+              </w:rPr>
+            </w:pPr>
+            <w:r>
+              <w:rPr>
+                <w:rFonts w:ascii="Times New Roman" w:hAnsi="Times New Roman" w:cs="Times New Roman"/>
+                <w:sz w:val="20"/>
+                <w:szCs w:val="20"/>
+              </w:rPr>
+              <w:t>5</w:t>
+            </w:r>
+            <w:r>
+              <w:rPr>
+                <w:rFonts w:ascii="Times New Roman" w:hAnsi="Times New Roman" w:cs="Times New Roman"/>
+                <w:sz w:val="20"/>
+                <w:szCs w:val="20"/>
+              </w:rPr>
+              <w:t>/</w:t>
+            </w:r>
+            <w:r>
+              <w:rPr>
+                <w:rFonts w:ascii="Times New Roman" w:hAnsi="Times New Roman" w:cs="Times New Roman"/>
+                <w:sz w:val="20"/>
+                <w:szCs w:val="20"/>
+              </w:rPr>
+              <w:t>8</w:t>
+            </w:r>
+          </w:p>
+        </w:tc>
+        <w:tc>
+          <w:tcPr>
+            <w:tcW w:w="5880" w:type="dxa"/>
+            <w:tcBorders>
+              <w:top w:val="single" w:sz="4" w:space="0" w:color="auto"/>
+              <w:left w:val="single" w:sz="4" w:space="0" w:color="auto"/>
+              <w:bottom w:val="single" w:sz="4" w:space="0" w:color="auto"/>
+              <w:right w:val="single" w:sz="4" w:space="0" w:color="auto"/>
+            </w:tcBorders>
+          </w:tcPr>
+          <w:p>
+            <w:pPr>
+              <w:spacing w:after="0" w:line="360" w:lineRule="auto"/>
+              <w:outlineLvl w:val="0"/>
+              <w:rPr>
+                <w:rFonts w:ascii="Times New Roman" w:hAnsi="Times New Roman" w:cs="Times New Roman"/>
+                <w:iCs/>
+                <w:sz w:val="20"/>
+                <w:szCs w:val="20"/>
+              </w:rPr>
+            </w:pPr>
+            <w:r>
+              <w:rPr>
+                <w:rFonts w:ascii="Times New Roman" w:hAnsi="Times New Roman" w:cs="Times New Roman"/>
+                <w:i/>
+                <w:sz w:val="20"/>
+                <w:szCs w:val="20"/>
+              </w:rPr>
+              <w:t>zögernd</w:t>
+            </w:r>
+            <w:r>
+              <w:rPr>
+                <w:rFonts w:ascii="Times New Roman" w:hAnsi="Times New Roman" w:cs="Times New Roman"/>
+                <w:iCs/>
+                <w:sz w:val="20"/>
+                <w:szCs w:val="20"/>
+              </w:rPr>
+              <w:t xml:space="preserve"> hinzugefügt mit Bleistift.</w:t>
+            </w:r>
+          </w:p>
+        </w:tc>
+      </w:tr>
+      <w:tr>
+        <w:trPr>
+          <w:cantSplit/>
+        </w:trPr>
+        <w:tc>
+          <w:tcPr>
+            <w:tcW w:w="920" w:type="dxa"/>
+            <w:tcBorders>
+              <w:top w:val="single" w:sz="4" w:space="0" w:color="auto"/>
+              <w:left w:val="single" w:sz="4" w:space="0" w:color="auto"/>
+              <w:bottom w:val="single" w:sz="4" w:space="0" w:color="auto"/>
+              <w:right w:val="single" w:sz="4" w:space="0" w:color="auto"/>
+            </w:tcBorders>
+          </w:tcPr>
+          <w:p>
+            <w:pPr>
+              <w:spacing w:after="0" w:line="360" w:lineRule="auto"/>
+              <w:outlineLvl w:val="0"/>
+              <w:rPr>
+                <w:rFonts w:ascii="Times New Roman" w:hAnsi="Times New Roman" w:cs="Times New Roman"/>
+                <w:sz w:val="20"/>
+                <w:szCs w:val="20"/>
+              </w:rPr>
+            </w:pPr>
+            <w:r>
+              <w:rPr>
+                <w:rFonts w:ascii="Times New Roman" w:hAnsi="Times New Roman" w:cs="Times New Roman"/>
+                <w:sz w:val="20"/>
+                <w:szCs w:val="20"/>
+              </w:rPr>
+              <w:t>3</w:t>
+            </w:r>
+          </w:p>
+        </w:tc>
+        <w:tc>
+          <w:tcPr>
+            <w:tcW w:w="1134" w:type="dxa"/>
+            <w:tcBorders>
+              <w:top w:val="single" w:sz="4" w:space="0" w:color="auto"/>
+              <w:left w:val="single" w:sz="4" w:space="0" w:color="auto"/>
+              <w:bottom w:val="single" w:sz="4" w:space="0" w:color="auto"/>
+              <w:right w:val="single" w:sz="4" w:space="0" w:color="auto"/>
+            </w:tcBorders>
+          </w:tcPr>
+          <w:p>
+            <w:pPr>
+              <w:spacing w:after="0" w:line="360" w:lineRule="auto"/>
+              <w:outlineLvl w:val="0"/>
+              <w:rPr>
+                <w:rFonts w:ascii="Times New Roman" w:hAnsi="Times New Roman" w:cs="Times New Roman"/>
+                <w:sz w:val="20"/>
+                <w:szCs w:val="20"/>
+              </w:rPr>
+            </w:pPr>
+          </w:p>
+        </w:tc>
+        <w:tc>
+          <w:tcPr>
+            <w:tcW w:w="1278" w:type="dxa"/>
+            <w:tcBorders>
+              <w:top w:val="single" w:sz="4" w:space="0" w:color="auto"/>
+              <w:left w:val="single" w:sz="4" w:space="0" w:color="auto"/>
+              <w:bottom w:val="single" w:sz="4" w:space="0" w:color="auto"/>
+              <w:right w:val="single" w:sz="4" w:space="0" w:color="auto"/>
+            </w:tcBorders>
+          </w:tcPr>
+          <w:p>
+            <w:pPr>
+              <w:spacing w:after="0" w:line="360" w:lineRule="auto"/>
+              <w:outlineLvl w:val="0"/>
+              <w:rPr>
+                <w:rFonts w:ascii="Times New Roman" w:hAnsi="Times New Roman" w:cs="Times New Roman"/>
+                <w:sz w:val="20"/>
+                <w:szCs w:val="20"/>
+              </w:rPr>
+            </w:pPr>
+            <w:r>
+              <w:rPr>
+                <w:rFonts w:ascii="Times New Roman" w:hAnsi="Times New Roman" w:cs="Times New Roman"/>
+                <w:sz w:val="20"/>
+                <w:szCs w:val="20"/>
+              </w:rPr>
+              <w:t>Taktanfang</w:t>
+            </w:r>
+          </w:p>
+        </w:tc>
+        <w:tc>
+          <w:tcPr>
+            <w:tcW w:w="5880" w:type="dxa"/>
+            <w:tcBorders>
+              <w:top w:val="single" w:sz="4" w:space="0" w:color="auto"/>
+              <w:left w:val="single" w:sz="4" w:space="0" w:color="auto"/>
+              <w:bottom w:val="single" w:sz="4" w:space="0" w:color="auto"/>
+              <w:right w:val="single" w:sz="4" w:space="0" w:color="auto"/>
+            </w:tcBorders>
+          </w:tcPr>
+          <w:p>
+            <w:pPr>
+              <w:spacing w:after="0" w:line="360" w:lineRule="auto"/>
+              <w:outlineLvl w:val="0"/>
+              <w:rPr>
+                <w:rFonts w:ascii="Times New Roman" w:hAnsi="Times New Roman" w:cs="Times New Roman"/>
+                <w:iCs/>
+                <w:sz w:val="20"/>
+                <w:szCs w:val="20"/>
+              </w:rPr>
+            </w:pPr>
+            <w:r>
+              <w:rPr>
+                <w:rFonts w:ascii="Times New Roman" w:hAnsi="Times New Roman" w:cs="Times New Roman"/>
+                <w:i/>
+                <w:sz w:val="20"/>
+                <w:szCs w:val="20"/>
+              </w:rPr>
+              <w:t>im tempo</w:t>
+            </w:r>
+            <w:r>
+              <w:rPr>
+                <w:rFonts w:ascii="Times New Roman" w:hAnsi="Times New Roman" w:cs="Times New Roman"/>
+                <w:iCs/>
+                <w:sz w:val="20"/>
+                <w:szCs w:val="20"/>
+              </w:rPr>
+              <w:t xml:space="preserve"> hinzugefügt mit Bleistift.</w:t>
+            </w:r>
+          </w:p>
+        </w:tc>
+      </w:tr>
+      <w:tr>
+        <w:trPr>
+          <w:cantSplit/>
+        </w:trPr>
+        <w:tc>
+          <w:tcPr>
+            <w:tcW w:w="920" w:type="dxa"/>
+            <w:tcBorders>
+              <w:top w:val="single" w:sz="4" w:space="0" w:color="auto"/>
+              <w:left w:val="single" w:sz="4" w:space="0" w:color="auto"/>
+              <w:bottom w:val="single" w:sz="4" w:space="0" w:color="auto"/>
+              <w:right w:val="single" w:sz="4" w:space="0" w:color="auto"/>
+            </w:tcBorders>
+          </w:tcPr>
+          <w:p>
+            <w:pPr>
+              <w:spacing w:after="0" w:line="360" w:lineRule="auto"/>
+              <w:outlineLvl w:val="0"/>
+              <w:rPr>
+                <w:rFonts w:ascii="Times New Roman" w:hAnsi="Times New Roman" w:cs="Times New Roman"/>
+                <w:sz w:val="20"/>
+                <w:szCs w:val="20"/>
+              </w:rPr>
+            </w:pPr>
+            <w:r>
+              <w:rPr>
+                <w:rFonts w:ascii="Times New Roman" w:hAnsi="Times New Roman" w:cs="Times New Roman"/>
+                <w:sz w:val="20"/>
+                <w:szCs w:val="20"/>
+              </w:rPr>
+              <w:t>3</w:t>
+            </w:r>
+          </w:p>
+        </w:tc>
+        <w:tc>
+          <w:tcPr>
+            <w:tcW w:w="1134" w:type="dxa"/>
+            <w:tcBorders>
+              <w:top w:val="single" w:sz="4" w:space="0" w:color="auto"/>
+              <w:left w:val="single" w:sz="4" w:space="0" w:color="auto"/>
+              <w:bottom w:val="single" w:sz="4" w:space="0" w:color="auto"/>
+              <w:right w:val="single" w:sz="4" w:space="0" w:color="auto"/>
+            </w:tcBorders>
+          </w:tcPr>
+          <w:p>
+            <w:pPr>
+              <w:spacing w:after="0" w:line="360" w:lineRule="auto"/>
+              <w:outlineLvl w:val="0"/>
+              <w:rPr>
+                <w:rFonts w:ascii="Times New Roman" w:hAnsi="Times New Roman" w:cs="Times New Roman"/>
+                <w:sz w:val="20"/>
+                <w:szCs w:val="20"/>
+              </w:rPr>
+            </w:pPr>
+            <w:r>
+              <w:rPr>
+                <w:rFonts w:ascii="Times New Roman" w:hAnsi="Times New Roman" w:cs="Times New Roman"/>
+                <w:sz w:val="20"/>
+                <w:szCs w:val="20"/>
+              </w:rPr>
+              <w:t>I. Gg.</w:t>
+            </w:r>
+          </w:p>
+        </w:tc>
+        <w:tc>
+          <w:tcPr>
+            <w:tcW w:w="1278" w:type="dxa"/>
+            <w:tcBorders>
+              <w:top w:val="single" w:sz="4" w:space="0" w:color="auto"/>
+              <w:left w:val="single" w:sz="4" w:space="0" w:color="auto"/>
+              <w:bottom w:val="single" w:sz="4" w:space="0" w:color="auto"/>
+              <w:right w:val="single" w:sz="4" w:space="0" w:color="auto"/>
+            </w:tcBorders>
+          </w:tcPr>
+          <w:p>
+            <w:pPr>
+              <w:spacing w:after="0" w:line="360" w:lineRule="auto"/>
+              <w:outlineLvl w:val="0"/>
+              <w:rPr>
+                <w:rFonts w:ascii="Times New Roman" w:hAnsi="Times New Roman" w:cs="Times New Roman"/>
+                <w:sz w:val="20"/>
+                <w:szCs w:val="20"/>
+              </w:rPr>
+            </w:pPr>
+            <w:r>
+              <w:rPr>
+                <w:rFonts w:ascii="Times New Roman" w:hAnsi="Times New Roman" w:cs="Times New Roman"/>
+                <w:sz w:val="20"/>
+                <w:szCs w:val="20"/>
+              </w:rPr>
+              <w:t>2/8–3/4</w:t>
+            </w:r>
+          </w:p>
+        </w:tc>
+        <w:tc>
+          <w:tcPr>
+            <w:tcW w:w="5880" w:type="dxa"/>
+            <w:tcBorders>
+              <w:top w:val="single" w:sz="4" w:space="0" w:color="auto"/>
+              <w:left w:val="single" w:sz="4" w:space="0" w:color="auto"/>
+              <w:bottom w:val="single" w:sz="4" w:space="0" w:color="auto"/>
+              <w:right w:val="single" w:sz="4" w:space="0" w:color="auto"/>
+            </w:tcBorders>
+          </w:tcPr>
+          <w:p>
+            <w:pPr>
+              <w:spacing w:after="0" w:line="360" w:lineRule="auto"/>
+              <w:outlineLvl w:val="0"/>
+              <w:rPr>
+                <w:rFonts w:ascii="Times New Roman" w:hAnsi="Times New Roman" w:cs="Times New Roman"/>
+                <w:iCs/>
+                <w:sz w:val="20"/>
+                <w:szCs w:val="20"/>
+              </w:rPr>
+            </w:pPr>
+            <w:r>
+              <w:rPr>
+                <w:rFonts w:ascii="Times New Roman" w:hAnsi="Times New Roman" w:cs="Times New Roman"/>
+                <w:iCs/>
+                <w:sz w:val="20"/>
+                <w:szCs w:val="20"/>
+              </w:rPr>
+              <w:t>[ppp] zu 2/8 (wie Textfassung 1) geändert zu [pp], Decrescendogabel, [ppp] mit Bleistift.</w:t>
+            </w:r>
+          </w:p>
+        </w:tc>
+      </w:tr>
+      <w:tr>
+        <w:trPr>
+          <w:cantSplit/>
+        </w:trPr>
+        <w:tc>
+          <w:tcPr>
+            <w:tcW w:w="920" w:type="dxa"/>
+            <w:tcBorders>
+              <w:top w:val="single" w:sz="4" w:space="0" w:color="auto"/>
+              <w:left w:val="single" w:sz="4" w:space="0" w:color="auto"/>
+              <w:bottom w:val="single" w:sz="4" w:space="0" w:color="auto"/>
+              <w:right w:val="single" w:sz="4" w:space="0" w:color="auto"/>
+            </w:tcBorders>
+          </w:tcPr>
+          <w:p>
+            <w:pPr>
+              <w:spacing w:after="0" w:line="360" w:lineRule="auto"/>
+              <w:outlineLvl w:val="0"/>
+              <w:rPr>
+                <w:rFonts w:ascii="Times New Roman" w:hAnsi="Times New Roman" w:cs="Times New Roman"/>
+                <w:sz w:val="20"/>
+                <w:szCs w:val="20"/>
+              </w:rPr>
+            </w:pPr>
+            <w:r>
+              <w:rPr>
+                <w:rFonts w:ascii="Times New Roman" w:hAnsi="Times New Roman" w:cs="Times New Roman"/>
+                <w:sz w:val="20"/>
+                <w:szCs w:val="20"/>
+              </w:rPr>
+              <w:t>3</w:t>
+            </w:r>
+          </w:p>
+        </w:tc>
+        <w:tc>
+          <w:tcPr>
+            <w:tcW w:w="1134" w:type="dxa"/>
+            <w:tcBorders>
+              <w:top w:val="single" w:sz="4" w:space="0" w:color="auto"/>
+              <w:left w:val="single" w:sz="4" w:space="0" w:color="auto"/>
+              <w:bottom w:val="single" w:sz="4" w:space="0" w:color="auto"/>
+              <w:right w:val="single" w:sz="4" w:space="0" w:color="auto"/>
+            </w:tcBorders>
+          </w:tcPr>
+          <w:p>
+            <w:pPr>
+              <w:spacing w:after="0" w:line="360" w:lineRule="auto"/>
+              <w:outlineLvl w:val="0"/>
+              <w:rPr>
+                <w:rFonts w:ascii="Times New Roman" w:hAnsi="Times New Roman" w:cs="Times New Roman"/>
+                <w:sz w:val="20"/>
+                <w:szCs w:val="20"/>
+              </w:rPr>
+            </w:pPr>
+            <w:r>
+              <w:rPr>
+                <w:rFonts w:ascii="Times New Roman" w:hAnsi="Times New Roman" w:cs="Times New Roman"/>
+                <w:sz w:val="20"/>
+                <w:szCs w:val="20"/>
+              </w:rPr>
+              <w:t xml:space="preserve">Br. </w:t>
+            </w:r>
+          </w:p>
+        </w:tc>
+        <w:tc>
+          <w:tcPr>
+            <w:tcW w:w="1278" w:type="dxa"/>
+            <w:tcBorders>
+              <w:top w:val="single" w:sz="4" w:space="0" w:color="auto"/>
+              <w:left w:val="single" w:sz="4" w:space="0" w:color="auto"/>
+              <w:bottom w:val="single" w:sz="4" w:space="0" w:color="auto"/>
+              <w:right w:val="single" w:sz="4" w:space="0" w:color="auto"/>
+            </w:tcBorders>
+          </w:tcPr>
+          <w:p>
+            <w:pPr>
+              <w:spacing w:after="0" w:line="360" w:lineRule="auto"/>
+              <w:outlineLvl w:val="0"/>
+              <w:rPr>
+                <w:rFonts w:ascii="Times New Roman" w:hAnsi="Times New Roman" w:cs="Times New Roman"/>
+                <w:sz w:val="20"/>
+                <w:szCs w:val="20"/>
+              </w:rPr>
+            </w:pPr>
+            <w:r>
+              <w:rPr>
+                <w:rFonts w:ascii="Times New Roman" w:hAnsi="Times New Roman" w:cs="Times New Roman"/>
+                <w:sz w:val="20"/>
+                <w:szCs w:val="20"/>
+              </w:rPr>
+              <w:t>4–5/8</w:t>
+            </w:r>
+          </w:p>
+        </w:tc>
+        <w:tc>
+          <w:tcPr>
+            <w:tcW w:w="5880" w:type="dxa"/>
+            <w:tcBorders>
+              <w:top w:val="single" w:sz="4" w:space="0" w:color="auto"/>
+              <w:left w:val="single" w:sz="4" w:space="0" w:color="auto"/>
+              <w:bottom w:val="single" w:sz="4" w:space="0" w:color="auto"/>
+              <w:right w:val="single" w:sz="4" w:space="0" w:color="auto"/>
+            </w:tcBorders>
+          </w:tcPr>
+          <w:p>
+            <w:pPr>
+              <w:spacing w:after="0" w:line="360" w:lineRule="auto"/>
+              <w:outlineLvl w:val="0"/>
+              <w:rPr>
+                <w:rFonts w:ascii="Times New Roman" w:hAnsi="Times New Roman" w:cs="Times New Roman"/>
+                <w:iCs/>
+                <w:sz w:val="20"/>
+                <w:szCs w:val="20"/>
+              </w:rPr>
+            </w:pPr>
+            <w:r>
+              <w:rPr>
+                <w:rFonts w:ascii="Times New Roman" w:hAnsi="Times New Roman" w:cs="Times New Roman"/>
+                <w:iCs/>
+                <w:sz w:val="20"/>
+                <w:szCs w:val="20"/>
+              </w:rPr>
+              <w:t xml:space="preserve">Crescendogabel </w:t>
+            </w:r>
+            <w:r>
+              <w:rPr>
+                <w:rFonts w:ascii="Times New Roman" w:hAnsi="Times New Roman" w:cs="Times New Roman"/>
+                <w:iCs/>
+                <w:sz w:val="20"/>
+                <w:szCs w:val="20"/>
+              </w:rPr>
+              <w:t>hinzugefügt mit Bleistift.</w:t>
+            </w:r>
+          </w:p>
+        </w:tc>
+      </w:tr>
+      <w:tr>
+        <w:trPr>
+          <w:cantSplit/>
+        </w:trPr>
+        <w:tc>
+          <w:tcPr>
+            <w:tcW w:w="920" w:type="dxa"/>
+            <w:tcBorders>
+              <w:top w:val="single" w:sz="4" w:space="0" w:color="auto"/>
+              <w:left w:val="single" w:sz="4" w:space="0" w:color="auto"/>
+              <w:bottom w:val="single" w:sz="4" w:space="0" w:color="auto"/>
+              <w:right w:val="single" w:sz="4" w:space="0" w:color="auto"/>
+            </w:tcBorders>
+          </w:tcPr>
+          <w:p>
+            <w:pPr>
+              <w:spacing w:after="0" w:line="360" w:lineRule="auto"/>
+              <w:outlineLvl w:val="0"/>
+              <w:rPr>
+                <w:rFonts w:ascii="Times New Roman" w:hAnsi="Times New Roman" w:cs="Times New Roman"/>
+                <w:sz w:val="20"/>
+                <w:szCs w:val="20"/>
+              </w:rPr>
+            </w:pPr>
+            <w:r>
+              <w:rPr>
+                <w:rFonts w:ascii="Times New Roman" w:hAnsi="Times New Roman" w:cs="Times New Roman"/>
+                <w:sz w:val="20"/>
+                <w:szCs w:val="20"/>
+              </w:rPr>
+              <w:t>3</w:t>
+            </w:r>
+          </w:p>
+        </w:tc>
+        <w:tc>
+          <w:tcPr>
+            <w:tcW w:w="1134" w:type="dxa"/>
+            <w:tcBorders>
+              <w:top w:val="single" w:sz="4" w:space="0" w:color="auto"/>
+              <w:left w:val="single" w:sz="4" w:space="0" w:color="auto"/>
+              <w:bottom w:val="single" w:sz="4" w:space="0" w:color="auto"/>
+              <w:right w:val="single" w:sz="4" w:space="0" w:color="auto"/>
+            </w:tcBorders>
+          </w:tcPr>
+          <w:p>
+            <w:pPr>
+              <w:spacing w:after="0" w:line="360" w:lineRule="auto"/>
+              <w:outlineLvl w:val="0"/>
+              <w:rPr>
+                <w:rFonts w:ascii="Times New Roman" w:hAnsi="Times New Roman" w:cs="Times New Roman"/>
+                <w:sz w:val="20"/>
+                <w:szCs w:val="20"/>
+              </w:rPr>
+            </w:pPr>
+            <w:r>
+              <w:rPr>
+                <w:rFonts w:ascii="Times New Roman" w:hAnsi="Times New Roman" w:cs="Times New Roman"/>
+                <w:sz w:val="20"/>
+                <w:szCs w:val="20"/>
+              </w:rPr>
+              <w:t xml:space="preserve">Br. </w:t>
+            </w:r>
+          </w:p>
+        </w:tc>
+        <w:tc>
+          <w:tcPr>
+            <w:tcW w:w="1278" w:type="dxa"/>
+            <w:tcBorders>
+              <w:top w:val="single" w:sz="4" w:space="0" w:color="auto"/>
+              <w:left w:val="single" w:sz="4" w:space="0" w:color="auto"/>
+              <w:bottom w:val="single" w:sz="4" w:space="0" w:color="auto"/>
+              <w:right w:val="single" w:sz="4" w:space="0" w:color="auto"/>
+            </w:tcBorders>
+          </w:tcPr>
+          <w:p>
+            <w:pPr>
+              <w:spacing w:after="0" w:line="360" w:lineRule="auto"/>
+              <w:outlineLvl w:val="0"/>
+              <w:rPr>
+                <w:rFonts w:ascii="Times New Roman" w:hAnsi="Times New Roman" w:cs="Times New Roman"/>
+                <w:sz w:val="20"/>
+                <w:szCs w:val="20"/>
+              </w:rPr>
+            </w:pPr>
+            <w:r>
+              <w:rPr>
+                <w:rFonts w:ascii="Times New Roman" w:hAnsi="Times New Roman" w:cs="Times New Roman"/>
+                <w:sz w:val="20"/>
+                <w:szCs w:val="20"/>
+              </w:rPr>
+              <w:t>6/8 bis Taktende</w:t>
+            </w:r>
+          </w:p>
+        </w:tc>
+        <w:tc>
+          <w:tcPr>
+            <w:tcW w:w="5880" w:type="dxa"/>
+            <w:tcBorders>
+              <w:top w:val="single" w:sz="4" w:space="0" w:color="auto"/>
+              <w:left w:val="single" w:sz="4" w:space="0" w:color="auto"/>
+              <w:bottom w:val="single" w:sz="4" w:space="0" w:color="auto"/>
+              <w:right w:val="single" w:sz="4" w:space="0" w:color="auto"/>
+            </w:tcBorders>
+          </w:tcPr>
+          <w:p>
+            <w:pPr>
+              <w:spacing w:after="0" w:line="360" w:lineRule="auto"/>
+              <w:outlineLvl w:val="0"/>
+              <w:rPr>
+                <w:rFonts w:ascii="Times New Roman" w:hAnsi="Times New Roman" w:cs="Times New Roman"/>
+                <w:iCs/>
+                <w:sz w:val="20"/>
+                <w:szCs w:val="20"/>
+              </w:rPr>
+            </w:pPr>
+            <w:r>
+              <w:rPr>
+                <w:rFonts w:ascii="Times New Roman" w:hAnsi="Times New Roman" w:cs="Times New Roman"/>
+                <w:iCs/>
+                <w:sz w:val="20"/>
+                <w:szCs w:val="20"/>
+              </w:rPr>
+              <w:t xml:space="preserve">Decrescendogabel </w:t>
+            </w:r>
+            <w:r>
+              <w:rPr>
+                <w:rFonts w:ascii="Times New Roman" w:hAnsi="Times New Roman" w:cs="Times New Roman"/>
+                <w:iCs/>
+                <w:sz w:val="20"/>
+                <w:szCs w:val="20"/>
+              </w:rPr>
+              <w:t>hinzugefügt mit Bleistift.</w:t>
+            </w:r>
+          </w:p>
+        </w:tc>
+      </w:tr>
+      <w:tr>
+        <w:trPr>
+          <w:cantSplit/>
+        </w:trPr>
+        <w:tc>
+          <w:tcPr>
+            <w:tcW w:w="920" w:type="dxa"/>
+            <w:tcBorders>
+              <w:top w:val="single" w:sz="4" w:space="0" w:color="auto"/>
+              <w:left w:val="single" w:sz="4" w:space="0" w:color="auto"/>
+              <w:bottom w:val="single" w:sz="4" w:space="0" w:color="auto"/>
+              <w:right w:val="single" w:sz="4" w:space="0" w:color="auto"/>
+            </w:tcBorders>
+          </w:tcPr>
+          <w:p>
+            <w:pPr>
+              <w:spacing w:after="0" w:line="360" w:lineRule="auto"/>
+              <w:outlineLvl w:val="0"/>
+              <w:rPr>
+                <w:rFonts w:ascii="Times New Roman" w:hAnsi="Times New Roman" w:cs="Times New Roman"/>
+                <w:sz w:val="20"/>
+                <w:szCs w:val="20"/>
+              </w:rPr>
+            </w:pPr>
+            <w:r>
+              <w:rPr>
+                <w:rFonts w:ascii="Times New Roman" w:hAnsi="Times New Roman" w:cs="Times New Roman"/>
+                <w:sz w:val="20"/>
+                <w:szCs w:val="20"/>
+              </w:rPr>
+              <w:t>4</w:t>
+            </w:r>
+          </w:p>
+        </w:tc>
+        <w:tc>
+          <w:tcPr>
+            <w:tcW w:w="1134" w:type="dxa"/>
+            <w:tcBorders>
+              <w:top w:val="single" w:sz="4" w:space="0" w:color="auto"/>
+              <w:left w:val="single" w:sz="4" w:space="0" w:color="auto"/>
+              <w:bottom w:val="single" w:sz="4" w:space="0" w:color="auto"/>
+              <w:right w:val="single" w:sz="4" w:space="0" w:color="auto"/>
+            </w:tcBorders>
+          </w:tcPr>
+          <w:p>
+            <w:pPr>
+              <w:spacing w:after="0" w:line="360" w:lineRule="auto"/>
+              <w:outlineLvl w:val="0"/>
+              <w:rPr>
+                <w:rFonts w:ascii="Times New Roman" w:hAnsi="Times New Roman" w:cs="Times New Roman"/>
+                <w:sz w:val="20"/>
+                <w:szCs w:val="20"/>
+              </w:rPr>
+            </w:pPr>
+            <w:r>
+              <w:rPr>
+                <w:rFonts w:ascii="Times New Roman" w:hAnsi="Times New Roman" w:cs="Times New Roman"/>
+                <w:sz w:val="20"/>
+                <w:szCs w:val="20"/>
+              </w:rPr>
+              <w:t>II. Gg.</w:t>
+            </w:r>
+          </w:p>
+        </w:tc>
+        <w:tc>
+          <w:tcPr>
+            <w:tcW w:w="1278" w:type="dxa"/>
+            <w:tcBorders>
+              <w:top w:val="single" w:sz="4" w:space="0" w:color="auto"/>
+              <w:left w:val="single" w:sz="4" w:space="0" w:color="auto"/>
+              <w:bottom w:val="single" w:sz="4" w:space="0" w:color="auto"/>
+              <w:right w:val="single" w:sz="4" w:space="0" w:color="auto"/>
+            </w:tcBorders>
+          </w:tcPr>
+          <w:p>
+            <w:pPr>
+              <w:spacing w:after="0" w:line="360" w:lineRule="auto"/>
+              <w:outlineLvl w:val="0"/>
+              <w:rPr>
+                <w:rFonts w:ascii="Times New Roman" w:hAnsi="Times New Roman" w:cs="Times New Roman"/>
+                <w:sz w:val="20"/>
+                <w:szCs w:val="20"/>
+              </w:rPr>
+            </w:pPr>
+            <w:r>
+              <w:rPr>
+                <w:rFonts w:ascii="Times New Roman" w:hAnsi="Times New Roman" w:cs="Times New Roman"/>
+                <w:sz w:val="20"/>
+                <w:szCs w:val="20"/>
+              </w:rPr>
+              <w:t>1/8</w:t>
+            </w:r>
+          </w:p>
+        </w:tc>
+        <w:tc>
+          <w:tcPr>
+            <w:tcW w:w="5880" w:type="dxa"/>
+            <w:tcBorders>
+              <w:top w:val="single" w:sz="4" w:space="0" w:color="auto"/>
+              <w:left w:val="single" w:sz="4" w:space="0" w:color="auto"/>
+              <w:bottom w:val="single" w:sz="4" w:space="0" w:color="auto"/>
+              <w:right w:val="single" w:sz="4" w:space="0" w:color="auto"/>
+            </w:tcBorders>
+          </w:tcPr>
+          <w:p>
+            <w:pPr>
+              <w:spacing w:after="0" w:line="360" w:lineRule="auto"/>
+              <w:outlineLvl w:val="0"/>
+              <w:rPr>
+                <w:rFonts w:ascii="Times New Roman" w:hAnsi="Times New Roman" w:cs="Times New Roman"/>
+                <w:iCs/>
+                <w:sz w:val="20"/>
+                <w:szCs w:val="20"/>
+              </w:rPr>
+            </w:pPr>
+            <w:r>
+              <w:rPr>
+                <w:rFonts w:ascii="Times New Roman" w:hAnsi="Times New Roman" w:cs="Times New Roman"/>
+                <w:i/>
+                <w:sz w:val="20"/>
+                <w:szCs w:val="20"/>
+              </w:rPr>
+              <w:t>äußerst zart</w:t>
+            </w:r>
+            <w:r>
+              <w:rPr>
+                <w:rFonts w:ascii="Times New Roman" w:hAnsi="Times New Roman" w:cs="Times New Roman"/>
+                <w:iCs/>
+                <w:sz w:val="20"/>
+                <w:szCs w:val="20"/>
+              </w:rPr>
+              <w:t xml:space="preserve"> </w:t>
+            </w:r>
+            <w:r>
+              <w:rPr>
+                <w:rFonts w:ascii="Times New Roman" w:hAnsi="Times New Roman" w:cs="Times New Roman"/>
+                <w:iCs/>
+                <w:sz w:val="20"/>
+                <w:szCs w:val="20"/>
+              </w:rPr>
+              <w:t>hinzugefügt mit Bleistift.</w:t>
+            </w:r>
+          </w:p>
+        </w:tc>
+      </w:tr>
+      <w:tr>
+        <w:trPr>
+          <w:cantSplit/>
+        </w:trPr>
+        <w:tc>
+          <w:tcPr>
+            <w:tcW w:w="920" w:type="dxa"/>
+            <w:tcBorders>
+              <w:top w:val="single" w:sz="4" w:space="0" w:color="auto"/>
+              <w:left w:val="single" w:sz="4" w:space="0" w:color="auto"/>
+              <w:bottom w:val="single" w:sz="4" w:space="0" w:color="auto"/>
+              <w:right w:val="single" w:sz="4" w:space="0" w:color="auto"/>
+            </w:tcBorders>
+          </w:tcPr>
+          <w:p>
+            <w:pPr>
+              <w:spacing w:after="0" w:line="360" w:lineRule="auto"/>
+              <w:outlineLvl w:val="0"/>
+              <w:rPr>
+                <w:rFonts w:ascii="Times New Roman" w:hAnsi="Times New Roman" w:cs="Times New Roman"/>
+                <w:sz w:val="20"/>
+                <w:szCs w:val="20"/>
+              </w:rPr>
+            </w:pPr>
+            <w:r>
+              <w:rPr>
+                <w:rFonts w:ascii="Times New Roman" w:hAnsi="Times New Roman" w:cs="Times New Roman"/>
+                <w:sz w:val="20"/>
+                <w:szCs w:val="20"/>
+              </w:rPr>
+              <w:t>4</w:t>
+            </w:r>
+          </w:p>
+        </w:tc>
+        <w:tc>
+          <w:tcPr>
+            <w:tcW w:w="1134" w:type="dxa"/>
+            <w:tcBorders>
+              <w:top w:val="single" w:sz="4" w:space="0" w:color="auto"/>
+              <w:left w:val="single" w:sz="4" w:space="0" w:color="auto"/>
+              <w:bottom w:val="single" w:sz="4" w:space="0" w:color="auto"/>
+              <w:right w:val="single" w:sz="4" w:space="0" w:color="auto"/>
+            </w:tcBorders>
+          </w:tcPr>
+          <w:p>
+            <w:pPr>
+              <w:spacing w:after="0" w:line="360" w:lineRule="auto"/>
+              <w:outlineLvl w:val="0"/>
+              <w:rPr>
+                <w:rFonts w:ascii="Times New Roman" w:hAnsi="Times New Roman" w:cs="Times New Roman"/>
+                <w:sz w:val="20"/>
+                <w:szCs w:val="20"/>
+              </w:rPr>
+            </w:pPr>
+            <w:r>
+              <w:rPr>
+                <w:rFonts w:ascii="Times New Roman" w:hAnsi="Times New Roman" w:cs="Times New Roman"/>
+                <w:sz w:val="20"/>
+                <w:szCs w:val="20"/>
+              </w:rPr>
+              <w:t>II. Gg.</w:t>
+            </w:r>
+          </w:p>
+        </w:tc>
+        <w:tc>
+          <w:tcPr>
+            <w:tcW w:w="1278" w:type="dxa"/>
+            <w:tcBorders>
+              <w:top w:val="single" w:sz="4" w:space="0" w:color="auto"/>
+              <w:left w:val="single" w:sz="4" w:space="0" w:color="auto"/>
+              <w:bottom w:val="single" w:sz="4" w:space="0" w:color="auto"/>
+              <w:right w:val="single" w:sz="4" w:space="0" w:color="auto"/>
+            </w:tcBorders>
+          </w:tcPr>
+          <w:p>
+            <w:pPr>
+              <w:spacing w:after="0" w:line="360" w:lineRule="auto"/>
+              <w:outlineLvl w:val="0"/>
+              <w:rPr>
+                <w:rFonts w:ascii="Times New Roman" w:hAnsi="Times New Roman" w:cs="Times New Roman"/>
+                <w:sz w:val="20"/>
+                <w:szCs w:val="20"/>
+              </w:rPr>
+            </w:pPr>
+            <w:r>
+              <w:rPr>
+                <w:rFonts w:ascii="Times New Roman" w:hAnsi="Times New Roman" w:cs="Times New Roman"/>
+                <w:sz w:val="20"/>
+                <w:szCs w:val="20"/>
+              </w:rPr>
+              <w:t>1–4/8</w:t>
+            </w:r>
+          </w:p>
+        </w:tc>
+        <w:tc>
+          <w:tcPr>
+            <w:tcW w:w="5880" w:type="dxa"/>
+            <w:tcBorders>
+              <w:top w:val="single" w:sz="4" w:space="0" w:color="auto"/>
+              <w:left w:val="single" w:sz="4" w:space="0" w:color="auto"/>
+              <w:bottom w:val="single" w:sz="4" w:space="0" w:color="auto"/>
+              <w:right w:val="single" w:sz="4" w:space="0" w:color="auto"/>
+            </w:tcBorders>
+          </w:tcPr>
+          <w:p>
+            <w:pPr>
+              <w:spacing w:after="0" w:line="360" w:lineRule="auto"/>
+              <w:outlineLvl w:val="0"/>
+              <w:rPr>
+                <w:rFonts w:ascii="Times New Roman" w:hAnsi="Times New Roman" w:cs="Times New Roman"/>
+                <w:iCs/>
+                <w:sz w:val="20"/>
+                <w:szCs w:val="20"/>
+              </w:rPr>
+            </w:pPr>
+            <w:r>
+              <w:rPr>
+                <w:rFonts w:ascii="Times New Roman" w:hAnsi="Times New Roman" w:cs="Times New Roman"/>
+                <w:iCs/>
+                <w:sz w:val="20"/>
+                <w:szCs w:val="20"/>
+              </w:rPr>
+              <w:t>[ppp] zu 1/8 (wie Textfassung 1) geändert zu [pp], Decrescendogabel.</w:t>
+            </w:r>
+          </w:p>
+        </w:tc>
+      </w:tr>
+      <w:tr>
+        <w:trPr>
+          <w:cantSplit/>
+        </w:trPr>
+        <w:tc>
+          <w:tcPr>
+            <w:tcW w:w="920" w:type="dxa"/>
+            <w:tcBorders>
+              <w:top w:val="single" w:sz="4" w:space="0" w:color="auto"/>
+              <w:left w:val="single" w:sz="4" w:space="0" w:color="auto"/>
+              <w:bottom w:val="single" w:sz="4" w:space="0" w:color="auto"/>
+              <w:right w:val="single" w:sz="4" w:space="0" w:color="auto"/>
+            </w:tcBorders>
+          </w:tcPr>
+          <w:p>
+            <w:pPr>
+              <w:spacing w:after="0" w:line="360" w:lineRule="auto"/>
+              <w:outlineLvl w:val="0"/>
+              <w:rPr>
+                <w:rFonts w:ascii="Times New Roman" w:hAnsi="Times New Roman" w:cs="Times New Roman"/>
+                <w:sz w:val="20"/>
+                <w:szCs w:val="20"/>
+              </w:rPr>
+            </w:pPr>
+            <w:r>
+              <w:rPr>
+                <w:rFonts w:ascii="Times New Roman" w:hAnsi="Times New Roman" w:cs="Times New Roman"/>
+                <w:sz w:val="20"/>
+                <w:szCs w:val="20"/>
+              </w:rPr>
+              <w:t>4</w:t>
+            </w:r>
+          </w:p>
+          <w:p>
+            <w:pPr>
+              <w:spacing w:after="0" w:line="360" w:lineRule="auto"/>
+              <w:outlineLvl w:val="0"/>
+              <w:rPr>
+                <w:rFonts w:ascii="Times New Roman" w:hAnsi="Times New Roman" w:cs="Times New Roman"/>
+                <w:sz w:val="20"/>
+                <w:szCs w:val="20"/>
+              </w:rPr>
+            </w:pPr>
+            <w:r>
+              <w:rPr>
+                <w:rFonts w:ascii="Times New Roman" w:hAnsi="Times New Roman" w:cs="Times New Roman"/>
+                <w:sz w:val="20"/>
+                <w:szCs w:val="20"/>
+              </w:rPr>
+              <w:t>bis 5</w:t>
+            </w:r>
+          </w:p>
+        </w:tc>
+        <w:tc>
+          <w:tcPr>
+            <w:tcW w:w="1134" w:type="dxa"/>
+            <w:tcBorders>
+              <w:top w:val="single" w:sz="4" w:space="0" w:color="auto"/>
+              <w:left w:val="single" w:sz="4" w:space="0" w:color="auto"/>
+              <w:bottom w:val="single" w:sz="4" w:space="0" w:color="auto"/>
+              <w:right w:val="single" w:sz="4" w:space="0" w:color="auto"/>
+            </w:tcBorders>
+          </w:tcPr>
+          <w:p>
+            <w:pPr>
+              <w:spacing w:after="0" w:line="360" w:lineRule="auto"/>
+              <w:outlineLvl w:val="0"/>
+              <w:rPr>
+                <w:rFonts w:ascii="Times New Roman" w:hAnsi="Times New Roman" w:cs="Times New Roman"/>
+                <w:sz w:val="20"/>
+                <w:szCs w:val="20"/>
+              </w:rPr>
+            </w:pPr>
+            <w:r>
+              <w:rPr>
+                <w:rFonts w:ascii="Times New Roman" w:hAnsi="Times New Roman" w:cs="Times New Roman"/>
+                <w:sz w:val="20"/>
+                <w:szCs w:val="20"/>
+              </w:rPr>
+              <w:t>I. Gg.</w:t>
+            </w:r>
+          </w:p>
+        </w:tc>
+        <w:tc>
+          <w:tcPr>
+            <w:tcW w:w="1278" w:type="dxa"/>
+            <w:tcBorders>
+              <w:top w:val="single" w:sz="4" w:space="0" w:color="auto"/>
+              <w:left w:val="single" w:sz="4" w:space="0" w:color="auto"/>
+              <w:bottom w:val="single" w:sz="4" w:space="0" w:color="auto"/>
+              <w:right w:val="single" w:sz="4" w:space="0" w:color="auto"/>
+            </w:tcBorders>
+          </w:tcPr>
+          <w:p>
+            <w:pPr>
+              <w:spacing w:after="0" w:line="360" w:lineRule="auto"/>
+              <w:outlineLvl w:val="0"/>
+              <w:rPr>
+                <w:rFonts w:ascii="Times New Roman" w:hAnsi="Times New Roman" w:cs="Times New Roman"/>
+                <w:sz w:val="20"/>
+                <w:szCs w:val="20"/>
+              </w:rPr>
+            </w:pPr>
+            <w:r>
+              <w:rPr>
+                <w:rFonts w:ascii="Times New Roman" w:hAnsi="Times New Roman" w:cs="Times New Roman"/>
+                <w:sz w:val="20"/>
+                <w:szCs w:val="20"/>
+              </w:rPr>
+              <w:t>6/8</w:t>
+            </w:r>
+          </w:p>
+          <w:p>
+            <w:pPr>
+              <w:spacing w:after="0" w:line="360" w:lineRule="auto"/>
+              <w:outlineLvl w:val="0"/>
+              <w:rPr>
+                <w:rFonts w:ascii="Times New Roman" w:hAnsi="Times New Roman" w:cs="Times New Roman"/>
+                <w:sz w:val="20"/>
+                <w:szCs w:val="20"/>
+              </w:rPr>
+            </w:pPr>
+            <w:r>
+              <w:rPr>
+                <w:rFonts w:ascii="Times New Roman" w:hAnsi="Times New Roman" w:cs="Times New Roman"/>
+                <w:sz w:val="20"/>
+                <w:szCs w:val="20"/>
+              </w:rPr>
+              <w:t>3/8</w:t>
+            </w:r>
+          </w:p>
+        </w:tc>
+        <w:tc>
+          <w:tcPr>
+            <w:tcW w:w="5880" w:type="dxa"/>
+            <w:tcBorders>
+              <w:top w:val="single" w:sz="4" w:space="0" w:color="auto"/>
+              <w:left w:val="single" w:sz="4" w:space="0" w:color="auto"/>
+              <w:bottom w:val="single" w:sz="4" w:space="0" w:color="auto"/>
+              <w:right w:val="single" w:sz="4" w:space="0" w:color="auto"/>
+            </w:tcBorders>
+          </w:tcPr>
+          <w:p>
+            <w:pPr>
+              <w:spacing w:after="0" w:line="360" w:lineRule="auto"/>
+              <w:outlineLvl w:val="0"/>
+              <w:rPr>
+                <w:rFonts w:ascii="Times New Roman" w:hAnsi="Times New Roman" w:cs="Times New Roman"/>
+                <w:iCs/>
+                <w:sz w:val="20"/>
+                <w:szCs w:val="20"/>
+              </w:rPr>
+            </w:pPr>
+            <w:r>
+              <w:rPr>
+                <w:rFonts w:ascii="Times New Roman" w:hAnsi="Times New Roman" w:cs="Times New Roman"/>
+                <w:iCs/>
+                <w:sz w:val="20"/>
+                <w:szCs w:val="20"/>
+              </w:rPr>
+              <w:t xml:space="preserve">Crescendogabel, Decrescendogabel </w:t>
+            </w:r>
+            <w:r>
+              <w:rPr>
+                <w:rFonts w:ascii="Times New Roman" w:hAnsi="Times New Roman" w:cs="Times New Roman"/>
+                <w:iCs/>
+                <w:sz w:val="20"/>
+                <w:szCs w:val="20"/>
+              </w:rPr>
+              <w:t>hinzugefügt mit Bleistift.</w:t>
+            </w:r>
+          </w:p>
+        </w:tc>
+      </w:tr>
+      <w:tr>
+        <w:trPr>
+          <w:cantSplit/>
+        </w:trPr>
+        <w:tc>
+          <w:tcPr>
+            <w:tcW w:w="920" w:type="dxa"/>
+            <w:tcBorders>
+              <w:top w:val="single" w:sz="4" w:space="0" w:color="auto"/>
+              <w:left w:val="single" w:sz="4" w:space="0" w:color="auto"/>
+              <w:bottom w:val="single" w:sz="4" w:space="0" w:color="auto"/>
+              <w:right w:val="single" w:sz="4" w:space="0" w:color="auto"/>
+            </w:tcBorders>
+          </w:tcPr>
+          <w:p>
+            <w:pPr>
+              <w:spacing w:after="0" w:line="360" w:lineRule="auto"/>
+              <w:outlineLvl w:val="0"/>
+              <w:rPr>
+                <w:rFonts w:ascii="Times New Roman" w:hAnsi="Times New Roman" w:cs="Times New Roman"/>
+                <w:sz w:val="20"/>
+                <w:szCs w:val="20"/>
+              </w:rPr>
+            </w:pPr>
+            <w:r>
+              <w:rPr>
+                <w:rFonts w:ascii="Times New Roman" w:hAnsi="Times New Roman" w:cs="Times New Roman"/>
+                <w:sz w:val="20"/>
+                <w:szCs w:val="20"/>
+              </w:rPr>
+              <w:t>5</w:t>
+            </w:r>
+          </w:p>
+          <w:p>
+            <w:pPr>
+              <w:spacing w:after="0" w:line="360" w:lineRule="auto"/>
+              <w:outlineLvl w:val="0"/>
+              <w:rPr>
+                <w:rFonts w:ascii="Times New Roman" w:hAnsi="Times New Roman" w:cs="Times New Roman"/>
+                <w:sz w:val="20"/>
+                <w:szCs w:val="20"/>
+              </w:rPr>
+            </w:pPr>
+            <w:r>
+              <w:rPr>
+                <w:rFonts w:ascii="Times New Roman" w:hAnsi="Times New Roman" w:cs="Times New Roman"/>
+                <w:sz w:val="20"/>
+                <w:szCs w:val="20"/>
+              </w:rPr>
+              <w:t>bis 7</w:t>
+            </w:r>
+          </w:p>
+        </w:tc>
+        <w:tc>
+          <w:tcPr>
+            <w:tcW w:w="1134" w:type="dxa"/>
+            <w:tcBorders>
+              <w:top w:val="single" w:sz="4" w:space="0" w:color="auto"/>
+              <w:left w:val="single" w:sz="4" w:space="0" w:color="auto"/>
+              <w:bottom w:val="single" w:sz="4" w:space="0" w:color="auto"/>
+              <w:right w:val="single" w:sz="4" w:space="0" w:color="auto"/>
+            </w:tcBorders>
+          </w:tcPr>
+          <w:p>
+            <w:pPr>
+              <w:spacing w:after="0" w:line="360" w:lineRule="auto"/>
+              <w:outlineLvl w:val="0"/>
+              <w:rPr>
+                <w:rFonts w:ascii="Times New Roman" w:hAnsi="Times New Roman" w:cs="Times New Roman"/>
+                <w:sz w:val="20"/>
+                <w:szCs w:val="20"/>
+              </w:rPr>
+            </w:pPr>
+          </w:p>
+        </w:tc>
+        <w:tc>
+          <w:tcPr>
+            <w:tcW w:w="1278" w:type="dxa"/>
+            <w:tcBorders>
+              <w:top w:val="single" w:sz="4" w:space="0" w:color="auto"/>
+              <w:left w:val="single" w:sz="4" w:space="0" w:color="auto"/>
+              <w:bottom w:val="single" w:sz="4" w:space="0" w:color="auto"/>
+              <w:right w:val="single" w:sz="4" w:space="0" w:color="auto"/>
+            </w:tcBorders>
+          </w:tcPr>
+          <w:p>
+            <w:pPr>
+              <w:spacing w:after="0" w:line="360" w:lineRule="auto"/>
+              <w:outlineLvl w:val="0"/>
+              <w:rPr>
+                <w:rFonts w:ascii="Times New Roman" w:hAnsi="Times New Roman" w:cs="Times New Roman"/>
+                <w:sz w:val="20"/>
+                <w:szCs w:val="20"/>
+              </w:rPr>
+            </w:pPr>
+            <w:r>
+              <w:rPr>
+                <w:rFonts w:ascii="Times New Roman" w:hAnsi="Times New Roman" w:cs="Times New Roman"/>
+                <w:sz w:val="20"/>
+                <w:szCs w:val="20"/>
+              </w:rPr>
+              <w:t>(4/8)</w:t>
+            </w:r>
+          </w:p>
+          <w:p>
+            <w:pPr>
+              <w:spacing w:after="0" w:line="360" w:lineRule="auto"/>
+              <w:outlineLvl w:val="0"/>
+              <w:rPr>
+                <w:rFonts w:ascii="Times New Roman" w:hAnsi="Times New Roman" w:cs="Times New Roman"/>
+                <w:sz w:val="20"/>
+                <w:szCs w:val="20"/>
+              </w:rPr>
+            </w:pPr>
+            <w:r>
+              <w:rPr>
+                <w:rFonts w:ascii="Times New Roman" w:hAnsi="Times New Roman" w:cs="Times New Roman"/>
+                <w:sz w:val="20"/>
+                <w:szCs w:val="20"/>
+              </w:rPr>
+              <w:t>Taktanfang</w:t>
+            </w:r>
+          </w:p>
+        </w:tc>
+        <w:tc>
+          <w:tcPr>
+            <w:tcW w:w="5880" w:type="dxa"/>
+            <w:tcBorders>
+              <w:top w:val="single" w:sz="4" w:space="0" w:color="auto"/>
+              <w:left w:val="single" w:sz="4" w:space="0" w:color="auto"/>
+              <w:bottom w:val="single" w:sz="4" w:space="0" w:color="auto"/>
+              <w:right w:val="single" w:sz="4" w:space="0" w:color="auto"/>
+            </w:tcBorders>
+          </w:tcPr>
+          <w:p>
+            <w:pPr>
+              <w:spacing w:after="0" w:line="360" w:lineRule="auto"/>
+              <w:outlineLvl w:val="0"/>
+              <w:rPr>
+                <w:rFonts w:ascii="Times New Roman" w:hAnsi="Times New Roman" w:cs="Times New Roman"/>
+                <w:iCs/>
+                <w:sz w:val="20"/>
+                <w:szCs w:val="20"/>
+              </w:rPr>
+            </w:pPr>
+            <w:r>
+              <w:rPr>
+                <w:rFonts w:ascii="Times New Roman" w:hAnsi="Times New Roman" w:cs="Times New Roman"/>
+                <w:i/>
+                <w:sz w:val="20"/>
+                <w:szCs w:val="20"/>
+              </w:rPr>
+              <w:t>rit. - - - tempo</w:t>
+            </w:r>
+            <w:r>
+              <w:rPr>
+                <w:rFonts w:ascii="Times New Roman" w:hAnsi="Times New Roman" w:cs="Times New Roman"/>
+                <w:iCs/>
+                <w:sz w:val="20"/>
+                <w:szCs w:val="20"/>
+              </w:rPr>
+              <w:t xml:space="preserve"> </w:t>
+            </w:r>
+            <w:r>
+              <w:rPr>
+                <w:rFonts w:ascii="Times New Roman" w:hAnsi="Times New Roman" w:cs="Times New Roman"/>
+                <w:iCs/>
+                <w:sz w:val="20"/>
+                <w:szCs w:val="20"/>
+              </w:rPr>
+              <w:t>hinzugefügt mit Bleistift.</w:t>
+            </w:r>
+            <w:r>
+              <w:rPr>
+                <w:rFonts w:ascii="Times New Roman" w:hAnsi="Times New Roman" w:cs="Times New Roman"/>
+                <w:iCs/>
+                <w:sz w:val="20"/>
+                <w:szCs w:val="20"/>
+              </w:rPr>
+              <w:t xml:space="preserve"> </w:t>
+            </w:r>
+            <w:r>
+              <w:rPr>
+                <w:rFonts w:ascii="Times New Roman" w:hAnsi="Times New Roman" w:cs="Times New Roman"/>
+                <w:iCs/>
+                <w:sz w:val="20"/>
+                <w:szCs w:val="20"/>
+              </w:rPr>
+              <w:t xml:space="preserve">Zuerst: </w:t>
+            </w:r>
+            <w:r>
+              <w:rPr>
+                <w:rFonts w:ascii="Times New Roman" w:hAnsi="Times New Roman" w:cs="Times New Roman"/>
+                <w:i/>
+                <w:sz w:val="20"/>
+                <w:szCs w:val="20"/>
+              </w:rPr>
+              <w:t>rit.</w:t>
+            </w:r>
+            <w:r>
+              <w:rPr>
+                <w:rFonts w:ascii="Times New Roman" w:hAnsi="Times New Roman" w:cs="Times New Roman"/>
+                <w:iCs/>
+                <w:sz w:val="20"/>
+                <w:szCs w:val="20"/>
+              </w:rPr>
+              <w:t xml:space="preserve"> zu T. 5 (5/8)</w:t>
+            </w:r>
+            <w:r>
+              <w:rPr>
+                <w:rFonts w:ascii="Times New Roman" w:hAnsi="Times New Roman" w:cs="Times New Roman"/>
+                <w:iCs/>
+                <w:sz w:val="20"/>
+                <w:szCs w:val="20"/>
+              </w:rPr>
+              <w:t>.</w:t>
+            </w:r>
+          </w:p>
+        </w:tc>
+      </w:tr>
+      <w:tr>
+        <w:trPr>
+          <w:cantSplit/>
+        </w:trPr>
+        <w:tc>
+          <w:tcPr>
+            <w:tcW w:w="920" w:type="dxa"/>
+            <w:tcBorders>
+              <w:top w:val="single" w:sz="4" w:space="0" w:color="auto"/>
+              <w:left w:val="single" w:sz="4" w:space="0" w:color="auto"/>
+              <w:bottom w:val="single" w:sz="4" w:space="0" w:color="auto"/>
+              <w:right w:val="single" w:sz="4" w:space="0" w:color="auto"/>
+            </w:tcBorders>
+          </w:tcPr>
+          <w:p>
+            <w:pPr>
+              <w:spacing w:after="0" w:line="360" w:lineRule="auto"/>
+              <w:outlineLvl w:val="0"/>
+              <w:rPr>
+                <w:rFonts w:ascii="Times New Roman" w:hAnsi="Times New Roman" w:cs="Times New Roman"/>
+                <w:sz w:val="20"/>
+                <w:szCs w:val="20"/>
+              </w:rPr>
+            </w:pPr>
+          </w:p>
+        </w:tc>
+        <w:tc>
+          <w:tcPr>
+            <w:tcW w:w="1134" w:type="dxa"/>
+            <w:tcBorders>
+              <w:top w:val="single" w:sz="4" w:space="0" w:color="auto"/>
+              <w:left w:val="single" w:sz="4" w:space="0" w:color="auto"/>
+              <w:bottom w:val="single" w:sz="4" w:space="0" w:color="auto"/>
+              <w:right w:val="single" w:sz="4" w:space="0" w:color="auto"/>
+            </w:tcBorders>
+          </w:tcPr>
+          <w:p>
+            <w:pPr>
+              <w:spacing w:after="0" w:line="360" w:lineRule="auto"/>
+              <w:outlineLvl w:val="0"/>
+              <w:rPr>
+                <w:rFonts w:ascii="Times New Roman" w:hAnsi="Times New Roman" w:cs="Times New Roman"/>
+                <w:sz w:val="20"/>
+                <w:szCs w:val="20"/>
+              </w:rPr>
+            </w:pPr>
+          </w:p>
+        </w:tc>
+        <w:tc>
+          <w:tcPr>
+            <w:tcW w:w="1278" w:type="dxa"/>
+            <w:tcBorders>
+              <w:top w:val="single" w:sz="4" w:space="0" w:color="auto"/>
+              <w:left w:val="single" w:sz="4" w:space="0" w:color="auto"/>
+              <w:bottom w:val="single" w:sz="4" w:space="0" w:color="auto"/>
+              <w:right w:val="single" w:sz="4" w:space="0" w:color="auto"/>
+            </w:tcBorders>
+          </w:tcPr>
+          <w:p>
+            <w:pPr>
+              <w:spacing w:after="0" w:line="360" w:lineRule="auto"/>
+              <w:outlineLvl w:val="0"/>
+              <w:rPr>
+                <w:rFonts w:ascii="Times New Roman" w:hAnsi="Times New Roman" w:cs="Times New Roman"/>
+                <w:sz w:val="20"/>
+                <w:szCs w:val="20"/>
+              </w:rPr>
+            </w:pPr>
+          </w:p>
+        </w:tc>
+        <w:tc>
+          <w:tcPr>
+            <w:tcW w:w="5880" w:type="dxa"/>
+            <w:tcBorders>
+              <w:top w:val="single" w:sz="4" w:space="0" w:color="auto"/>
+              <w:left w:val="single" w:sz="4" w:space="0" w:color="auto"/>
+              <w:bottom w:val="single" w:sz="4" w:space="0" w:color="auto"/>
+              <w:right w:val="single" w:sz="4" w:space="0" w:color="auto"/>
+            </w:tcBorders>
+          </w:tcPr>
+          <w:p>
+            <w:pPr>
+              <w:spacing w:after="0" w:line="360" w:lineRule="auto"/>
+              <w:outlineLvl w:val="0"/>
+              <w:rPr>
+                <w:rFonts w:ascii="Times New Roman" w:hAnsi="Times New Roman" w:cs="Times New Roman"/>
+                <w:iCs/>
+                <w:sz w:val="20"/>
+                <w:szCs w:val="20"/>
+              </w:rPr>
+            </w:pPr>
+          </w:p>
+        </w:tc>
+      </w:tr>
+      <w:tr>
+        <w:trPr>
+          <w:cantSplit/>
+        </w:trPr>
+        <w:tc>
+          <w:tcPr>
+            <w:tcW w:w="920" w:type="dxa"/>
+            <w:tcBorders>
+              <w:top w:val="single" w:sz="4" w:space="0" w:color="auto"/>
+              <w:left w:val="single" w:sz="4" w:space="0" w:color="auto"/>
+              <w:bottom w:val="single" w:sz="4" w:space="0" w:color="auto"/>
+              <w:right w:val="single" w:sz="4" w:space="0" w:color="auto"/>
+            </w:tcBorders>
+          </w:tcPr>
+          <w:p>
+            <w:pPr>
+              <w:spacing w:after="0" w:line="360" w:lineRule="auto"/>
+              <w:outlineLvl w:val="0"/>
+              <w:rPr>
+                <w:rFonts w:ascii="Times New Roman" w:hAnsi="Times New Roman" w:cs="Times New Roman"/>
+                <w:sz w:val="20"/>
+                <w:szCs w:val="20"/>
+              </w:rPr>
+            </w:pPr>
+            <w:r>
+              <w:rPr>
+                <w:rFonts w:ascii="Times New Roman" w:hAnsi="Times New Roman" w:cs="Times New Roman"/>
+                <w:sz w:val="20"/>
+                <w:szCs w:val="20"/>
+              </w:rPr>
+              <w:t>6</w:t>
+            </w:r>
+          </w:p>
+        </w:tc>
+        <w:tc>
+          <w:tcPr>
+            <w:tcW w:w="1134" w:type="dxa"/>
+            <w:tcBorders>
+              <w:top w:val="single" w:sz="4" w:space="0" w:color="auto"/>
+              <w:left w:val="single" w:sz="4" w:space="0" w:color="auto"/>
+              <w:bottom w:val="single" w:sz="4" w:space="0" w:color="auto"/>
+              <w:right w:val="single" w:sz="4" w:space="0" w:color="auto"/>
+            </w:tcBorders>
+          </w:tcPr>
+          <w:p>
+            <w:pPr>
+              <w:spacing w:after="0" w:line="360" w:lineRule="auto"/>
+              <w:outlineLvl w:val="0"/>
+              <w:rPr>
+                <w:rFonts w:ascii="Times New Roman" w:hAnsi="Times New Roman" w:cs="Times New Roman"/>
+                <w:sz w:val="20"/>
+                <w:szCs w:val="20"/>
+              </w:rPr>
+            </w:pPr>
+            <w:r>
+              <w:rPr>
+                <w:rFonts w:ascii="Times New Roman" w:hAnsi="Times New Roman" w:cs="Times New Roman"/>
+                <w:sz w:val="20"/>
+                <w:szCs w:val="20"/>
+              </w:rPr>
+              <w:t xml:space="preserve">Vc. </w:t>
+            </w:r>
+          </w:p>
+        </w:tc>
+        <w:tc>
+          <w:tcPr>
+            <w:tcW w:w="1278" w:type="dxa"/>
+            <w:tcBorders>
+              <w:top w:val="single" w:sz="4" w:space="0" w:color="auto"/>
+              <w:left w:val="single" w:sz="4" w:space="0" w:color="auto"/>
+              <w:bottom w:val="single" w:sz="4" w:space="0" w:color="auto"/>
+              <w:right w:val="single" w:sz="4" w:space="0" w:color="auto"/>
+            </w:tcBorders>
+          </w:tcPr>
+          <w:p>
+            <w:pPr>
+              <w:spacing w:after="0" w:line="360" w:lineRule="auto"/>
+              <w:outlineLvl w:val="0"/>
+              <w:rPr>
+                <w:rFonts w:ascii="Times New Roman" w:hAnsi="Times New Roman" w:cs="Times New Roman"/>
+                <w:sz w:val="20"/>
+                <w:szCs w:val="20"/>
+              </w:rPr>
+            </w:pPr>
+            <w:r>
+              <w:rPr>
+                <w:rFonts w:ascii="Times New Roman" w:hAnsi="Times New Roman" w:cs="Times New Roman"/>
+                <w:sz w:val="20"/>
+                <w:szCs w:val="20"/>
+              </w:rPr>
+              <w:t>3/4</w:t>
+            </w:r>
+          </w:p>
+        </w:tc>
+        <w:tc>
+          <w:tcPr>
+            <w:tcW w:w="5880" w:type="dxa"/>
+            <w:tcBorders>
+              <w:top w:val="single" w:sz="4" w:space="0" w:color="auto"/>
+              <w:left w:val="single" w:sz="4" w:space="0" w:color="auto"/>
+              <w:bottom w:val="single" w:sz="4" w:space="0" w:color="auto"/>
+              <w:right w:val="single" w:sz="4" w:space="0" w:color="auto"/>
+            </w:tcBorders>
+          </w:tcPr>
+          <w:p>
+            <w:pPr>
+              <w:spacing w:after="0" w:line="360" w:lineRule="auto"/>
+              <w:outlineLvl w:val="0"/>
+              <w:rPr>
+                <w:rFonts w:ascii="Times New Roman" w:hAnsi="Times New Roman" w:cs="Times New Roman"/>
+                <w:iCs/>
+                <w:sz w:val="20"/>
+                <w:szCs w:val="20"/>
+              </w:rPr>
+            </w:pPr>
+            <w:r>
+              <w:rPr>
+                <w:rFonts w:ascii="Times New Roman" w:hAnsi="Times New Roman" w:cs="Times New Roman"/>
+                <w:iCs/>
+                <w:sz w:val="20"/>
+                <w:szCs w:val="20"/>
+              </w:rPr>
+              <w:t>Viertelpause hinzugefügt mit rotem Buntstift.</w:t>
+            </w:r>
+          </w:p>
+        </w:tc>
+      </w:tr>
+      <w:tr>
+        <w:trPr>
+          <w:cantSplit/>
+        </w:trPr>
+        <w:tc>
+          <w:tcPr>
+            <w:tcW w:w="920" w:type="dxa"/>
+            <w:tcBorders>
+              <w:top w:val="single" w:sz="4" w:space="0" w:color="auto"/>
+              <w:left w:val="single" w:sz="4" w:space="0" w:color="auto"/>
+              <w:bottom w:val="single" w:sz="4" w:space="0" w:color="auto"/>
+              <w:right w:val="single" w:sz="4" w:space="0" w:color="auto"/>
+            </w:tcBorders>
+          </w:tcPr>
+          <w:p>
+            <w:pPr>
+              <w:spacing w:after="0" w:line="360" w:lineRule="auto"/>
+              <w:outlineLvl w:val="0"/>
+              <w:rPr>
+                <w:rFonts w:ascii="Times New Roman" w:hAnsi="Times New Roman" w:cs="Times New Roman"/>
+                <w:sz w:val="20"/>
+                <w:szCs w:val="20"/>
+              </w:rPr>
+            </w:pPr>
+            <w:r>
+              <w:rPr>
+                <w:rFonts w:ascii="Times New Roman" w:hAnsi="Times New Roman" w:cs="Times New Roman"/>
+                <w:sz w:val="20"/>
+                <w:szCs w:val="20"/>
+              </w:rPr>
+              <w:t>###</w:t>
+            </w:r>
+          </w:p>
+        </w:tc>
+        <w:tc>
+          <w:tcPr>
+            <w:tcW w:w="1134" w:type="dxa"/>
+            <w:tcBorders>
+              <w:top w:val="single" w:sz="4" w:space="0" w:color="auto"/>
+              <w:left w:val="single" w:sz="4" w:space="0" w:color="auto"/>
+              <w:bottom w:val="single" w:sz="4" w:space="0" w:color="auto"/>
+              <w:right w:val="single" w:sz="4" w:space="0" w:color="auto"/>
+            </w:tcBorders>
+          </w:tcPr>
+          <w:p>
+            <w:pPr>
+              <w:spacing w:after="0" w:line="360" w:lineRule="auto"/>
+              <w:outlineLvl w:val="0"/>
+              <w:rPr>
+                <w:rFonts w:ascii="Times New Roman" w:hAnsi="Times New Roman" w:cs="Times New Roman"/>
+                <w:sz w:val="20"/>
+                <w:szCs w:val="20"/>
+              </w:rPr>
+            </w:pPr>
+          </w:p>
+        </w:tc>
+        <w:tc>
+          <w:tcPr>
+            <w:tcW w:w="1278" w:type="dxa"/>
+            <w:tcBorders>
+              <w:top w:val="single" w:sz="4" w:space="0" w:color="auto"/>
+              <w:left w:val="single" w:sz="4" w:space="0" w:color="auto"/>
+              <w:bottom w:val="single" w:sz="4" w:space="0" w:color="auto"/>
+              <w:right w:val="single" w:sz="4" w:space="0" w:color="auto"/>
+            </w:tcBorders>
+          </w:tcPr>
+          <w:p>
+            <w:pPr>
+              <w:spacing w:after="0" w:line="360" w:lineRule="auto"/>
+              <w:outlineLvl w:val="0"/>
+              <w:rPr>
+                <w:rFonts w:ascii="Times New Roman" w:hAnsi="Times New Roman" w:cs="Times New Roman"/>
+                <w:sz w:val="20"/>
+                <w:szCs w:val="20"/>
+              </w:rPr>
+            </w:pPr>
+          </w:p>
+        </w:tc>
+        <w:tc>
+          <w:tcPr>
+            <w:tcW w:w="5880" w:type="dxa"/>
+            <w:tcBorders>
+              <w:top w:val="single" w:sz="4" w:space="0" w:color="auto"/>
+              <w:left w:val="single" w:sz="4" w:space="0" w:color="auto"/>
+              <w:bottom w:val="single" w:sz="4" w:space="0" w:color="auto"/>
+              <w:right w:val="single" w:sz="4" w:space="0" w:color="auto"/>
+            </w:tcBorders>
+          </w:tcPr>
+          <w:p>
+            <w:pPr>
+              <w:spacing w:after="0" w:line="360" w:lineRule="auto"/>
+              <w:outlineLvl w:val="0"/>
+              <w:rPr>
+                <w:rFonts w:ascii="Times New Roman" w:hAnsi="Times New Roman" w:cs="Times New Roman"/>
+                <w:iCs/>
+                <w:sz w:val="20"/>
+                <w:szCs w:val="20"/>
+              </w:rPr>
+            </w:pPr>
+          </w:p>
+        </w:tc>
+      </w:tr>
+      <w:tr>
+        <w:trPr>
+          <w:cantSplit/>
+        </w:trPr>
+        <w:tc>
+          <w:tcPr>
+            <w:tcW w:w="920" w:type="dxa"/>
+            <w:tcBorders>
+              <w:top w:val="single" w:sz="4" w:space="0" w:color="auto"/>
+              <w:left w:val="single" w:sz="4" w:space="0" w:color="auto"/>
+              <w:bottom w:val="single" w:sz="4" w:space="0" w:color="auto"/>
+              <w:right w:val="single" w:sz="4" w:space="0" w:color="auto"/>
+            </w:tcBorders>
+          </w:tcPr>
+          <w:p>
+            <w:pPr>
+              <w:spacing w:after="0" w:line="360" w:lineRule="auto"/>
+              <w:outlineLvl w:val="0"/>
+              <w:rPr>
+                <w:rFonts w:ascii="Times New Roman" w:hAnsi="Times New Roman" w:cs="Times New Roman"/>
+                <w:sz w:val="20"/>
+                <w:szCs w:val="20"/>
+              </w:rPr>
+            </w:pPr>
+            <w:r>
+              <w:rPr>
+                <w:rFonts w:ascii="Times New Roman" w:hAnsi="Times New Roman" w:cs="Times New Roman"/>
+                <w:sz w:val="20"/>
+                <w:szCs w:val="20"/>
+              </w:rPr>
+              <w:t>8</w:t>
+            </w:r>
+          </w:p>
+        </w:tc>
+        <w:tc>
+          <w:tcPr>
+            <w:tcW w:w="1134" w:type="dxa"/>
+            <w:tcBorders>
+              <w:top w:val="single" w:sz="4" w:space="0" w:color="auto"/>
+              <w:left w:val="single" w:sz="4" w:space="0" w:color="auto"/>
+              <w:bottom w:val="single" w:sz="4" w:space="0" w:color="auto"/>
+              <w:right w:val="single" w:sz="4" w:space="0" w:color="auto"/>
+            </w:tcBorders>
+          </w:tcPr>
+          <w:p>
+            <w:pPr>
+              <w:spacing w:after="0" w:line="360" w:lineRule="auto"/>
+              <w:outlineLvl w:val="0"/>
+              <w:rPr>
+                <w:rFonts w:ascii="Times New Roman" w:hAnsi="Times New Roman" w:cs="Times New Roman"/>
+                <w:sz w:val="20"/>
+                <w:szCs w:val="20"/>
+              </w:rPr>
+            </w:pPr>
+            <w:r>
+              <w:rPr>
+                <w:rFonts w:ascii="Times New Roman" w:hAnsi="Times New Roman" w:cs="Times New Roman"/>
+                <w:sz w:val="20"/>
+                <w:szCs w:val="20"/>
+              </w:rPr>
+              <w:t>I. Gg.</w:t>
+            </w:r>
+          </w:p>
+        </w:tc>
+        <w:tc>
+          <w:tcPr>
+            <w:tcW w:w="1278" w:type="dxa"/>
+            <w:tcBorders>
+              <w:top w:val="single" w:sz="4" w:space="0" w:color="auto"/>
+              <w:left w:val="single" w:sz="4" w:space="0" w:color="auto"/>
+              <w:bottom w:val="single" w:sz="4" w:space="0" w:color="auto"/>
+              <w:right w:val="single" w:sz="4" w:space="0" w:color="auto"/>
+            </w:tcBorders>
+          </w:tcPr>
+          <w:p>
+            <w:pPr>
+              <w:spacing w:after="0" w:line="360" w:lineRule="auto"/>
+              <w:outlineLvl w:val="0"/>
+              <w:rPr>
+                <w:rFonts w:ascii="Times New Roman" w:hAnsi="Times New Roman" w:cs="Times New Roman"/>
+                <w:sz w:val="20"/>
+                <w:szCs w:val="20"/>
+              </w:rPr>
+            </w:pPr>
+            <w:r>
+              <w:rPr>
+                <w:rFonts w:ascii="Times New Roman" w:hAnsi="Times New Roman" w:cs="Times New Roman"/>
+                <w:sz w:val="20"/>
+                <w:szCs w:val="20"/>
+              </w:rPr>
+              <w:t>4/8</w:t>
+            </w:r>
+          </w:p>
+        </w:tc>
+        <w:tc>
+          <w:tcPr>
+            <w:tcW w:w="5880" w:type="dxa"/>
+            <w:tcBorders>
+              <w:top w:val="single" w:sz="4" w:space="0" w:color="auto"/>
+              <w:left w:val="single" w:sz="4" w:space="0" w:color="auto"/>
+              <w:bottom w:val="single" w:sz="4" w:space="0" w:color="auto"/>
+              <w:right w:val="single" w:sz="4" w:space="0" w:color="auto"/>
+            </w:tcBorders>
+          </w:tcPr>
+          <w:p>
+            <w:pPr>
+              <w:spacing w:after="0" w:line="360" w:lineRule="auto"/>
+              <w:outlineLvl w:val="0"/>
+              <w:rPr>
+                <w:rFonts w:ascii="Times New Roman" w:hAnsi="Times New Roman" w:cs="Times New Roman"/>
+                <w:iCs/>
+                <w:sz w:val="20"/>
+                <w:szCs w:val="20"/>
+              </w:rPr>
+            </w:pPr>
+            <w:r>
+              <w:rPr>
+                <w:rFonts w:ascii="Times New Roman" w:hAnsi="Times New Roman" w:cs="Times New Roman"/>
+                <w:iCs/>
+                <w:sz w:val="20"/>
+                <w:szCs w:val="20"/>
+              </w:rPr>
+              <w:t xml:space="preserve">[a] </w:t>
+            </w:r>
+            <w:r>
+              <w:rPr>
+                <w:rFonts w:ascii="Times New Roman" w:hAnsi="Times New Roman" w:cs="Times New Roman"/>
+                <w:iCs/>
+                <w:sz w:val="20"/>
+                <w:szCs w:val="20"/>
+              </w:rPr>
+              <w:t>hinzugefügt mit Bleistift.</w:t>
+            </w:r>
+          </w:p>
+        </w:tc>
+      </w:tr>
+      <w:tr>
+        <w:trPr>
+          <w:cantSplit/>
+        </w:trPr>
+        <w:tc>
+          <w:tcPr>
+            <w:tcW w:w="920" w:type="dxa"/>
+            <w:tcBorders>
+              <w:top w:val="single" w:sz="4" w:space="0" w:color="auto"/>
+              <w:left w:val="single" w:sz="4" w:space="0" w:color="auto"/>
+              <w:bottom w:val="single" w:sz="4" w:space="0" w:color="auto"/>
+              <w:right w:val="single" w:sz="4" w:space="0" w:color="auto"/>
+            </w:tcBorders>
+          </w:tcPr>
+          <w:p>
+            <w:pPr>
+              <w:spacing w:after="0" w:line="360" w:lineRule="auto"/>
+              <w:outlineLvl w:val="0"/>
+              <w:rPr>
+                <w:rFonts w:ascii="Times New Roman" w:hAnsi="Times New Roman" w:cs="Times New Roman"/>
+                <w:sz w:val="20"/>
+                <w:szCs w:val="20"/>
+              </w:rPr>
+            </w:pPr>
+          </w:p>
+        </w:tc>
+        <w:tc>
+          <w:tcPr>
+            <w:tcW w:w="1134" w:type="dxa"/>
+            <w:tcBorders>
+              <w:top w:val="single" w:sz="4" w:space="0" w:color="auto"/>
+              <w:left w:val="single" w:sz="4" w:space="0" w:color="auto"/>
+              <w:bottom w:val="single" w:sz="4" w:space="0" w:color="auto"/>
+              <w:right w:val="single" w:sz="4" w:space="0" w:color="auto"/>
+            </w:tcBorders>
+          </w:tcPr>
+          <w:p>
+            <w:pPr>
+              <w:spacing w:after="0" w:line="360" w:lineRule="auto"/>
+              <w:outlineLvl w:val="0"/>
+              <w:rPr>
+                <w:rFonts w:ascii="Times New Roman" w:hAnsi="Times New Roman" w:cs="Times New Roman"/>
+                <w:sz w:val="20"/>
+                <w:szCs w:val="20"/>
+              </w:rPr>
+            </w:pPr>
+          </w:p>
+        </w:tc>
+        <w:tc>
+          <w:tcPr>
+            <w:tcW w:w="1278" w:type="dxa"/>
+            <w:tcBorders>
+              <w:top w:val="single" w:sz="4" w:space="0" w:color="auto"/>
+              <w:left w:val="single" w:sz="4" w:space="0" w:color="auto"/>
+              <w:bottom w:val="single" w:sz="4" w:space="0" w:color="auto"/>
+              <w:right w:val="single" w:sz="4" w:space="0" w:color="auto"/>
+            </w:tcBorders>
+          </w:tcPr>
+          <w:p>
+            <w:pPr>
+              <w:spacing w:after="0" w:line="360" w:lineRule="auto"/>
+              <w:outlineLvl w:val="0"/>
+              <w:rPr>
+                <w:rFonts w:ascii="Times New Roman" w:hAnsi="Times New Roman" w:cs="Times New Roman"/>
+                <w:sz w:val="20"/>
+                <w:szCs w:val="20"/>
+              </w:rPr>
+            </w:pPr>
+          </w:p>
+        </w:tc>
+        <w:tc>
+          <w:tcPr>
+            <w:tcW w:w="5880" w:type="dxa"/>
+            <w:tcBorders>
+              <w:top w:val="single" w:sz="4" w:space="0" w:color="auto"/>
+              <w:left w:val="single" w:sz="4" w:space="0" w:color="auto"/>
+              <w:bottom w:val="single" w:sz="4" w:space="0" w:color="auto"/>
+              <w:right w:val="single" w:sz="4" w:space="0" w:color="auto"/>
+            </w:tcBorders>
+          </w:tcPr>
+          <w:p>
+            <w:pPr>
+              <w:spacing w:after="0" w:line="360" w:lineRule="auto"/>
+              <w:outlineLvl w:val="0"/>
+              <w:rPr>
+                <w:rFonts w:ascii="Times New Roman" w:hAnsi="Times New Roman" w:cs="Times New Roman"/>
+                <w:iCs/>
+                <w:sz w:val="20"/>
+                <w:szCs w:val="20"/>
+              </w:rPr>
+            </w:pPr>
+          </w:p>
+        </w:tc>
+      </w:tr>
+      <w:tr>
+        <w:trPr>
+          <w:cantSplit/>
+        </w:trPr>
+        <w:tc>
+          <w:tcPr>
+            <w:tcW w:w="920" w:type="dxa"/>
+            <w:tcBorders>
+              <w:top w:val="single" w:sz="4" w:space="0" w:color="auto"/>
+              <w:left w:val="single" w:sz="4" w:space="0" w:color="auto"/>
+              <w:bottom w:val="single" w:sz="4" w:space="0" w:color="auto"/>
+              <w:right w:val="single" w:sz="4" w:space="0" w:color="auto"/>
+            </w:tcBorders>
+          </w:tcPr>
+          <w:p>
+            <w:pPr>
+              <w:spacing w:after="0" w:line="360" w:lineRule="auto"/>
+              <w:outlineLvl w:val="0"/>
+              <w:rPr>
+                <w:rFonts w:ascii="Times New Roman" w:hAnsi="Times New Roman" w:cs="Times New Roman"/>
+                <w:sz w:val="20"/>
+                <w:szCs w:val="20"/>
+              </w:rPr>
+            </w:pPr>
           </w:p>
         </w:tc>
         <w:tc>
@@ -33315,7 +38324,6 @@
   <w:style w:type="character" w:default="1" w:styleId="Absatz-Standardschriftart">
     <w:name w:val="Default Paragraph Font"/>
     <w:uiPriority w:val="1"/>
-    <w:semiHidden/>
     <w:unhideWhenUsed/>
   </w:style>
   <w:style w:type="table" w:default="1" w:styleId="NormaleTabelle">
